--- a/docs/CV_RSen_mostRecent.docx
+++ b/docs/CV_RSen_mostRecent.docx
@@ -425,14 +425,14 @@
               <w:ind w:left="-286" w:firstLine="0"/>
               <w:jc w:val="center"/>
               <w:rPr>
-                <w:sz w:val="30"/>
-                <w:szCs w:val="30"/>
-              </w:rPr>
-            </w:pPr>
-            <w:r>
-              <w:rPr>
-                <w:sz w:val="30"/>
-                <w:szCs w:val="30"/>
+                <w:sz w:val="28"/>
+                <w:szCs w:val="28"/>
+              </w:rPr>
+            </w:pPr>
+            <w:r>
+              <w:rPr>
+                <w:sz w:val="28"/>
+                <w:szCs w:val="28"/>
               </w:rPr>
               <w:t>EDUCATION</w:t>
             </w:r>
@@ -476,13 +476,13 @@
                 <w:szCs w:val="23"/>
               </w:rPr>
               <w:drawing>
-                <wp:anchor distT="0" distB="0" distL="114300" distR="114300" simplePos="0" relativeHeight="251564032" behindDoc="0" locked="0" layoutInCell="1" allowOverlap="1" wp14:anchorId="64722DF6" wp14:editId="0B5A1AC6">
+                <wp:anchor distT="0" distB="0" distL="114300" distR="114300" simplePos="0" relativeHeight="251564032" behindDoc="0" locked="0" layoutInCell="1" allowOverlap="1" wp14:anchorId="64722DF6" wp14:editId="15993008">
                   <wp:simplePos x="0" y="0"/>
                   <wp:positionH relativeFrom="column">
-                    <wp:posOffset>1588135</wp:posOffset>
+                    <wp:posOffset>1594231</wp:posOffset>
                   </wp:positionH>
                   <wp:positionV relativeFrom="paragraph">
-                    <wp:posOffset>38590</wp:posOffset>
+                    <wp:posOffset>38100</wp:posOffset>
                   </wp:positionV>
                   <wp:extent cx="100330" cy="99695"/>
                   <wp:effectExtent l="0" t="0" r="1270" b="1905"/>
@@ -555,28 +555,6 @@
               <w:rPr>
                 <w:b/>
                 <w:bCs/>
-                <w:color w:val="00786B"/>
-                <w:sz w:val="23"/>
-                <w:szCs w:val="23"/>
-              </w:rPr>
-              <w:t xml:space="preserve"> </w:t>
-            </w:r>
-            <w:r>
-              <w:rPr>
-                <w:b/>
-                <w:bCs/>
-                <w:i/>
-                <w:iCs/>
-                <w:color w:val="000000" w:themeColor="text1"/>
-                <w:sz w:val="23"/>
-                <w:szCs w:val="23"/>
-              </w:rPr>
-              <w:t>(Highest Grade)</w:t>
-            </w:r>
-            <w:r>
-              <w:rPr>
-                <w:b/>
-                <w:bCs/>
                 <w:i/>
                 <w:iCs/>
                 <w:color w:val="00786B"/>
@@ -837,13 +815,13 @@
                 <w:szCs w:val="23"/>
               </w:rPr>
               <w:drawing>
-                <wp:anchor distT="0" distB="0" distL="114300" distR="114300" simplePos="0" relativeHeight="251565056" behindDoc="0" locked="0" layoutInCell="1" allowOverlap="1" wp14:anchorId="1AC1E0B2" wp14:editId="1AD5BA13">
+                <wp:anchor distT="0" distB="0" distL="114300" distR="114300" simplePos="0" relativeHeight="251565056" behindDoc="0" locked="0" layoutInCell="1" allowOverlap="1" wp14:anchorId="1AC1E0B2" wp14:editId="1A49F8AA">
                   <wp:simplePos x="0" y="0"/>
                   <wp:positionH relativeFrom="column">
-                    <wp:posOffset>1588135</wp:posOffset>
+                    <wp:posOffset>1594231</wp:posOffset>
                   </wp:positionH>
                   <wp:positionV relativeFrom="paragraph">
-                    <wp:posOffset>37955</wp:posOffset>
+                    <wp:posOffset>37465</wp:posOffset>
                   </wp:positionV>
                   <wp:extent cx="100330" cy="99695"/>
                   <wp:effectExtent l="0" t="0" r="1270" b="1905"/>
@@ -1153,10 +1131,10 @@
                 <w:szCs w:val="23"/>
               </w:rPr>
               <w:drawing>
-                <wp:anchor distT="0" distB="0" distL="114300" distR="114300" simplePos="0" relativeHeight="251566080" behindDoc="0" locked="0" layoutInCell="1" allowOverlap="1" wp14:anchorId="1450213A" wp14:editId="61177BFE">
+                <wp:anchor distT="0" distB="0" distL="114300" distR="114300" simplePos="0" relativeHeight="251566080" behindDoc="0" locked="0" layoutInCell="1" allowOverlap="1" wp14:anchorId="1450213A" wp14:editId="3F991A2A">
                   <wp:simplePos x="0" y="0"/>
                   <wp:positionH relativeFrom="column">
-                    <wp:posOffset>1588135</wp:posOffset>
+                    <wp:posOffset>1594231</wp:posOffset>
                   </wp:positionH>
                   <wp:positionV relativeFrom="paragraph">
                     <wp:posOffset>33655</wp:posOffset>
@@ -1438,14 +1416,14 @@
               <w:ind w:left="0" w:firstLine="0"/>
               <w:jc w:val="center"/>
               <w:rPr>
-                <w:sz w:val="30"/>
-                <w:szCs w:val="30"/>
-              </w:rPr>
-            </w:pPr>
-            <w:r>
-              <w:rPr>
-                <w:sz w:val="30"/>
-                <w:szCs w:val="30"/>
+                <w:sz w:val="28"/>
+                <w:szCs w:val="28"/>
+              </w:rPr>
+            </w:pPr>
+            <w:r>
+              <w:rPr>
+                <w:sz w:val="28"/>
+                <w:szCs w:val="28"/>
               </w:rPr>
               <w:t>PROFESSIONAL</w:t>
             </w:r>
@@ -1462,8 +1440,8 @@
             </w:pPr>
             <w:r>
               <w:rPr>
-                <w:sz w:val="30"/>
-                <w:szCs w:val="30"/>
+                <w:sz w:val="28"/>
+                <w:szCs w:val="28"/>
               </w:rPr>
               <w:t>EXPERIENCE</w:t>
             </w:r>
@@ -1507,13 +1485,13 @@
                 <w:szCs w:val="23"/>
               </w:rPr>
               <w:drawing>
-                <wp:anchor distT="0" distB="0" distL="114300" distR="114300" simplePos="0" relativeHeight="251799552" behindDoc="0" locked="0" layoutInCell="1" allowOverlap="1" wp14:anchorId="664FA240" wp14:editId="18105A87">
+                <wp:anchor distT="0" distB="0" distL="114300" distR="114300" simplePos="0" relativeHeight="251799552" behindDoc="0" locked="0" layoutInCell="1" allowOverlap="1" wp14:anchorId="664FA240" wp14:editId="391A7150">
                   <wp:simplePos x="0" y="0"/>
                   <wp:positionH relativeFrom="column">
-                    <wp:posOffset>1588135</wp:posOffset>
+                    <wp:posOffset>1594231</wp:posOffset>
                   </wp:positionH>
                   <wp:positionV relativeFrom="paragraph">
-                    <wp:posOffset>36050</wp:posOffset>
+                    <wp:posOffset>35560</wp:posOffset>
                   </wp:positionV>
                   <wp:extent cx="100330" cy="99695"/>
                   <wp:effectExtent l="0" t="0" r="1270" b="1905"/>
@@ -1749,13 +1727,13 @@
                 <w:szCs w:val="23"/>
               </w:rPr>
               <w:drawing>
-                <wp:anchor distT="0" distB="0" distL="114300" distR="114300" simplePos="0" relativeHeight="251567104" behindDoc="0" locked="0" layoutInCell="1" allowOverlap="1" wp14:anchorId="5CFCBBE1" wp14:editId="66C08333">
+                <wp:anchor distT="0" distB="0" distL="114300" distR="114300" simplePos="0" relativeHeight="251567104" behindDoc="0" locked="0" layoutInCell="1" allowOverlap="1" wp14:anchorId="5CFCBBE1" wp14:editId="38D1B344">
                   <wp:simplePos x="0" y="0"/>
                   <wp:positionH relativeFrom="column">
-                    <wp:posOffset>1588135</wp:posOffset>
+                    <wp:posOffset>1594231</wp:posOffset>
                   </wp:positionH>
                   <wp:positionV relativeFrom="paragraph">
-                    <wp:posOffset>36050</wp:posOffset>
+                    <wp:posOffset>35560</wp:posOffset>
                   </wp:positionV>
                   <wp:extent cx="100330" cy="99695"/>
                   <wp:effectExtent l="0" t="0" r="1270" b="1905"/>
@@ -2040,10 +2018,10 @@
                 <w:szCs w:val="23"/>
               </w:rPr>
               <w:drawing>
-                <wp:anchor distT="0" distB="0" distL="114300" distR="114300" simplePos="0" relativeHeight="251797504" behindDoc="0" locked="0" layoutInCell="1" allowOverlap="1" wp14:anchorId="1F2159A5" wp14:editId="5D78D11A">
+                <wp:anchor distT="0" distB="0" distL="114300" distR="114300" simplePos="0" relativeHeight="251797504" behindDoc="0" locked="0" layoutInCell="1" allowOverlap="1" wp14:anchorId="1F2159A5" wp14:editId="6C4D640A">
                   <wp:simplePos x="0" y="0"/>
                   <wp:positionH relativeFrom="column">
-                    <wp:posOffset>1588135</wp:posOffset>
+                    <wp:posOffset>1594231</wp:posOffset>
                   </wp:positionH>
                   <wp:positionV relativeFrom="paragraph">
                     <wp:posOffset>41275</wp:posOffset>
@@ -2635,10 +2613,10 @@
                 <w:szCs w:val="23"/>
               </w:rPr>
               <w:drawing>
-                <wp:anchor distT="0" distB="0" distL="114300" distR="114300" simplePos="0" relativeHeight="251569152" behindDoc="0" locked="0" layoutInCell="1" allowOverlap="1" wp14:anchorId="19CE5598" wp14:editId="1BB65C70">
+                <wp:anchor distT="0" distB="0" distL="114300" distR="114300" simplePos="0" relativeHeight="251569152" behindDoc="0" locked="0" layoutInCell="1" allowOverlap="1" wp14:anchorId="19CE5598" wp14:editId="5703FB14">
                   <wp:simplePos x="0" y="0"/>
                   <wp:positionH relativeFrom="column">
-                    <wp:posOffset>1588135</wp:posOffset>
+                    <wp:posOffset>1594231</wp:posOffset>
                   </wp:positionH>
                   <wp:positionV relativeFrom="paragraph">
                     <wp:posOffset>38735</wp:posOffset>
@@ -2980,14 +2958,14 @@
               <w:ind w:left="0" w:firstLine="0"/>
               <w:jc w:val="center"/>
               <w:rPr>
-                <w:sz w:val="22"/>
-                <w:szCs w:val="22"/>
-              </w:rPr>
-            </w:pPr>
-            <w:r>
-              <w:rPr>
-                <w:sz w:val="30"/>
-                <w:szCs w:val="30"/>
+                <w:sz w:val="28"/>
+                <w:szCs w:val="28"/>
+              </w:rPr>
+            </w:pPr>
+            <w:r>
+              <w:rPr>
+                <w:sz w:val="28"/>
+                <w:szCs w:val="28"/>
               </w:rPr>
               <w:t>HONORS</w:t>
             </w:r>
@@ -3076,10 +3054,10 @@
                 <w:szCs w:val="23"/>
               </w:rPr>
               <w:drawing>
-                <wp:anchor distT="0" distB="0" distL="114300" distR="114300" simplePos="0" relativeHeight="251844608" behindDoc="0" locked="0" layoutInCell="1" allowOverlap="1" wp14:anchorId="74ACB225" wp14:editId="203B2E61">
+                <wp:anchor distT="0" distB="0" distL="114300" distR="114300" simplePos="0" relativeHeight="251844608" behindDoc="0" locked="0" layoutInCell="1" allowOverlap="1" wp14:anchorId="74ACB225" wp14:editId="53418D68">
                   <wp:simplePos x="0" y="0"/>
                   <wp:positionH relativeFrom="column">
-                    <wp:posOffset>1588135</wp:posOffset>
+                    <wp:posOffset>1594231</wp:posOffset>
                   </wp:positionH>
                   <wp:positionV relativeFrom="paragraph">
                     <wp:posOffset>38735</wp:posOffset>
@@ -3374,10 +3352,10 @@
                 <w:szCs w:val="23"/>
               </w:rPr>
               <w:drawing>
-                <wp:anchor distT="0" distB="0" distL="114300" distR="114300" simplePos="0" relativeHeight="251570176" behindDoc="0" locked="0" layoutInCell="1" allowOverlap="1" wp14:anchorId="3E04F012" wp14:editId="5E7AA749">
+                <wp:anchor distT="0" distB="0" distL="114300" distR="114300" simplePos="0" relativeHeight="251570176" behindDoc="0" locked="0" layoutInCell="1" allowOverlap="1" wp14:anchorId="3E04F012" wp14:editId="7613F54E">
                   <wp:simplePos x="0" y="0"/>
                   <wp:positionH relativeFrom="column">
-                    <wp:posOffset>1588135</wp:posOffset>
+                    <wp:posOffset>1594231</wp:posOffset>
                   </wp:positionH>
                   <wp:positionV relativeFrom="paragraph">
                     <wp:posOffset>38735</wp:posOffset>
@@ -3615,13 +3593,13 @@
                 <w:szCs w:val="23"/>
               </w:rPr>
               <w:drawing>
-                <wp:anchor distT="0" distB="0" distL="114300" distR="114300" simplePos="0" relativeHeight="251571200" behindDoc="0" locked="0" layoutInCell="1" allowOverlap="1" wp14:anchorId="22707B5B" wp14:editId="503911BF">
+                <wp:anchor distT="0" distB="0" distL="114300" distR="114300" simplePos="0" relativeHeight="251571200" behindDoc="0" locked="0" layoutInCell="1" allowOverlap="1" wp14:anchorId="22707B5B" wp14:editId="59E9DA35">
                   <wp:simplePos x="0" y="0"/>
                   <wp:positionH relativeFrom="column">
-                    <wp:posOffset>1588135</wp:posOffset>
+                    <wp:posOffset>1594231</wp:posOffset>
                   </wp:positionH>
                   <wp:positionV relativeFrom="paragraph">
-                    <wp:posOffset>38590</wp:posOffset>
+                    <wp:posOffset>38100</wp:posOffset>
                   </wp:positionV>
                   <wp:extent cx="100330" cy="99695"/>
                   <wp:effectExtent l="0" t="0" r="1270" b="1905"/>
@@ -3907,13 +3885,13 @@
                 <w:szCs w:val="23"/>
               </w:rPr>
               <w:drawing>
-                <wp:anchor distT="0" distB="0" distL="114300" distR="114300" simplePos="0" relativeHeight="251572224" behindDoc="0" locked="0" layoutInCell="1" allowOverlap="1" wp14:anchorId="386AB55D" wp14:editId="70BC769E">
+                <wp:anchor distT="0" distB="0" distL="114300" distR="114300" simplePos="0" relativeHeight="251572224" behindDoc="0" locked="0" layoutInCell="1" allowOverlap="1" wp14:anchorId="386AB55D" wp14:editId="6E2A9530">
                   <wp:simplePos x="0" y="0"/>
                   <wp:positionH relativeFrom="column">
-                    <wp:posOffset>1588135</wp:posOffset>
+                    <wp:posOffset>1594231</wp:posOffset>
                   </wp:positionH>
                   <wp:positionV relativeFrom="paragraph">
-                    <wp:posOffset>36685</wp:posOffset>
+                    <wp:posOffset>36195</wp:posOffset>
                   </wp:positionV>
                   <wp:extent cx="100330" cy="99695"/>
                   <wp:effectExtent l="0" t="0" r="1270" b="1905"/>
@@ -4126,13 +4104,13 @@
                 <w:szCs w:val="23"/>
               </w:rPr>
               <w:drawing>
-                <wp:anchor distT="0" distB="0" distL="114300" distR="114300" simplePos="0" relativeHeight="251573248" behindDoc="0" locked="0" layoutInCell="1" allowOverlap="1" wp14:anchorId="091F7055" wp14:editId="162513C5">
+                <wp:anchor distT="0" distB="0" distL="114300" distR="114300" simplePos="0" relativeHeight="251573248" behindDoc="0" locked="0" layoutInCell="1" allowOverlap="1" wp14:anchorId="091F7055" wp14:editId="5BED9233">
                   <wp:simplePos x="0" y="0"/>
                   <wp:positionH relativeFrom="column">
-                    <wp:posOffset>1588135</wp:posOffset>
+                    <wp:posOffset>1594231</wp:posOffset>
                   </wp:positionH>
                   <wp:positionV relativeFrom="paragraph">
-                    <wp:posOffset>29700</wp:posOffset>
+                    <wp:posOffset>29210</wp:posOffset>
                   </wp:positionV>
                   <wp:extent cx="100330" cy="99695"/>
                   <wp:effectExtent l="0" t="0" r="1270" b="1905"/>
@@ -6005,14 +5983,14 @@
               <w:ind w:left="0" w:firstLine="0"/>
               <w:jc w:val="center"/>
               <w:rPr>
-                <w:sz w:val="22"/>
-                <w:szCs w:val="22"/>
-              </w:rPr>
-            </w:pPr>
-            <w:r>
-              <w:rPr>
-                <w:sz w:val="30"/>
-                <w:szCs w:val="30"/>
+                <w:sz w:val="28"/>
+                <w:szCs w:val="28"/>
+              </w:rPr>
+            </w:pPr>
+            <w:r>
+              <w:rPr>
+                <w:sz w:val="28"/>
+                <w:szCs w:val="28"/>
               </w:rPr>
               <w:t>PUBLICATIONS</w:t>
             </w:r>
@@ -6138,7 +6116,7 @@
                 <w:spacing w:val="-2"/>
                 <w:sz w:val="24"/>
               </w:rPr>
-              <w:t>Preprints</w:t>
+              <w:t>In Preparation</w:t>
             </w:r>
           </w:p>
         </w:tc>
@@ -6180,10 +6158,579 @@
                 <w:szCs w:val="23"/>
               </w:rPr>
               <w:drawing>
-                <wp:anchor distT="0" distB="0" distL="114300" distR="114300" simplePos="0" relativeHeight="251848704" behindDoc="0" locked="0" layoutInCell="1" allowOverlap="1" wp14:anchorId="783ED5B9" wp14:editId="1D9A0894">
+                <wp:anchor distT="0" distB="0" distL="114300" distR="114300" simplePos="0" relativeHeight="251856896" behindDoc="0" locked="0" layoutInCell="1" allowOverlap="1" wp14:anchorId="4D954EDC" wp14:editId="4346E09A">
                   <wp:simplePos x="0" y="0"/>
                   <wp:positionH relativeFrom="column">
-                    <wp:posOffset>1595755</wp:posOffset>
+                    <wp:posOffset>1589659</wp:posOffset>
+                  </wp:positionH>
+                  <wp:positionV relativeFrom="paragraph">
+                    <wp:posOffset>31750</wp:posOffset>
+                  </wp:positionV>
+                  <wp:extent cx="100330" cy="99695"/>
+                  <wp:effectExtent l="0" t="0" r="1270" b="1905"/>
+                  <wp:wrapNone/>
+                  <wp:docPr id="1455172778" name="Image 10"/>
+                  <wp:cNvGraphicFramePr/>
+                  <a:graphic xmlns:a="http://schemas.openxmlformats.org/drawingml/2006/main">
+                    <a:graphicData uri="http://schemas.openxmlformats.org/drawingml/2006/picture">
+                      <pic:pic xmlns:pic="http://schemas.openxmlformats.org/drawingml/2006/picture">
+                        <pic:nvPicPr>
+                          <pic:cNvPr id="1113362078" name="Image 10"/>
+                          <pic:cNvPicPr/>
+                        </pic:nvPicPr>
+                        <pic:blipFill>
+                          <a:blip r:embed="rId10" cstate="print"/>
+                          <a:stretch>
+                            <a:fillRect/>
+                          </a:stretch>
+                        </pic:blipFill>
+                        <pic:spPr>
+                          <a:xfrm>
+                            <a:off x="0" y="0"/>
+                            <a:ext cx="100330" cy="99695"/>
+                          </a:xfrm>
+                          <a:prstGeom prst="rect">
+                            <a:avLst/>
+                          </a:prstGeom>
+                        </pic:spPr>
+                      </pic:pic>
+                    </a:graphicData>
+                  </a:graphic>
+                </wp:anchor>
+              </w:drawing>
+            </w:r>
+          </w:p>
+        </w:tc>
+        <w:tc>
+          <w:tcPr>
+            <w:tcW w:w="8280" w:type="dxa"/>
+          </w:tcPr>
+          <w:p>
+            <w:pPr>
+              <w:spacing w:line="240" w:lineRule="auto"/>
+              <w:ind w:left="0" w:firstLine="0"/>
+              <w:rPr>
+                <w:i/>
+                <w:iCs/>
+                <w:sz w:val="23"/>
+                <w:szCs w:val="23"/>
+              </w:rPr>
+            </w:pPr>
+            <w:r>
+              <w:rPr>
+                <w:b/>
+                <w:bCs/>
+                <w:sz w:val="23"/>
+                <w:szCs w:val="23"/>
+              </w:rPr>
+              <w:t>Rajyashree Sen</w:t>
+            </w:r>
+            <w:r>
+              <w:rPr>
+                <w:sz w:val="23"/>
+                <w:szCs w:val="23"/>
+              </w:rPr>
+              <w:t>, </w:t>
+            </w:r>
+            <w:r>
+              <w:rPr>
+                <w:sz w:val="23"/>
+                <w:szCs w:val="23"/>
+              </w:rPr>
+              <w:t xml:space="preserve">Alexander Medoff, Lorenzo </w:t>
+            </w:r>
+            <w:proofErr w:type="spellStart"/>
+            <w:r>
+              <w:rPr>
+                <w:sz w:val="23"/>
+                <w:szCs w:val="23"/>
+              </w:rPr>
+              <w:t>Posani</w:t>
+            </w:r>
+            <w:proofErr w:type="spellEnd"/>
+            <w:r>
+              <w:rPr>
+                <w:sz w:val="23"/>
+                <w:szCs w:val="23"/>
+              </w:rPr>
+              <w:t xml:space="preserve">, Larry Abbott, Richard Axel, Stefano Fusi (2026). “The medial frontal cortex abstracts space onto a </w:t>
+            </w:r>
+            <w:r>
+              <w:rPr>
+                <w:sz w:val="23"/>
+                <w:szCs w:val="23"/>
+              </w:rPr>
+              <w:t>flat</w:t>
+            </w:r>
+            <w:r>
+              <w:rPr>
+                <w:sz w:val="23"/>
+                <w:szCs w:val="23"/>
+              </w:rPr>
+              <w:t xml:space="preserve"> manifold”</w:t>
+            </w:r>
+            <w:r>
+              <w:rPr>
+                <w:b/>
+                <w:bCs/>
+                <w:sz w:val="23"/>
+                <w:szCs w:val="23"/>
+              </w:rPr>
+              <w:t xml:space="preserve">. </w:t>
+            </w:r>
+            <w:r>
+              <w:rPr>
+                <w:b/>
+                <w:bCs/>
+                <w:i/>
+                <w:iCs/>
+                <w:color w:val="00786B"/>
+                <w:sz w:val="23"/>
+                <w:szCs w:val="23"/>
+              </w:rPr>
+              <w:t>In Preparation.</w:t>
+            </w:r>
+            <w:r>
+              <w:rPr>
+                <w:i/>
+                <w:iCs/>
+                <w:sz w:val="23"/>
+                <w:szCs w:val="23"/>
+              </w:rPr>
+              <w:t xml:space="preserve"> </w:t>
+            </w:r>
+          </w:p>
+        </w:tc>
+      </w:tr>
+      <w:tr>
+        <w:trPr>
+          <w:trHeight w:hRule="exact" w:val="99"/>
+        </w:trPr>
+        <w:tc>
+          <w:tcPr>
+            <w:tcW w:w="2790" w:type="dxa"/>
+          </w:tcPr>
+          <w:p>
+            <w:pPr>
+              <w:spacing w:line="240" w:lineRule="auto"/>
+              <w:ind w:left="0" w:firstLine="0"/>
+              <w:jc w:val="center"/>
+              <w:rPr>
+                <w:b/>
+                <w:bCs/>
+                <w:sz w:val="22"/>
+                <w:szCs w:val="22"/>
+              </w:rPr>
+            </w:pPr>
+          </w:p>
+        </w:tc>
+        <w:tc>
+          <w:tcPr>
+            <w:tcW w:w="8280" w:type="dxa"/>
+          </w:tcPr>
+          <w:p>
+            <w:pPr>
+              <w:spacing w:line="240" w:lineRule="auto"/>
+              <w:ind w:left="0" w:firstLine="0"/>
+              <w:rPr>
+                <w:sz w:val="22"/>
+                <w:szCs w:val="22"/>
+              </w:rPr>
+            </w:pPr>
+          </w:p>
+          <w:p>
+            <w:pPr>
+              <w:rPr>
+                <w:sz w:val="22"/>
+                <w:szCs w:val="22"/>
+              </w:rPr>
+            </w:pPr>
+          </w:p>
+          <w:p>
+            <w:pPr>
+              <w:tabs>
+                <w:tab w:val="left" w:pos="2238"/>
+                <w:tab w:val="right" w:pos="7254"/>
+              </w:tabs>
+              <w:rPr>
+                <w:sz w:val="22"/>
+                <w:szCs w:val="22"/>
+              </w:rPr>
+            </w:pPr>
+            <w:r>
+              <w:rPr>
+                <w:sz w:val="22"/>
+                <w:szCs w:val="22"/>
+              </w:rPr>
+              <w:tab/>
+            </w:r>
+            <w:r>
+              <w:rPr>
+                <w:sz w:val="22"/>
+                <w:szCs w:val="22"/>
+              </w:rPr>
+              <w:tab/>
+            </w:r>
+            <w:r>
+              <w:rPr>
+                <w:sz w:val="22"/>
+                <w:szCs w:val="22"/>
+              </w:rPr>
+              <w:tab/>
+            </w:r>
+          </w:p>
+        </w:tc>
+      </w:tr>
+      <w:tr>
+        <w:tc>
+          <w:tcPr>
+            <w:tcW w:w="2790" w:type="dxa"/>
+          </w:tcPr>
+          <w:p>
+            <w:pPr>
+              <w:spacing w:line="240" w:lineRule="auto"/>
+              <w:ind w:left="0" w:firstLine="0"/>
+              <w:jc w:val="center"/>
+              <w:rPr>
+                <w:sz w:val="23"/>
+                <w:szCs w:val="23"/>
+              </w:rPr>
+            </w:pPr>
+            <w:r>
+              <w:rPr>
+                <w:noProof/>
+                <w:sz w:val="23"/>
+                <w:szCs w:val="23"/>
+              </w:rPr>
+              <w:drawing>
+                <wp:anchor distT="0" distB="0" distL="114300" distR="114300" simplePos="0" relativeHeight="251860992" behindDoc="0" locked="0" layoutInCell="1" allowOverlap="1" wp14:anchorId="79E95908" wp14:editId="7870333F">
+                  <wp:simplePos x="0" y="0"/>
+                  <wp:positionH relativeFrom="column">
+                    <wp:posOffset>1589659</wp:posOffset>
+                  </wp:positionH>
+                  <wp:positionV relativeFrom="paragraph">
+                    <wp:posOffset>31750</wp:posOffset>
+                  </wp:positionV>
+                  <wp:extent cx="100330" cy="99695"/>
+                  <wp:effectExtent l="0" t="0" r="1270" b="1905"/>
+                  <wp:wrapNone/>
+                  <wp:docPr id="1916851454" name="Image 10"/>
+                  <wp:cNvGraphicFramePr/>
+                  <a:graphic xmlns:a="http://schemas.openxmlformats.org/drawingml/2006/main">
+                    <a:graphicData uri="http://schemas.openxmlformats.org/drawingml/2006/picture">
+                      <pic:pic xmlns:pic="http://schemas.openxmlformats.org/drawingml/2006/picture">
+                        <pic:nvPicPr>
+                          <pic:cNvPr id="1113362078" name="Image 10"/>
+                          <pic:cNvPicPr/>
+                        </pic:nvPicPr>
+                        <pic:blipFill>
+                          <a:blip r:embed="rId10" cstate="print"/>
+                          <a:stretch>
+                            <a:fillRect/>
+                          </a:stretch>
+                        </pic:blipFill>
+                        <pic:spPr>
+                          <a:xfrm>
+                            <a:off x="0" y="0"/>
+                            <a:ext cx="100330" cy="99695"/>
+                          </a:xfrm>
+                          <a:prstGeom prst="rect">
+                            <a:avLst/>
+                          </a:prstGeom>
+                        </pic:spPr>
+                      </pic:pic>
+                    </a:graphicData>
+                  </a:graphic>
+                </wp:anchor>
+              </w:drawing>
+            </w:r>
+          </w:p>
+        </w:tc>
+        <w:tc>
+          <w:tcPr>
+            <w:tcW w:w="8280" w:type="dxa"/>
+          </w:tcPr>
+          <w:p>
+            <w:pPr>
+              <w:spacing w:line="240" w:lineRule="auto"/>
+              <w:ind w:left="0" w:firstLine="0"/>
+              <w:rPr>
+                <w:i/>
+                <w:iCs/>
+                <w:sz w:val="23"/>
+                <w:szCs w:val="23"/>
+              </w:rPr>
+            </w:pPr>
+            <w:r>
+              <w:rPr>
+                <w:b/>
+                <w:bCs/>
+                <w:sz w:val="23"/>
+                <w:szCs w:val="23"/>
+              </w:rPr>
+              <w:t xml:space="preserve">Rajyashree Sen, </w:t>
+            </w:r>
+            <w:r>
+              <w:rPr>
+                <w:sz w:val="23"/>
+                <w:szCs w:val="23"/>
+              </w:rPr>
+              <w:t xml:space="preserve">Alexander Medoff, </w:t>
+            </w:r>
+            <w:r>
+              <w:rPr>
+                <w:sz w:val="23"/>
+                <w:szCs w:val="23"/>
+              </w:rPr>
+              <w:t xml:space="preserve">Molly Rose Graff, </w:t>
+            </w:r>
+            <w:r>
+              <w:rPr>
+                <w:sz w:val="23"/>
+                <w:szCs w:val="23"/>
+              </w:rPr>
+              <w:t xml:space="preserve">Mira </w:t>
+            </w:r>
+            <w:proofErr w:type="spellStart"/>
+            <w:r>
+              <w:rPr>
+                <w:sz w:val="23"/>
+                <w:szCs w:val="23"/>
+              </w:rPr>
+              <w:t>Vanchiswar</w:t>
+            </w:r>
+            <w:proofErr w:type="spellEnd"/>
+            <w:r>
+              <w:rPr>
+                <w:sz w:val="23"/>
+                <w:szCs w:val="23"/>
+              </w:rPr>
+              <w:t>,</w:t>
+            </w:r>
+            <w:r>
+              <w:rPr>
+                <w:sz w:val="23"/>
+                <w:szCs w:val="23"/>
+              </w:rPr>
+              <w:t xml:space="preserve"> Baihe</w:t>
+            </w:r>
+            <w:r>
+              <w:rPr>
+                <w:sz w:val="23"/>
+                <w:szCs w:val="23"/>
+              </w:rPr>
+              <w:t xml:space="preserve"> Zhang, </w:t>
+            </w:r>
+            <w:r>
+              <w:rPr>
+                <w:sz w:val="23"/>
+                <w:szCs w:val="23"/>
+              </w:rPr>
+              <w:t xml:space="preserve">Larry Abbott, Richard Axel (2026). “Combined coding of social and spatial information in the mouse </w:t>
+            </w:r>
+            <w:proofErr w:type="spellStart"/>
+            <w:r>
+              <w:rPr>
+                <w:sz w:val="23"/>
+                <w:szCs w:val="23"/>
+              </w:rPr>
+              <w:t>dorso</w:t>
+            </w:r>
+            <w:proofErr w:type="spellEnd"/>
+            <w:r>
+              <w:rPr>
+                <w:sz w:val="23"/>
+                <w:szCs w:val="23"/>
+              </w:rPr>
+              <w:t>-medial prefrontal cortex”</w:t>
+            </w:r>
+            <w:r>
+              <w:rPr>
+                <w:sz w:val="23"/>
+                <w:szCs w:val="23"/>
+              </w:rPr>
+              <w:t xml:space="preserve">. </w:t>
+            </w:r>
+            <w:r>
+              <w:rPr>
+                <w:b/>
+                <w:bCs/>
+                <w:i/>
+                <w:iCs/>
+                <w:color w:val="00786B"/>
+                <w:sz w:val="23"/>
+                <w:szCs w:val="23"/>
+              </w:rPr>
+              <w:t>In Preparation.</w:t>
+            </w:r>
+            <w:r>
+              <w:rPr>
+                <w:i/>
+                <w:iCs/>
+                <w:sz w:val="23"/>
+                <w:szCs w:val="23"/>
+              </w:rPr>
+              <w:t xml:space="preserve"> </w:t>
+            </w:r>
+          </w:p>
+        </w:tc>
+      </w:tr>
+      <w:tr>
+        <w:trPr>
+          <w:trHeight w:hRule="exact" w:val="99"/>
+        </w:trPr>
+        <w:tc>
+          <w:tcPr>
+            <w:tcW w:w="2790" w:type="dxa"/>
+          </w:tcPr>
+          <w:p>
+            <w:pPr>
+              <w:spacing w:line="240" w:lineRule="auto"/>
+              <w:ind w:left="0" w:firstLine="0"/>
+              <w:jc w:val="center"/>
+              <w:rPr>
+                <w:b/>
+                <w:bCs/>
+                <w:sz w:val="22"/>
+                <w:szCs w:val="22"/>
+              </w:rPr>
+            </w:pPr>
+          </w:p>
+        </w:tc>
+        <w:tc>
+          <w:tcPr>
+            <w:tcW w:w="8280" w:type="dxa"/>
+          </w:tcPr>
+          <w:p>
+            <w:pPr>
+              <w:spacing w:line="240" w:lineRule="auto"/>
+              <w:ind w:left="0" w:firstLine="0"/>
+              <w:rPr>
+                <w:color w:val="000000" w:themeColor="text1"/>
+                <w:sz w:val="22"/>
+                <w:szCs w:val="22"/>
+              </w:rPr>
+            </w:pPr>
+          </w:p>
+          <w:p>
+            <w:pPr>
+              <w:rPr>
+                <w:color w:val="000000" w:themeColor="text1"/>
+                <w:sz w:val="22"/>
+                <w:szCs w:val="22"/>
+              </w:rPr>
+            </w:pPr>
+          </w:p>
+          <w:p>
+            <w:pPr>
+              <w:tabs>
+                <w:tab w:val="left" w:pos="2238"/>
+                <w:tab w:val="right" w:pos="7254"/>
+              </w:tabs>
+              <w:rPr>
+                <w:color w:val="000000" w:themeColor="text1"/>
+                <w:sz w:val="22"/>
+                <w:szCs w:val="22"/>
+              </w:rPr>
+            </w:pPr>
+            <w:r>
+              <w:rPr>
+                <w:color w:val="000000" w:themeColor="text1"/>
+                <w:sz w:val="22"/>
+                <w:szCs w:val="22"/>
+              </w:rPr>
+              <w:tab/>
+            </w:r>
+            <w:r>
+              <w:rPr>
+                <w:color w:val="000000" w:themeColor="text1"/>
+                <w:sz w:val="22"/>
+                <w:szCs w:val="22"/>
+              </w:rPr>
+              <w:tab/>
+            </w:r>
+            <w:r>
+              <w:rPr>
+                <w:color w:val="000000" w:themeColor="text1"/>
+                <w:sz w:val="22"/>
+                <w:szCs w:val="22"/>
+              </w:rPr>
+              <w:tab/>
+            </w:r>
+          </w:p>
+        </w:tc>
+      </w:tr>
+      <w:tr>
+        <w:tc>
+          <w:tcPr>
+            <w:tcW w:w="2790" w:type="dxa"/>
+          </w:tcPr>
+          <w:p>
+            <w:pPr>
+              <w:spacing w:line="240" w:lineRule="auto"/>
+              <w:ind w:left="0" w:firstLine="0"/>
+              <w:jc w:val="center"/>
+              <w:rPr>
+                <w:b/>
+                <w:bCs/>
+                <w:sz w:val="22"/>
+                <w:szCs w:val="22"/>
+              </w:rPr>
+            </w:pPr>
+            <w:r>
+              <w:rPr>
+                <w:i/>
+                <w:smallCaps/>
+                <w:color w:val="00796B"/>
+                <w:spacing w:val="-2"/>
+                <w:sz w:val="24"/>
+              </w:rPr>
+              <w:t>Preprints</w:t>
+            </w:r>
+          </w:p>
+        </w:tc>
+        <w:tc>
+          <w:tcPr>
+            <w:tcW w:w="8280" w:type="dxa"/>
+          </w:tcPr>
+          <w:p>
+            <w:pPr>
+              <w:spacing w:line="240" w:lineRule="auto"/>
+              <w:ind w:left="0" w:firstLine="0"/>
+              <w:rPr>
+                <w:sz w:val="22"/>
+                <w:szCs w:val="22"/>
+              </w:rPr>
+            </w:pPr>
+          </w:p>
+        </w:tc>
+      </w:tr>
+      <w:tr>
+        <w:tc>
+          <w:tcPr>
+            <w:tcW w:w="2790" w:type="dxa"/>
+          </w:tcPr>
+          <w:p>
+            <w:pPr>
+              <w:spacing w:line="240" w:lineRule="auto"/>
+              <w:ind w:left="0" w:firstLine="0"/>
+              <w:jc w:val="center"/>
+              <w:rPr>
+                <w:sz w:val="23"/>
+                <w:szCs w:val="23"/>
+              </w:rPr>
+            </w:pPr>
+            <w:r>
+              <w:rPr>
+                <w:noProof/>
+                <w:sz w:val="23"/>
+                <w:szCs w:val="23"/>
+              </w:rPr>
+              <w:drawing>
+                <wp:anchor distT="0" distB="0" distL="114300" distR="114300" simplePos="0" relativeHeight="251848704" behindDoc="0" locked="0" layoutInCell="1" allowOverlap="1" wp14:anchorId="783ED5B9" wp14:editId="17D0E5B4">
+                  <wp:simplePos x="0" y="0"/>
+                  <wp:positionH relativeFrom="column">
+                    <wp:posOffset>1589659</wp:posOffset>
                   </wp:positionH>
                   <wp:positionV relativeFrom="paragraph">
                     <wp:posOffset>31750</wp:posOffset>
@@ -6363,6 +6910,91 @@
         </w:tc>
       </w:tr>
       <w:tr>
+        <w:trPr>
+          <w:trHeight w:hRule="exact" w:val="99"/>
+        </w:trPr>
+        <w:tc>
+          <w:tcPr>
+            <w:tcW w:w="2790" w:type="dxa"/>
+          </w:tcPr>
+          <w:p>
+            <w:pPr>
+              <w:spacing w:line="240" w:lineRule="auto"/>
+              <w:ind w:left="0" w:firstLine="0"/>
+              <w:jc w:val="center"/>
+              <w:rPr>
+                <w:b/>
+                <w:bCs/>
+                <w:sz w:val="22"/>
+                <w:szCs w:val="22"/>
+              </w:rPr>
+            </w:pPr>
+          </w:p>
+        </w:tc>
+        <w:tc>
+          <w:tcPr>
+            <w:tcW w:w="8280" w:type="dxa"/>
+          </w:tcPr>
+          <w:p>
+            <w:pPr>
+              <w:spacing w:line="240" w:lineRule="auto"/>
+              <w:ind w:left="0" w:firstLine="0"/>
+              <w:rPr>
+                <w:color w:val="000000" w:themeColor="text1"/>
+                <w:sz w:val="22"/>
+                <w:szCs w:val="22"/>
+              </w:rPr>
+            </w:pPr>
+          </w:p>
+          <w:p>
+            <w:pPr>
+              <w:rPr>
+                <w:color w:val="000000" w:themeColor="text1"/>
+                <w:sz w:val="22"/>
+                <w:szCs w:val="22"/>
+              </w:rPr>
+            </w:pPr>
+          </w:p>
+          <w:p>
+            <w:pPr>
+              <w:tabs>
+                <w:tab w:val="left" w:pos="2238"/>
+                <w:tab w:val="right" w:pos="7254"/>
+              </w:tabs>
+              <w:rPr>
+                <w:color w:val="000000" w:themeColor="text1"/>
+                <w:sz w:val="22"/>
+                <w:szCs w:val="22"/>
+              </w:rPr>
+            </w:pPr>
+            <w:r>
+              <w:rPr>
+                <w:color w:val="000000" w:themeColor="text1"/>
+                <w:sz w:val="22"/>
+                <w:szCs w:val="22"/>
+              </w:rPr>
+              <w:tab/>
+            </w:r>
+            <w:r>
+              <w:rPr>
+                <w:color w:val="000000" w:themeColor="text1"/>
+                <w:sz w:val="22"/>
+                <w:szCs w:val="22"/>
+              </w:rPr>
+              <w:tab/>
+            </w:r>
+            <w:r>
+              <w:rPr>
+                <w:color w:val="000000" w:themeColor="text1"/>
+                <w:sz w:val="22"/>
+                <w:szCs w:val="22"/>
+              </w:rPr>
+              <w:tab/>
+            </w:r>
+          </w:p>
+        </w:tc>
+      </w:tr>
+      <w:tr>
         <w:tc>
           <w:tcPr>
             <w:tcW w:w="2790" w:type="dxa"/>
@@ -6429,10 +7061,10 @@
                 <w:szCs w:val="23"/>
               </w:rPr>
               <w:drawing>
-                <wp:anchor distT="0" distB="0" distL="114300" distR="114300" simplePos="0" relativeHeight="251665408" behindDoc="0" locked="0" layoutInCell="1" allowOverlap="1" wp14:anchorId="373BD4F8" wp14:editId="37EC8B65">
+                <wp:anchor distT="0" distB="0" distL="114300" distR="114300" simplePos="0" relativeHeight="251665408" behindDoc="0" locked="0" layoutInCell="1" allowOverlap="1" wp14:anchorId="373BD4F8" wp14:editId="2AFB6BF7">
                   <wp:simplePos x="0" y="0"/>
                   <wp:positionH relativeFrom="column">
-                    <wp:posOffset>1595755</wp:posOffset>
+                    <wp:posOffset>1589659</wp:posOffset>
                   </wp:positionH>
                   <wp:positionV relativeFrom="paragraph">
                     <wp:posOffset>31750</wp:posOffset>
@@ -6749,10 +7381,10 @@
                 <w:szCs w:val="23"/>
               </w:rPr>
               <w:drawing>
-                <wp:anchor distT="0" distB="0" distL="114300" distR="114300" simplePos="0" relativeHeight="251666432" behindDoc="0" locked="0" layoutInCell="1" allowOverlap="1" wp14:anchorId="1E2E6ECB" wp14:editId="08AC7517">
+                <wp:anchor distT="0" distB="0" distL="114300" distR="114300" simplePos="0" relativeHeight="251666432" behindDoc="0" locked="0" layoutInCell="1" allowOverlap="1" wp14:anchorId="1E2E6ECB" wp14:editId="4B525D5D">
                   <wp:simplePos x="0" y="0"/>
                   <wp:positionH relativeFrom="column">
-                    <wp:posOffset>1595755</wp:posOffset>
+                    <wp:posOffset>1589659</wp:posOffset>
                   </wp:positionH>
                   <wp:positionV relativeFrom="paragraph">
                     <wp:posOffset>34290</wp:posOffset>
@@ -6933,7 +7565,27 @@
                   <w:sz w:val="23"/>
                   <w:szCs w:val="23"/>
                 </w:rPr>
-                <w:t>https://doi.org/10.1016/j.cub.2019.11.004</w:t>
+                <w:t>https://doi.</w:t>
+              </w:r>
+              <w:r>
+                <w:rPr>
+                  <w:rStyle w:val="Hyperlink"/>
+                  <w:i/>
+                  <w:iCs/>
+                  <w:sz w:val="23"/>
+                  <w:szCs w:val="23"/>
+                </w:rPr>
+                <w:t>o</w:t>
+              </w:r>
+              <w:r>
+                <w:rPr>
+                  <w:rStyle w:val="Hyperlink"/>
+                  <w:i/>
+                  <w:iCs/>
+                  <w:sz w:val="23"/>
+                  <w:szCs w:val="23"/>
+                </w:rPr>
+                <w:t>rg/10.1016/j.cub.2019.11.004</w:t>
               </w:r>
             </w:hyperlink>
             <w:r>
@@ -7052,11 +7704,12 @@
                 <w:sz w:val="23"/>
                 <w:szCs w:val="23"/>
               </w:rPr>
+              <w:lastRenderedPageBreak/>
               <w:drawing>
-                <wp:anchor distT="0" distB="0" distL="114300" distR="114300" simplePos="0" relativeHeight="251667456" behindDoc="0" locked="0" layoutInCell="1" allowOverlap="1" wp14:anchorId="6C5FF93D" wp14:editId="5B14AD33">
+                <wp:anchor distT="0" distB="0" distL="114300" distR="114300" simplePos="0" relativeHeight="251667456" behindDoc="0" locked="0" layoutInCell="1" allowOverlap="1" wp14:anchorId="6C5FF93D" wp14:editId="13BF6047">
                   <wp:simplePos x="0" y="0"/>
                   <wp:positionH relativeFrom="column">
-                    <wp:posOffset>1595755</wp:posOffset>
+                    <wp:posOffset>1595501</wp:posOffset>
                   </wp:positionH>
                   <wp:positionV relativeFrom="paragraph">
                     <wp:posOffset>32385</wp:posOffset>
@@ -7094,589 +7747,22 @@
                 </wp:anchor>
               </w:drawing>
             </w:r>
-          </w:p>
-        </w:tc>
-        <w:tc>
-          <w:tcPr>
-            <w:tcW w:w="8280" w:type="dxa"/>
-          </w:tcPr>
-          <w:p>
-            <w:pPr>
-              <w:spacing w:line="240" w:lineRule="auto"/>
-              <w:ind w:left="0" w:firstLine="0"/>
-              <w:rPr>
-                <w:sz w:val="23"/>
-                <w:szCs w:val="23"/>
-              </w:rPr>
-            </w:pPr>
-            <w:r>
-              <w:rPr>
-                <w:b/>
-                <w:bCs/>
-                <w:sz w:val="23"/>
-                <w:szCs w:val="23"/>
-              </w:rPr>
-              <w:t>Rajyashree Sen</w:t>
-            </w:r>
-            <w:r>
-              <w:rPr>
-                <w:sz w:val="23"/>
-                <w:szCs w:val="23"/>
-              </w:rPr>
-              <w:t xml:space="preserve">, Ming Wu, Kristin Branson, Alice Robie, Gerald M. Rubin and Barry J. Dickson (2017). “Moonwalker descending neurons mediate visually evoked retreat in </w:t>
-            </w:r>
-            <w:r>
-              <w:rPr>
-                <w:i/>
-                <w:iCs/>
-                <w:sz w:val="23"/>
-                <w:szCs w:val="23"/>
-              </w:rPr>
-              <w:t>Drosophila</w:t>
-            </w:r>
-            <w:r>
-              <w:rPr>
-                <w:sz w:val="23"/>
-                <w:szCs w:val="23"/>
-              </w:rPr>
-              <w:t xml:space="preserve">” </w:t>
-            </w:r>
-            <w:r>
-              <w:rPr>
-                <w:b/>
-                <w:bCs/>
-                <w:i/>
-                <w:iCs/>
-                <w:color w:val="00786B"/>
-                <w:sz w:val="23"/>
-                <w:szCs w:val="23"/>
-              </w:rPr>
-              <w:t>Current Biology</w:t>
-            </w:r>
-            <w:r>
-              <w:rPr>
-                <w:sz w:val="23"/>
-                <w:szCs w:val="23"/>
-              </w:rPr>
-              <w:t>.</w:t>
-            </w:r>
-            <w:r>
-              <w:rPr>
-                <w:color w:val="00786B"/>
-                <w:sz w:val="23"/>
-                <w:szCs w:val="23"/>
-              </w:rPr>
-              <w:t xml:space="preserve"> </w:t>
-            </w:r>
-            <w:r>
-              <w:rPr>
-                <w:sz w:val="23"/>
-                <w:szCs w:val="23"/>
-              </w:rPr>
-              <w:t>27(5): 766-771.</w:t>
-            </w:r>
-            <w:r>
-              <w:rPr>
-                <w:sz w:val="23"/>
-                <w:szCs w:val="23"/>
-              </w:rPr>
-              <w:t xml:space="preserve"> </w:t>
-            </w:r>
-          </w:p>
-          <w:p>
-            <w:pPr>
-              <w:spacing w:line="240" w:lineRule="auto"/>
-              <w:ind w:left="0" w:firstLine="0"/>
-              <w:rPr>
-                <w:i/>
-                <w:iCs/>
-                <w:sz w:val="23"/>
-                <w:szCs w:val="23"/>
-              </w:rPr>
-            </w:pPr>
-            <w:r>
-              <w:rPr>
-                <w:i/>
-                <w:iCs/>
-                <w:sz w:val="23"/>
-                <w:szCs w:val="23"/>
-              </w:rPr>
-              <w:t>DOI:</w:t>
-            </w:r>
-            <w:r>
-              <w:t xml:space="preserve"> </w:t>
-            </w:r>
-            <w:hyperlink r:id="rId15" w:tgtFrame="_blank" w:tooltip="Persistent link using digital object identifier" w:history="1">
-              <w:r>
-                <w:rPr>
-                  <w:rStyle w:val="Hyperlink"/>
-                  <w:i/>
-                  <w:iCs/>
-                  <w:sz w:val="23"/>
-                  <w:szCs w:val="23"/>
-                </w:rPr>
-                <w:t>https://doi.org/10.1016/j.cub.2017.02.008</w:t>
-              </w:r>
-            </w:hyperlink>
-          </w:p>
-        </w:tc>
-      </w:tr>
-      <w:tr>
-        <w:trPr>
-          <w:trHeight w:hRule="exact" w:val="99"/>
-        </w:trPr>
-        <w:tc>
-          <w:tcPr>
-            <w:tcW w:w="2790" w:type="dxa"/>
-          </w:tcPr>
-          <w:p>
-            <w:pPr>
-              <w:spacing w:line="240" w:lineRule="auto"/>
-              <w:ind w:left="0" w:firstLine="0"/>
-              <w:jc w:val="center"/>
-              <w:rPr>
-                <w:b/>
-                <w:bCs/>
-                <w:sz w:val="22"/>
-                <w:szCs w:val="22"/>
-              </w:rPr>
-            </w:pPr>
-          </w:p>
-        </w:tc>
-        <w:tc>
-          <w:tcPr>
-            <w:tcW w:w="8280" w:type="dxa"/>
-          </w:tcPr>
-          <w:p>
-            <w:pPr>
-              <w:spacing w:line="240" w:lineRule="auto"/>
-              <w:ind w:left="0" w:firstLine="0"/>
-              <w:rPr>
-                <w:sz w:val="22"/>
-                <w:szCs w:val="22"/>
-              </w:rPr>
-            </w:pPr>
-          </w:p>
-          <w:p>
-            <w:pPr>
-              <w:rPr>
-                <w:sz w:val="22"/>
-                <w:szCs w:val="22"/>
-              </w:rPr>
-            </w:pPr>
-          </w:p>
-          <w:p>
-            <w:pPr>
-              <w:tabs>
-                <w:tab w:val="left" w:pos="2238"/>
-                <w:tab w:val="right" w:pos="7254"/>
-              </w:tabs>
-              <w:rPr>
-                <w:sz w:val="22"/>
-                <w:szCs w:val="22"/>
-              </w:rPr>
-            </w:pPr>
-            <w:r>
-              <w:rPr>
-                <w:sz w:val="22"/>
-                <w:szCs w:val="22"/>
-              </w:rPr>
-              <w:tab/>
-            </w:r>
-            <w:r>
-              <w:rPr>
-                <w:sz w:val="22"/>
-                <w:szCs w:val="22"/>
-              </w:rPr>
-              <w:tab/>
-            </w:r>
-            <w:r>
-              <w:rPr>
-                <w:sz w:val="22"/>
-                <w:szCs w:val="22"/>
-              </w:rPr>
-              <w:tab/>
-            </w:r>
-          </w:p>
-        </w:tc>
-      </w:tr>
-      <w:tr>
-        <w:tc>
-          <w:tcPr>
-            <w:tcW w:w="2790" w:type="dxa"/>
-          </w:tcPr>
-          <w:p>
-            <w:pPr>
-              <w:spacing w:line="240" w:lineRule="auto"/>
-              <w:ind w:left="0" w:firstLine="0"/>
-              <w:rPr>
-                <w:b/>
-                <w:bCs/>
-                <w:sz w:val="30"/>
-                <w:szCs w:val="30"/>
-              </w:rPr>
-            </w:pPr>
-            <w:r>
-              <w:rPr>
-                <w:sz w:val="30"/>
-                <w:szCs w:val="30"/>
-              </w:rPr>
-              <w:t>PRESENTATIONS</w:t>
-            </w:r>
-          </w:p>
-        </w:tc>
-        <w:tc>
-          <w:tcPr>
-            <w:tcW w:w="8280" w:type="dxa"/>
-          </w:tcPr>
-          <w:p>
-            <w:pPr>
-              <w:spacing w:line="240" w:lineRule="auto"/>
-              <w:ind w:left="0" w:firstLine="0"/>
-              <w:rPr>
-                <w:sz w:val="22"/>
-                <w:szCs w:val="22"/>
-              </w:rPr>
-            </w:pPr>
-          </w:p>
-        </w:tc>
-      </w:tr>
-      <w:tr>
-        <w:tc>
-          <w:tcPr>
-            <w:tcW w:w="2790" w:type="dxa"/>
-          </w:tcPr>
-          <w:p>
-            <w:pPr>
-              <w:spacing w:line="240" w:lineRule="auto"/>
-              <w:ind w:left="0" w:firstLine="0"/>
-              <w:jc w:val="center"/>
-              <w:rPr>
-                <w:b/>
-                <w:bCs/>
-                <w:sz w:val="22"/>
-                <w:szCs w:val="22"/>
-              </w:rPr>
-            </w:pPr>
-            <w:r>
-              <w:rPr>
-                <w:i/>
-                <w:smallCaps/>
-                <w:color w:val="00796B"/>
-                <w:spacing w:val="-2"/>
-                <w:sz w:val="24"/>
-              </w:rPr>
-              <w:t>Invite</w:t>
-            </w:r>
-            <w:r>
-              <w:rPr>
-                <w:i/>
-                <w:smallCaps/>
-                <w:color w:val="00796B"/>
-                <w:spacing w:val="-2"/>
-                <w:sz w:val="24"/>
-              </w:rPr>
-              <w:t xml:space="preserve">d </w:t>
-            </w:r>
-          </w:p>
-        </w:tc>
-        <w:tc>
-          <w:tcPr>
-            <w:tcW w:w="8280" w:type="dxa"/>
-          </w:tcPr>
-          <w:p>
-            <w:pPr>
-              <w:spacing w:line="240" w:lineRule="auto"/>
-              <w:ind w:left="0" w:firstLine="0"/>
-              <w:rPr>
-                <w:sz w:val="22"/>
-                <w:szCs w:val="22"/>
-              </w:rPr>
-            </w:pPr>
-          </w:p>
-        </w:tc>
-      </w:tr>
-      <w:tr>
-        <w:tc>
-          <w:tcPr>
-            <w:tcW w:w="2790" w:type="dxa"/>
-          </w:tcPr>
-          <w:p>
-            <w:pPr>
-              <w:spacing w:line="240" w:lineRule="auto"/>
-              <w:ind w:left="0" w:firstLine="0"/>
-              <w:jc w:val="center"/>
-              <w:rPr>
-                <w:sz w:val="23"/>
-                <w:szCs w:val="23"/>
-              </w:rPr>
-            </w:pPr>
             <w:r>
               <w:rPr>
                 <w:noProof/>
                 <w:sz w:val="23"/>
                 <w:szCs w:val="23"/>
               </w:rPr>
-              <w:drawing>
-                <wp:anchor distT="0" distB="0" distL="114300" distR="114300" simplePos="0" relativeHeight="251675648" behindDoc="0" locked="0" layoutInCell="1" allowOverlap="1" wp14:anchorId="72183446" wp14:editId="6392CB4C">
-                  <wp:simplePos x="0" y="0"/>
-                  <wp:positionH relativeFrom="column">
-                    <wp:posOffset>1595755</wp:posOffset>
-                  </wp:positionH>
-                  <wp:positionV relativeFrom="paragraph">
-                    <wp:posOffset>31115</wp:posOffset>
-                  </wp:positionV>
-                  <wp:extent cx="100330" cy="99695"/>
-                  <wp:effectExtent l="0" t="0" r="1270" b="1905"/>
-                  <wp:wrapNone/>
-                  <wp:docPr id="1956461737" name="Image 10"/>
-                  <wp:cNvGraphicFramePr/>
-                  <a:graphic xmlns:a="http://schemas.openxmlformats.org/drawingml/2006/main">
-                    <a:graphicData uri="http://schemas.openxmlformats.org/drawingml/2006/picture">
-                      <pic:pic xmlns:pic="http://schemas.openxmlformats.org/drawingml/2006/picture">
-                        <pic:nvPicPr>
-                          <pic:cNvPr id="1956461737" name="Image 10"/>
-                          <pic:cNvPicPr/>
-                        </pic:nvPicPr>
-                        <pic:blipFill>
-                          <a:blip r:embed="rId10" cstate="print"/>
-                          <a:stretch>
-                            <a:fillRect/>
-                          </a:stretch>
-                        </pic:blipFill>
-                        <pic:spPr>
-                          <a:xfrm>
-                            <a:off x="0" y="0"/>
-                            <a:ext cx="100330" cy="99695"/>
-                          </a:xfrm>
-                          <a:prstGeom prst="rect">
-                            <a:avLst/>
-                          </a:prstGeom>
-                        </pic:spPr>
-                      </pic:pic>
-                    </a:graphicData>
-                  </a:graphic>
-                </wp:anchor>
-              </w:drawing>
-            </w:r>
-            <w:r>
-              <w:rPr>
-                <w:sz w:val="23"/>
-                <w:szCs w:val="23"/>
-              </w:rPr>
-              <w:t>06/</w:t>
-            </w:r>
-            <w:r>
-              <w:rPr>
-                <w:sz w:val="23"/>
-                <w:szCs w:val="23"/>
-              </w:rPr>
-              <w:t>202</w:t>
-            </w:r>
-            <w:r>
-              <w:rPr>
-                <w:sz w:val="23"/>
-                <w:szCs w:val="23"/>
-              </w:rPr>
-              <w:t>4</w:t>
-            </w:r>
-            <w:r>
-              <w:rPr>
-                <w:sz w:val="23"/>
-                <w:szCs w:val="23"/>
-              </w:rPr>
-              <w:t xml:space="preserve">              </w:t>
-            </w:r>
-          </w:p>
-        </w:tc>
-        <w:tc>
-          <w:tcPr>
-            <w:tcW w:w="8280" w:type="dxa"/>
-          </w:tcPr>
-          <w:p>
-            <w:pPr>
-              <w:spacing w:line="240" w:lineRule="auto"/>
-              <w:ind w:left="0" w:firstLine="0"/>
-              <w:rPr>
-                <w:b/>
-                <w:bCs/>
-                <w:sz w:val="23"/>
-                <w:szCs w:val="23"/>
-              </w:rPr>
-            </w:pPr>
-            <w:r>
-              <w:rPr>
-                <w:b/>
-                <w:bCs/>
-                <w:sz w:val="23"/>
-                <w:szCs w:val="23"/>
-              </w:rPr>
-              <w:t>Talk |</w:t>
-            </w:r>
-            <w:r>
-              <w:rPr>
-                <w:sz w:val="23"/>
-                <w:szCs w:val="23"/>
-              </w:rPr>
-              <w:t xml:space="preserve"> </w:t>
-            </w:r>
-            <w:r>
-              <w:rPr>
-                <w:sz w:val="23"/>
-                <w:szCs w:val="23"/>
-              </w:rPr>
-              <w:t>Combined coding of individual identity and spatial locations in the mouse dorso-medial prefrontal cortex (dmPFC)</w:t>
-            </w:r>
-            <w:r>
-              <w:rPr>
-                <w:sz w:val="23"/>
-                <w:szCs w:val="23"/>
-              </w:rPr>
-              <w:t xml:space="preserve"> </w:t>
-            </w:r>
-            <w:r>
-              <w:rPr>
-                <w:b/>
-                <w:bCs/>
-                <w:sz w:val="23"/>
-                <w:szCs w:val="23"/>
-              </w:rPr>
-              <w:t>(nominated)</w:t>
-            </w:r>
-          </w:p>
-          <w:p>
-            <w:pPr>
-              <w:spacing w:line="240" w:lineRule="auto"/>
-              <w:ind w:left="0" w:firstLine="0"/>
-              <w:rPr>
-                <w:sz w:val="23"/>
-                <w:szCs w:val="23"/>
-              </w:rPr>
-            </w:pPr>
-            <w:r>
-              <w:rPr>
-                <w:i/>
-                <w:iCs/>
-                <w:color w:val="000000" w:themeColor="text1"/>
-                <w:sz w:val="23"/>
-                <w:szCs w:val="23"/>
-              </w:rPr>
-              <w:t>Zuckerman Institute Postdoctoral Seminar (ZIPS, Columbia University, USA</w:t>
-            </w:r>
-          </w:p>
-        </w:tc>
-      </w:tr>
-      <w:tr>
-        <w:trPr>
-          <w:trHeight w:hRule="exact" w:val="99"/>
-        </w:trPr>
-        <w:tc>
-          <w:tcPr>
-            <w:tcW w:w="2790" w:type="dxa"/>
-          </w:tcPr>
-          <w:p>
-            <w:pPr>
-              <w:spacing w:line="240" w:lineRule="auto"/>
-              <w:ind w:left="0" w:firstLine="0"/>
-              <w:jc w:val="center"/>
-              <w:rPr>
-                <w:b/>
-                <w:bCs/>
-                <w:sz w:val="22"/>
-                <w:szCs w:val="22"/>
-              </w:rPr>
-            </w:pPr>
-          </w:p>
-        </w:tc>
-        <w:tc>
-          <w:tcPr>
-            <w:tcW w:w="8280" w:type="dxa"/>
-          </w:tcPr>
-          <w:p>
-            <w:pPr>
-              <w:spacing w:line="240" w:lineRule="auto"/>
-              <w:ind w:left="0" w:firstLine="0"/>
-              <w:rPr>
-                <w:sz w:val="22"/>
-                <w:szCs w:val="22"/>
-              </w:rPr>
-            </w:pPr>
-          </w:p>
-          <w:p>
-            <w:pPr>
-              <w:rPr>
-                <w:sz w:val="22"/>
-                <w:szCs w:val="22"/>
-              </w:rPr>
-            </w:pPr>
-          </w:p>
-          <w:p>
-            <w:pPr>
-              <w:tabs>
-                <w:tab w:val="left" w:pos="2238"/>
-                <w:tab w:val="right" w:pos="7254"/>
-              </w:tabs>
-              <w:rPr>
-                <w:sz w:val="22"/>
-                <w:szCs w:val="22"/>
-              </w:rPr>
-            </w:pPr>
-            <w:r>
-              <w:rPr>
-                <w:sz w:val="22"/>
-                <w:szCs w:val="22"/>
-              </w:rPr>
-              <w:tab/>
-            </w:r>
-            <w:r>
-              <w:rPr>
-                <w:sz w:val="22"/>
-                <w:szCs w:val="22"/>
-              </w:rPr>
-              <w:tab/>
-            </w:r>
-            <w:r>
-              <w:rPr>
-                <w:sz w:val="22"/>
-                <w:szCs w:val="22"/>
-              </w:rPr>
-              <w:tab/>
-            </w:r>
-          </w:p>
-        </w:tc>
-      </w:tr>
-      <w:tr>
-        <w:tc>
-          <w:tcPr>
-            <w:tcW w:w="2790" w:type="dxa"/>
-          </w:tcPr>
-          <w:p>
-            <w:pPr>
-              <w:spacing w:line="240" w:lineRule="auto"/>
-              <w:ind w:left="0" w:firstLine="0"/>
-              <w:jc w:val="center"/>
-              <w:rPr>
-                <w:sz w:val="23"/>
-                <w:szCs w:val="23"/>
-              </w:rPr>
-            </w:pPr>
-            <w:r>
-              <w:rPr>
-                <w:noProof/>
-                <w:sz w:val="23"/>
-                <w:szCs w:val="23"/>
-              </w:rPr>
-              <w:lastRenderedPageBreak/>
               <mc:AlternateContent>
                 <mc:Choice Requires="wps">
                   <w:drawing>
-                    <wp:anchor distT="0" distB="0" distL="114300" distR="114300" simplePos="0" relativeHeight="251522043" behindDoc="0" locked="0" layoutInCell="1" allowOverlap="1" wp14:anchorId="4F9B9312" wp14:editId="7285D9D0">
+                    <wp:anchor distT="0" distB="0" distL="114300" distR="114300" simplePos="0" relativeHeight="251522043" behindDoc="0" locked="0" layoutInCell="1" allowOverlap="1" wp14:anchorId="4F9B9312" wp14:editId="3A474F9E">
                       <wp:simplePos x="0" y="0"/>
                       <wp:positionH relativeFrom="column">
                         <wp:posOffset>1648460</wp:posOffset>
                       </wp:positionH>
                       <wp:positionV relativeFrom="paragraph">
-                        <wp:posOffset>-85293</wp:posOffset>
+                        <wp:posOffset>-92818</wp:posOffset>
                       </wp:positionV>
                       <wp:extent cx="0" cy="8572500"/>
                       <wp:effectExtent l="12700" t="0" r="25400" b="25400"/>
@@ -7730,13 +7816,331 @@
                 </mc:Choice>
                 <mc:Fallback>
                   <w:pict>
-                    <v:line w14:anchorId="203426FC" id="Straight Connector 6" o:spid="_x0000_s1026" style="position:absolute;flip:x;z-index:251522043;visibility:visible;mso-wrap-style:square;mso-width-percent:0;mso-height-percent:0;mso-wrap-distance-left:9pt;mso-wrap-distance-top:0;mso-wrap-distance-right:9pt;mso-wrap-distance-bottom:0;mso-position-horizontal:absolute;mso-position-horizontal-relative:text;mso-position-vertical:absolute;mso-position-vertical-relative:text;mso-width-percent:0;mso-height-percent:0;mso-width-relative:margin;mso-height-relative:margin" from="129.8pt,-6.7pt" to="129.8pt,668.3pt" o:gfxdata="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" strokecolor="#727272" strokeweight="3pt">
+                    <v:line w14:anchorId="1C261435" id="Straight Connector 6" o:spid="_x0000_s1026" style="position:absolute;flip:x;z-index:251522043;visibility:visible;mso-wrap-style:square;mso-width-percent:0;mso-height-percent:0;mso-wrap-distance-left:9pt;mso-wrap-distance-top:0;mso-wrap-distance-right:9pt;mso-wrap-distance-bottom:0;mso-position-horizontal:absolute;mso-position-horizontal-relative:text;mso-position-vertical:absolute;mso-position-vertical-relative:text;mso-width-percent:0;mso-height-percent:0;mso-width-relative:margin;mso-height-relative:margin" from="129.8pt,-7.3pt" to="129.8pt,667.7pt" o:gfxdata="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" strokecolor="#727272" strokeweight="3pt">
                       <v:stroke joinstyle="miter"/>
                     </v:line>
                   </w:pict>
                 </mc:Fallback>
               </mc:AlternateContent>
             </w:r>
+          </w:p>
+        </w:tc>
+        <w:tc>
+          <w:tcPr>
+            <w:tcW w:w="8280" w:type="dxa"/>
+          </w:tcPr>
+          <w:p>
+            <w:pPr>
+              <w:spacing w:line="240" w:lineRule="auto"/>
+              <w:ind w:left="0" w:firstLine="0"/>
+              <w:rPr>
+                <w:sz w:val="23"/>
+                <w:szCs w:val="23"/>
+              </w:rPr>
+            </w:pPr>
+            <w:r>
+              <w:rPr>
+                <w:b/>
+                <w:bCs/>
+                <w:sz w:val="23"/>
+                <w:szCs w:val="23"/>
+              </w:rPr>
+              <w:t>Rajyashree Sen</w:t>
+            </w:r>
+            <w:r>
+              <w:rPr>
+                <w:sz w:val="23"/>
+                <w:szCs w:val="23"/>
+              </w:rPr>
+              <w:t xml:space="preserve">, Ming Wu, Kristin Branson, Alice Robie, Gerald M. Rubin and Barry J. Dickson (2017). “Moonwalker descending neurons mediate visually evoked retreat in </w:t>
+            </w:r>
+            <w:r>
+              <w:rPr>
+                <w:i/>
+                <w:iCs/>
+                <w:sz w:val="23"/>
+                <w:szCs w:val="23"/>
+              </w:rPr>
+              <w:t>Drosophila</w:t>
+            </w:r>
+            <w:r>
+              <w:rPr>
+                <w:sz w:val="23"/>
+                <w:szCs w:val="23"/>
+              </w:rPr>
+              <w:t xml:space="preserve">” </w:t>
+            </w:r>
+            <w:r>
+              <w:rPr>
+                <w:b/>
+                <w:bCs/>
+                <w:i/>
+                <w:iCs/>
+                <w:color w:val="00786B"/>
+                <w:sz w:val="23"/>
+                <w:szCs w:val="23"/>
+              </w:rPr>
+              <w:t>Current Biology</w:t>
+            </w:r>
+            <w:r>
+              <w:rPr>
+                <w:sz w:val="23"/>
+                <w:szCs w:val="23"/>
+              </w:rPr>
+              <w:t>.</w:t>
+            </w:r>
+            <w:r>
+              <w:rPr>
+                <w:color w:val="00786B"/>
+                <w:sz w:val="23"/>
+                <w:szCs w:val="23"/>
+              </w:rPr>
+              <w:t xml:space="preserve"> </w:t>
+            </w:r>
+            <w:r>
+              <w:rPr>
+                <w:sz w:val="23"/>
+                <w:szCs w:val="23"/>
+              </w:rPr>
+              <w:t>27(5): 766-771.</w:t>
+            </w:r>
+            <w:r>
+              <w:rPr>
+                <w:sz w:val="23"/>
+                <w:szCs w:val="23"/>
+              </w:rPr>
+              <w:t xml:space="preserve"> </w:t>
+            </w:r>
+          </w:p>
+          <w:p>
+            <w:pPr>
+              <w:spacing w:line="240" w:lineRule="auto"/>
+              <w:ind w:left="0" w:firstLine="0"/>
+              <w:rPr>
+                <w:i/>
+                <w:iCs/>
+                <w:sz w:val="23"/>
+                <w:szCs w:val="23"/>
+              </w:rPr>
+            </w:pPr>
+            <w:r>
+              <w:rPr>
+                <w:i/>
+                <w:iCs/>
+                <w:sz w:val="23"/>
+                <w:szCs w:val="23"/>
+              </w:rPr>
+              <w:t>DOI:</w:t>
+            </w:r>
+            <w:r>
+              <w:t xml:space="preserve"> </w:t>
+            </w:r>
+            <w:hyperlink r:id="rId15" w:tgtFrame="_blank" w:tooltip="Persistent link using digital object identifier" w:history="1">
+              <w:r>
+                <w:rPr>
+                  <w:rStyle w:val="Hyperlink"/>
+                  <w:i/>
+                  <w:iCs/>
+                  <w:sz w:val="23"/>
+                  <w:szCs w:val="23"/>
+                </w:rPr>
+                <w:t>https://doi.org/10.1016/j.cub.2017.02.008</w:t>
+              </w:r>
+            </w:hyperlink>
+          </w:p>
+        </w:tc>
+      </w:tr>
+      <w:tr>
+        <w:trPr>
+          <w:trHeight w:hRule="exact" w:val="99"/>
+        </w:trPr>
+        <w:tc>
+          <w:tcPr>
+            <w:tcW w:w="2790" w:type="dxa"/>
+          </w:tcPr>
+          <w:p>
+            <w:pPr>
+              <w:spacing w:line="240" w:lineRule="auto"/>
+              <w:ind w:left="0" w:firstLine="0"/>
+              <w:jc w:val="center"/>
+              <w:rPr>
+                <w:b/>
+                <w:bCs/>
+                <w:sz w:val="22"/>
+                <w:szCs w:val="22"/>
+              </w:rPr>
+            </w:pPr>
+          </w:p>
+        </w:tc>
+        <w:tc>
+          <w:tcPr>
+            <w:tcW w:w="8280" w:type="dxa"/>
+          </w:tcPr>
+          <w:p>
+            <w:pPr>
+              <w:spacing w:line="240" w:lineRule="auto"/>
+              <w:ind w:left="0" w:firstLine="0"/>
+              <w:rPr>
+                <w:sz w:val="22"/>
+                <w:szCs w:val="22"/>
+              </w:rPr>
+            </w:pPr>
+          </w:p>
+          <w:p>
+            <w:pPr>
+              <w:rPr>
+                <w:sz w:val="22"/>
+                <w:szCs w:val="22"/>
+              </w:rPr>
+            </w:pPr>
+          </w:p>
+          <w:p>
+            <w:pPr>
+              <w:tabs>
+                <w:tab w:val="left" w:pos="2238"/>
+                <w:tab w:val="right" w:pos="7254"/>
+              </w:tabs>
+              <w:rPr>
+                <w:sz w:val="22"/>
+                <w:szCs w:val="22"/>
+              </w:rPr>
+            </w:pPr>
+            <w:r>
+              <w:rPr>
+                <w:sz w:val="22"/>
+                <w:szCs w:val="22"/>
+              </w:rPr>
+              <w:tab/>
+            </w:r>
+            <w:r>
+              <w:rPr>
+                <w:sz w:val="22"/>
+                <w:szCs w:val="22"/>
+              </w:rPr>
+              <w:tab/>
+            </w:r>
+            <w:r>
+              <w:rPr>
+                <w:sz w:val="22"/>
+                <w:szCs w:val="22"/>
+              </w:rPr>
+              <w:tab/>
+            </w:r>
+          </w:p>
+        </w:tc>
+      </w:tr>
+      <w:tr>
+        <w:tc>
+          <w:tcPr>
+            <w:tcW w:w="2790" w:type="dxa"/>
+          </w:tcPr>
+          <w:p>
+            <w:pPr>
+              <w:spacing w:line="240" w:lineRule="auto"/>
+              <w:ind w:left="0" w:firstLine="0"/>
+              <w:jc w:val="center"/>
+              <w:rPr>
+                <w:b/>
+                <w:bCs/>
+                <w:sz w:val="28"/>
+                <w:szCs w:val="28"/>
+              </w:rPr>
+            </w:pPr>
+            <w:r>
+              <w:rPr>
+                <w:sz w:val="28"/>
+                <w:szCs w:val="28"/>
+              </w:rPr>
+              <w:t>PRESENTATIONS</w:t>
+            </w:r>
+          </w:p>
+        </w:tc>
+        <w:tc>
+          <w:tcPr>
+            <w:tcW w:w="8280" w:type="dxa"/>
+          </w:tcPr>
+          <w:p>
+            <w:pPr>
+              <w:spacing w:line="240" w:lineRule="auto"/>
+              <w:ind w:left="0" w:firstLine="0"/>
+              <w:rPr>
+                <w:sz w:val="22"/>
+                <w:szCs w:val="22"/>
+              </w:rPr>
+            </w:pPr>
+          </w:p>
+        </w:tc>
+      </w:tr>
+      <w:tr>
+        <w:tc>
+          <w:tcPr>
+            <w:tcW w:w="2790" w:type="dxa"/>
+          </w:tcPr>
+          <w:p>
+            <w:pPr>
+              <w:spacing w:line="240" w:lineRule="auto"/>
+              <w:ind w:left="0" w:firstLine="0"/>
+              <w:jc w:val="center"/>
+              <w:rPr>
+                <w:b/>
+                <w:bCs/>
+                <w:sz w:val="22"/>
+                <w:szCs w:val="22"/>
+              </w:rPr>
+            </w:pPr>
+            <w:r>
+              <w:rPr>
+                <w:i/>
+                <w:smallCaps/>
+                <w:color w:val="00796B"/>
+                <w:spacing w:val="-2"/>
+                <w:sz w:val="24"/>
+              </w:rPr>
+              <w:t>Invite</w:t>
+            </w:r>
+            <w:r>
+              <w:rPr>
+                <w:i/>
+                <w:smallCaps/>
+                <w:color w:val="00796B"/>
+                <w:spacing w:val="-2"/>
+                <w:sz w:val="24"/>
+              </w:rPr>
+              <w:t xml:space="preserve">d </w:t>
+            </w:r>
+          </w:p>
+        </w:tc>
+        <w:tc>
+          <w:tcPr>
+            <w:tcW w:w="8280" w:type="dxa"/>
+          </w:tcPr>
+          <w:p>
+            <w:pPr>
+              <w:spacing w:line="240" w:lineRule="auto"/>
+              <w:ind w:left="0" w:firstLine="0"/>
+              <w:rPr>
+                <w:sz w:val="22"/>
+                <w:szCs w:val="22"/>
+              </w:rPr>
+            </w:pPr>
+          </w:p>
+        </w:tc>
+      </w:tr>
+      <w:tr>
+        <w:tc>
+          <w:tcPr>
+            <w:tcW w:w="2790" w:type="dxa"/>
+          </w:tcPr>
+          <w:p>
+            <w:pPr>
+              <w:spacing w:line="240" w:lineRule="auto"/>
+              <w:ind w:left="0" w:firstLine="0"/>
+              <w:jc w:val="center"/>
+              <w:rPr>
+                <w:sz w:val="23"/>
+                <w:szCs w:val="23"/>
+              </w:rPr>
+            </w:pPr>
             <w:r>
               <w:rPr>
                 <w:noProof/>
@@ -7744,7 +8148,541 @@
                 <w:szCs w:val="23"/>
               </w:rPr>
               <w:drawing>
-                <wp:anchor distT="0" distB="0" distL="114300" distR="114300" simplePos="0" relativeHeight="251668480" behindDoc="0" locked="0" layoutInCell="1" allowOverlap="1" wp14:anchorId="2DEB3DAC" wp14:editId="5C78E549">
+                <wp:anchor distT="0" distB="0" distL="114300" distR="114300" simplePos="0" relativeHeight="251854848" behindDoc="0" locked="0" layoutInCell="1" allowOverlap="1" wp14:anchorId="0B0E37C8" wp14:editId="3B7E9F7D">
+                  <wp:simplePos x="0" y="0"/>
+                  <wp:positionH relativeFrom="column">
+                    <wp:posOffset>1595755</wp:posOffset>
+                  </wp:positionH>
+                  <wp:positionV relativeFrom="paragraph">
+                    <wp:posOffset>31115</wp:posOffset>
+                  </wp:positionV>
+                  <wp:extent cx="100330" cy="99695"/>
+                  <wp:effectExtent l="0" t="0" r="1270" b="1905"/>
+                  <wp:wrapNone/>
+                  <wp:docPr id="1731897634" name="Image 10"/>
+                  <wp:cNvGraphicFramePr/>
+                  <a:graphic xmlns:a="http://schemas.openxmlformats.org/drawingml/2006/main">
+                    <a:graphicData uri="http://schemas.openxmlformats.org/drawingml/2006/picture">
+                      <pic:pic xmlns:pic="http://schemas.openxmlformats.org/drawingml/2006/picture">
+                        <pic:nvPicPr>
+                          <pic:cNvPr id="1956461737" name="Image 10"/>
+                          <pic:cNvPicPr/>
+                        </pic:nvPicPr>
+                        <pic:blipFill>
+                          <a:blip r:embed="rId10" cstate="print"/>
+                          <a:stretch>
+                            <a:fillRect/>
+                          </a:stretch>
+                        </pic:blipFill>
+                        <pic:spPr>
+                          <a:xfrm>
+                            <a:off x="0" y="0"/>
+                            <a:ext cx="100330" cy="99695"/>
+                          </a:xfrm>
+                          <a:prstGeom prst="rect">
+                            <a:avLst/>
+                          </a:prstGeom>
+                        </pic:spPr>
+                      </pic:pic>
+                    </a:graphicData>
+                  </a:graphic>
+                </wp:anchor>
+              </w:drawing>
+            </w:r>
+            <w:r>
+              <w:rPr>
+                <w:sz w:val="23"/>
+                <w:szCs w:val="23"/>
+              </w:rPr>
+              <w:t>03/</w:t>
+            </w:r>
+            <w:r>
+              <w:rPr>
+                <w:sz w:val="23"/>
+                <w:szCs w:val="23"/>
+              </w:rPr>
+              <w:t>202</w:t>
+            </w:r>
+            <w:r>
+              <w:rPr>
+                <w:sz w:val="23"/>
+                <w:szCs w:val="23"/>
+              </w:rPr>
+              <w:t xml:space="preserve">6              </w:t>
+            </w:r>
+          </w:p>
+        </w:tc>
+        <w:tc>
+          <w:tcPr>
+            <w:tcW w:w="8280" w:type="dxa"/>
+          </w:tcPr>
+          <w:p>
+            <w:pPr>
+              <w:spacing w:line="240" w:lineRule="auto"/>
+              <w:ind w:left="0" w:firstLine="0"/>
+              <w:rPr>
+                <w:b/>
+                <w:bCs/>
+                <w:sz w:val="23"/>
+                <w:szCs w:val="23"/>
+              </w:rPr>
+            </w:pPr>
+            <w:r>
+              <w:rPr>
+                <w:b/>
+                <w:bCs/>
+                <w:sz w:val="23"/>
+                <w:szCs w:val="23"/>
+              </w:rPr>
+              <w:t>Poster</w:t>
+            </w:r>
+            <w:r>
+              <w:rPr>
+                <w:b/>
+                <w:bCs/>
+                <w:sz w:val="23"/>
+                <w:szCs w:val="23"/>
+              </w:rPr>
+              <w:t xml:space="preserve"> |</w:t>
+            </w:r>
+            <w:r>
+              <w:rPr>
+                <w:sz w:val="23"/>
+                <w:szCs w:val="23"/>
+              </w:rPr>
+              <w:t xml:space="preserve"> </w:t>
+            </w:r>
+            <w:r>
+              <w:rPr>
+                <w:sz w:val="23"/>
+                <w:szCs w:val="23"/>
+              </w:rPr>
+              <w:t xml:space="preserve">The </w:t>
+            </w:r>
+            <w:proofErr w:type="spellStart"/>
+            <w:r>
+              <w:rPr>
+                <w:sz w:val="23"/>
+                <w:szCs w:val="23"/>
+              </w:rPr>
+              <w:t>dorso</w:t>
+            </w:r>
+            <w:proofErr w:type="spellEnd"/>
+            <w:r>
+              <w:rPr>
+                <w:sz w:val="23"/>
+                <w:szCs w:val="23"/>
+              </w:rPr>
+              <w:t>-medial prefrontal cortex abstracts space onto a low-dimensional manifold</w:t>
+            </w:r>
+            <w:r>
+              <w:rPr>
+                <w:sz w:val="23"/>
+                <w:szCs w:val="23"/>
+              </w:rPr>
+              <w:t xml:space="preserve"> </w:t>
+            </w:r>
+            <w:r>
+              <w:rPr>
+                <w:b/>
+                <w:bCs/>
+                <w:sz w:val="23"/>
+                <w:szCs w:val="23"/>
+              </w:rPr>
+              <w:t>(</w:t>
+            </w:r>
+            <w:r>
+              <w:rPr>
+                <w:b/>
+                <w:bCs/>
+                <w:sz w:val="23"/>
+                <w:szCs w:val="23"/>
+              </w:rPr>
+              <w:t>selected</w:t>
+            </w:r>
+            <w:r>
+              <w:rPr>
+                <w:b/>
+                <w:bCs/>
+                <w:sz w:val="23"/>
+                <w:szCs w:val="23"/>
+              </w:rPr>
+              <w:t>)</w:t>
+            </w:r>
+          </w:p>
+          <w:p>
+            <w:pPr>
+              <w:spacing w:line="240" w:lineRule="auto"/>
+              <w:ind w:left="0" w:firstLine="0"/>
+              <w:rPr>
+                <w:sz w:val="23"/>
+                <w:szCs w:val="23"/>
+              </w:rPr>
+            </w:pPr>
+            <w:r>
+              <w:rPr>
+                <w:i/>
+                <w:iCs/>
+                <w:color w:val="000000" w:themeColor="text1"/>
+                <w:sz w:val="23"/>
+                <w:szCs w:val="23"/>
+              </w:rPr>
+              <w:t xml:space="preserve">Computational and Systems Neuroscience (COSYNE) Conference, Portugal </w:t>
+            </w:r>
+          </w:p>
+        </w:tc>
+      </w:tr>
+      <w:tr>
+        <w:trPr>
+          <w:trHeight w:hRule="exact" w:val="99"/>
+        </w:trPr>
+        <w:tc>
+          <w:tcPr>
+            <w:tcW w:w="2790" w:type="dxa"/>
+          </w:tcPr>
+          <w:p>
+            <w:pPr>
+              <w:spacing w:line="240" w:lineRule="auto"/>
+              <w:ind w:left="0" w:firstLine="0"/>
+              <w:jc w:val="center"/>
+              <w:rPr>
+                <w:b/>
+                <w:bCs/>
+                <w:sz w:val="22"/>
+                <w:szCs w:val="22"/>
+              </w:rPr>
+            </w:pPr>
+          </w:p>
+        </w:tc>
+        <w:tc>
+          <w:tcPr>
+            <w:tcW w:w="8280" w:type="dxa"/>
+          </w:tcPr>
+          <w:p>
+            <w:pPr>
+              <w:spacing w:line="240" w:lineRule="auto"/>
+              <w:ind w:left="0" w:firstLine="0"/>
+              <w:rPr>
+                <w:sz w:val="22"/>
+                <w:szCs w:val="22"/>
+              </w:rPr>
+            </w:pPr>
+          </w:p>
+          <w:p>
+            <w:pPr>
+              <w:rPr>
+                <w:sz w:val="22"/>
+                <w:szCs w:val="22"/>
+              </w:rPr>
+            </w:pPr>
+          </w:p>
+          <w:p>
+            <w:pPr>
+              <w:tabs>
+                <w:tab w:val="left" w:pos="2238"/>
+                <w:tab w:val="right" w:pos="7254"/>
+              </w:tabs>
+              <w:rPr>
+                <w:sz w:val="22"/>
+                <w:szCs w:val="22"/>
+              </w:rPr>
+            </w:pPr>
+            <w:r>
+              <w:rPr>
+                <w:sz w:val="22"/>
+                <w:szCs w:val="22"/>
+              </w:rPr>
+              <w:tab/>
+            </w:r>
+            <w:r>
+              <w:rPr>
+                <w:sz w:val="22"/>
+                <w:szCs w:val="22"/>
+              </w:rPr>
+              <w:tab/>
+            </w:r>
+            <w:r>
+              <w:rPr>
+                <w:sz w:val="22"/>
+                <w:szCs w:val="22"/>
+              </w:rPr>
+              <w:tab/>
+            </w:r>
+          </w:p>
+        </w:tc>
+      </w:tr>
+      <w:tr>
+        <w:tc>
+          <w:tcPr>
+            <w:tcW w:w="2790" w:type="dxa"/>
+          </w:tcPr>
+          <w:p>
+            <w:pPr>
+              <w:spacing w:line="240" w:lineRule="auto"/>
+              <w:ind w:left="0" w:firstLine="0"/>
+              <w:jc w:val="center"/>
+              <w:rPr>
+                <w:sz w:val="23"/>
+                <w:szCs w:val="23"/>
+              </w:rPr>
+            </w:pPr>
+            <w:r>
+              <w:rPr>
+                <w:noProof/>
+                <w:sz w:val="23"/>
+                <w:szCs w:val="23"/>
+              </w:rPr>
+              <w:drawing>
+                <wp:anchor distT="0" distB="0" distL="114300" distR="114300" simplePos="0" relativeHeight="251675648" behindDoc="0" locked="0" layoutInCell="1" allowOverlap="1" wp14:anchorId="72183446" wp14:editId="6392CB4C">
+                  <wp:simplePos x="0" y="0"/>
+                  <wp:positionH relativeFrom="column">
+                    <wp:posOffset>1595755</wp:posOffset>
+                  </wp:positionH>
+                  <wp:positionV relativeFrom="paragraph">
+                    <wp:posOffset>31115</wp:posOffset>
+                  </wp:positionV>
+                  <wp:extent cx="100330" cy="99695"/>
+                  <wp:effectExtent l="0" t="0" r="1270" b="1905"/>
+                  <wp:wrapNone/>
+                  <wp:docPr id="1956461737" name="Image 10"/>
+                  <wp:cNvGraphicFramePr/>
+                  <a:graphic xmlns:a="http://schemas.openxmlformats.org/drawingml/2006/main">
+                    <a:graphicData uri="http://schemas.openxmlformats.org/drawingml/2006/picture">
+                      <pic:pic xmlns:pic="http://schemas.openxmlformats.org/drawingml/2006/picture">
+                        <pic:nvPicPr>
+                          <pic:cNvPr id="1956461737" name="Image 10"/>
+                          <pic:cNvPicPr/>
+                        </pic:nvPicPr>
+                        <pic:blipFill>
+                          <a:blip r:embed="rId10" cstate="print"/>
+                          <a:stretch>
+                            <a:fillRect/>
+                          </a:stretch>
+                        </pic:blipFill>
+                        <pic:spPr>
+                          <a:xfrm>
+                            <a:off x="0" y="0"/>
+                            <a:ext cx="100330" cy="99695"/>
+                          </a:xfrm>
+                          <a:prstGeom prst="rect">
+                            <a:avLst/>
+                          </a:prstGeom>
+                        </pic:spPr>
+                      </pic:pic>
+                    </a:graphicData>
+                  </a:graphic>
+                </wp:anchor>
+              </w:drawing>
+            </w:r>
+            <w:r>
+              <w:rPr>
+                <w:sz w:val="23"/>
+                <w:szCs w:val="23"/>
+              </w:rPr>
+              <w:t>06/</w:t>
+            </w:r>
+            <w:r>
+              <w:rPr>
+                <w:sz w:val="23"/>
+                <w:szCs w:val="23"/>
+              </w:rPr>
+              <w:t>202</w:t>
+            </w:r>
+            <w:r>
+              <w:rPr>
+                <w:sz w:val="23"/>
+                <w:szCs w:val="23"/>
+              </w:rPr>
+              <w:t>4</w:t>
+            </w:r>
+            <w:r>
+              <w:rPr>
+                <w:sz w:val="23"/>
+                <w:szCs w:val="23"/>
+              </w:rPr>
+              <w:t xml:space="preserve">              </w:t>
+            </w:r>
+          </w:p>
+        </w:tc>
+        <w:tc>
+          <w:tcPr>
+            <w:tcW w:w="8280" w:type="dxa"/>
+          </w:tcPr>
+          <w:p>
+            <w:pPr>
+              <w:spacing w:line="240" w:lineRule="auto"/>
+              <w:ind w:left="0" w:firstLine="0"/>
+              <w:rPr>
+                <w:b/>
+                <w:bCs/>
+                <w:sz w:val="23"/>
+                <w:szCs w:val="23"/>
+              </w:rPr>
+            </w:pPr>
+            <w:r>
+              <w:rPr>
+                <w:b/>
+                <w:bCs/>
+                <w:sz w:val="23"/>
+                <w:szCs w:val="23"/>
+              </w:rPr>
+              <w:t>Talk |</w:t>
+            </w:r>
+            <w:r>
+              <w:rPr>
+                <w:sz w:val="23"/>
+                <w:szCs w:val="23"/>
+              </w:rPr>
+              <w:t xml:space="preserve"> </w:t>
+            </w:r>
+            <w:r>
+              <w:rPr>
+                <w:sz w:val="23"/>
+                <w:szCs w:val="23"/>
+              </w:rPr>
+              <w:t>Combined coding of individual identity and spatial locations in the mouse dorso-medial prefrontal cortex (dmPFC)</w:t>
+            </w:r>
+            <w:r>
+              <w:rPr>
+                <w:sz w:val="23"/>
+                <w:szCs w:val="23"/>
+              </w:rPr>
+              <w:t xml:space="preserve"> </w:t>
+            </w:r>
+            <w:r>
+              <w:rPr>
+                <w:b/>
+                <w:bCs/>
+                <w:sz w:val="23"/>
+                <w:szCs w:val="23"/>
+              </w:rPr>
+              <w:t>(nominated)</w:t>
+            </w:r>
+          </w:p>
+          <w:p>
+            <w:pPr>
+              <w:spacing w:line="240" w:lineRule="auto"/>
+              <w:ind w:left="0" w:firstLine="0"/>
+              <w:rPr>
+                <w:sz w:val="23"/>
+                <w:szCs w:val="23"/>
+              </w:rPr>
+            </w:pPr>
+            <w:r>
+              <w:rPr>
+                <w:i/>
+                <w:iCs/>
+                <w:color w:val="000000" w:themeColor="text1"/>
+                <w:sz w:val="23"/>
+                <w:szCs w:val="23"/>
+              </w:rPr>
+              <w:t>Zuckerman Institute Postdoctoral Seminar (ZIPS, Columbia University, USA</w:t>
+            </w:r>
+          </w:p>
+        </w:tc>
+      </w:tr>
+      <w:tr>
+        <w:trPr>
+          <w:trHeight w:hRule="exact" w:val="99"/>
+        </w:trPr>
+        <w:tc>
+          <w:tcPr>
+            <w:tcW w:w="2790" w:type="dxa"/>
+          </w:tcPr>
+          <w:p>
+            <w:pPr>
+              <w:spacing w:line="240" w:lineRule="auto"/>
+              <w:ind w:left="0" w:firstLine="0"/>
+              <w:jc w:val="center"/>
+              <w:rPr>
+                <w:b/>
+                <w:bCs/>
+                <w:sz w:val="22"/>
+                <w:szCs w:val="22"/>
+              </w:rPr>
+            </w:pPr>
+          </w:p>
+        </w:tc>
+        <w:tc>
+          <w:tcPr>
+            <w:tcW w:w="8280" w:type="dxa"/>
+          </w:tcPr>
+          <w:p>
+            <w:pPr>
+              <w:spacing w:line="240" w:lineRule="auto"/>
+              <w:ind w:left="0" w:firstLine="0"/>
+              <w:rPr>
+                <w:sz w:val="22"/>
+                <w:szCs w:val="22"/>
+              </w:rPr>
+            </w:pPr>
+          </w:p>
+          <w:p>
+            <w:pPr>
+              <w:rPr>
+                <w:sz w:val="22"/>
+                <w:szCs w:val="22"/>
+              </w:rPr>
+            </w:pPr>
+          </w:p>
+          <w:p>
+            <w:pPr>
+              <w:tabs>
+                <w:tab w:val="left" w:pos="2238"/>
+                <w:tab w:val="right" w:pos="7254"/>
+              </w:tabs>
+              <w:rPr>
+                <w:sz w:val="22"/>
+                <w:szCs w:val="22"/>
+              </w:rPr>
+            </w:pPr>
+            <w:r>
+              <w:rPr>
+                <w:sz w:val="22"/>
+                <w:szCs w:val="22"/>
+              </w:rPr>
+              <w:tab/>
+            </w:r>
+            <w:r>
+              <w:rPr>
+                <w:sz w:val="22"/>
+                <w:szCs w:val="22"/>
+              </w:rPr>
+              <w:tab/>
+            </w:r>
+            <w:r>
+              <w:rPr>
+                <w:sz w:val="22"/>
+                <w:szCs w:val="22"/>
+              </w:rPr>
+              <w:tab/>
+            </w:r>
+          </w:p>
+        </w:tc>
+      </w:tr>
+      <w:tr>
+        <w:tc>
+          <w:tcPr>
+            <w:tcW w:w="2790" w:type="dxa"/>
+          </w:tcPr>
+          <w:p>
+            <w:pPr>
+              <w:spacing w:line="240" w:lineRule="auto"/>
+              <w:ind w:left="0" w:firstLine="0"/>
+              <w:jc w:val="center"/>
+              <w:rPr>
+                <w:sz w:val="23"/>
+                <w:szCs w:val="23"/>
+              </w:rPr>
+            </w:pPr>
+            <w:r>
+              <w:rPr>
+                <w:noProof/>
+                <w:sz w:val="23"/>
+                <w:szCs w:val="23"/>
+              </w:rPr>
+              <w:drawing>
+                <wp:anchor distT="0" distB="0" distL="114300" distR="114300" simplePos="0" relativeHeight="251668480" behindDoc="0" locked="0" layoutInCell="1" allowOverlap="1" wp14:anchorId="2DEB3DAC" wp14:editId="3CD151A2">
                   <wp:simplePos x="0" y="0"/>
                   <wp:positionH relativeFrom="column">
                     <wp:posOffset>1595755</wp:posOffset>
@@ -9772,14 +10710,14 @@
               <w:rPr>
                 <w:b/>
                 <w:bCs/>
-                <w:sz w:val="22"/>
-                <w:szCs w:val="22"/>
-              </w:rPr>
-            </w:pPr>
-            <w:r>
-              <w:rPr>
-                <w:sz w:val="30"/>
-                <w:szCs w:val="30"/>
+                <w:sz w:val="28"/>
+                <w:szCs w:val="28"/>
+              </w:rPr>
+            </w:pPr>
+            <w:r>
+              <w:rPr>
+                <w:sz w:val="28"/>
+                <w:szCs w:val="28"/>
               </w:rPr>
               <w:t>TEACHING</w:t>
             </w:r>
@@ -10203,1258 +11141,21 @@
             </w:pPr>
             <w:r>
               <w:rPr>
-                <w:i/>
-                <w:smallCaps/>
-                <w:color w:val="00796B"/>
-                <w:spacing w:val="-2"/>
-                <w:sz w:val="24"/>
-              </w:rPr>
-              <w:t>Guest Lecturer</w:t>
-            </w:r>
-          </w:p>
-        </w:tc>
-        <w:tc>
-          <w:tcPr>
-            <w:tcW w:w="8280" w:type="dxa"/>
-          </w:tcPr>
-          <w:p>
-            <w:pPr>
-              <w:spacing w:line="240" w:lineRule="auto"/>
-              <w:ind w:left="0" w:firstLine="0"/>
-              <w:rPr>
-                <w:sz w:val="22"/>
-                <w:szCs w:val="22"/>
-              </w:rPr>
-            </w:pPr>
-          </w:p>
-        </w:tc>
-      </w:tr>
-      <w:tr>
-        <w:tc>
-          <w:tcPr>
-            <w:tcW w:w="2790" w:type="dxa"/>
-          </w:tcPr>
-          <w:p>
-            <w:pPr>
-              <w:spacing w:line="240" w:lineRule="auto"/>
-              <w:ind w:left="0" w:firstLine="0"/>
-              <w:jc w:val="center"/>
-              <w:rPr>
-                <w:sz w:val="23"/>
-                <w:szCs w:val="23"/>
-              </w:rPr>
-            </w:pPr>
-            <w:r>
-              <w:rPr>
                 <w:noProof/>
                 <w:sz w:val="23"/>
                 <w:szCs w:val="23"/>
               </w:rPr>
-              <w:drawing>
-                <wp:anchor distT="0" distB="0" distL="114300" distR="114300" simplePos="0" relativeHeight="251807744" behindDoc="0" locked="0" layoutInCell="1" allowOverlap="1" wp14:anchorId="6DA5B486" wp14:editId="4235B35A">
-                  <wp:simplePos x="0" y="0"/>
-                  <wp:positionH relativeFrom="column">
-                    <wp:posOffset>1593850</wp:posOffset>
-                  </wp:positionH>
-                  <wp:positionV relativeFrom="paragraph">
-                    <wp:posOffset>27305</wp:posOffset>
-                  </wp:positionV>
-                  <wp:extent cx="100330" cy="99695"/>
-                  <wp:effectExtent l="0" t="0" r="1270" b="1905"/>
-                  <wp:wrapNone/>
-                  <wp:docPr id="1809462251" name="Image 10"/>
-                  <wp:cNvGraphicFramePr/>
-                  <a:graphic xmlns:a="http://schemas.openxmlformats.org/drawingml/2006/main">
-                    <a:graphicData uri="http://schemas.openxmlformats.org/drawingml/2006/picture">
-                      <pic:pic xmlns:pic="http://schemas.openxmlformats.org/drawingml/2006/picture">
-                        <pic:nvPicPr>
-                          <pic:cNvPr id="1809462251" name="Image 10"/>
-                          <pic:cNvPicPr/>
-                        </pic:nvPicPr>
-                        <pic:blipFill>
-                          <a:blip r:embed="rId10" cstate="print"/>
-                          <a:stretch>
-                            <a:fillRect/>
-                          </a:stretch>
-                        </pic:blipFill>
-                        <pic:spPr>
-                          <a:xfrm>
-                            <a:off x="0" y="0"/>
-                            <a:ext cx="100330" cy="99695"/>
-                          </a:xfrm>
-                          <a:prstGeom prst="rect">
-                            <a:avLst/>
-                          </a:prstGeom>
-                        </pic:spPr>
-                      </pic:pic>
-                    </a:graphicData>
-                  </a:graphic>
-                </wp:anchor>
-              </w:drawing>
-            </w:r>
-            <w:r>
-              <w:rPr>
-                <w:sz w:val="23"/>
-                <w:szCs w:val="23"/>
-              </w:rPr>
-              <w:t>Fall 2023</w:t>
-            </w:r>
-            <w:r>
-              <w:rPr>
-                <w:sz w:val="23"/>
-                <w:szCs w:val="23"/>
-              </w:rPr>
-              <w:t xml:space="preserve">, </w:t>
-            </w:r>
-            <w:r>
-              <w:rPr>
-                <w:sz w:val="23"/>
-                <w:szCs w:val="23"/>
-              </w:rPr>
-              <w:t>Fall 2024</w:t>
-            </w:r>
-          </w:p>
-        </w:tc>
-        <w:tc>
-          <w:tcPr>
-            <w:tcW w:w="8280" w:type="dxa"/>
-          </w:tcPr>
-          <w:p>
-            <w:pPr>
-              <w:spacing w:line="240" w:lineRule="auto"/>
-              <w:ind w:left="0" w:firstLine="0"/>
-              <w:rPr>
-                <w:b/>
-                <w:bCs/>
-                <w:sz w:val="23"/>
-                <w:szCs w:val="23"/>
-              </w:rPr>
-            </w:pPr>
-            <w:r>
-              <w:rPr>
-                <w:b/>
-                <w:bCs/>
-                <w:sz w:val="23"/>
-                <w:szCs w:val="23"/>
-              </w:rPr>
-              <w:t>The Parental Brain (Seminar)</w:t>
-            </w:r>
-          </w:p>
-          <w:p>
-            <w:pPr>
-              <w:spacing w:line="240" w:lineRule="auto"/>
-              <w:ind w:left="0" w:firstLine="0"/>
-              <w:rPr>
-                <w:sz w:val="23"/>
-                <w:szCs w:val="23"/>
-              </w:rPr>
-            </w:pPr>
-            <w:r>
-              <w:rPr>
-                <w:i/>
-                <w:iCs/>
-                <w:sz w:val="23"/>
-                <w:szCs w:val="23"/>
-              </w:rPr>
-              <w:t xml:space="preserve">Department of Psychology, </w:t>
-            </w:r>
-            <w:r>
-              <w:rPr>
-                <w:i/>
-                <w:iCs/>
-                <w:sz w:val="23"/>
-                <w:szCs w:val="23"/>
-              </w:rPr>
-              <w:t>Columbia University, USA</w:t>
-            </w:r>
-            <w:r>
-              <w:rPr>
-                <w:sz w:val="23"/>
-                <w:szCs w:val="23"/>
-              </w:rPr>
-              <w:t xml:space="preserve"> </w:t>
-            </w:r>
-          </w:p>
-        </w:tc>
-      </w:tr>
-      <w:tr>
-        <w:tc>
-          <w:tcPr>
-            <w:tcW w:w="2790" w:type="dxa"/>
-          </w:tcPr>
-          <w:p>
-            <w:pPr>
-              <w:spacing w:line="240" w:lineRule="auto"/>
-              <w:ind w:left="0" w:firstLine="0"/>
-              <w:jc w:val="center"/>
-              <w:rPr>
-                <w:sz w:val="23"/>
-                <w:szCs w:val="23"/>
-              </w:rPr>
-            </w:pPr>
-          </w:p>
-        </w:tc>
-        <w:tc>
-          <w:tcPr>
-            <w:tcW w:w="8280" w:type="dxa"/>
-          </w:tcPr>
-          <w:p>
-            <w:pPr>
-              <w:spacing w:line="240" w:lineRule="auto"/>
-              <w:ind w:left="0" w:firstLine="0"/>
-              <w:rPr>
-                <w:sz w:val="23"/>
-                <w:szCs w:val="23"/>
-              </w:rPr>
-            </w:pPr>
-            <w:r>
-              <w:rPr>
-                <w:sz w:val="23"/>
-                <w:szCs w:val="23"/>
-              </w:rPr>
-              <w:t>Developed a module for the course syllabus and led discussions of scientific</w:t>
-            </w:r>
-          </w:p>
-          <w:p>
-            <w:pPr>
-              <w:spacing w:line="240" w:lineRule="auto"/>
-              <w:ind w:left="0" w:firstLine="0"/>
-              <w:rPr>
-                <w:b/>
-                <w:bCs/>
-                <w:sz w:val="23"/>
-                <w:szCs w:val="23"/>
-              </w:rPr>
-            </w:pPr>
-            <w:r>
-              <w:rPr>
-                <w:sz w:val="23"/>
-                <w:szCs w:val="23"/>
-              </w:rPr>
-              <w:t>papers using active learning techniques.</w:t>
-            </w:r>
-          </w:p>
-        </w:tc>
-      </w:tr>
-      <w:tr>
-        <w:trPr>
-          <w:trHeight w:hRule="exact" w:val="99"/>
-        </w:trPr>
-        <w:tc>
-          <w:tcPr>
-            <w:tcW w:w="2790" w:type="dxa"/>
-          </w:tcPr>
-          <w:p>
-            <w:pPr>
-              <w:spacing w:line="240" w:lineRule="auto"/>
-              <w:ind w:left="0" w:firstLine="0"/>
-              <w:jc w:val="center"/>
-              <w:rPr>
-                <w:b/>
-                <w:bCs/>
-                <w:sz w:val="22"/>
-                <w:szCs w:val="22"/>
-              </w:rPr>
-            </w:pPr>
-          </w:p>
-        </w:tc>
-        <w:tc>
-          <w:tcPr>
-            <w:tcW w:w="8280" w:type="dxa"/>
-          </w:tcPr>
-          <w:p>
-            <w:pPr>
-              <w:spacing w:line="240" w:lineRule="auto"/>
-              <w:ind w:left="0" w:firstLine="0"/>
-              <w:rPr>
-                <w:sz w:val="22"/>
-                <w:szCs w:val="22"/>
-              </w:rPr>
-            </w:pPr>
-          </w:p>
-          <w:p>
-            <w:pPr>
-              <w:rPr>
-                <w:sz w:val="22"/>
-                <w:szCs w:val="22"/>
-              </w:rPr>
-            </w:pPr>
-          </w:p>
-          <w:p>
-            <w:pPr>
-              <w:tabs>
-                <w:tab w:val="left" w:pos="2238"/>
-                <w:tab w:val="right" w:pos="7254"/>
-              </w:tabs>
-              <w:rPr>
-                <w:sz w:val="22"/>
-                <w:szCs w:val="22"/>
-              </w:rPr>
-            </w:pPr>
-            <w:r>
-              <w:rPr>
-                <w:sz w:val="22"/>
-                <w:szCs w:val="22"/>
-              </w:rPr>
-              <w:tab/>
-            </w:r>
-            <w:r>
-              <w:rPr>
-                <w:sz w:val="22"/>
-                <w:szCs w:val="22"/>
-              </w:rPr>
-              <w:tab/>
-            </w:r>
-            <w:r>
-              <w:rPr>
-                <w:sz w:val="22"/>
-                <w:szCs w:val="22"/>
-              </w:rPr>
-              <w:tab/>
-            </w:r>
-          </w:p>
-        </w:tc>
-      </w:tr>
-      <w:tr>
-        <w:tc>
-          <w:tcPr>
-            <w:tcW w:w="2790" w:type="dxa"/>
-          </w:tcPr>
-          <w:p>
-            <w:pPr>
-              <w:spacing w:line="240" w:lineRule="auto"/>
-              <w:ind w:left="0" w:firstLine="0"/>
-              <w:jc w:val="center"/>
-              <w:rPr>
-                <w:color w:val="000000" w:themeColor="text1"/>
-                <w:sz w:val="23"/>
-                <w:szCs w:val="23"/>
-              </w:rPr>
-            </w:pPr>
-            <w:r>
-              <w:rPr>
-                <w:i/>
-                <w:smallCaps/>
-                <w:color w:val="00796B"/>
-                <w:spacing w:val="-2"/>
-                <w:sz w:val="24"/>
-              </w:rPr>
-              <w:t>Training</w:t>
-            </w:r>
-          </w:p>
-        </w:tc>
-        <w:tc>
-          <w:tcPr>
-            <w:tcW w:w="8280" w:type="dxa"/>
-          </w:tcPr>
-          <w:p>
-            <w:pPr>
-              <w:spacing w:line="240" w:lineRule="auto"/>
-              <w:ind w:left="0" w:firstLine="0"/>
-              <w:rPr>
-                <w:sz w:val="23"/>
-                <w:szCs w:val="23"/>
-              </w:rPr>
-            </w:pPr>
-          </w:p>
-        </w:tc>
-      </w:tr>
-      <w:tr>
-        <w:trPr>
-          <w:trHeight w:val="261"/>
-        </w:trPr>
-        <w:tc>
-          <w:tcPr>
-            <w:tcW w:w="2790" w:type="dxa"/>
-          </w:tcPr>
-          <w:p>
-            <w:pPr>
-              <w:spacing w:line="240" w:lineRule="auto"/>
-              <w:ind w:left="0" w:firstLine="0"/>
-              <w:jc w:val="center"/>
-              <w:rPr>
-                <w:sz w:val="23"/>
-                <w:szCs w:val="23"/>
-              </w:rPr>
-            </w:pPr>
-            <w:r>
-              <w:rPr>
-                <w:noProof/>
-                <w:sz w:val="23"/>
-                <w:szCs w:val="23"/>
-              </w:rPr>
-              <w:drawing>
-                <wp:anchor distT="0" distB="0" distL="114300" distR="114300" simplePos="0" relativeHeight="251805696" behindDoc="0" locked="0" layoutInCell="1" allowOverlap="1" wp14:anchorId="7133F70C" wp14:editId="34FAB61C">
-                  <wp:simplePos x="0" y="0"/>
-                  <wp:positionH relativeFrom="column">
-                    <wp:posOffset>1603578</wp:posOffset>
-                  </wp:positionH>
-                  <wp:positionV relativeFrom="paragraph">
-                    <wp:posOffset>31750</wp:posOffset>
-                  </wp:positionV>
-                  <wp:extent cx="100330" cy="99695"/>
-                  <wp:effectExtent l="0" t="0" r="1270" b="1905"/>
-                  <wp:wrapNone/>
-                  <wp:docPr id="486623298" name="Image 10"/>
-                  <wp:cNvGraphicFramePr/>
-                  <a:graphic xmlns:a="http://schemas.openxmlformats.org/drawingml/2006/main">
-                    <a:graphicData uri="http://schemas.openxmlformats.org/drawingml/2006/picture">
-                      <pic:pic xmlns:pic="http://schemas.openxmlformats.org/drawingml/2006/picture">
-                        <pic:nvPicPr>
-                          <pic:cNvPr id="486623298" name="Image 10"/>
-                          <pic:cNvPicPr/>
-                        </pic:nvPicPr>
-                        <pic:blipFill>
-                          <a:blip r:embed="rId10" cstate="print"/>
-                          <a:stretch>
-                            <a:fillRect/>
-                          </a:stretch>
-                        </pic:blipFill>
-                        <pic:spPr>
-                          <a:xfrm>
-                            <a:off x="0" y="0"/>
-                            <a:ext cx="100330" cy="99695"/>
-                          </a:xfrm>
-                          <a:prstGeom prst="rect">
-                            <a:avLst/>
-                          </a:prstGeom>
-                        </pic:spPr>
-                      </pic:pic>
-                    </a:graphicData>
-                  </a:graphic>
-                </wp:anchor>
-              </w:drawing>
-            </w:r>
-            <w:r>
-              <w:rPr>
-                <w:sz w:val="23"/>
-                <w:szCs w:val="23"/>
-              </w:rPr>
-              <w:t>2017</w:t>
-            </w:r>
-          </w:p>
-        </w:tc>
-        <w:tc>
-          <w:tcPr>
-            <w:tcW w:w="8280" w:type="dxa"/>
-          </w:tcPr>
-          <w:p>
-            <w:pPr>
-              <w:spacing w:line="240" w:lineRule="auto"/>
-              <w:ind w:left="0" w:firstLine="0"/>
-              <w:rPr>
-                <w:b/>
-                <w:bCs/>
-                <w:sz w:val="23"/>
-                <w:szCs w:val="23"/>
-              </w:rPr>
-            </w:pPr>
-            <w:r>
-              <w:rPr>
-                <w:b/>
-                <w:bCs/>
-                <w:sz w:val="23"/>
-                <w:szCs w:val="23"/>
-              </w:rPr>
-              <w:t>Scientists Teaching Science</w:t>
-            </w:r>
-            <w:r>
-              <w:rPr>
-                <w:b/>
-                <w:bCs/>
-                <w:sz w:val="23"/>
-                <w:szCs w:val="23"/>
-              </w:rPr>
-              <w:t xml:space="preserve"> (Nine Week Course)</w:t>
-            </w:r>
-          </w:p>
-        </w:tc>
-      </w:tr>
-      <w:tr>
-        <w:tc>
-          <w:tcPr>
-            <w:tcW w:w="2790" w:type="dxa"/>
-          </w:tcPr>
-          <w:p>
-            <w:pPr>
-              <w:spacing w:line="240" w:lineRule="auto"/>
-              <w:ind w:left="0" w:firstLine="0"/>
-              <w:jc w:val="center"/>
-              <w:rPr>
-                <w:sz w:val="23"/>
-                <w:szCs w:val="23"/>
-              </w:rPr>
-            </w:pPr>
-          </w:p>
-        </w:tc>
-        <w:tc>
-          <w:tcPr>
-            <w:tcW w:w="8280" w:type="dxa"/>
-          </w:tcPr>
-          <w:p>
-            <w:pPr>
-              <w:spacing w:line="240" w:lineRule="auto"/>
-              <w:ind w:left="0" w:firstLine="0"/>
-              <w:rPr>
-                <w:i/>
-                <w:iCs/>
-                <w:sz w:val="23"/>
-                <w:szCs w:val="23"/>
-              </w:rPr>
-            </w:pPr>
-            <w:r>
-              <w:rPr>
-                <w:i/>
-                <w:iCs/>
-                <w:sz w:val="23"/>
-                <w:szCs w:val="23"/>
-              </w:rPr>
-              <w:t>National Institute of Health</w:t>
-            </w:r>
-          </w:p>
-        </w:tc>
-      </w:tr>
-      <w:tr>
-        <w:trPr>
-          <w:trHeight w:val="126"/>
-        </w:trPr>
-        <w:tc>
-          <w:tcPr>
-            <w:tcW w:w="2790" w:type="dxa"/>
-          </w:tcPr>
-          <w:p>
-            <w:pPr>
-              <w:spacing w:line="240" w:lineRule="auto"/>
-              <w:ind w:left="0" w:firstLine="0"/>
-              <w:jc w:val="center"/>
-              <w:rPr>
-                <w:sz w:val="23"/>
-                <w:szCs w:val="23"/>
-              </w:rPr>
-            </w:pPr>
-          </w:p>
-        </w:tc>
-        <w:tc>
-          <w:tcPr>
-            <w:tcW w:w="8280" w:type="dxa"/>
-          </w:tcPr>
-          <w:p>
-            <w:pPr>
-              <w:spacing w:line="240" w:lineRule="auto"/>
-              <w:ind w:left="0" w:firstLine="0"/>
-              <w:rPr>
-                <w:sz w:val="23"/>
-                <w:szCs w:val="23"/>
-              </w:rPr>
-            </w:pPr>
-            <w:r>
-              <w:rPr>
-                <w:sz w:val="23"/>
-                <w:szCs w:val="23"/>
-              </w:rPr>
-              <w:t>Participated as a student in this comprehensive pedagogical course</w:t>
-            </w:r>
-            <w:r>
-              <w:rPr>
-                <w:sz w:val="23"/>
-                <w:szCs w:val="23"/>
-              </w:rPr>
-              <w:t xml:space="preserve"> </w:t>
-            </w:r>
-            <w:r>
-              <w:rPr>
-                <w:sz w:val="23"/>
-                <w:szCs w:val="23"/>
-              </w:rPr>
-              <w:t>designed to enhance the teaching skills of scientists</w:t>
-            </w:r>
-            <w:r>
-              <w:rPr>
-                <w:sz w:val="23"/>
-                <w:szCs w:val="23"/>
-              </w:rPr>
-              <w:t>.</w:t>
-            </w:r>
-          </w:p>
-        </w:tc>
-      </w:tr>
-      <w:tr>
-        <w:trPr>
-          <w:trHeight w:hRule="exact" w:val="99"/>
-        </w:trPr>
-        <w:tc>
-          <w:tcPr>
-            <w:tcW w:w="2790" w:type="dxa"/>
-          </w:tcPr>
-          <w:p>
-            <w:pPr>
-              <w:spacing w:line="240" w:lineRule="auto"/>
-              <w:ind w:left="0" w:firstLine="0"/>
-              <w:jc w:val="center"/>
-              <w:rPr>
-                <w:b/>
-                <w:bCs/>
-                <w:sz w:val="22"/>
-                <w:szCs w:val="22"/>
-              </w:rPr>
-            </w:pPr>
-          </w:p>
-        </w:tc>
-        <w:tc>
-          <w:tcPr>
-            <w:tcW w:w="8280" w:type="dxa"/>
-          </w:tcPr>
-          <w:p>
-            <w:pPr>
-              <w:spacing w:line="240" w:lineRule="auto"/>
-              <w:ind w:left="0" w:firstLine="0"/>
-              <w:rPr>
-                <w:sz w:val="22"/>
-                <w:szCs w:val="22"/>
-              </w:rPr>
-            </w:pPr>
-          </w:p>
-          <w:p>
-            <w:pPr>
-              <w:rPr>
-                <w:sz w:val="22"/>
-                <w:szCs w:val="22"/>
-              </w:rPr>
-            </w:pPr>
-          </w:p>
-          <w:p>
-            <w:pPr>
-              <w:tabs>
-                <w:tab w:val="left" w:pos="2238"/>
-                <w:tab w:val="right" w:pos="7254"/>
-              </w:tabs>
-              <w:rPr>
-                <w:sz w:val="22"/>
-                <w:szCs w:val="22"/>
-              </w:rPr>
-            </w:pPr>
-            <w:r>
-              <w:rPr>
-                <w:sz w:val="22"/>
-                <w:szCs w:val="22"/>
-              </w:rPr>
-              <w:tab/>
-            </w:r>
-            <w:r>
-              <w:rPr>
-                <w:sz w:val="22"/>
-                <w:szCs w:val="22"/>
-              </w:rPr>
-              <w:tab/>
-            </w:r>
-            <w:r>
-              <w:rPr>
-                <w:sz w:val="22"/>
-                <w:szCs w:val="22"/>
-              </w:rPr>
-              <w:tab/>
-            </w:r>
-          </w:p>
-        </w:tc>
-      </w:tr>
-      <w:tr>
-        <w:trPr>
-          <w:trHeight w:hRule="exact" w:val="99"/>
-        </w:trPr>
-        <w:tc>
-          <w:tcPr>
-            <w:tcW w:w="2790" w:type="dxa"/>
-          </w:tcPr>
-          <w:p>
-            <w:pPr>
-              <w:spacing w:line="240" w:lineRule="auto"/>
-              <w:ind w:left="0" w:firstLine="0"/>
-              <w:jc w:val="center"/>
-              <w:rPr>
-                <w:b/>
-                <w:bCs/>
-                <w:sz w:val="22"/>
-                <w:szCs w:val="22"/>
-              </w:rPr>
-            </w:pPr>
-          </w:p>
-        </w:tc>
-        <w:tc>
-          <w:tcPr>
-            <w:tcW w:w="8280" w:type="dxa"/>
-          </w:tcPr>
-          <w:p>
-            <w:pPr>
-              <w:spacing w:line="240" w:lineRule="auto"/>
-              <w:ind w:left="0" w:firstLine="0"/>
-              <w:rPr>
-                <w:sz w:val="22"/>
-                <w:szCs w:val="22"/>
-              </w:rPr>
-            </w:pPr>
-          </w:p>
-          <w:p>
-            <w:pPr>
-              <w:rPr>
-                <w:sz w:val="22"/>
-                <w:szCs w:val="22"/>
-              </w:rPr>
-            </w:pPr>
-          </w:p>
-          <w:p>
-            <w:pPr>
-              <w:tabs>
-                <w:tab w:val="left" w:pos="2238"/>
-                <w:tab w:val="right" w:pos="7254"/>
-              </w:tabs>
-              <w:rPr>
-                <w:sz w:val="22"/>
-                <w:szCs w:val="22"/>
-              </w:rPr>
-            </w:pPr>
-            <w:r>
-              <w:rPr>
-                <w:sz w:val="22"/>
-                <w:szCs w:val="22"/>
-              </w:rPr>
-              <w:tab/>
-            </w:r>
-            <w:r>
-              <w:rPr>
-                <w:sz w:val="22"/>
-                <w:szCs w:val="22"/>
-              </w:rPr>
-              <w:tab/>
-            </w:r>
-            <w:r>
-              <w:rPr>
-                <w:sz w:val="22"/>
-                <w:szCs w:val="22"/>
-              </w:rPr>
-              <w:tab/>
-            </w:r>
-          </w:p>
-        </w:tc>
-      </w:tr>
-      <w:tr>
-        <w:trPr>
-          <w:trHeight w:hRule="exact" w:val="99"/>
-        </w:trPr>
-        <w:tc>
-          <w:tcPr>
-            <w:tcW w:w="2790" w:type="dxa"/>
-          </w:tcPr>
-          <w:p>
-            <w:pPr>
-              <w:spacing w:line="240" w:lineRule="auto"/>
-              <w:ind w:left="0" w:firstLine="0"/>
-              <w:jc w:val="center"/>
-              <w:rPr>
-                <w:b/>
-                <w:bCs/>
-                <w:sz w:val="22"/>
-                <w:szCs w:val="22"/>
-              </w:rPr>
-            </w:pPr>
-          </w:p>
-        </w:tc>
-        <w:tc>
-          <w:tcPr>
-            <w:tcW w:w="8280" w:type="dxa"/>
-          </w:tcPr>
-          <w:p>
-            <w:pPr>
-              <w:spacing w:line="240" w:lineRule="auto"/>
-              <w:ind w:left="0" w:firstLine="0"/>
-              <w:rPr>
-                <w:sz w:val="22"/>
-                <w:szCs w:val="22"/>
-              </w:rPr>
-            </w:pPr>
-          </w:p>
-          <w:p>
-            <w:pPr>
-              <w:rPr>
-                <w:sz w:val="22"/>
-                <w:szCs w:val="22"/>
-              </w:rPr>
-            </w:pPr>
-          </w:p>
-          <w:p>
-            <w:pPr>
-              <w:tabs>
-                <w:tab w:val="left" w:pos="2238"/>
-                <w:tab w:val="right" w:pos="7254"/>
-              </w:tabs>
-              <w:rPr>
-                <w:sz w:val="22"/>
-                <w:szCs w:val="22"/>
-              </w:rPr>
-            </w:pPr>
-            <w:r>
-              <w:rPr>
-                <w:sz w:val="22"/>
-                <w:szCs w:val="22"/>
-              </w:rPr>
-              <w:tab/>
-            </w:r>
-            <w:r>
-              <w:rPr>
-                <w:sz w:val="22"/>
-                <w:szCs w:val="22"/>
-              </w:rPr>
-              <w:tab/>
-            </w:r>
-            <w:r>
-              <w:rPr>
-                <w:sz w:val="22"/>
-                <w:szCs w:val="22"/>
-              </w:rPr>
-              <w:tab/>
-            </w:r>
-          </w:p>
-        </w:tc>
-      </w:tr>
-      <w:tr>
-        <w:trPr>
-          <w:trHeight w:hRule="exact" w:val="99"/>
-        </w:trPr>
-        <w:tc>
-          <w:tcPr>
-            <w:tcW w:w="2790" w:type="dxa"/>
-          </w:tcPr>
-          <w:p>
-            <w:pPr>
-              <w:spacing w:line="240" w:lineRule="auto"/>
-              <w:ind w:left="0" w:firstLine="0"/>
-              <w:jc w:val="center"/>
-              <w:rPr>
-                <w:b/>
-                <w:bCs/>
-                <w:sz w:val="22"/>
-                <w:szCs w:val="22"/>
-              </w:rPr>
-            </w:pPr>
-          </w:p>
-        </w:tc>
-        <w:tc>
-          <w:tcPr>
-            <w:tcW w:w="8280" w:type="dxa"/>
-          </w:tcPr>
-          <w:p>
-            <w:pPr>
-              <w:spacing w:line="240" w:lineRule="auto"/>
-              <w:ind w:left="0" w:firstLine="0"/>
-              <w:rPr>
-                <w:sz w:val="22"/>
-                <w:szCs w:val="22"/>
-              </w:rPr>
-            </w:pPr>
-          </w:p>
-          <w:p>
-            <w:pPr>
-              <w:rPr>
-                <w:sz w:val="22"/>
-                <w:szCs w:val="22"/>
-              </w:rPr>
-            </w:pPr>
-          </w:p>
-          <w:p>
-            <w:pPr>
-              <w:tabs>
-                <w:tab w:val="left" w:pos="2238"/>
-                <w:tab w:val="right" w:pos="7254"/>
-              </w:tabs>
-              <w:rPr>
-                <w:sz w:val="22"/>
-                <w:szCs w:val="22"/>
-              </w:rPr>
-            </w:pPr>
-            <w:r>
-              <w:rPr>
-                <w:sz w:val="22"/>
-                <w:szCs w:val="22"/>
-              </w:rPr>
-              <w:tab/>
-            </w:r>
-            <w:r>
-              <w:rPr>
-                <w:sz w:val="22"/>
-                <w:szCs w:val="22"/>
-              </w:rPr>
-              <w:tab/>
-            </w:r>
-            <w:r>
-              <w:rPr>
-                <w:sz w:val="22"/>
-                <w:szCs w:val="22"/>
-              </w:rPr>
-              <w:tab/>
-            </w:r>
-          </w:p>
-        </w:tc>
-      </w:tr>
-      <w:tr>
-        <w:trPr>
-          <w:trHeight w:hRule="exact" w:val="99"/>
-        </w:trPr>
-        <w:tc>
-          <w:tcPr>
-            <w:tcW w:w="2790" w:type="dxa"/>
-          </w:tcPr>
-          <w:p>
-            <w:pPr>
-              <w:spacing w:line="240" w:lineRule="auto"/>
-              <w:ind w:left="0" w:firstLine="0"/>
-              <w:jc w:val="center"/>
-              <w:rPr>
-                <w:b/>
-                <w:bCs/>
-                <w:sz w:val="22"/>
-                <w:szCs w:val="22"/>
-              </w:rPr>
-            </w:pPr>
-          </w:p>
-        </w:tc>
-        <w:tc>
-          <w:tcPr>
-            <w:tcW w:w="8280" w:type="dxa"/>
-          </w:tcPr>
-          <w:p>
-            <w:pPr>
-              <w:spacing w:line="240" w:lineRule="auto"/>
-              <w:ind w:left="0" w:firstLine="0"/>
-              <w:rPr>
-                <w:sz w:val="22"/>
-                <w:szCs w:val="22"/>
-              </w:rPr>
-            </w:pPr>
-          </w:p>
-          <w:p>
-            <w:pPr>
-              <w:rPr>
-                <w:sz w:val="22"/>
-                <w:szCs w:val="22"/>
-              </w:rPr>
-            </w:pPr>
-          </w:p>
-          <w:p>
-            <w:pPr>
-              <w:tabs>
-                <w:tab w:val="left" w:pos="2238"/>
-                <w:tab w:val="right" w:pos="7254"/>
-              </w:tabs>
-              <w:rPr>
-                <w:sz w:val="22"/>
-                <w:szCs w:val="22"/>
-              </w:rPr>
-            </w:pPr>
-            <w:r>
-              <w:rPr>
-                <w:sz w:val="22"/>
-                <w:szCs w:val="22"/>
-              </w:rPr>
-              <w:tab/>
-            </w:r>
-            <w:r>
-              <w:rPr>
-                <w:sz w:val="22"/>
-                <w:szCs w:val="22"/>
-              </w:rPr>
-              <w:tab/>
-            </w:r>
-            <w:r>
-              <w:rPr>
-                <w:sz w:val="22"/>
-                <w:szCs w:val="22"/>
-              </w:rPr>
-              <w:tab/>
-            </w:r>
-          </w:p>
-        </w:tc>
-      </w:tr>
-      <w:tr>
-        <w:tc>
-          <w:tcPr>
-            <w:tcW w:w="2790" w:type="dxa"/>
-          </w:tcPr>
-          <w:p>
-            <w:pPr>
-              <w:spacing w:line="240" w:lineRule="auto"/>
-              <w:ind w:left="0" w:firstLine="0"/>
-              <w:jc w:val="center"/>
-              <w:rPr>
-                <w:sz w:val="23"/>
-                <w:szCs w:val="23"/>
-              </w:rPr>
-            </w:pPr>
-            <w:r>
-              <w:rPr>
-                <w:sz w:val="30"/>
-                <w:szCs w:val="30"/>
-              </w:rPr>
               <w:lastRenderedPageBreak/>
-              <w:t>MENTORSHIP</w:t>
-            </w:r>
-          </w:p>
-        </w:tc>
-        <w:tc>
-          <w:tcPr>
-            <w:tcW w:w="8280" w:type="dxa"/>
-          </w:tcPr>
-          <w:p>
-            <w:pPr>
-              <w:spacing w:line="240" w:lineRule="auto"/>
-              <w:ind w:left="0" w:firstLine="0"/>
-              <w:jc w:val="right"/>
-              <w:rPr>
-                <w:szCs w:val="20"/>
-              </w:rPr>
-            </w:pPr>
-          </w:p>
-          <w:p>
-            <w:pPr>
-              <w:spacing w:line="240" w:lineRule="auto"/>
-              <w:ind w:left="0" w:firstLine="0"/>
-              <w:rPr>
-                <w:szCs w:val="20"/>
-              </w:rPr>
-            </w:pPr>
-          </w:p>
-        </w:tc>
-      </w:tr>
-      <w:tr>
-        <w:tc>
-          <w:tcPr>
-            <w:tcW w:w="2790" w:type="dxa"/>
-          </w:tcPr>
-          <w:p>
-            <w:pPr>
-              <w:spacing w:line="240" w:lineRule="auto"/>
-              <w:ind w:left="0" w:firstLine="0"/>
-              <w:jc w:val="center"/>
-              <w:rPr>
-                <w:color w:val="000000" w:themeColor="text1"/>
-                <w:sz w:val="23"/>
-                <w:szCs w:val="23"/>
-              </w:rPr>
-            </w:pPr>
-            <w:r>
-              <w:rPr>
-                <w:noProof/>
-                <w:sz w:val="23"/>
-                <w:szCs w:val="23"/>
-              </w:rPr>
-              <w:drawing>
-                <wp:anchor distT="0" distB="0" distL="114300" distR="114300" simplePos="0" relativeHeight="251850752" behindDoc="0" locked="0" layoutInCell="1" allowOverlap="1" wp14:anchorId="3D21C908" wp14:editId="10FB1998">
-                  <wp:simplePos x="0" y="0"/>
-                  <wp:positionH relativeFrom="column">
-                    <wp:posOffset>1603578</wp:posOffset>
-                  </wp:positionH>
-                  <wp:positionV relativeFrom="paragraph">
-                    <wp:posOffset>27305</wp:posOffset>
-                  </wp:positionV>
-                  <wp:extent cx="100330" cy="99695"/>
-                  <wp:effectExtent l="0" t="0" r="1270" b="1905"/>
-                  <wp:wrapNone/>
-                  <wp:docPr id="181470177" name="Image 10"/>
-                  <wp:cNvGraphicFramePr/>
-                  <a:graphic xmlns:a="http://schemas.openxmlformats.org/drawingml/2006/main">
-                    <a:graphicData uri="http://schemas.openxmlformats.org/drawingml/2006/picture">
-                      <pic:pic xmlns:pic="http://schemas.openxmlformats.org/drawingml/2006/picture">
-                        <pic:nvPicPr>
-                          <pic:cNvPr id="648630637" name="Image 10"/>
-                          <pic:cNvPicPr/>
-                        </pic:nvPicPr>
-                        <pic:blipFill>
-                          <a:blip r:embed="rId10" cstate="print"/>
-                          <a:stretch>
-                            <a:fillRect/>
-                          </a:stretch>
-                        </pic:blipFill>
-                        <pic:spPr>
-                          <a:xfrm>
-                            <a:off x="0" y="0"/>
-                            <a:ext cx="100330" cy="99695"/>
-                          </a:xfrm>
-                          <a:prstGeom prst="rect">
-                            <a:avLst/>
-                          </a:prstGeom>
-                        </pic:spPr>
-                      </pic:pic>
-                    </a:graphicData>
-                  </a:graphic>
-                </wp:anchor>
-              </w:drawing>
-            </w:r>
-            <w:r>
-              <w:rPr>
-                <w:sz w:val="23"/>
-                <w:szCs w:val="23"/>
-              </w:rPr>
-              <w:t>0</w:t>
-            </w:r>
-            <w:r>
-              <w:rPr>
-                <w:sz w:val="23"/>
-                <w:szCs w:val="23"/>
-              </w:rPr>
-              <w:t>7</w:t>
-            </w:r>
-            <w:r>
-              <w:rPr>
-                <w:sz w:val="23"/>
-                <w:szCs w:val="23"/>
-              </w:rPr>
-              <w:t>/202</w:t>
-            </w:r>
-            <w:r>
-              <w:rPr>
-                <w:sz w:val="23"/>
-                <w:szCs w:val="23"/>
-              </w:rPr>
-              <w:t>5</w:t>
-            </w:r>
-            <w:r>
-              <w:rPr>
-                <w:sz w:val="23"/>
-                <w:szCs w:val="23"/>
-              </w:rPr>
-              <w:t xml:space="preserve"> – </w:t>
-            </w:r>
-            <w:r>
-              <w:rPr>
-                <w:sz w:val="23"/>
-                <w:szCs w:val="23"/>
-              </w:rPr>
-              <w:t>present</w:t>
-            </w:r>
-          </w:p>
-        </w:tc>
-        <w:tc>
-          <w:tcPr>
-            <w:tcW w:w="8280" w:type="dxa"/>
-          </w:tcPr>
-          <w:p>
-            <w:pPr>
-              <w:spacing w:line="240" w:lineRule="auto"/>
-              <w:ind w:left="0" w:firstLine="0"/>
-              <w:rPr>
-                <w:sz w:val="23"/>
-                <w:szCs w:val="23"/>
-              </w:rPr>
-            </w:pPr>
-            <w:r>
-              <w:rPr>
-                <w:b/>
-                <w:bCs/>
-                <w:color w:val="000000" w:themeColor="text1"/>
-                <w:sz w:val="23"/>
-                <w:szCs w:val="23"/>
-              </w:rPr>
-              <w:t>Research Assistant:</w:t>
-            </w:r>
-            <w:r>
-              <w:rPr>
-                <w:color w:val="000000" w:themeColor="text1"/>
-                <w:sz w:val="23"/>
-                <w:szCs w:val="23"/>
-              </w:rPr>
-              <w:t xml:space="preserve"> </w:t>
-            </w:r>
-            <w:r>
-              <w:rPr>
-                <w:color w:val="000000" w:themeColor="text1"/>
-                <w:sz w:val="23"/>
-                <w:szCs w:val="23"/>
-              </w:rPr>
-              <w:t xml:space="preserve">Baihe (Lily) Zhang </w:t>
-            </w:r>
-          </w:p>
-        </w:tc>
-      </w:tr>
-      <w:tr>
-        <w:tc>
-          <w:tcPr>
-            <w:tcW w:w="2790" w:type="dxa"/>
-          </w:tcPr>
-          <w:p>
-            <w:pPr>
-              <w:spacing w:line="240" w:lineRule="auto"/>
-              <w:ind w:left="0" w:firstLine="0"/>
-              <w:jc w:val="center"/>
-              <w:rPr>
-                <w:b/>
-                <w:bCs/>
-                <w:color w:val="FF0000"/>
-                <w:sz w:val="23"/>
-                <w:szCs w:val="23"/>
-              </w:rPr>
-            </w:pPr>
-            <w:r>
-              <w:rPr>
-                <w:noProof/>
-                <w:sz w:val="23"/>
-                <w:szCs w:val="23"/>
-              </w:rPr>
-              <w:drawing>
-                <wp:anchor distT="0" distB="0" distL="114300" distR="114300" simplePos="0" relativeHeight="251837440" behindDoc="0" locked="0" layoutInCell="1" allowOverlap="1" wp14:anchorId="7F50B83E" wp14:editId="33C89C74">
-                  <wp:simplePos x="0" y="0"/>
-                  <wp:positionH relativeFrom="column">
-                    <wp:posOffset>1603375</wp:posOffset>
-                  </wp:positionH>
-                  <wp:positionV relativeFrom="paragraph">
-                    <wp:posOffset>31750</wp:posOffset>
-                  </wp:positionV>
-                  <wp:extent cx="100330" cy="99695"/>
-                  <wp:effectExtent l="0" t="0" r="1270" b="1905"/>
-                  <wp:wrapNone/>
-                  <wp:docPr id="1000124370" name="Image 10"/>
-                  <wp:cNvGraphicFramePr/>
-                  <a:graphic xmlns:a="http://schemas.openxmlformats.org/drawingml/2006/main">
-                    <a:graphicData uri="http://schemas.openxmlformats.org/drawingml/2006/picture">
-                      <pic:pic xmlns:pic="http://schemas.openxmlformats.org/drawingml/2006/picture">
-                        <pic:nvPicPr>
-                          <pic:cNvPr id="1779490567" name="Image 10"/>
-                          <pic:cNvPicPr/>
-                        </pic:nvPicPr>
-                        <pic:blipFill>
-                          <a:blip r:embed="rId10" cstate="print"/>
-                          <a:stretch>
-                            <a:fillRect/>
-                          </a:stretch>
-                        </pic:blipFill>
-                        <pic:spPr>
-                          <a:xfrm>
-                            <a:off x="0" y="0"/>
-                            <a:ext cx="100330" cy="99695"/>
-                          </a:xfrm>
-                          <a:prstGeom prst="rect">
-                            <a:avLst/>
-                          </a:prstGeom>
-                        </pic:spPr>
-                      </pic:pic>
-                    </a:graphicData>
-                  </a:graphic>
-                </wp:anchor>
-              </w:drawing>
-            </w:r>
-            <w:r>
-              <w:rPr>
-                <w:noProof/>
-                <w:sz w:val="23"/>
-                <w:szCs w:val="23"/>
-              </w:rPr>
               <mc:AlternateContent>
                 <mc:Choice Requires="wps">
                   <w:drawing>
-                    <wp:anchor distT="0" distB="0" distL="114300" distR="114300" simplePos="0" relativeHeight="251521018" behindDoc="0" locked="0" layoutInCell="1" allowOverlap="1" wp14:anchorId="5153E853" wp14:editId="4523315B">
+                    <wp:anchor distT="0" distB="0" distL="114300" distR="114300" simplePos="0" relativeHeight="251521018" behindDoc="0" locked="0" layoutInCell="1" allowOverlap="1" wp14:anchorId="5153E853" wp14:editId="218FFB81">
                       <wp:simplePos x="0" y="0"/>
                       <wp:positionH relativeFrom="column">
-                        <wp:posOffset>1649730</wp:posOffset>
+                        <wp:posOffset>1638097</wp:posOffset>
                       </wp:positionH>
                       <wp:positionV relativeFrom="paragraph">
-                        <wp:posOffset>-555612</wp:posOffset>
+                        <wp:posOffset>-95885</wp:posOffset>
                       </wp:positionV>
                       <wp:extent cx="0" cy="8572500"/>
                       <wp:effectExtent l="12700" t="0" r="25400" b="25400"/>
@@ -11508,7 +11209,7 @@
                 </mc:Choice>
                 <mc:Fallback>
                   <w:pict>
-                    <v:line w14:anchorId="7167C80E" id="Straight Connector 6" o:spid="_x0000_s1026" style="position:absolute;flip:x;z-index:251521018;visibility:visible;mso-wrap-style:square;mso-width-percent:0;mso-height-percent:0;mso-wrap-distance-left:9pt;mso-wrap-distance-top:0;mso-wrap-distance-right:9pt;mso-wrap-distance-bottom:0;mso-position-horizontal:absolute;mso-position-horizontal-relative:text;mso-position-vertical:absolute;mso-position-vertical-relative:text;mso-width-percent:0;mso-height-percent:0;mso-width-relative:margin;mso-height-relative:margin" from="129.9pt,-43.75pt" to="129.9pt,631.25pt" o:gfxdata="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" strokecolor="#727272" strokeweight="3pt">
+                    <v:line w14:anchorId="468D7B16" id="Straight Connector 6" o:spid="_x0000_s1026" style="position:absolute;flip:x;z-index:251521018;visibility:visible;mso-wrap-style:square;mso-width-percent:0;mso-height-percent:0;mso-wrap-distance-left:9pt;mso-wrap-distance-top:0;mso-wrap-distance-right:9pt;mso-wrap-distance-bottom:0;mso-position-horizontal:absolute;mso-position-horizontal-relative:text;mso-position-vertical:absolute;mso-position-vertical-relative:text;mso-width-percent:0;mso-height-percent:0;mso-width-relative:margin;mso-height-relative:margin" from="129pt,-7.55pt" to="129pt,667.45pt" o:gfxdata="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" strokecolor="#727272" strokeweight="3pt">
                       <v:stroke joinstyle="miter"/>
                     </v:line>
                   </w:pict>
@@ -11517,6 +11218,927 @@
             </w:r>
             <w:r>
               <w:rPr>
+                <w:i/>
+                <w:smallCaps/>
+                <w:color w:val="00796B"/>
+                <w:spacing w:val="-2"/>
+                <w:sz w:val="24"/>
+              </w:rPr>
+              <w:t>Guest Lecturer</w:t>
+            </w:r>
+          </w:p>
+        </w:tc>
+        <w:tc>
+          <w:tcPr>
+            <w:tcW w:w="8280" w:type="dxa"/>
+          </w:tcPr>
+          <w:p>
+            <w:pPr>
+              <w:spacing w:line="240" w:lineRule="auto"/>
+              <w:ind w:left="0" w:firstLine="0"/>
+              <w:rPr>
+                <w:sz w:val="22"/>
+                <w:szCs w:val="22"/>
+              </w:rPr>
+            </w:pPr>
+          </w:p>
+        </w:tc>
+      </w:tr>
+      <w:tr>
+        <w:tc>
+          <w:tcPr>
+            <w:tcW w:w="2790" w:type="dxa"/>
+          </w:tcPr>
+          <w:p>
+            <w:pPr>
+              <w:spacing w:line="240" w:lineRule="auto"/>
+              <w:ind w:left="0" w:firstLine="0"/>
+              <w:jc w:val="center"/>
+              <w:rPr>
+                <w:sz w:val="23"/>
+                <w:szCs w:val="23"/>
+              </w:rPr>
+            </w:pPr>
+            <w:r>
+              <w:rPr>
+                <w:noProof/>
+                <w:sz w:val="23"/>
+                <w:szCs w:val="23"/>
+              </w:rPr>
+              <w:drawing>
+                <wp:anchor distT="0" distB="0" distL="114300" distR="114300" simplePos="0" relativeHeight="251807744" behindDoc="0" locked="0" layoutInCell="1" allowOverlap="1" wp14:anchorId="6DA5B486" wp14:editId="3FD68676">
+                  <wp:simplePos x="0" y="0"/>
+                  <wp:positionH relativeFrom="column">
+                    <wp:posOffset>1587754</wp:posOffset>
+                  </wp:positionH>
+                  <wp:positionV relativeFrom="paragraph">
+                    <wp:posOffset>27305</wp:posOffset>
+                  </wp:positionV>
+                  <wp:extent cx="100330" cy="99695"/>
+                  <wp:effectExtent l="0" t="0" r="1270" b="1905"/>
+                  <wp:wrapNone/>
+                  <wp:docPr id="1809462251" name="Image 10"/>
+                  <wp:cNvGraphicFramePr/>
+                  <a:graphic xmlns:a="http://schemas.openxmlformats.org/drawingml/2006/main">
+                    <a:graphicData uri="http://schemas.openxmlformats.org/drawingml/2006/picture">
+                      <pic:pic xmlns:pic="http://schemas.openxmlformats.org/drawingml/2006/picture">
+                        <pic:nvPicPr>
+                          <pic:cNvPr id="1809462251" name="Image 10"/>
+                          <pic:cNvPicPr/>
+                        </pic:nvPicPr>
+                        <pic:blipFill>
+                          <a:blip r:embed="rId10" cstate="print"/>
+                          <a:stretch>
+                            <a:fillRect/>
+                          </a:stretch>
+                        </pic:blipFill>
+                        <pic:spPr>
+                          <a:xfrm>
+                            <a:off x="0" y="0"/>
+                            <a:ext cx="100330" cy="99695"/>
+                          </a:xfrm>
+                          <a:prstGeom prst="rect">
+                            <a:avLst/>
+                          </a:prstGeom>
+                        </pic:spPr>
+                      </pic:pic>
+                    </a:graphicData>
+                  </a:graphic>
+                </wp:anchor>
+              </w:drawing>
+            </w:r>
+            <w:r>
+              <w:rPr>
+                <w:sz w:val="23"/>
+                <w:szCs w:val="23"/>
+              </w:rPr>
+              <w:t>Fall 2023</w:t>
+            </w:r>
+            <w:r>
+              <w:rPr>
+                <w:sz w:val="23"/>
+                <w:szCs w:val="23"/>
+              </w:rPr>
+              <w:t xml:space="preserve">, </w:t>
+            </w:r>
+            <w:r>
+              <w:rPr>
+                <w:sz w:val="23"/>
+                <w:szCs w:val="23"/>
+              </w:rPr>
+              <w:t>Fall 2024</w:t>
+            </w:r>
+          </w:p>
+        </w:tc>
+        <w:tc>
+          <w:tcPr>
+            <w:tcW w:w="8280" w:type="dxa"/>
+          </w:tcPr>
+          <w:p>
+            <w:pPr>
+              <w:spacing w:line="240" w:lineRule="auto"/>
+              <w:ind w:left="0" w:firstLine="0"/>
+              <w:rPr>
+                <w:b/>
+                <w:bCs/>
+                <w:sz w:val="23"/>
+                <w:szCs w:val="23"/>
+              </w:rPr>
+            </w:pPr>
+            <w:r>
+              <w:rPr>
+                <w:b/>
+                <w:bCs/>
+                <w:sz w:val="23"/>
+                <w:szCs w:val="23"/>
+              </w:rPr>
+              <w:t>The Parental Brain (Seminar)</w:t>
+            </w:r>
+          </w:p>
+          <w:p>
+            <w:pPr>
+              <w:spacing w:line="240" w:lineRule="auto"/>
+              <w:ind w:left="0" w:firstLine="0"/>
+              <w:rPr>
+                <w:sz w:val="23"/>
+                <w:szCs w:val="23"/>
+              </w:rPr>
+            </w:pPr>
+            <w:r>
+              <w:rPr>
+                <w:i/>
+                <w:iCs/>
+                <w:sz w:val="23"/>
+                <w:szCs w:val="23"/>
+              </w:rPr>
+              <w:t xml:space="preserve">Department of Psychology, </w:t>
+            </w:r>
+            <w:r>
+              <w:rPr>
+                <w:i/>
+                <w:iCs/>
+                <w:sz w:val="23"/>
+                <w:szCs w:val="23"/>
+              </w:rPr>
+              <w:t>Columbia University, USA</w:t>
+            </w:r>
+            <w:r>
+              <w:rPr>
+                <w:sz w:val="23"/>
+                <w:szCs w:val="23"/>
+              </w:rPr>
+              <w:t xml:space="preserve"> </w:t>
+            </w:r>
+          </w:p>
+        </w:tc>
+      </w:tr>
+      <w:tr>
+        <w:tc>
+          <w:tcPr>
+            <w:tcW w:w="2790" w:type="dxa"/>
+          </w:tcPr>
+          <w:p>
+            <w:pPr>
+              <w:spacing w:line="240" w:lineRule="auto"/>
+              <w:ind w:left="0" w:firstLine="0"/>
+              <w:jc w:val="center"/>
+              <w:rPr>
+                <w:sz w:val="23"/>
+                <w:szCs w:val="23"/>
+              </w:rPr>
+            </w:pPr>
+          </w:p>
+        </w:tc>
+        <w:tc>
+          <w:tcPr>
+            <w:tcW w:w="8280" w:type="dxa"/>
+          </w:tcPr>
+          <w:p>
+            <w:pPr>
+              <w:spacing w:line="240" w:lineRule="auto"/>
+              <w:ind w:left="0" w:firstLine="0"/>
+              <w:rPr>
+                <w:sz w:val="23"/>
+                <w:szCs w:val="23"/>
+              </w:rPr>
+            </w:pPr>
+            <w:r>
+              <w:rPr>
+                <w:sz w:val="23"/>
+                <w:szCs w:val="23"/>
+              </w:rPr>
+              <w:t>Developed a module for the course syllabus and led discussions of scientific</w:t>
+            </w:r>
+          </w:p>
+          <w:p>
+            <w:pPr>
+              <w:spacing w:line="240" w:lineRule="auto"/>
+              <w:ind w:left="0" w:firstLine="0"/>
+              <w:rPr>
+                <w:b/>
+                <w:bCs/>
+                <w:sz w:val="23"/>
+                <w:szCs w:val="23"/>
+              </w:rPr>
+            </w:pPr>
+            <w:r>
+              <w:rPr>
+                <w:sz w:val="23"/>
+                <w:szCs w:val="23"/>
+              </w:rPr>
+              <w:t>papers using active learning techniques.</w:t>
+            </w:r>
+          </w:p>
+        </w:tc>
+      </w:tr>
+      <w:tr>
+        <w:trPr>
+          <w:trHeight w:hRule="exact" w:val="99"/>
+        </w:trPr>
+        <w:tc>
+          <w:tcPr>
+            <w:tcW w:w="2790" w:type="dxa"/>
+          </w:tcPr>
+          <w:p>
+            <w:pPr>
+              <w:spacing w:line="240" w:lineRule="auto"/>
+              <w:ind w:left="0" w:firstLine="0"/>
+              <w:jc w:val="center"/>
+              <w:rPr>
+                <w:b/>
+                <w:bCs/>
+                <w:sz w:val="22"/>
+                <w:szCs w:val="22"/>
+              </w:rPr>
+            </w:pPr>
+          </w:p>
+        </w:tc>
+        <w:tc>
+          <w:tcPr>
+            <w:tcW w:w="8280" w:type="dxa"/>
+          </w:tcPr>
+          <w:p>
+            <w:pPr>
+              <w:spacing w:line="240" w:lineRule="auto"/>
+              <w:ind w:left="0" w:firstLine="0"/>
+              <w:rPr>
+                <w:sz w:val="22"/>
+                <w:szCs w:val="22"/>
+              </w:rPr>
+            </w:pPr>
+          </w:p>
+          <w:p>
+            <w:pPr>
+              <w:rPr>
+                <w:sz w:val="22"/>
+                <w:szCs w:val="22"/>
+              </w:rPr>
+            </w:pPr>
+          </w:p>
+          <w:p>
+            <w:pPr>
+              <w:tabs>
+                <w:tab w:val="left" w:pos="2238"/>
+                <w:tab w:val="right" w:pos="7254"/>
+              </w:tabs>
+              <w:rPr>
+                <w:sz w:val="22"/>
+                <w:szCs w:val="22"/>
+              </w:rPr>
+            </w:pPr>
+            <w:r>
+              <w:rPr>
+                <w:sz w:val="22"/>
+                <w:szCs w:val="22"/>
+              </w:rPr>
+              <w:tab/>
+            </w:r>
+            <w:r>
+              <w:rPr>
+                <w:sz w:val="22"/>
+                <w:szCs w:val="22"/>
+              </w:rPr>
+              <w:tab/>
+            </w:r>
+            <w:r>
+              <w:rPr>
+                <w:sz w:val="22"/>
+                <w:szCs w:val="22"/>
+              </w:rPr>
+              <w:tab/>
+            </w:r>
+          </w:p>
+        </w:tc>
+      </w:tr>
+      <w:tr>
+        <w:tc>
+          <w:tcPr>
+            <w:tcW w:w="2790" w:type="dxa"/>
+          </w:tcPr>
+          <w:p>
+            <w:pPr>
+              <w:spacing w:line="240" w:lineRule="auto"/>
+              <w:ind w:left="0" w:firstLine="0"/>
+              <w:jc w:val="center"/>
+              <w:rPr>
+                <w:color w:val="000000" w:themeColor="text1"/>
+                <w:sz w:val="23"/>
+                <w:szCs w:val="23"/>
+              </w:rPr>
+            </w:pPr>
+            <w:r>
+              <w:rPr>
+                <w:i/>
+                <w:smallCaps/>
+                <w:color w:val="00796B"/>
+                <w:spacing w:val="-2"/>
+                <w:sz w:val="24"/>
+              </w:rPr>
+              <w:t>Training</w:t>
+            </w:r>
+          </w:p>
+        </w:tc>
+        <w:tc>
+          <w:tcPr>
+            <w:tcW w:w="8280" w:type="dxa"/>
+          </w:tcPr>
+          <w:p>
+            <w:pPr>
+              <w:spacing w:line="240" w:lineRule="auto"/>
+              <w:ind w:left="0" w:firstLine="0"/>
+              <w:rPr>
+                <w:sz w:val="23"/>
+                <w:szCs w:val="23"/>
+              </w:rPr>
+            </w:pPr>
+          </w:p>
+        </w:tc>
+      </w:tr>
+      <w:tr>
+        <w:trPr>
+          <w:trHeight w:val="261"/>
+        </w:trPr>
+        <w:tc>
+          <w:tcPr>
+            <w:tcW w:w="2790" w:type="dxa"/>
+          </w:tcPr>
+          <w:p>
+            <w:pPr>
+              <w:spacing w:line="240" w:lineRule="auto"/>
+              <w:ind w:left="0" w:firstLine="0"/>
+              <w:jc w:val="center"/>
+              <w:rPr>
+                <w:sz w:val="23"/>
+                <w:szCs w:val="23"/>
+              </w:rPr>
+            </w:pPr>
+            <w:r>
+              <w:rPr>
+                <w:noProof/>
+                <w:sz w:val="23"/>
+                <w:szCs w:val="23"/>
+              </w:rPr>
+              <w:drawing>
+                <wp:anchor distT="0" distB="0" distL="114300" distR="114300" simplePos="0" relativeHeight="251805696" behindDoc="0" locked="0" layoutInCell="1" allowOverlap="1" wp14:anchorId="7133F70C" wp14:editId="78F2858B">
+                  <wp:simplePos x="0" y="0"/>
+                  <wp:positionH relativeFrom="column">
+                    <wp:posOffset>1587119</wp:posOffset>
+                  </wp:positionH>
+                  <wp:positionV relativeFrom="paragraph">
+                    <wp:posOffset>31750</wp:posOffset>
+                  </wp:positionV>
+                  <wp:extent cx="100330" cy="99695"/>
+                  <wp:effectExtent l="0" t="0" r="1270" b="1905"/>
+                  <wp:wrapNone/>
+                  <wp:docPr id="486623298" name="Image 10"/>
+                  <wp:cNvGraphicFramePr/>
+                  <a:graphic xmlns:a="http://schemas.openxmlformats.org/drawingml/2006/main">
+                    <a:graphicData uri="http://schemas.openxmlformats.org/drawingml/2006/picture">
+                      <pic:pic xmlns:pic="http://schemas.openxmlformats.org/drawingml/2006/picture">
+                        <pic:nvPicPr>
+                          <pic:cNvPr id="486623298" name="Image 10"/>
+                          <pic:cNvPicPr/>
+                        </pic:nvPicPr>
+                        <pic:blipFill>
+                          <a:blip r:embed="rId10" cstate="print"/>
+                          <a:stretch>
+                            <a:fillRect/>
+                          </a:stretch>
+                        </pic:blipFill>
+                        <pic:spPr>
+                          <a:xfrm>
+                            <a:off x="0" y="0"/>
+                            <a:ext cx="100330" cy="99695"/>
+                          </a:xfrm>
+                          <a:prstGeom prst="rect">
+                            <a:avLst/>
+                          </a:prstGeom>
+                        </pic:spPr>
+                      </pic:pic>
+                    </a:graphicData>
+                  </a:graphic>
+                </wp:anchor>
+              </w:drawing>
+            </w:r>
+            <w:r>
+              <w:rPr>
+                <w:sz w:val="23"/>
+                <w:szCs w:val="23"/>
+              </w:rPr>
+              <w:t>2017</w:t>
+            </w:r>
+          </w:p>
+        </w:tc>
+        <w:tc>
+          <w:tcPr>
+            <w:tcW w:w="8280" w:type="dxa"/>
+          </w:tcPr>
+          <w:p>
+            <w:pPr>
+              <w:spacing w:line="240" w:lineRule="auto"/>
+              <w:ind w:left="0" w:firstLine="0"/>
+              <w:rPr>
+                <w:b/>
+                <w:bCs/>
+                <w:sz w:val="23"/>
+                <w:szCs w:val="23"/>
+              </w:rPr>
+            </w:pPr>
+            <w:r>
+              <w:rPr>
+                <w:b/>
+                <w:bCs/>
+                <w:sz w:val="23"/>
+                <w:szCs w:val="23"/>
+              </w:rPr>
+              <w:t>Scientists Teaching Science</w:t>
+            </w:r>
+            <w:r>
+              <w:rPr>
+                <w:b/>
+                <w:bCs/>
+                <w:sz w:val="23"/>
+                <w:szCs w:val="23"/>
+              </w:rPr>
+              <w:t xml:space="preserve"> (Nine Week Course)</w:t>
+            </w:r>
+          </w:p>
+        </w:tc>
+      </w:tr>
+      <w:tr>
+        <w:tc>
+          <w:tcPr>
+            <w:tcW w:w="2790" w:type="dxa"/>
+          </w:tcPr>
+          <w:p>
+            <w:pPr>
+              <w:spacing w:line="240" w:lineRule="auto"/>
+              <w:ind w:left="0" w:firstLine="0"/>
+              <w:jc w:val="center"/>
+              <w:rPr>
+                <w:sz w:val="23"/>
+                <w:szCs w:val="23"/>
+              </w:rPr>
+            </w:pPr>
+          </w:p>
+        </w:tc>
+        <w:tc>
+          <w:tcPr>
+            <w:tcW w:w="8280" w:type="dxa"/>
+          </w:tcPr>
+          <w:p>
+            <w:pPr>
+              <w:spacing w:line="240" w:lineRule="auto"/>
+              <w:ind w:left="0" w:firstLine="0"/>
+              <w:rPr>
+                <w:i/>
+                <w:iCs/>
+                <w:sz w:val="23"/>
+                <w:szCs w:val="23"/>
+              </w:rPr>
+            </w:pPr>
+            <w:r>
+              <w:rPr>
+                <w:i/>
+                <w:iCs/>
+                <w:sz w:val="23"/>
+                <w:szCs w:val="23"/>
+              </w:rPr>
+              <w:t>National Institute of Health</w:t>
+            </w:r>
+          </w:p>
+        </w:tc>
+      </w:tr>
+      <w:tr>
+        <w:trPr>
+          <w:trHeight w:val="126"/>
+        </w:trPr>
+        <w:tc>
+          <w:tcPr>
+            <w:tcW w:w="2790" w:type="dxa"/>
+          </w:tcPr>
+          <w:p>
+            <w:pPr>
+              <w:spacing w:line="240" w:lineRule="auto"/>
+              <w:ind w:left="0" w:firstLine="0"/>
+              <w:jc w:val="center"/>
+              <w:rPr>
+                <w:sz w:val="23"/>
+                <w:szCs w:val="23"/>
+              </w:rPr>
+            </w:pPr>
+          </w:p>
+        </w:tc>
+        <w:tc>
+          <w:tcPr>
+            <w:tcW w:w="8280" w:type="dxa"/>
+          </w:tcPr>
+          <w:p>
+            <w:pPr>
+              <w:spacing w:line="240" w:lineRule="auto"/>
+              <w:ind w:left="0" w:firstLine="0"/>
+              <w:rPr>
+                <w:sz w:val="23"/>
+                <w:szCs w:val="23"/>
+              </w:rPr>
+            </w:pPr>
+            <w:r>
+              <w:rPr>
+                <w:sz w:val="23"/>
+                <w:szCs w:val="23"/>
+              </w:rPr>
+              <w:t>Participated as a student in this comprehensive pedagogical course</w:t>
+            </w:r>
+            <w:r>
+              <w:rPr>
+                <w:sz w:val="23"/>
+                <w:szCs w:val="23"/>
+              </w:rPr>
+              <w:t xml:space="preserve"> </w:t>
+            </w:r>
+            <w:r>
+              <w:rPr>
+                <w:sz w:val="23"/>
+                <w:szCs w:val="23"/>
+              </w:rPr>
+              <w:t>designed to enhance the teaching skills of scientists</w:t>
+            </w:r>
+            <w:r>
+              <w:rPr>
+                <w:sz w:val="23"/>
+                <w:szCs w:val="23"/>
+              </w:rPr>
+              <w:t>.</w:t>
+            </w:r>
+          </w:p>
+        </w:tc>
+      </w:tr>
+      <w:tr>
+        <w:trPr>
+          <w:trHeight w:hRule="exact" w:val="99"/>
+        </w:trPr>
+        <w:tc>
+          <w:tcPr>
+            <w:tcW w:w="2790" w:type="dxa"/>
+          </w:tcPr>
+          <w:p>
+            <w:pPr>
+              <w:spacing w:line="240" w:lineRule="auto"/>
+              <w:ind w:left="0" w:firstLine="0"/>
+              <w:jc w:val="center"/>
+              <w:rPr>
+                <w:b/>
+                <w:bCs/>
+                <w:sz w:val="22"/>
+                <w:szCs w:val="22"/>
+              </w:rPr>
+            </w:pPr>
+          </w:p>
+        </w:tc>
+        <w:tc>
+          <w:tcPr>
+            <w:tcW w:w="8280" w:type="dxa"/>
+          </w:tcPr>
+          <w:p>
+            <w:pPr>
+              <w:spacing w:line="240" w:lineRule="auto"/>
+              <w:ind w:left="0" w:firstLine="0"/>
+              <w:rPr>
+                <w:sz w:val="22"/>
+                <w:szCs w:val="22"/>
+              </w:rPr>
+            </w:pPr>
+          </w:p>
+          <w:p>
+            <w:pPr>
+              <w:rPr>
+                <w:sz w:val="22"/>
+                <w:szCs w:val="22"/>
+              </w:rPr>
+            </w:pPr>
+          </w:p>
+          <w:p>
+            <w:pPr>
+              <w:tabs>
+                <w:tab w:val="left" w:pos="2238"/>
+                <w:tab w:val="right" w:pos="7254"/>
+              </w:tabs>
+              <w:rPr>
+                <w:sz w:val="22"/>
+                <w:szCs w:val="22"/>
+              </w:rPr>
+            </w:pPr>
+            <w:r>
+              <w:rPr>
+                <w:sz w:val="22"/>
+                <w:szCs w:val="22"/>
+              </w:rPr>
+              <w:tab/>
+            </w:r>
+            <w:r>
+              <w:rPr>
+                <w:sz w:val="22"/>
+                <w:szCs w:val="22"/>
+              </w:rPr>
+              <w:tab/>
+            </w:r>
+            <w:r>
+              <w:rPr>
+                <w:sz w:val="22"/>
+                <w:szCs w:val="22"/>
+              </w:rPr>
+              <w:tab/>
+            </w:r>
+          </w:p>
+        </w:tc>
+      </w:tr>
+      <w:tr>
+        <w:tc>
+          <w:tcPr>
+            <w:tcW w:w="2790" w:type="dxa"/>
+          </w:tcPr>
+          <w:p>
+            <w:pPr>
+              <w:spacing w:line="240" w:lineRule="auto"/>
+              <w:ind w:left="0" w:firstLine="0"/>
+              <w:jc w:val="center"/>
+              <w:rPr>
+                <w:sz w:val="28"/>
+                <w:szCs w:val="28"/>
+              </w:rPr>
+            </w:pPr>
+            <w:r>
+              <w:rPr>
+                <w:sz w:val="28"/>
+                <w:szCs w:val="28"/>
+              </w:rPr>
+              <w:t>MENTORSHIP</w:t>
+            </w:r>
+          </w:p>
+        </w:tc>
+        <w:tc>
+          <w:tcPr>
+            <w:tcW w:w="8280" w:type="dxa"/>
+          </w:tcPr>
+          <w:p>
+            <w:pPr>
+              <w:spacing w:line="240" w:lineRule="auto"/>
+              <w:ind w:left="0" w:firstLine="0"/>
+              <w:jc w:val="right"/>
+              <w:rPr>
+                <w:szCs w:val="20"/>
+              </w:rPr>
+            </w:pPr>
+          </w:p>
+          <w:p>
+            <w:pPr>
+              <w:spacing w:line="240" w:lineRule="auto"/>
+              <w:ind w:left="0" w:firstLine="0"/>
+              <w:rPr>
+                <w:szCs w:val="20"/>
+              </w:rPr>
+            </w:pPr>
+          </w:p>
+        </w:tc>
+      </w:tr>
+      <w:tr>
+        <w:tc>
+          <w:tcPr>
+            <w:tcW w:w="2790" w:type="dxa"/>
+          </w:tcPr>
+          <w:p>
+            <w:pPr>
+              <w:spacing w:line="240" w:lineRule="auto"/>
+              <w:ind w:left="0" w:firstLine="0"/>
+              <w:jc w:val="center"/>
+              <w:rPr>
+                <w:color w:val="000000" w:themeColor="text1"/>
+                <w:sz w:val="23"/>
+                <w:szCs w:val="23"/>
+              </w:rPr>
+            </w:pPr>
+            <w:r>
+              <w:rPr>
+                <w:noProof/>
+                <w:sz w:val="23"/>
+                <w:szCs w:val="23"/>
+              </w:rPr>
+              <w:drawing>
+                <wp:anchor distT="0" distB="0" distL="114300" distR="114300" simplePos="0" relativeHeight="251850752" behindDoc="0" locked="0" layoutInCell="1" allowOverlap="1" wp14:anchorId="3D21C908" wp14:editId="22C6E500">
+                  <wp:simplePos x="0" y="0"/>
+                  <wp:positionH relativeFrom="column">
+                    <wp:posOffset>1586484</wp:posOffset>
+                  </wp:positionH>
+                  <wp:positionV relativeFrom="paragraph">
+                    <wp:posOffset>27305</wp:posOffset>
+                  </wp:positionV>
+                  <wp:extent cx="100330" cy="99695"/>
+                  <wp:effectExtent l="0" t="0" r="1270" b="1905"/>
+                  <wp:wrapNone/>
+                  <wp:docPr id="181470177" name="Image 10"/>
+                  <wp:cNvGraphicFramePr/>
+                  <a:graphic xmlns:a="http://schemas.openxmlformats.org/drawingml/2006/main">
+                    <a:graphicData uri="http://schemas.openxmlformats.org/drawingml/2006/picture">
+                      <pic:pic xmlns:pic="http://schemas.openxmlformats.org/drawingml/2006/picture">
+                        <pic:nvPicPr>
+                          <pic:cNvPr id="648630637" name="Image 10"/>
+                          <pic:cNvPicPr/>
+                        </pic:nvPicPr>
+                        <pic:blipFill>
+                          <a:blip r:embed="rId10" cstate="print"/>
+                          <a:stretch>
+                            <a:fillRect/>
+                          </a:stretch>
+                        </pic:blipFill>
+                        <pic:spPr>
+                          <a:xfrm>
+                            <a:off x="0" y="0"/>
+                            <a:ext cx="100330" cy="99695"/>
+                          </a:xfrm>
+                          <a:prstGeom prst="rect">
+                            <a:avLst/>
+                          </a:prstGeom>
+                        </pic:spPr>
+                      </pic:pic>
+                    </a:graphicData>
+                  </a:graphic>
+                </wp:anchor>
+              </w:drawing>
+            </w:r>
+            <w:r>
+              <w:rPr>
+                <w:sz w:val="23"/>
+                <w:szCs w:val="23"/>
+              </w:rPr>
+              <w:t>0</w:t>
+            </w:r>
+            <w:r>
+              <w:rPr>
+                <w:sz w:val="23"/>
+                <w:szCs w:val="23"/>
+              </w:rPr>
+              <w:t>7</w:t>
+            </w:r>
+            <w:r>
+              <w:rPr>
+                <w:sz w:val="23"/>
+                <w:szCs w:val="23"/>
+              </w:rPr>
+              <w:t>/202</w:t>
+            </w:r>
+            <w:r>
+              <w:rPr>
+                <w:sz w:val="23"/>
+                <w:szCs w:val="23"/>
+              </w:rPr>
+              <w:t>5</w:t>
+            </w:r>
+            <w:r>
+              <w:rPr>
+                <w:sz w:val="23"/>
+                <w:szCs w:val="23"/>
+              </w:rPr>
+              <w:t xml:space="preserve"> – </w:t>
+            </w:r>
+            <w:r>
+              <w:rPr>
+                <w:sz w:val="23"/>
+                <w:szCs w:val="23"/>
+              </w:rPr>
+              <w:t>present</w:t>
+            </w:r>
+          </w:p>
+        </w:tc>
+        <w:tc>
+          <w:tcPr>
+            <w:tcW w:w="8280" w:type="dxa"/>
+          </w:tcPr>
+          <w:p>
+            <w:pPr>
+              <w:spacing w:line="240" w:lineRule="auto"/>
+              <w:ind w:left="0" w:firstLine="0"/>
+              <w:rPr>
+                <w:sz w:val="23"/>
+                <w:szCs w:val="23"/>
+              </w:rPr>
+            </w:pPr>
+            <w:r>
+              <w:rPr>
+                <w:b/>
+                <w:bCs/>
+                <w:color w:val="000000" w:themeColor="text1"/>
+                <w:sz w:val="23"/>
+                <w:szCs w:val="23"/>
+              </w:rPr>
+              <w:t>Research Assistant:</w:t>
+            </w:r>
+            <w:r>
+              <w:rPr>
+                <w:color w:val="000000" w:themeColor="text1"/>
+                <w:sz w:val="23"/>
+                <w:szCs w:val="23"/>
+              </w:rPr>
+              <w:t xml:space="preserve"> </w:t>
+            </w:r>
+            <w:r>
+              <w:rPr>
+                <w:color w:val="000000" w:themeColor="text1"/>
+                <w:sz w:val="23"/>
+                <w:szCs w:val="23"/>
+              </w:rPr>
+              <w:t xml:space="preserve">Baihe (Lily) Zhang </w:t>
+            </w:r>
+          </w:p>
+        </w:tc>
+      </w:tr>
+      <w:tr>
+        <w:tc>
+          <w:tcPr>
+            <w:tcW w:w="2790" w:type="dxa"/>
+          </w:tcPr>
+          <w:p>
+            <w:pPr>
+              <w:spacing w:line="240" w:lineRule="auto"/>
+              <w:ind w:left="0" w:firstLine="0"/>
+              <w:jc w:val="center"/>
+              <w:rPr>
+                <w:b/>
+                <w:bCs/>
+                <w:color w:val="FF0000"/>
+                <w:sz w:val="23"/>
+                <w:szCs w:val="23"/>
+              </w:rPr>
+            </w:pPr>
+            <w:r>
+              <w:rPr>
+                <w:noProof/>
+                <w:sz w:val="23"/>
+                <w:szCs w:val="23"/>
+              </w:rPr>
+              <w:drawing>
+                <wp:anchor distT="0" distB="0" distL="114300" distR="114300" simplePos="0" relativeHeight="251837440" behindDoc="0" locked="0" layoutInCell="1" allowOverlap="1" wp14:anchorId="7F50B83E" wp14:editId="6F007C1D">
+                  <wp:simplePos x="0" y="0"/>
+                  <wp:positionH relativeFrom="column">
+                    <wp:posOffset>1587119</wp:posOffset>
+                  </wp:positionH>
+                  <wp:positionV relativeFrom="paragraph">
+                    <wp:posOffset>31750</wp:posOffset>
+                  </wp:positionV>
+                  <wp:extent cx="100330" cy="99695"/>
+                  <wp:effectExtent l="0" t="0" r="1270" b="1905"/>
+                  <wp:wrapNone/>
+                  <wp:docPr id="1000124370" name="Image 10"/>
+                  <wp:cNvGraphicFramePr/>
+                  <a:graphic xmlns:a="http://schemas.openxmlformats.org/drawingml/2006/main">
+                    <a:graphicData uri="http://schemas.openxmlformats.org/drawingml/2006/picture">
+                      <pic:pic xmlns:pic="http://schemas.openxmlformats.org/drawingml/2006/picture">
+                        <pic:nvPicPr>
+                          <pic:cNvPr id="1779490567" name="Image 10"/>
+                          <pic:cNvPicPr/>
+                        </pic:nvPicPr>
+                        <pic:blipFill>
+                          <a:blip r:embed="rId10" cstate="print"/>
+                          <a:stretch>
+                            <a:fillRect/>
+                          </a:stretch>
+                        </pic:blipFill>
+                        <pic:spPr>
+                          <a:xfrm>
+                            <a:off x="0" y="0"/>
+                            <a:ext cx="100330" cy="99695"/>
+                          </a:xfrm>
+                          <a:prstGeom prst="rect">
+                            <a:avLst/>
+                          </a:prstGeom>
+                        </pic:spPr>
+                      </pic:pic>
+                    </a:graphicData>
+                  </a:graphic>
+                </wp:anchor>
+              </w:drawing>
+            </w:r>
+            <w:r>
+              <w:rPr>
                 <w:sz w:val="23"/>
                 <w:szCs w:val="23"/>
               </w:rPr>
@@ -11674,10 +12296,10 @@
                 <w:szCs w:val="23"/>
               </w:rPr>
               <w:drawing>
-                <wp:anchor distT="0" distB="0" distL="114300" distR="114300" simplePos="0" relativeHeight="251838464" behindDoc="0" locked="0" layoutInCell="1" allowOverlap="1" wp14:anchorId="146DEE3D" wp14:editId="5768A2E1">
+                <wp:anchor distT="0" distB="0" distL="114300" distR="114300" simplePos="0" relativeHeight="251838464" behindDoc="0" locked="0" layoutInCell="1" allowOverlap="1" wp14:anchorId="146DEE3D" wp14:editId="385A91F6">
                   <wp:simplePos x="0" y="0"/>
                   <wp:positionH relativeFrom="column">
-                    <wp:posOffset>1603578</wp:posOffset>
+                    <wp:posOffset>1593647</wp:posOffset>
                   </wp:positionH>
                   <wp:positionV relativeFrom="paragraph">
                     <wp:posOffset>33020</wp:posOffset>
@@ -11822,10 +12444,10 @@
                 <w:szCs w:val="23"/>
               </w:rPr>
               <w:drawing>
-                <wp:anchor distT="0" distB="0" distL="114300" distR="114300" simplePos="0" relativeHeight="251779072" behindDoc="0" locked="0" layoutInCell="1" allowOverlap="1" wp14:anchorId="3BB53E3D" wp14:editId="0C92A178">
+                <wp:anchor distT="0" distB="0" distL="114300" distR="114300" simplePos="0" relativeHeight="251779072" behindDoc="0" locked="0" layoutInCell="1" allowOverlap="1" wp14:anchorId="3BB53E3D" wp14:editId="00B4031C">
                   <wp:simplePos x="0" y="0"/>
                   <wp:positionH relativeFrom="column">
-                    <wp:posOffset>1595120</wp:posOffset>
+                    <wp:posOffset>1588389</wp:posOffset>
                   </wp:positionH>
                   <wp:positionV relativeFrom="paragraph">
                     <wp:posOffset>27305</wp:posOffset>
@@ -11918,6 +12540,46 @@
               <w:t xml:space="preserve"> </w:t>
             </w:r>
           </w:p>
+          <w:p>
+            <w:pPr>
+              <w:spacing w:line="240" w:lineRule="auto"/>
+              <w:ind w:left="0" w:firstLine="0"/>
+              <w:rPr>
+                <w:sz w:val="23"/>
+                <w:szCs w:val="23"/>
+              </w:rPr>
+            </w:pPr>
+            <w:r>
+              <w:rPr>
+                <w:i/>
+                <w:iCs/>
+                <w:color w:val="000000" w:themeColor="text1"/>
+                <w:sz w:val="23"/>
+                <w:szCs w:val="23"/>
+              </w:rPr>
+              <w:t xml:space="preserve">Current: </w:t>
+            </w:r>
+            <w:r>
+              <w:rPr>
+                <w:i/>
+                <w:iCs/>
+                <w:color w:val="000000" w:themeColor="text1"/>
+                <w:sz w:val="23"/>
+                <w:szCs w:val="23"/>
+              </w:rPr>
+              <w:t xml:space="preserve">Graduate student </w:t>
+            </w:r>
+            <w:r>
+              <w:rPr>
+                <w:i/>
+                <w:iCs/>
+                <w:color w:val="000000" w:themeColor="text1"/>
+                <w:sz w:val="23"/>
+                <w:szCs w:val="23"/>
+              </w:rPr>
+              <w:t>at Columbia University</w:t>
+            </w:r>
+          </w:p>
         </w:tc>
       </w:tr>
       <w:tr>
@@ -11943,10 +12605,10 @@
                 <w:szCs w:val="23"/>
               </w:rPr>
               <w:drawing>
-                <wp:anchor distT="0" distB="0" distL="114300" distR="114300" simplePos="0" relativeHeight="251811840" behindDoc="0" locked="0" layoutInCell="1" allowOverlap="1" wp14:anchorId="6FE1CFAD" wp14:editId="3AAE0202">
+                <wp:anchor distT="0" distB="0" distL="114300" distR="114300" simplePos="0" relativeHeight="251811840" behindDoc="0" locked="0" layoutInCell="1" allowOverlap="1" wp14:anchorId="6FE1CFAD" wp14:editId="51656FCD">
                   <wp:simplePos x="0" y="0"/>
                   <wp:positionH relativeFrom="column">
-                    <wp:posOffset>1595120</wp:posOffset>
+                    <wp:posOffset>1587754</wp:posOffset>
                   </wp:positionH>
                   <wp:positionV relativeFrom="paragraph">
                     <wp:posOffset>32385</wp:posOffset>
@@ -12053,10 +12715,10 @@
                 <w:szCs w:val="23"/>
               </w:rPr>
               <w:drawing>
-                <wp:anchor distT="0" distB="0" distL="114300" distR="114300" simplePos="0" relativeHeight="251780096" behindDoc="0" locked="0" layoutInCell="1" allowOverlap="1" wp14:anchorId="2422F018" wp14:editId="375E26CD">
+                <wp:anchor distT="0" distB="0" distL="114300" distR="114300" simplePos="0" relativeHeight="251780096" behindDoc="0" locked="0" layoutInCell="1" allowOverlap="1" wp14:anchorId="2422F018" wp14:editId="27A238A8">
                   <wp:simplePos x="0" y="0"/>
                   <wp:positionH relativeFrom="column">
-                    <wp:posOffset>1601673</wp:posOffset>
+                    <wp:posOffset>1585214</wp:posOffset>
                   </wp:positionH>
                   <wp:positionV relativeFrom="paragraph">
                     <wp:posOffset>32385</wp:posOffset>
@@ -12203,10 +12865,10 @@
                 <w:szCs w:val="23"/>
               </w:rPr>
               <w:drawing>
-                <wp:anchor distT="0" distB="0" distL="114300" distR="114300" simplePos="0" relativeHeight="251781120" behindDoc="0" locked="0" layoutInCell="1" allowOverlap="1" wp14:anchorId="172E0D18" wp14:editId="54B6F625">
+                <wp:anchor distT="0" distB="0" distL="114300" distR="114300" simplePos="0" relativeHeight="251781120" behindDoc="0" locked="0" layoutInCell="1" allowOverlap="1" wp14:anchorId="172E0D18" wp14:editId="4801546F">
                   <wp:simplePos x="0" y="0"/>
                   <wp:positionH relativeFrom="column">
-                    <wp:posOffset>1604213</wp:posOffset>
+                    <wp:posOffset>1587754</wp:posOffset>
                   </wp:positionH>
                   <wp:positionV relativeFrom="paragraph">
                     <wp:posOffset>27940</wp:posOffset>
@@ -12347,10 +13009,10 @@
                 <w:szCs w:val="23"/>
               </w:rPr>
               <w:drawing>
-                <wp:anchor distT="0" distB="0" distL="114300" distR="114300" simplePos="0" relativeHeight="251782144" behindDoc="0" locked="0" layoutInCell="1" allowOverlap="1" wp14:anchorId="454D6FB1" wp14:editId="7BF4980F">
+                <wp:anchor distT="0" distB="0" distL="114300" distR="114300" simplePos="0" relativeHeight="251782144" behindDoc="0" locked="0" layoutInCell="1" allowOverlap="1" wp14:anchorId="454D6FB1" wp14:editId="7BFB1D40">
                   <wp:simplePos x="0" y="0"/>
                   <wp:positionH relativeFrom="column">
-                    <wp:posOffset>1604213</wp:posOffset>
+                    <wp:posOffset>1587754</wp:posOffset>
                   </wp:positionH>
                   <wp:positionV relativeFrom="paragraph">
                     <wp:posOffset>31750</wp:posOffset>
@@ -12493,10 +13155,10 @@
                 <w:szCs w:val="23"/>
               </w:rPr>
               <w:drawing>
-                <wp:anchor distT="0" distB="0" distL="114300" distR="114300" simplePos="0" relativeHeight="251783168" behindDoc="0" locked="0" layoutInCell="1" allowOverlap="1" wp14:anchorId="375672A1" wp14:editId="6BAF5879">
+                <wp:anchor distT="0" distB="0" distL="114300" distR="114300" simplePos="0" relativeHeight="251783168" behindDoc="0" locked="0" layoutInCell="1" allowOverlap="1" wp14:anchorId="375672A1" wp14:editId="1B697A03">
                   <wp:simplePos x="0" y="0"/>
                   <wp:positionH relativeFrom="column">
-                    <wp:posOffset>1604213</wp:posOffset>
+                    <wp:posOffset>1587754</wp:posOffset>
                   </wp:positionH>
                   <wp:positionV relativeFrom="paragraph">
                     <wp:posOffset>33020</wp:posOffset>
@@ -12620,10 +13282,10 @@
                 <w:szCs w:val="23"/>
               </w:rPr>
               <w:drawing>
-                <wp:anchor distT="0" distB="0" distL="114300" distR="114300" simplePos="0" relativeHeight="251784192" behindDoc="0" locked="0" layoutInCell="1" allowOverlap="1" wp14:anchorId="463DCCBE" wp14:editId="47732FEE">
+                <wp:anchor distT="0" distB="0" distL="114300" distR="114300" simplePos="0" relativeHeight="251784192" behindDoc="0" locked="0" layoutInCell="1" allowOverlap="1" wp14:anchorId="463DCCBE" wp14:editId="7F906C6D">
                   <wp:simplePos x="0" y="0"/>
                   <wp:positionH relativeFrom="column">
-                    <wp:posOffset>1604213</wp:posOffset>
+                    <wp:posOffset>1587754</wp:posOffset>
                   </wp:positionH>
                   <wp:positionV relativeFrom="paragraph">
                     <wp:posOffset>33655</wp:posOffset>
@@ -12753,10 +13415,10 @@
                 <w:szCs w:val="23"/>
               </w:rPr>
               <w:drawing>
-                <wp:anchor distT="0" distB="0" distL="114300" distR="114300" simplePos="0" relativeHeight="251785216" behindDoc="0" locked="0" layoutInCell="1" allowOverlap="1" wp14:anchorId="13FCB74A" wp14:editId="679EAA55">
+                <wp:anchor distT="0" distB="0" distL="114300" distR="114300" simplePos="0" relativeHeight="251785216" behindDoc="0" locked="0" layoutInCell="1" allowOverlap="1" wp14:anchorId="13FCB74A" wp14:editId="64CD2629">
                   <wp:simplePos x="0" y="0"/>
                   <wp:positionH relativeFrom="column">
-                    <wp:posOffset>1604213</wp:posOffset>
+                    <wp:posOffset>1587754</wp:posOffset>
                   </wp:positionH>
                   <wp:positionV relativeFrom="paragraph">
                     <wp:posOffset>29210</wp:posOffset>
@@ -12923,10 +13585,10 @@
                 <w:szCs w:val="23"/>
               </w:rPr>
               <w:drawing>
-                <wp:anchor distT="0" distB="0" distL="114300" distR="114300" simplePos="0" relativeHeight="251786240" behindDoc="0" locked="0" layoutInCell="1" allowOverlap="1" wp14:anchorId="4A7512BF" wp14:editId="38C54D4E">
+                <wp:anchor distT="0" distB="0" distL="114300" distR="114300" simplePos="0" relativeHeight="251786240" behindDoc="0" locked="0" layoutInCell="1" allowOverlap="1" wp14:anchorId="4A7512BF" wp14:editId="5FAD13CC">
                   <wp:simplePos x="0" y="0"/>
                   <wp:positionH relativeFrom="column">
-                    <wp:posOffset>1604213</wp:posOffset>
+                    <wp:posOffset>1587754</wp:posOffset>
                   </wp:positionH>
                   <wp:positionV relativeFrom="paragraph">
                     <wp:posOffset>35560</wp:posOffset>
@@ -13233,10 +13895,10 @@
                 <w:szCs w:val="23"/>
               </w:rPr>
               <w:drawing>
-                <wp:anchor distT="0" distB="0" distL="114300" distR="114300" simplePos="0" relativeHeight="251809792" behindDoc="0" locked="0" layoutInCell="1" allowOverlap="1" wp14:anchorId="74769F80" wp14:editId="6C5356E9">
+                <wp:anchor distT="0" distB="0" distL="114300" distR="114300" simplePos="0" relativeHeight="251809792" behindDoc="0" locked="0" layoutInCell="1" allowOverlap="1" wp14:anchorId="74769F80" wp14:editId="11853AFC">
                   <wp:simplePos x="0" y="0"/>
                   <wp:positionH relativeFrom="column">
-                    <wp:posOffset>1599133</wp:posOffset>
+                    <wp:posOffset>1589202</wp:posOffset>
                   </wp:positionH>
                   <wp:positionV relativeFrom="paragraph">
                     <wp:posOffset>37465</wp:posOffset>
@@ -13548,14 +14210,14 @@
               <w:rPr>
                 <w:b/>
                 <w:bCs/>
-                <w:sz w:val="22"/>
-                <w:szCs w:val="22"/>
-              </w:rPr>
-            </w:pPr>
-            <w:r>
-              <w:rPr>
-                <w:sz w:val="30"/>
-                <w:szCs w:val="30"/>
+                <w:sz w:val="28"/>
+                <w:szCs w:val="28"/>
+              </w:rPr>
+            </w:pPr>
+            <w:r>
+              <w:rPr>
+                <w:sz w:val="28"/>
+                <w:szCs w:val="28"/>
               </w:rPr>
               <w:t>WORKSHOPS</w:t>
             </w:r>
@@ -13697,10 +14359,10 @@
                 <w:szCs w:val="23"/>
               </w:rPr>
               <w:drawing>
-                <wp:anchor distT="0" distB="0" distL="114300" distR="114300" simplePos="0" relativeHeight="251852800" behindDoc="0" locked="0" layoutInCell="1" allowOverlap="1" wp14:anchorId="35A53113" wp14:editId="7D64E9BA">
+                <wp:anchor distT="0" distB="0" distL="114300" distR="114300" simplePos="0" relativeHeight="251852800" behindDoc="0" locked="0" layoutInCell="1" allowOverlap="1" wp14:anchorId="35A53113" wp14:editId="540AE033">
                   <wp:simplePos x="0" y="0"/>
                   <wp:positionH relativeFrom="column">
-                    <wp:posOffset>1604213</wp:posOffset>
+                    <wp:posOffset>1587754</wp:posOffset>
                   </wp:positionH>
                   <wp:positionV relativeFrom="paragraph">
                     <wp:posOffset>53975</wp:posOffset>
@@ -14028,10 +14690,10 @@
                 <w:szCs w:val="23"/>
               </w:rPr>
               <w:drawing>
-                <wp:anchor distT="0" distB="0" distL="114300" distR="114300" simplePos="0" relativeHeight="251787264" behindDoc="0" locked="0" layoutInCell="1" allowOverlap="1" wp14:anchorId="72EFDE23" wp14:editId="533A8D5E">
+                <wp:anchor distT="0" distB="0" distL="114300" distR="114300" simplePos="0" relativeHeight="251787264" behindDoc="0" locked="0" layoutInCell="1" allowOverlap="1" wp14:anchorId="72EFDE23" wp14:editId="021B4736">
                   <wp:simplePos x="0" y="0"/>
                   <wp:positionH relativeFrom="column">
-                    <wp:posOffset>1604213</wp:posOffset>
+                    <wp:posOffset>1587754</wp:posOffset>
                   </wp:positionH>
                   <wp:positionV relativeFrom="paragraph">
                     <wp:posOffset>53975</wp:posOffset>
@@ -14348,956 +15010,17 @@
                 <w:sz w:val="23"/>
                 <w:szCs w:val="23"/>
               </w:rPr>
-              <w:drawing>
-                <wp:anchor distT="0" distB="0" distL="114300" distR="114300" simplePos="0" relativeHeight="251795456" behindDoc="0" locked="0" layoutInCell="1" allowOverlap="1" wp14:anchorId="1B2EF4EB" wp14:editId="426C5F45">
-                  <wp:simplePos x="0" y="0"/>
-                  <wp:positionH relativeFrom="column">
-                    <wp:posOffset>1598498</wp:posOffset>
-                  </wp:positionH>
-                  <wp:positionV relativeFrom="paragraph">
-                    <wp:posOffset>27305</wp:posOffset>
-                  </wp:positionV>
-                  <wp:extent cx="100330" cy="99695"/>
-                  <wp:effectExtent l="0" t="0" r="1270" b="1905"/>
-                  <wp:wrapNone/>
-                  <wp:docPr id="2090931877" name="Image 10"/>
-                  <wp:cNvGraphicFramePr/>
-                  <a:graphic xmlns:a="http://schemas.openxmlformats.org/drawingml/2006/main">
-                    <a:graphicData uri="http://schemas.openxmlformats.org/drawingml/2006/picture">
-                      <pic:pic xmlns:pic="http://schemas.openxmlformats.org/drawingml/2006/picture">
-                        <pic:nvPicPr>
-                          <pic:cNvPr id="178824058" name="Image 10"/>
-                          <pic:cNvPicPr/>
-                        </pic:nvPicPr>
-                        <pic:blipFill>
-                          <a:blip r:embed="rId10" cstate="print"/>
-                          <a:stretch>
-                            <a:fillRect/>
-                          </a:stretch>
-                        </pic:blipFill>
-                        <pic:spPr>
-                          <a:xfrm>
-                            <a:off x="0" y="0"/>
-                            <a:ext cx="100330" cy="99695"/>
-                          </a:xfrm>
-                          <a:prstGeom prst="rect">
-                            <a:avLst/>
-                          </a:prstGeom>
-                        </pic:spPr>
-                      </pic:pic>
-                    </a:graphicData>
-                  </a:graphic>
-                </wp:anchor>
-              </w:drawing>
-            </w:r>
-            <w:r>
-              <w:rPr>
-                <w:sz w:val="23"/>
-                <w:szCs w:val="23"/>
-              </w:rPr>
-              <w:t>10/2012 – 09/2015</w:t>
-            </w:r>
-          </w:p>
-        </w:tc>
-        <w:tc>
-          <w:tcPr>
-            <w:tcW w:w="8280" w:type="dxa"/>
-            <w:tcBorders>
-              <w:top w:val="nil"/>
-              <w:left w:val="nil"/>
-              <w:bottom w:val="nil"/>
-              <w:right w:val="nil"/>
-            </w:tcBorders>
-          </w:tcPr>
-          <w:p>
-            <w:pPr>
-              <w:spacing w:after="0" w:line="240" w:lineRule="auto"/>
-              <w:ind w:left="0" w:firstLine="0"/>
-              <w:rPr>
-                <w:sz w:val="23"/>
-                <w:szCs w:val="23"/>
-              </w:rPr>
-            </w:pPr>
-            <w:r>
-              <w:rPr>
-                <w:b/>
-                <w:sz w:val="23"/>
-                <w:szCs w:val="23"/>
-              </w:rPr>
-              <w:t xml:space="preserve">Marie Curie </w:t>
-            </w:r>
-            <w:proofErr w:type="spellStart"/>
-            <w:r>
-              <w:rPr>
-                <w:b/>
-                <w:sz w:val="23"/>
-                <w:szCs w:val="23"/>
-              </w:rPr>
-              <w:t>FLiACT</w:t>
-            </w:r>
-            <w:proofErr w:type="spellEnd"/>
-            <w:r>
-              <w:rPr>
-                <w:b/>
-                <w:sz w:val="23"/>
-                <w:szCs w:val="23"/>
-              </w:rPr>
-              <w:t xml:space="preserve"> Training Network Workshops</w:t>
-            </w:r>
-            <w:r>
-              <w:rPr>
-                <w:b/>
-                <w:sz w:val="23"/>
-                <w:szCs w:val="23"/>
-              </w:rPr>
-              <w:t xml:space="preserve"> </w:t>
-            </w:r>
-            <w:r>
-              <w:rPr>
-                <w:b/>
-                <w:sz w:val="23"/>
-                <w:szCs w:val="23"/>
-              </w:rPr>
-              <w:t>o</w:t>
-            </w:r>
-            <w:r>
-              <w:rPr>
-                <w:b/>
-                <w:sz w:val="23"/>
-                <w:szCs w:val="23"/>
-              </w:rPr>
-              <w:t xml:space="preserve">n </w:t>
-            </w:r>
-            <w:r>
-              <w:rPr>
-                <w:b/>
-                <w:sz w:val="23"/>
-                <w:szCs w:val="23"/>
-              </w:rPr>
-              <w:t>Fly Neuroscience</w:t>
-            </w:r>
-          </w:p>
-        </w:tc>
-      </w:tr>
-      <w:tr>
-        <w:tblPrEx>
-          <w:tblBorders>
-            <w:top w:val="single" w:sz="4" w:space="0" w:color="auto"/>
-            <w:left w:val="single" w:sz="4" w:space="0" w:color="auto"/>
-            <w:bottom w:val="single" w:sz="4" w:space="0" w:color="auto"/>
-            <w:right w:val="single" w:sz="4" w:space="0" w:color="auto"/>
-            <w:insideH w:val="single" w:sz="4" w:space="0" w:color="auto"/>
-            <w:insideV w:val="single" w:sz="4" w:space="0" w:color="auto"/>
-          </w:tblBorders>
-        </w:tblPrEx>
-        <w:trPr>
-          <w:trHeight w:val="630"/>
-        </w:trPr>
-        <w:tc>
-          <w:tcPr>
-            <w:tcW w:w="2790" w:type="dxa"/>
-            <w:tcBorders>
-              <w:top w:val="nil"/>
-              <w:left w:val="nil"/>
-              <w:bottom w:val="nil"/>
-              <w:right w:val="nil"/>
-            </w:tcBorders>
-          </w:tcPr>
-          <w:p>
-            <w:pPr>
-              <w:spacing w:after="0" w:line="259" w:lineRule="auto"/>
-              <w:ind w:left="0" w:firstLine="0"/>
-              <w:jc w:val="center"/>
-              <w:rPr>
-                <w:sz w:val="23"/>
-                <w:szCs w:val="23"/>
-              </w:rPr>
-            </w:pPr>
-          </w:p>
-        </w:tc>
-        <w:tc>
-          <w:tcPr>
-            <w:tcW w:w="8280" w:type="dxa"/>
-            <w:tcBorders>
-              <w:top w:val="nil"/>
-              <w:left w:val="nil"/>
-              <w:bottom w:val="nil"/>
-              <w:right w:val="nil"/>
-            </w:tcBorders>
-          </w:tcPr>
-          <w:p>
-            <w:pPr>
-              <w:spacing w:after="0" w:line="259" w:lineRule="auto"/>
-              <w:ind w:left="0" w:right="5" w:firstLine="0"/>
-              <w:rPr>
-                <w:i/>
-                <w:iCs/>
-                <w:sz w:val="23"/>
-                <w:szCs w:val="23"/>
-              </w:rPr>
-            </w:pPr>
-            <w:r>
-              <w:rPr>
-                <w:i/>
-                <w:iCs/>
-                <w:sz w:val="23"/>
-                <w:szCs w:val="23"/>
-              </w:rPr>
-              <w:t xml:space="preserve">Max Planck Institute for Chemical Ecology, Jena; Max Planck Institute of Neurobiology, </w:t>
-            </w:r>
-            <w:proofErr w:type="spellStart"/>
-            <w:r>
-              <w:rPr>
-                <w:i/>
-                <w:iCs/>
-                <w:sz w:val="23"/>
-                <w:szCs w:val="23"/>
-              </w:rPr>
-              <w:t>Martinsried</w:t>
-            </w:r>
-            <w:proofErr w:type="spellEnd"/>
-            <w:r>
-              <w:rPr>
-                <w:i/>
-                <w:iCs/>
-                <w:sz w:val="23"/>
-                <w:szCs w:val="23"/>
-              </w:rPr>
-              <w:t>; KUL, Leuven, Belgium; Center for Genomic Regulation, Barcelona</w:t>
-            </w:r>
-          </w:p>
-        </w:tc>
-      </w:tr>
-      <w:tr>
-        <w:trPr>
-          <w:trHeight w:hRule="exact" w:val="99"/>
-        </w:trPr>
-        <w:tc>
-          <w:tcPr>
-            <w:tcW w:w="2790" w:type="dxa"/>
-          </w:tcPr>
-          <w:p>
-            <w:pPr>
-              <w:spacing w:line="240" w:lineRule="auto"/>
-              <w:ind w:left="0" w:firstLine="0"/>
-              <w:jc w:val="center"/>
-              <w:rPr>
-                <w:b/>
-                <w:bCs/>
-                <w:sz w:val="22"/>
-                <w:szCs w:val="22"/>
-              </w:rPr>
-            </w:pPr>
-          </w:p>
-        </w:tc>
-        <w:tc>
-          <w:tcPr>
-            <w:tcW w:w="8280" w:type="dxa"/>
-          </w:tcPr>
-          <w:p>
-            <w:pPr>
-              <w:spacing w:line="240" w:lineRule="auto"/>
-              <w:ind w:left="0" w:firstLine="0"/>
-              <w:rPr>
-                <w:sz w:val="22"/>
-                <w:szCs w:val="22"/>
-              </w:rPr>
-            </w:pPr>
-          </w:p>
-          <w:p>
-            <w:pPr>
-              <w:rPr>
-                <w:sz w:val="22"/>
-                <w:szCs w:val="22"/>
-              </w:rPr>
-            </w:pPr>
-          </w:p>
-          <w:p>
-            <w:pPr>
-              <w:tabs>
-                <w:tab w:val="left" w:pos="2238"/>
-                <w:tab w:val="right" w:pos="7254"/>
-              </w:tabs>
-              <w:rPr>
-                <w:sz w:val="22"/>
-                <w:szCs w:val="22"/>
-              </w:rPr>
-            </w:pPr>
-            <w:r>
-              <w:rPr>
-                <w:sz w:val="22"/>
-                <w:szCs w:val="22"/>
-              </w:rPr>
-              <w:tab/>
-            </w:r>
-            <w:r>
-              <w:rPr>
-                <w:sz w:val="22"/>
-                <w:szCs w:val="22"/>
-              </w:rPr>
-              <w:tab/>
-            </w:r>
-            <w:r>
-              <w:rPr>
-                <w:sz w:val="22"/>
-                <w:szCs w:val="22"/>
-              </w:rPr>
-              <w:tab/>
-            </w:r>
-          </w:p>
-        </w:tc>
-      </w:tr>
-      <w:tr>
-        <w:tc>
-          <w:tcPr>
-            <w:tcW w:w="2790" w:type="dxa"/>
-          </w:tcPr>
-          <w:p>
-            <w:pPr>
-              <w:spacing w:line="240" w:lineRule="auto"/>
-              <w:ind w:left="0" w:firstLine="0"/>
-              <w:jc w:val="center"/>
-              <w:rPr>
-                <w:b/>
-                <w:bCs/>
-                <w:sz w:val="22"/>
-                <w:szCs w:val="22"/>
-              </w:rPr>
-            </w:pPr>
-            <w:r>
-              <w:rPr>
-                <w:sz w:val="30"/>
-                <w:szCs w:val="30"/>
-              </w:rPr>
-              <w:t>ACADEMIC SERVICE</w:t>
-            </w:r>
-          </w:p>
-        </w:tc>
-        <w:tc>
-          <w:tcPr>
-            <w:tcW w:w="8280" w:type="dxa"/>
-          </w:tcPr>
-          <w:p>
-            <w:pPr>
-              <w:spacing w:line="240" w:lineRule="auto"/>
-              <w:ind w:left="0" w:firstLine="0"/>
-              <w:rPr>
-                <w:sz w:val="22"/>
-                <w:szCs w:val="22"/>
-              </w:rPr>
-            </w:pPr>
-          </w:p>
-        </w:tc>
-      </w:tr>
-      <w:tr>
-        <w:tblPrEx>
-          <w:tblBorders>
-            <w:top w:val="single" w:sz="4" w:space="0" w:color="auto"/>
-            <w:left w:val="single" w:sz="4" w:space="0" w:color="auto"/>
-            <w:bottom w:val="single" w:sz="4" w:space="0" w:color="auto"/>
-            <w:right w:val="single" w:sz="4" w:space="0" w:color="auto"/>
-            <w:insideH w:val="single" w:sz="4" w:space="0" w:color="auto"/>
-            <w:insideV w:val="single" w:sz="4" w:space="0" w:color="auto"/>
-          </w:tblBorders>
-        </w:tblPrEx>
-        <w:trPr>
-          <w:trHeight w:val="235"/>
-        </w:trPr>
-        <w:tc>
-          <w:tcPr>
-            <w:tcW w:w="2790" w:type="dxa"/>
-            <w:tcBorders>
-              <w:top w:val="nil"/>
-              <w:left w:val="nil"/>
-              <w:bottom w:val="nil"/>
-              <w:right w:val="nil"/>
-            </w:tcBorders>
-          </w:tcPr>
-          <w:p>
-            <w:pPr>
-              <w:spacing w:after="0" w:line="259" w:lineRule="auto"/>
-              <w:ind w:left="0" w:firstLine="0"/>
-              <w:jc w:val="center"/>
-              <w:rPr>
-                <w:sz w:val="23"/>
-                <w:szCs w:val="23"/>
-              </w:rPr>
-            </w:pPr>
-            <w:r>
-              <w:rPr>
-                <w:noProof/>
-                <w:sz w:val="23"/>
-                <w:szCs w:val="23"/>
-              </w:rPr>
-              <w:drawing>
-                <wp:anchor distT="0" distB="0" distL="114300" distR="114300" simplePos="0" relativeHeight="251813888" behindDoc="0" locked="0" layoutInCell="1" allowOverlap="1" wp14:anchorId="33AA08D1" wp14:editId="1FF43EBD">
-                  <wp:simplePos x="0" y="0"/>
-                  <wp:positionH relativeFrom="column">
-                    <wp:posOffset>1604213</wp:posOffset>
-                  </wp:positionH>
-                  <wp:positionV relativeFrom="paragraph">
-                    <wp:posOffset>34925</wp:posOffset>
-                  </wp:positionV>
-                  <wp:extent cx="100330" cy="99695"/>
-                  <wp:effectExtent l="0" t="0" r="1270" b="1905"/>
-                  <wp:wrapNone/>
-                  <wp:docPr id="2126971209" name="Image 10"/>
-                  <wp:cNvGraphicFramePr/>
-                  <a:graphic xmlns:a="http://schemas.openxmlformats.org/drawingml/2006/main">
-                    <a:graphicData uri="http://schemas.openxmlformats.org/drawingml/2006/picture">
-                      <pic:pic xmlns:pic="http://schemas.openxmlformats.org/drawingml/2006/picture">
-                        <pic:nvPicPr>
-                          <pic:cNvPr id="1850417336" name="Image 10"/>
-                          <pic:cNvPicPr/>
-                        </pic:nvPicPr>
-                        <pic:blipFill>
-                          <a:blip r:embed="rId10" cstate="print"/>
-                          <a:stretch>
-                            <a:fillRect/>
-                          </a:stretch>
-                        </pic:blipFill>
-                        <pic:spPr>
-                          <a:xfrm>
-                            <a:off x="0" y="0"/>
-                            <a:ext cx="100330" cy="99695"/>
-                          </a:xfrm>
-                          <a:prstGeom prst="rect">
-                            <a:avLst/>
-                          </a:prstGeom>
-                        </pic:spPr>
-                      </pic:pic>
-                    </a:graphicData>
-                  </a:graphic>
-                </wp:anchor>
-              </w:drawing>
-            </w:r>
-            <w:r>
-              <w:rPr>
-                <w:sz w:val="23"/>
-                <w:szCs w:val="23"/>
-              </w:rPr>
-              <w:t>01/2025 – 01/2026</w:t>
-            </w:r>
-          </w:p>
-        </w:tc>
-        <w:tc>
-          <w:tcPr>
-            <w:tcW w:w="8280" w:type="dxa"/>
-            <w:tcBorders>
-              <w:top w:val="nil"/>
-              <w:left w:val="nil"/>
-              <w:bottom w:val="nil"/>
-              <w:right w:val="nil"/>
-            </w:tcBorders>
-          </w:tcPr>
-          <w:p>
-            <w:pPr>
-              <w:spacing w:after="0" w:line="259" w:lineRule="auto"/>
-              <w:ind w:left="0" w:right="5" w:firstLine="0"/>
-              <w:rPr>
-                <w:sz w:val="23"/>
-                <w:szCs w:val="23"/>
-              </w:rPr>
-            </w:pPr>
-            <w:r>
-              <w:rPr>
-                <w:b/>
-                <w:sz w:val="23"/>
-                <w:szCs w:val="23"/>
-              </w:rPr>
-              <w:t xml:space="preserve">Columbia Neuroscience Seminar Series </w:t>
-            </w:r>
-            <w:r>
-              <w:rPr>
-                <w:b/>
-                <w:sz w:val="23"/>
-                <w:szCs w:val="23"/>
-              </w:rPr>
-              <w:t xml:space="preserve">– </w:t>
-            </w:r>
-            <w:r>
-              <w:rPr>
-                <w:b/>
-                <w:sz w:val="23"/>
-                <w:szCs w:val="23"/>
-              </w:rPr>
-              <w:t>Systems Neuroscience Selection</w:t>
-            </w:r>
-            <w:r>
-              <w:rPr>
-                <w:b/>
-                <w:sz w:val="23"/>
-                <w:szCs w:val="23"/>
-              </w:rPr>
-              <w:t xml:space="preserve"> Committee</w:t>
-            </w:r>
-            <w:r>
-              <w:rPr>
-                <w:b/>
-                <w:sz w:val="23"/>
-                <w:szCs w:val="23"/>
-              </w:rPr>
-              <w:t xml:space="preserve"> </w:t>
-            </w:r>
-          </w:p>
-        </w:tc>
-      </w:tr>
-      <w:tr>
-        <w:tblPrEx>
-          <w:tblBorders>
-            <w:top w:val="single" w:sz="4" w:space="0" w:color="auto"/>
-            <w:left w:val="single" w:sz="4" w:space="0" w:color="auto"/>
-            <w:bottom w:val="single" w:sz="4" w:space="0" w:color="auto"/>
-            <w:right w:val="single" w:sz="4" w:space="0" w:color="auto"/>
-            <w:insideH w:val="single" w:sz="4" w:space="0" w:color="auto"/>
-            <w:insideV w:val="single" w:sz="4" w:space="0" w:color="auto"/>
-          </w:tblBorders>
-        </w:tblPrEx>
-        <w:trPr>
-          <w:trHeight w:val="235"/>
-        </w:trPr>
-        <w:tc>
-          <w:tcPr>
-            <w:tcW w:w="2790" w:type="dxa"/>
-            <w:tcBorders>
-              <w:top w:val="nil"/>
-              <w:left w:val="nil"/>
-              <w:bottom w:val="nil"/>
-              <w:right w:val="nil"/>
-            </w:tcBorders>
-          </w:tcPr>
-          <w:p>
-            <w:pPr>
-              <w:spacing w:after="0" w:line="259" w:lineRule="auto"/>
-              <w:ind w:left="0" w:firstLine="0"/>
-              <w:jc w:val="center"/>
-              <w:rPr>
-                <w:sz w:val="23"/>
-                <w:szCs w:val="23"/>
-              </w:rPr>
-            </w:pPr>
-          </w:p>
-        </w:tc>
-        <w:tc>
-          <w:tcPr>
-            <w:tcW w:w="8280" w:type="dxa"/>
-            <w:tcBorders>
-              <w:top w:val="nil"/>
-              <w:left w:val="nil"/>
-              <w:bottom w:val="nil"/>
-              <w:right w:val="nil"/>
-            </w:tcBorders>
-          </w:tcPr>
-          <w:p>
-            <w:pPr>
-              <w:spacing w:after="0" w:line="259" w:lineRule="auto"/>
-              <w:ind w:left="0" w:right="5" w:firstLine="0"/>
-              <w:rPr>
-                <w:i/>
-                <w:iCs/>
-                <w:sz w:val="23"/>
-                <w:szCs w:val="23"/>
-              </w:rPr>
-            </w:pPr>
-            <w:r>
-              <w:rPr>
-                <w:i/>
-                <w:iCs/>
-                <w:sz w:val="23"/>
-                <w:szCs w:val="23"/>
-              </w:rPr>
-              <w:t>Columbia University</w:t>
-            </w:r>
-            <w:r>
-              <w:rPr>
-                <w:i/>
-                <w:iCs/>
-                <w:sz w:val="23"/>
-                <w:szCs w:val="23"/>
-              </w:rPr>
-              <w:t>, USA</w:t>
-            </w:r>
-          </w:p>
-        </w:tc>
-      </w:tr>
-      <w:tr>
-        <w:trPr>
-          <w:trHeight w:hRule="exact" w:val="99"/>
-        </w:trPr>
-        <w:tc>
-          <w:tcPr>
-            <w:tcW w:w="2790" w:type="dxa"/>
-          </w:tcPr>
-          <w:p>
-            <w:pPr>
-              <w:spacing w:line="240" w:lineRule="auto"/>
-              <w:ind w:left="0" w:firstLine="0"/>
-              <w:jc w:val="center"/>
-              <w:rPr>
-                <w:b/>
-                <w:bCs/>
-                <w:sz w:val="22"/>
-                <w:szCs w:val="22"/>
-              </w:rPr>
-            </w:pPr>
-          </w:p>
-        </w:tc>
-        <w:tc>
-          <w:tcPr>
-            <w:tcW w:w="8280" w:type="dxa"/>
-          </w:tcPr>
-          <w:p>
-            <w:pPr>
-              <w:spacing w:line="240" w:lineRule="auto"/>
-              <w:ind w:left="0" w:firstLine="0"/>
-              <w:rPr>
-                <w:sz w:val="22"/>
-                <w:szCs w:val="22"/>
-              </w:rPr>
-            </w:pPr>
-          </w:p>
-          <w:p>
-            <w:pPr>
-              <w:rPr>
-                <w:sz w:val="22"/>
-                <w:szCs w:val="22"/>
-              </w:rPr>
-            </w:pPr>
-          </w:p>
-          <w:p>
-            <w:pPr>
-              <w:tabs>
-                <w:tab w:val="left" w:pos="2238"/>
-                <w:tab w:val="right" w:pos="7254"/>
-              </w:tabs>
-              <w:rPr>
-                <w:sz w:val="22"/>
-                <w:szCs w:val="22"/>
-              </w:rPr>
-            </w:pPr>
-            <w:r>
-              <w:rPr>
-                <w:sz w:val="22"/>
-                <w:szCs w:val="22"/>
-              </w:rPr>
-              <w:tab/>
-            </w:r>
-            <w:r>
-              <w:rPr>
-                <w:sz w:val="22"/>
-                <w:szCs w:val="22"/>
-              </w:rPr>
-              <w:tab/>
-            </w:r>
-            <w:r>
-              <w:rPr>
-                <w:sz w:val="22"/>
-                <w:szCs w:val="22"/>
-              </w:rPr>
-              <w:tab/>
-            </w:r>
-          </w:p>
-        </w:tc>
-      </w:tr>
-      <w:tr>
-        <w:tblPrEx>
-          <w:tblBorders>
-            <w:top w:val="single" w:sz="4" w:space="0" w:color="auto"/>
-            <w:left w:val="single" w:sz="4" w:space="0" w:color="auto"/>
-            <w:bottom w:val="single" w:sz="4" w:space="0" w:color="auto"/>
-            <w:right w:val="single" w:sz="4" w:space="0" w:color="auto"/>
-            <w:insideH w:val="single" w:sz="4" w:space="0" w:color="auto"/>
-            <w:insideV w:val="single" w:sz="4" w:space="0" w:color="auto"/>
-          </w:tblBorders>
-        </w:tblPrEx>
-        <w:trPr>
-          <w:trHeight w:val="235"/>
-        </w:trPr>
-        <w:tc>
-          <w:tcPr>
-            <w:tcW w:w="2790" w:type="dxa"/>
-            <w:tcBorders>
-              <w:top w:val="nil"/>
-              <w:left w:val="nil"/>
-              <w:bottom w:val="nil"/>
-              <w:right w:val="nil"/>
-            </w:tcBorders>
-          </w:tcPr>
-          <w:p>
-            <w:pPr>
-              <w:spacing w:after="0" w:line="259" w:lineRule="auto"/>
-              <w:ind w:left="0" w:firstLine="0"/>
-              <w:jc w:val="center"/>
-              <w:rPr>
-                <w:sz w:val="23"/>
-                <w:szCs w:val="23"/>
-              </w:rPr>
-            </w:pPr>
-            <w:r>
-              <w:rPr>
-                <w:noProof/>
-                <w:sz w:val="23"/>
-                <w:szCs w:val="23"/>
-              </w:rPr>
-              <w:drawing>
-                <wp:anchor distT="0" distB="0" distL="114300" distR="114300" simplePos="0" relativeHeight="251831296" behindDoc="0" locked="0" layoutInCell="1" allowOverlap="1" wp14:anchorId="5BA13622" wp14:editId="45871D41">
-                  <wp:simplePos x="0" y="0"/>
-                  <wp:positionH relativeFrom="column">
-                    <wp:posOffset>1604213</wp:posOffset>
-                  </wp:positionH>
-                  <wp:positionV relativeFrom="paragraph">
-                    <wp:posOffset>34925</wp:posOffset>
-                  </wp:positionV>
-                  <wp:extent cx="100330" cy="99695"/>
-                  <wp:effectExtent l="0" t="0" r="1270" b="1905"/>
-                  <wp:wrapNone/>
-                  <wp:docPr id="1901680941" name="Image 10"/>
-                  <wp:cNvGraphicFramePr/>
-                  <a:graphic xmlns:a="http://schemas.openxmlformats.org/drawingml/2006/main">
-                    <a:graphicData uri="http://schemas.openxmlformats.org/drawingml/2006/picture">
-                      <pic:pic xmlns:pic="http://schemas.openxmlformats.org/drawingml/2006/picture">
-                        <pic:nvPicPr>
-                          <pic:cNvPr id="1850417336" name="Image 10"/>
-                          <pic:cNvPicPr/>
-                        </pic:nvPicPr>
-                        <pic:blipFill>
-                          <a:blip r:embed="rId10" cstate="print"/>
-                          <a:stretch>
-                            <a:fillRect/>
-                          </a:stretch>
-                        </pic:blipFill>
-                        <pic:spPr>
-                          <a:xfrm>
-                            <a:off x="0" y="0"/>
-                            <a:ext cx="100330" cy="99695"/>
-                          </a:xfrm>
-                          <a:prstGeom prst="rect">
-                            <a:avLst/>
-                          </a:prstGeom>
-                        </pic:spPr>
-                      </pic:pic>
-                    </a:graphicData>
-                  </a:graphic>
-                </wp:anchor>
-              </w:drawing>
-            </w:r>
-            <w:r>
-              <w:rPr>
-                <w:noProof/>
-                <w:sz w:val="23"/>
-                <w:szCs w:val="23"/>
-              </w:rPr>
-              <w:t>2019</w:t>
-            </w:r>
-            <w:r>
-              <w:rPr>
-                <w:sz w:val="23"/>
-                <w:szCs w:val="23"/>
-              </w:rPr>
-              <w:t xml:space="preserve"> – 202</w:t>
-            </w:r>
-            <w:r>
-              <w:rPr>
-                <w:sz w:val="23"/>
-                <w:szCs w:val="23"/>
-              </w:rPr>
-              <w:t>5</w:t>
-            </w:r>
-          </w:p>
-        </w:tc>
-        <w:tc>
-          <w:tcPr>
-            <w:tcW w:w="8280" w:type="dxa"/>
-            <w:tcBorders>
-              <w:top w:val="nil"/>
-              <w:left w:val="nil"/>
-              <w:bottom w:val="nil"/>
-              <w:right w:val="nil"/>
-            </w:tcBorders>
-          </w:tcPr>
-          <w:p>
-            <w:pPr>
-              <w:spacing w:after="0" w:line="259" w:lineRule="auto"/>
-              <w:ind w:left="0" w:right="5" w:firstLine="0"/>
-              <w:rPr>
-                <w:sz w:val="23"/>
-                <w:szCs w:val="23"/>
-              </w:rPr>
-            </w:pPr>
-            <w:r>
-              <w:rPr>
-                <w:b/>
-                <w:sz w:val="23"/>
-                <w:szCs w:val="23"/>
-              </w:rPr>
-              <w:t>Invited</w:t>
-            </w:r>
-            <w:r>
-              <w:rPr>
-                <w:b/>
-                <w:sz w:val="23"/>
-                <w:szCs w:val="23"/>
-              </w:rPr>
-              <w:t xml:space="preserve"> Reviewer:</w:t>
-            </w:r>
-            <w:r>
-              <w:rPr>
-                <w:bCs/>
-                <w:sz w:val="23"/>
-                <w:szCs w:val="23"/>
-              </w:rPr>
-              <w:t xml:space="preserve"> </w:t>
-            </w:r>
-            <w:proofErr w:type="spellStart"/>
-            <w:r>
-              <w:rPr>
-                <w:bCs/>
-                <w:sz w:val="23"/>
-                <w:szCs w:val="23"/>
-              </w:rPr>
-              <w:t>eLife</w:t>
-            </w:r>
-            <w:proofErr w:type="spellEnd"/>
-            <w:r>
-              <w:rPr>
-                <w:bCs/>
-                <w:sz w:val="23"/>
-                <w:szCs w:val="23"/>
-              </w:rPr>
-              <w:t xml:space="preserve">, Frontiers </w:t>
-            </w:r>
-            <w:r>
-              <w:rPr>
-                <w:bCs/>
-                <w:sz w:val="23"/>
-                <w:szCs w:val="23"/>
-              </w:rPr>
-              <w:t>in</w:t>
-            </w:r>
-            <w:r>
-              <w:rPr>
-                <w:bCs/>
-                <w:sz w:val="23"/>
-                <w:szCs w:val="23"/>
-              </w:rPr>
-              <w:t xml:space="preserve"> Neuroscience</w:t>
-            </w:r>
-          </w:p>
-        </w:tc>
-      </w:tr>
-      <w:tr>
-        <w:trPr>
-          <w:trHeight w:hRule="exact" w:val="99"/>
-        </w:trPr>
-        <w:tc>
-          <w:tcPr>
-            <w:tcW w:w="2790" w:type="dxa"/>
-          </w:tcPr>
-          <w:p>
-            <w:pPr>
-              <w:spacing w:line="240" w:lineRule="auto"/>
-              <w:ind w:left="0" w:firstLine="0"/>
-              <w:jc w:val="center"/>
-              <w:rPr>
-                <w:b/>
-                <w:bCs/>
-                <w:sz w:val="22"/>
-                <w:szCs w:val="22"/>
-              </w:rPr>
-            </w:pPr>
-          </w:p>
-        </w:tc>
-        <w:tc>
-          <w:tcPr>
-            <w:tcW w:w="8280" w:type="dxa"/>
-          </w:tcPr>
-          <w:p>
-            <w:pPr>
-              <w:spacing w:line="240" w:lineRule="auto"/>
-              <w:ind w:left="0" w:firstLine="0"/>
-              <w:rPr>
-                <w:sz w:val="22"/>
-                <w:szCs w:val="22"/>
-              </w:rPr>
-            </w:pPr>
-          </w:p>
-          <w:p>
-            <w:pPr>
-              <w:rPr>
-                <w:sz w:val="22"/>
-                <w:szCs w:val="22"/>
-              </w:rPr>
-            </w:pPr>
-          </w:p>
-          <w:p>
-            <w:pPr>
-              <w:tabs>
-                <w:tab w:val="left" w:pos="2238"/>
-                <w:tab w:val="right" w:pos="7254"/>
-              </w:tabs>
-              <w:rPr>
-                <w:sz w:val="22"/>
-                <w:szCs w:val="22"/>
-              </w:rPr>
-            </w:pPr>
-            <w:r>
-              <w:rPr>
-                <w:sz w:val="22"/>
-                <w:szCs w:val="22"/>
-              </w:rPr>
-              <w:tab/>
-            </w:r>
-            <w:r>
-              <w:rPr>
-                <w:sz w:val="22"/>
-                <w:szCs w:val="22"/>
-              </w:rPr>
-              <w:tab/>
-            </w:r>
-            <w:r>
-              <w:rPr>
-                <w:sz w:val="22"/>
-                <w:szCs w:val="22"/>
-              </w:rPr>
-              <w:tab/>
-            </w:r>
-          </w:p>
-        </w:tc>
-      </w:tr>
-      <w:tr>
-        <w:tc>
-          <w:tcPr>
-            <w:tcW w:w="2790" w:type="dxa"/>
-          </w:tcPr>
-          <w:p>
-            <w:pPr>
-              <w:spacing w:line="240" w:lineRule="auto"/>
-              <w:ind w:left="0" w:firstLine="0"/>
-              <w:jc w:val="center"/>
-              <w:rPr>
-                <w:b/>
-                <w:bCs/>
-                <w:sz w:val="28"/>
-                <w:szCs w:val="28"/>
-              </w:rPr>
-            </w:pPr>
-            <w:r>
-              <w:rPr>
-                <w:noProof/>
-                <w:sz w:val="23"/>
-                <w:szCs w:val="23"/>
-              </w:rPr>
               <w:lastRenderedPageBreak/>
               <mc:AlternateContent>
                 <mc:Choice Requires="wps">
                   <w:drawing>
-                    <wp:anchor distT="0" distB="0" distL="114300" distR="114300" simplePos="0" relativeHeight="251519993" behindDoc="0" locked="0" layoutInCell="1" allowOverlap="1" wp14:anchorId="57141DC7" wp14:editId="570BA6C7">
+                    <wp:anchor distT="0" distB="0" distL="114300" distR="114300" simplePos="0" relativeHeight="251519993" behindDoc="0" locked="0" layoutInCell="1" allowOverlap="1" wp14:anchorId="57141DC7" wp14:editId="3720CF1E">
                       <wp:simplePos x="0" y="0"/>
                       <wp:positionH relativeFrom="column">
-                        <wp:posOffset>1654175</wp:posOffset>
+                        <wp:posOffset>1647825</wp:posOffset>
                       </wp:positionH>
                       <wp:positionV relativeFrom="paragraph">
-                        <wp:posOffset>-90170</wp:posOffset>
+                        <wp:posOffset>-85090</wp:posOffset>
                       </wp:positionV>
                       <wp:extent cx="0" cy="8572500"/>
                       <wp:effectExtent l="12700" t="0" r="25400" b="25400"/>
@@ -15351,13 +15074,952 @@
                 </mc:Choice>
                 <mc:Fallback>
                   <w:pict>
-                    <v:line w14:anchorId="0DEBD078" id="Straight Connector 6" o:spid="_x0000_s1026" style="position:absolute;flip:x;z-index:251519993;visibility:visible;mso-wrap-style:square;mso-width-percent:0;mso-height-percent:0;mso-wrap-distance-left:9pt;mso-wrap-distance-top:0;mso-wrap-distance-right:9pt;mso-wrap-distance-bottom:0;mso-position-horizontal:absolute;mso-position-horizontal-relative:text;mso-position-vertical:absolute;mso-position-vertical-relative:text;mso-width-percent:0;mso-height-percent:0;mso-width-relative:margin;mso-height-relative:margin" from="130.25pt,-7.1pt" to="130.25pt,667.9pt" o:gfxdata="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" strokecolor="#727272" strokeweight="3pt">
+                    <v:line w14:anchorId="753A6A17" id="Straight Connector 6" o:spid="_x0000_s1026" style="position:absolute;flip:x;z-index:251519993;visibility:visible;mso-wrap-style:square;mso-width-percent:0;mso-height-percent:0;mso-wrap-distance-left:9pt;mso-wrap-distance-top:0;mso-wrap-distance-right:9pt;mso-wrap-distance-bottom:0;mso-position-horizontal:absolute;mso-position-horizontal-relative:text;mso-position-vertical:absolute;mso-position-vertical-relative:text;mso-width-percent:0;mso-height-percent:0;mso-width-relative:margin;mso-height-relative:margin" from="129.75pt,-6.7pt" to="129.75pt,668.3pt" o:gfxdata="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" strokecolor="#727272" strokeweight="3pt">
                       <v:stroke joinstyle="miter"/>
                     </v:line>
                   </w:pict>
                 </mc:Fallback>
               </mc:AlternateContent>
             </w:r>
+            <w:r>
+              <w:rPr>
+                <w:noProof/>
+                <w:sz w:val="23"/>
+                <w:szCs w:val="23"/>
+              </w:rPr>
+              <w:drawing>
+                <wp:anchor distT="0" distB="0" distL="114300" distR="114300" simplePos="0" relativeHeight="251795456" behindDoc="0" locked="0" layoutInCell="1" allowOverlap="1" wp14:anchorId="1B2EF4EB" wp14:editId="426C5F45">
+                  <wp:simplePos x="0" y="0"/>
+                  <wp:positionH relativeFrom="column">
+                    <wp:posOffset>1598498</wp:posOffset>
+                  </wp:positionH>
+                  <wp:positionV relativeFrom="paragraph">
+                    <wp:posOffset>27305</wp:posOffset>
+                  </wp:positionV>
+                  <wp:extent cx="100330" cy="99695"/>
+                  <wp:effectExtent l="0" t="0" r="1270" b="1905"/>
+                  <wp:wrapNone/>
+                  <wp:docPr id="2090931877" name="Image 10"/>
+                  <wp:cNvGraphicFramePr/>
+                  <a:graphic xmlns:a="http://schemas.openxmlformats.org/drawingml/2006/main">
+                    <a:graphicData uri="http://schemas.openxmlformats.org/drawingml/2006/picture">
+                      <pic:pic xmlns:pic="http://schemas.openxmlformats.org/drawingml/2006/picture">
+                        <pic:nvPicPr>
+                          <pic:cNvPr id="178824058" name="Image 10"/>
+                          <pic:cNvPicPr/>
+                        </pic:nvPicPr>
+                        <pic:blipFill>
+                          <a:blip r:embed="rId10" cstate="print"/>
+                          <a:stretch>
+                            <a:fillRect/>
+                          </a:stretch>
+                        </pic:blipFill>
+                        <pic:spPr>
+                          <a:xfrm>
+                            <a:off x="0" y="0"/>
+                            <a:ext cx="100330" cy="99695"/>
+                          </a:xfrm>
+                          <a:prstGeom prst="rect">
+                            <a:avLst/>
+                          </a:prstGeom>
+                        </pic:spPr>
+                      </pic:pic>
+                    </a:graphicData>
+                  </a:graphic>
+                </wp:anchor>
+              </w:drawing>
+            </w:r>
+            <w:r>
+              <w:rPr>
+                <w:sz w:val="23"/>
+                <w:szCs w:val="23"/>
+              </w:rPr>
+              <w:t>10/2012 – 09/2015</w:t>
+            </w:r>
+          </w:p>
+        </w:tc>
+        <w:tc>
+          <w:tcPr>
+            <w:tcW w:w="8280" w:type="dxa"/>
+            <w:tcBorders>
+              <w:top w:val="nil"/>
+              <w:left w:val="nil"/>
+              <w:bottom w:val="nil"/>
+              <w:right w:val="nil"/>
+            </w:tcBorders>
+          </w:tcPr>
+          <w:p>
+            <w:pPr>
+              <w:spacing w:after="0" w:line="240" w:lineRule="auto"/>
+              <w:ind w:left="0" w:firstLine="0"/>
+              <w:rPr>
+                <w:sz w:val="23"/>
+                <w:szCs w:val="23"/>
+              </w:rPr>
+            </w:pPr>
+            <w:r>
+              <w:rPr>
+                <w:b/>
+                <w:sz w:val="23"/>
+                <w:szCs w:val="23"/>
+              </w:rPr>
+              <w:t xml:space="preserve">Marie Curie </w:t>
+            </w:r>
+            <w:proofErr w:type="spellStart"/>
+            <w:r>
+              <w:rPr>
+                <w:b/>
+                <w:sz w:val="23"/>
+                <w:szCs w:val="23"/>
+              </w:rPr>
+              <w:t>FLiACT</w:t>
+            </w:r>
+            <w:proofErr w:type="spellEnd"/>
+            <w:r>
+              <w:rPr>
+                <w:b/>
+                <w:sz w:val="23"/>
+                <w:szCs w:val="23"/>
+              </w:rPr>
+              <w:t xml:space="preserve"> Training Network Workshops</w:t>
+            </w:r>
+            <w:r>
+              <w:rPr>
+                <w:b/>
+                <w:sz w:val="23"/>
+                <w:szCs w:val="23"/>
+              </w:rPr>
+              <w:t xml:space="preserve"> </w:t>
+            </w:r>
+            <w:r>
+              <w:rPr>
+                <w:b/>
+                <w:sz w:val="23"/>
+                <w:szCs w:val="23"/>
+              </w:rPr>
+              <w:t>o</w:t>
+            </w:r>
+            <w:r>
+              <w:rPr>
+                <w:b/>
+                <w:sz w:val="23"/>
+                <w:szCs w:val="23"/>
+              </w:rPr>
+              <w:t xml:space="preserve">n </w:t>
+            </w:r>
+            <w:r>
+              <w:rPr>
+                <w:b/>
+                <w:sz w:val="23"/>
+                <w:szCs w:val="23"/>
+              </w:rPr>
+              <w:t>Fly Neuroscience</w:t>
+            </w:r>
+          </w:p>
+        </w:tc>
+      </w:tr>
+      <w:tr>
+        <w:tblPrEx>
+          <w:tblBorders>
+            <w:top w:val="single" w:sz="4" w:space="0" w:color="auto"/>
+            <w:left w:val="single" w:sz="4" w:space="0" w:color="auto"/>
+            <w:bottom w:val="single" w:sz="4" w:space="0" w:color="auto"/>
+            <w:right w:val="single" w:sz="4" w:space="0" w:color="auto"/>
+            <w:insideH w:val="single" w:sz="4" w:space="0" w:color="auto"/>
+            <w:insideV w:val="single" w:sz="4" w:space="0" w:color="auto"/>
+          </w:tblBorders>
+        </w:tblPrEx>
+        <w:trPr>
+          <w:trHeight w:val="630"/>
+        </w:trPr>
+        <w:tc>
+          <w:tcPr>
+            <w:tcW w:w="2790" w:type="dxa"/>
+            <w:tcBorders>
+              <w:top w:val="nil"/>
+              <w:left w:val="nil"/>
+              <w:bottom w:val="nil"/>
+              <w:right w:val="nil"/>
+            </w:tcBorders>
+          </w:tcPr>
+          <w:p>
+            <w:pPr>
+              <w:spacing w:after="0" w:line="259" w:lineRule="auto"/>
+              <w:ind w:left="0" w:firstLine="0"/>
+              <w:jc w:val="center"/>
+              <w:rPr>
+                <w:sz w:val="23"/>
+                <w:szCs w:val="23"/>
+              </w:rPr>
+            </w:pPr>
+          </w:p>
+        </w:tc>
+        <w:tc>
+          <w:tcPr>
+            <w:tcW w:w="8280" w:type="dxa"/>
+            <w:tcBorders>
+              <w:top w:val="nil"/>
+              <w:left w:val="nil"/>
+              <w:bottom w:val="nil"/>
+              <w:right w:val="nil"/>
+            </w:tcBorders>
+          </w:tcPr>
+          <w:p>
+            <w:pPr>
+              <w:spacing w:after="0" w:line="259" w:lineRule="auto"/>
+              <w:ind w:left="0" w:right="5" w:firstLine="0"/>
+              <w:rPr>
+                <w:i/>
+                <w:iCs/>
+                <w:sz w:val="23"/>
+                <w:szCs w:val="23"/>
+              </w:rPr>
+            </w:pPr>
+            <w:r>
+              <w:rPr>
+                <w:i/>
+                <w:iCs/>
+                <w:sz w:val="23"/>
+                <w:szCs w:val="23"/>
+              </w:rPr>
+              <w:t xml:space="preserve">Max Planck Institute for Chemical Ecology, Jena; Max Planck Institute of Neurobiology, </w:t>
+            </w:r>
+            <w:proofErr w:type="spellStart"/>
+            <w:r>
+              <w:rPr>
+                <w:i/>
+                <w:iCs/>
+                <w:sz w:val="23"/>
+                <w:szCs w:val="23"/>
+              </w:rPr>
+              <w:t>Martinsried</w:t>
+            </w:r>
+            <w:proofErr w:type="spellEnd"/>
+            <w:r>
+              <w:rPr>
+                <w:i/>
+                <w:iCs/>
+                <w:sz w:val="23"/>
+                <w:szCs w:val="23"/>
+              </w:rPr>
+              <w:t>; KUL, Leuven, Belgium; Center for Genomic Regulation, Barcelona</w:t>
+            </w:r>
+          </w:p>
+        </w:tc>
+      </w:tr>
+      <w:tr>
+        <w:trPr>
+          <w:trHeight w:hRule="exact" w:val="99"/>
+        </w:trPr>
+        <w:tc>
+          <w:tcPr>
+            <w:tcW w:w="2790" w:type="dxa"/>
+          </w:tcPr>
+          <w:p>
+            <w:pPr>
+              <w:spacing w:line="240" w:lineRule="auto"/>
+              <w:ind w:left="0" w:firstLine="0"/>
+              <w:jc w:val="center"/>
+              <w:rPr>
+                <w:b/>
+                <w:bCs/>
+                <w:sz w:val="22"/>
+                <w:szCs w:val="22"/>
+              </w:rPr>
+            </w:pPr>
+          </w:p>
+        </w:tc>
+        <w:tc>
+          <w:tcPr>
+            <w:tcW w:w="8280" w:type="dxa"/>
+          </w:tcPr>
+          <w:p>
+            <w:pPr>
+              <w:spacing w:line="240" w:lineRule="auto"/>
+              <w:ind w:left="0" w:firstLine="0"/>
+              <w:rPr>
+                <w:sz w:val="22"/>
+                <w:szCs w:val="22"/>
+              </w:rPr>
+            </w:pPr>
+          </w:p>
+          <w:p>
+            <w:pPr>
+              <w:rPr>
+                <w:sz w:val="22"/>
+                <w:szCs w:val="22"/>
+              </w:rPr>
+            </w:pPr>
+          </w:p>
+          <w:p>
+            <w:pPr>
+              <w:tabs>
+                <w:tab w:val="left" w:pos="2238"/>
+                <w:tab w:val="right" w:pos="7254"/>
+              </w:tabs>
+              <w:rPr>
+                <w:sz w:val="22"/>
+                <w:szCs w:val="22"/>
+              </w:rPr>
+            </w:pPr>
+            <w:r>
+              <w:rPr>
+                <w:sz w:val="22"/>
+                <w:szCs w:val="22"/>
+              </w:rPr>
+              <w:tab/>
+            </w:r>
+            <w:r>
+              <w:rPr>
+                <w:sz w:val="22"/>
+                <w:szCs w:val="22"/>
+              </w:rPr>
+              <w:tab/>
+            </w:r>
+            <w:r>
+              <w:rPr>
+                <w:sz w:val="22"/>
+                <w:szCs w:val="22"/>
+              </w:rPr>
+              <w:tab/>
+            </w:r>
+          </w:p>
+        </w:tc>
+      </w:tr>
+      <w:tr>
+        <w:tc>
+          <w:tcPr>
+            <w:tcW w:w="2790" w:type="dxa"/>
+          </w:tcPr>
+          <w:p>
+            <w:pPr>
+              <w:spacing w:line="240" w:lineRule="auto"/>
+              <w:ind w:left="0" w:firstLine="0"/>
+              <w:jc w:val="center"/>
+              <w:rPr>
+                <w:b/>
+                <w:bCs/>
+                <w:sz w:val="28"/>
+                <w:szCs w:val="28"/>
+              </w:rPr>
+            </w:pPr>
+            <w:r>
+              <w:rPr>
+                <w:sz w:val="28"/>
+                <w:szCs w:val="28"/>
+              </w:rPr>
+              <w:t>ACADEMIC SERVICE</w:t>
+            </w:r>
+          </w:p>
+        </w:tc>
+        <w:tc>
+          <w:tcPr>
+            <w:tcW w:w="8280" w:type="dxa"/>
+          </w:tcPr>
+          <w:p>
+            <w:pPr>
+              <w:spacing w:line="240" w:lineRule="auto"/>
+              <w:ind w:left="0" w:firstLine="0"/>
+              <w:rPr>
+                <w:sz w:val="22"/>
+                <w:szCs w:val="22"/>
+              </w:rPr>
+            </w:pPr>
+          </w:p>
+        </w:tc>
+      </w:tr>
+      <w:tr>
+        <w:tblPrEx>
+          <w:tblBorders>
+            <w:top w:val="single" w:sz="4" w:space="0" w:color="auto"/>
+            <w:left w:val="single" w:sz="4" w:space="0" w:color="auto"/>
+            <w:bottom w:val="single" w:sz="4" w:space="0" w:color="auto"/>
+            <w:right w:val="single" w:sz="4" w:space="0" w:color="auto"/>
+            <w:insideH w:val="single" w:sz="4" w:space="0" w:color="auto"/>
+            <w:insideV w:val="single" w:sz="4" w:space="0" w:color="auto"/>
+          </w:tblBorders>
+        </w:tblPrEx>
+        <w:trPr>
+          <w:trHeight w:val="235"/>
+        </w:trPr>
+        <w:tc>
+          <w:tcPr>
+            <w:tcW w:w="2790" w:type="dxa"/>
+            <w:tcBorders>
+              <w:top w:val="nil"/>
+              <w:left w:val="nil"/>
+              <w:bottom w:val="nil"/>
+              <w:right w:val="nil"/>
+            </w:tcBorders>
+          </w:tcPr>
+          <w:p>
+            <w:pPr>
+              <w:spacing w:after="0" w:line="259" w:lineRule="auto"/>
+              <w:ind w:left="0" w:firstLine="0"/>
+              <w:jc w:val="center"/>
+              <w:rPr>
+                <w:sz w:val="23"/>
+                <w:szCs w:val="23"/>
+              </w:rPr>
+            </w:pPr>
+            <w:r>
+              <w:rPr>
+                <w:noProof/>
+                <w:sz w:val="23"/>
+                <w:szCs w:val="23"/>
+              </w:rPr>
+              <w:drawing>
+                <wp:anchor distT="0" distB="0" distL="114300" distR="114300" simplePos="0" relativeHeight="251813888" behindDoc="0" locked="0" layoutInCell="1" allowOverlap="1" wp14:anchorId="33AA08D1" wp14:editId="390E4C20">
+                  <wp:simplePos x="0" y="0"/>
+                  <wp:positionH relativeFrom="column">
+                    <wp:posOffset>1597914</wp:posOffset>
+                  </wp:positionH>
+                  <wp:positionV relativeFrom="paragraph">
+                    <wp:posOffset>34925</wp:posOffset>
+                  </wp:positionV>
+                  <wp:extent cx="100330" cy="99695"/>
+                  <wp:effectExtent l="0" t="0" r="1270" b="1905"/>
+                  <wp:wrapNone/>
+                  <wp:docPr id="2126971209" name="Image 10"/>
+                  <wp:cNvGraphicFramePr/>
+                  <a:graphic xmlns:a="http://schemas.openxmlformats.org/drawingml/2006/main">
+                    <a:graphicData uri="http://schemas.openxmlformats.org/drawingml/2006/picture">
+                      <pic:pic xmlns:pic="http://schemas.openxmlformats.org/drawingml/2006/picture">
+                        <pic:nvPicPr>
+                          <pic:cNvPr id="1850417336" name="Image 10"/>
+                          <pic:cNvPicPr/>
+                        </pic:nvPicPr>
+                        <pic:blipFill>
+                          <a:blip r:embed="rId10" cstate="print"/>
+                          <a:stretch>
+                            <a:fillRect/>
+                          </a:stretch>
+                        </pic:blipFill>
+                        <pic:spPr>
+                          <a:xfrm>
+                            <a:off x="0" y="0"/>
+                            <a:ext cx="100330" cy="99695"/>
+                          </a:xfrm>
+                          <a:prstGeom prst="rect">
+                            <a:avLst/>
+                          </a:prstGeom>
+                        </pic:spPr>
+                      </pic:pic>
+                    </a:graphicData>
+                  </a:graphic>
+                </wp:anchor>
+              </w:drawing>
+            </w:r>
+            <w:r>
+              <w:rPr>
+                <w:sz w:val="23"/>
+                <w:szCs w:val="23"/>
+              </w:rPr>
+              <w:t>01/2025 – 01/2026</w:t>
+            </w:r>
+          </w:p>
+        </w:tc>
+        <w:tc>
+          <w:tcPr>
+            <w:tcW w:w="8280" w:type="dxa"/>
+            <w:tcBorders>
+              <w:top w:val="nil"/>
+              <w:left w:val="nil"/>
+              <w:bottom w:val="nil"/>
+              <w:right w:val="nil"/>
+            </w:tcBorders>
+          </w:tcPr>
+          <w:p>
+            <w:pPr>
+              <w:spacing w:after="0" w:line="259" w:lineRule="auto"/>
+              <w:ind w:left="0" w:right="5" w:firstLine="0"/>
+              <w:rPr>
+                <w:sz w:val="23"/>
+                <w:szCs w:val="23"/>
+              </w:rPr>
+            </w:pPr>
+            <w:r>
+              <w:rPr>
+                <w:b/>
+                <w:sz w:val="23"/>
+                <w:szCs w:val="23"/>
+              </w:rPr>
+              <w:t xml:space="preserve">Columbia Neuroscience Seminar Series </w:t>
+            </w:r>
+            <w:r>
+              <w:rPr>
+                <w:b/>
+                <w:sz w:val="23"/>
+                <w:szCs w:val="23"/>
+              </w:rPr>
+              <w:t xml:space="preserve">– </w:t>
+            </w:r>
+            <w:r>
+              <w:rPr>
+                <w:b/>
+                <w:sz w:val="23"/>
+                <w:szCs w:val="23"/>
+              </w:rPr>
+              <w:t>Systems Neuroscience Selection</w:t>
+            </w:r>
+            <w:r>
+              <w:rPr>
+                <w:b/>
+                <w:sz w:val="23"/>
+                <w:szCs w:val="23"/>
+              </w:rPr>
+              <w:t xml:space="preserve"> Committee</w:t>
+            </w:r>
+            <w:r>
+              <w:rPr>
+                <w:b/>
+                <w:sz w:val="23"/>
+                <w:szCs w:val="23"/>
+              </w:rPr>
+              <w:t xml:space="preserve"> </w:t>
+            </w:r>
+          </w:p>
+        </w:tc>
+      </w:tr>
+      <w:tr>
+        <w:tblPrEx>
+          <w:tblBorders>
+            <w:top w:val="single" w:sz="4" w:space="0" w:color="auto"/>
+            <w:left w:val="single" w:sz="4" w:space="0" w:color="auto"/>
+            <w:bottom w:val="single" w:sz="4" w:space="0" w:color="auto"/>
+            <w:right w:val="single" w:sz="4" w:space="0" w:color="auto"/>
+            <w:insideH w:val="single" w:sz="4" w:space="0" w:color="auto"/>
+            <w:insideV w:val="single" w:sz="4" w:space="0" w:color="auto"/>
+          </w:tblBorders>
+        </w:tblPrEx>
+        <w:trPr>
+          <w:trHeight w:val="235"/>
+        </w:trPr>
+        <w:tc>
+          <w:tcPr>
+            <w:tcW w:w="2790" w:type="dxa"/>
+            <w:tcBorders>
+              <w:top w:val="nil"/>
+              <w:left w:val="nil"/>
+              <w:bottom w:val="nil"/>
+              <w:right w:val="nil"/>
+            </w:tcBorders>
+          </w:tcPr>
+          <w:p>
+            <w:pPr>
+              <w:spacing w:after="0" w:line="259" w:lineRule="auto"/>
+              <w:ind w:left="0" w:firstLine="0"/>
+              <w:jc w:val="center"/>
+              <w:rPr>
+                <w:sz w:val="23"/>
+                <w:szCs w:val="23"/>
+              </w:rPr>
+            </w:pPr>
+          </w:p>
+        </w:tc>
+        <w:tc>
+          <w:tcPr>
+            <w:tcW w:w="8280" w:type="dxa"/>
+            <w:tcBorders>
+              <w:top w:val="nil"/>
+              <w:left w:val="nil"/>
+              <w:bottom w:val="nil"/>
+              <w:right w:val="nil"/>
+            </w:tcBorders>
+          </w:tcPr>
+          <w:p>
+            <w:pPr>
+              <w:spacing w:after="0" w:line="259" w:lineRule="auto"/>
+              <w:ind w:left="0" w:right="5" w:firstLine="0"/>
+              <w:rPr>
+                <w:i/>
+                <w:iCs/>
+                <w:sz w:val="23"/>
+                <w:szCs w:val="23"/>
+              </w:rPr>
+            </w:pPr>
+            <w:r>
+              <w:rPr>
+                <w:i/>
+                <w:iCs/>
+                <w:sz w:val="23"/>
+                <w:szCs w:val="23"/>
+              </w:rPr>
+              <w:t>Columbia University</w:t>
+            </w:r>
+            <w:r>
+              <w:rPr>
+                <w:i/>
+                <w:iCs/>
+                <w:sz w:val="23"/>
+                <w:szCs w:val="23"/>
+              </w:rPr>
+              <w:t>, USA</w:t>
+            </w:r>
+          </w:p>
+        </w:tc>
+      </w:tr>
+      <w:tr>
+        <w:trPr>
+          <w:trHeight w:hRule="exact" w:val="99"/>
+        </w:trPr>
+        <w:tc>
+          <w:tcPr>
+            <w:tcW w:w="2790" w:type="dxa"/>
+          </w:tcPr>
+          <w:p>
+            <w:pPr>
+              <w:spacing w:line="240" w:lineRule="auto"/>
+              <w:ind w:left="0" w:firstLine="0"/>
+              <w:jc w:val="center"/>
+              <w:rPr>
+                <w:b/>
+                <w:bCs/>
+                <w:sz w:val="22"/>
+                <w:szCs w:val="22"/>
+              </w:rPr>
+            </w:pPr>
+          </w:p>
+        </w:tc>
+        <w:tc>
+          <w:tcPr>
+            <w:tcW w:w="8280" w:type="dxa"/>
+          </w:tcPr>
+          <w:p>
+            <w:pPr>
+              <w:spacing w:line="240" w:lineRule="auto"/>
+              <w:ind w:left="0" w:firstLine="0"/>
+              <w:rPr>
+                <w:sz w:val="22"/>
+                <w:szCs w:val="22"/>
+              </w:rPr>
+            </w:pPr>
+          </w:p>
+          <w:p>
+            <w:pPr>
+              <w:rPr>
+                <w:sz w:val="22"/>
+                <w:szCs w:val="22"/>
+              </w:rPr>
+            </w:pPr>
+          </w:p>
+          <w:p>
+            <w:pPr>
+              <w:tabs>
+                <w:tab w:val="left" w:pos="2238"/>
+                <w:tab w:val="right" w:pos="7254"/>
+              </w:tabs>
+              <w:rPr>
+                <w:sz w:val="22"/>
+                <w:szCs w:val="22"/>
+              </w:rPr>
+            </w:pPr>
+            <w:r>
+              <w:rPr>
+                <w:sz w:val="22"/>
+                <w:szCs w:val="22"/>
+              </w:rPr>
+              <w:tab/>
+            </w:r>
+            <w:r>
+              <w:rPr>
+                <w:sz w:val="22"/>
+                <w:szCs w:val="22"/>
+              </w:rPr>
+              <w:tab/>
+            </w:r>
+            <w:r>
+              <w:rPr>
+                <w:sz w:val="22"/>
+                <w:szCs w:val="22"/>
+              </w:rPr>
+              <w:tab/>
+            </w:r>
+          </w:p>
+        </w:tc>
+      </w:tr>
+      <w:tr>
+        <w:tblPrEx>
+          <w:tblBorders>
+            <w:top w:val="single" w:sz="4" w:space="0" w:color="auto"/>
+            <w:left w:val="single" w:sz="4" w:space="0" w:color="auto"/>
+            <w:bottom w:val="single" w:sz="4" w:space="0" w:color="auto"/>
+            <w:right w:val="single" w:sz="4" w:space="0" w:color="auto"/>
+            <w:insideH w:val="single" w:sz="4" w:space="0" w:color="auto"/>
+            <w:insideV w:val="single" w:sz="4" w:space="0" w:color="auto"/>
+          </w:tblBorders>
+        </w:tblPrEx>
+        <w:trPr>
+          <w:trHeight w:val="235"/>
+        </w:trPr>
+        <w:tc>
+          <w:tcPr>
+            <w:tcW w:w="2790" w:type="dxa"/>
+            <w:tcBorders>
+              <w:top w:val="nil"/>
+              <w:left w:val="nil"/>
+              <w:bottom w:val="nil"/>
+              <w:right w:val="nil"/>
+            </w:tcBorders>
+          </w:tcPr>
+          <w:p>
+            <w:pPr>
+              <w:spacing w:after="0" w:line="259" w:lineRule="auto"/>
+              <w:ind w:left="0" w:firstLine="0"/>
+              <w:jc w:val="center"/>
+              <w:rPr>
+                <w:sz w:val="23"/>
+                <w:szCs w:val="23"/>
+              </w:rPr>
+            </w:pPr>
+            <w:r>
+              <w:rPr>
+                <w:noProof/>
+                <w:sz w:val="23"/>
+                <w:szCs w:val="23"/>
+              </w:rPr>
+              <w:drawing>
+                <wp:anchor distT="0" distB="0" distL="114300" distR="114300" simplePos="0" relativeHeight="251831296" behindDoc="0" locked="0" layoutInCell="1" allowOverlap="1" wp14:anchorId="5BA13622" wp14:editId="7A70A6B7">
+                  <wp:simplePos x="0" y="0"/>
+                  <wp:positionH relativeFrom="column">
+                    <wp:posOffset>1597914</wp:posOffset>
+                  </wp:positionH>
+                  <wp:positionV relativeFrom="paragraph">
+                    <wp:posOffset>34925</wp:posOffset>
+                  </wp:positionV>
+                  <wp:extent cx="100330" cy="99695"/>
+                  <wp:effectExtent l="0" t="0" r="1270" b="1905"/>
+                  <wp:wrapNone/>
+                  <wp:docPr id="1901680941" name="Image 10"/>
+                  <wp:cNvGraphicFramePr/>
+                  <a:graphic xmlns:a="http://schemas.openxmlformats.org/drawingml/2006/main">
+                    <a:graphicData uri="http://schemas.openxmlformats.org/drawingml/2006/picture">
+                      <pic:pic xmlns:pic="http://schemas.openxmlformats.org/drawingml/2006/picture">
+                        <pic:nvPicPr>
+                          <pic:cNvPr id="1850417336" name="Image 10"/>
+                          <pic:cNvPicPr/>
+                        </pic:nvPicPr>
+                        <pic:blipFill>
+                          <a:blip r:embed="rId10" cstate="print"/>
+                          <a:stretch>
+                            <a:fillRect/>
+                          </a:stretch>
+                        </pic:blipFill>
+                        <pic:spPr>
+                          <a:xfrm>
+                            <a:off x="0" y="0"/>
+                            <a:ext cx="100330" cy="99695"/>
+                          </a:xfrm>
+                          <a:prstGeom prst="rect">
+                            <a:avLst/>
+                          </a:prstGeom>
+                        </pic:spPr>
+                      </pic:pic>
+                    </a:graphicData>
+                  </a:graphic>
+                </wp:anchor>
+              </w:drawing>
+            </w:r>
+            <w:r>
+              <w:rPr>
+                <w:noProof/>
+                <w:sz w:val="23"/>
+                <w:szCs w:val="23"/>
+              </w:rPr>
+              <w:t>2019</w:t>
+            </w:r>
+            <w:r>
+              <w:rPr>
+                <w:sz w:val="23"/>
+                <w:szCs w:val="23"/>
+              </w:rPr>
+              <w:t xml:space="preserve"> – 202</w:t>
+            </w:r>
+            <w:r>
+              <w:rPr>
+                <w:sz w:val="23"/>
+                <w:szCs w:val="23"/>
+              </w:rPr>
+              <w:t>5</w:t>
+            </w:r>
+          </w:p>
+        </w:tc>
+        <w:tc>
+          <w:tcPr>
+            <w:tcW w:w="8280" w:type="dxa"/>
+            <w:tcBorders>
+              <w:top w:val="nil"/>
+              <w:left w:val="nil"/>
+              <w:bottom w:val="nil"/>
+              <w:right w:val="nil"/>
+            </w:tcBorders>
+          </w:tcPr>
+          <w:p>
+            <w:pPr>
+              <w:spacing w:after="0" w:line="259" w:lineRule="auto"/>
+              <w:ind w:left="0" w:right="5" w:firstLine="0"/>
+              <w:rPr>
+                <w:sz w:val="23"/>
+                <w:szCs w:val="23"/>
+              </w:rPr>
+            </w:pPr>
+            <w:r>
+              <w:rPr>
+                <w:b/>
+                <w:sz w:val="23"/>
+                <w:szCs w:val="23"/>
+              </w:rPr>
+              <w:t>Invited</w:t>
+            </w:r>
+            <w:r>
+              <w:rPr>
+                <w:b/>
+                <w:sz w:val="23"/>
+                <w:szCs w:val="23"/>
+              </w:rPr>
+              <w:t xml:space="preserve"> Reviewer:</w:t>
+            </w:r>
+            <w:r>
+              <w:rPr>
+                <w:bCs/>
+                <w:sz w:val="23"/>
+                <w:szCs w:val="23"/>
+              </w:rPr>
+              <w:t xml:space="preserve"> </w:t>
+            </w:r>
+            <w:proofErr w:type="spellStart"/>
+            <w:r>
+              <w:rPr>
+                <w:bCs/>
+                <w:sz w:val="23"/>
+                <w:szCs w:val="23"/>
+              </w:rPr>
+              <w:t>eLife</w:t>
+            </w:r>
+            <w:proofErr w:type="spellEnd"/>
+            <w:r>
+              <w:rPr>
+                <w:bCs/>
+                <w:sz w:val="23"/>
+                <w:szCs w:val="23"/>
+              </w:rPr>
+              <w:t xml:space="preserve">, Frontiers </w:t>
+            </w:r>
+            <w:r>
+              <w:rPr>
+                <w:bCs/>
+                <w:sz w:val="23"/>
+                <w:szCs w:val="23"/>
+              </w:rPr>
+              <w:t>in</w:t>
+            </w:r>
+            <w:r>
+              <w:rPr>
+                <w:bCs/>
+                <w:sz w:val="23"/>
+                <w:szCs w:val="23"/>
+              </w:rPr>
+              <w:t xml:space="preserve"> Neuroscience</w:t>
+            </w:r>
+          </w:p>
+        </w:tc>
+      </w:tr>
+      <w:tr>
+        <w:trPr>
+          <w:trHeight w:hRule="exact" w:val="99"/>
+        </w:trPr>
+        <w:tc>
+          <w:tcPr>
+            <w:tcW w:w="2790" w:type="dxa"/>
+          </w:tcPr>
+          <w:p>
+            <w:pPr>
+              <w:spacing w:line="240" w:lineRule="auto"/>
+              <w:ind w:left="0" w:firstLine="0"/>
+              <w:jc w:val="center"/>
+              <w:rPr>
+                <w:b/>
+                <w:bCs/>
+                <w:sz w:val="22"/>
+                <w:szCs w:val="22"/>
+              </w:rPr>
+            </w:pPr>
+          </w:p>
+        </w:tc>
+        <w:tc>
+          <w:tcPr>
+            <w:tcW w:w="8280" w:type="dxa"/>
+          </w:tcPr>
+          <w:p>
+            <w:pPr>
+              <w:spacing w:line="240" w:lineRule="auto"/>
+              <w:ind w:left="0" w:firstLine="0"/>
+              <w:rPr>
+                <w:sz w:val="22"/>
+                <w:szCs w:val="22"/>
+              </w:rPr>
+            </w:pPr>
+          </w:p>
+          <w:p>
+            <w:pPr>
+              <w:rPr>
+                <w:sz w:val="22"/>
+                <w:szCs w:val="22"/>
+              </w:rPr>
+            </w:pPr>
+          </w:p>
+          <w:p>
+            <w:pPr>
+              <w:tabs>
+                <w:tab w:val="left" w:pos="2238"/>
+                <w:tab w:val="right" w:pos="7254"/>
+              </w:tabs>
+              <w:rPr>
+                <w:sz w:val="22"/>
+                <w:szCs w:val="22"/>
+              </w:rPr>
+            </w:pPr>
+            <w:r>
+              <w:rPr>
+                <w:sz w:val="22"/>
+                <w:szCs w:val="22"/>
+              </w:rPr>
+              <w:tab/>
+            </w:r>
+            <w:r>
+              <w:rPr>
+                <w:sz w:val="22"/>
+                <w:szCs w:val="22"/>
+              </w:rPr>
+              <w:tab/>
+            </w:r>
+            <w:r>
+              <w:rPr>
+                <w:sz w:val="22"/>
+                <w:szCs w:val="22"/>
+              </w:rPr>
+              <w:tab/>
+            </w:r>
+          </w:p>
+        </w:tc>
+      </w:tr>
+      <w:tr>
+        <w:tc>
+          <w:tcPr>
+            <w:tcW w:w="2790" w:type="dxa"/>
+          </w:tcPr>
+          <w:p>
+            <w:pPr>
+              <w:spacing w:line="240" w:lineRule="auto"/>
+              <w:ind w:left="0" w:firstLine="0"/>
+              <w:jc w:val="center"/>
+              <w:rPr>
+                <w:b/>
+                <w:bCs/>
+                <w:sz w:val="28"/>
+                <w:szCs w:val="28"/>
+              </w:rPr>
+            </w:pPr>
             <w:r>
               <w:rPr>
                 <w:sz w:val="28"/>
@@ -15739,10 +16401,10 @@
                 <w14:ligatures w14:val="standardContextual"/>
               </w:rPr>
               <w:drawing>
-                <wp:anchor distT="0" distB="0" distL="114300" distR="114300" simplePos="0" relativeHeight="251822080" behindDoc="0" locked="0" layoutInCell="1" allowOverlap="1" wp14:anchorId="76BB32E4" wp14:editId="6BFB65DA">
+                <wp:anchor distT="0" distB="0" distL="114300" distR="114300" simplePos="0" relativeHeight="251822080" behindDoc="0" locked="0" layoutInCell="1" allowOverlap="1" wp14:anchorId="76BB32E4" wp14:editId="7AB17ED5">
                   <wp:simplePos x="0" y="0"/>
                   <wp:positionH relativeFrom="column">
-                    <wp:posOffset>1599133</wp:posOffset>
+                    <wp:posOffset>1598676</wp:posOffset>
                   </wp:positionH>
                   <wp:positionV relativeFrom="paragraph">
                     <wp:posOffset>29210</wp:posOffset>
@@ -16143,225 +16805,6 @@
           </w:tcPr>
           <w:p>
             <w:pPr>
-              <w:pStyle w:val="NormalWeb"/>
-              <w:jc w:val="center"/>
-              <w:rPr>
-                <w:rFonts w:ascii="Arial" w:hAnsi="Arial" w:cs="Arial"/>
-                <w:sz w:val="23"/>
-                <w:szCs w:val="23"/>
-              </w:rPr>
-            </w:pPr>
-            <w:r>
-              <w:rPr>
-                <w:rFonts w:ascii="Arial" w:hAnsi="Arial" w:cs="Arial"/>
-                <w:noProof/>
-                <w:sz w:val="23"/>
-                <w:szCs w:val="23"/>
-                <w14:ligatures w14:val="standardContextual"/>
-              </w:rPr>
-              <w:drawing>
-                <wp:anchor distT="0" distB="0" distL="114300" distR="114300" simplePos="0" relativeHeight="251824128" behindDoc="0" locked="0" layoutInCell="1" allowOverlap="1" wp14:anchorId="7DB2C74F" wp14:editId="65986AE6">
-                  <wp:simplePos x="0" y="0"/>
-                  <wp:positionH relativeFrom="column">
-                    <wp:posOffset>1599133</wp:posOffset>
-                  </wp:positionH>
-                  <wp:positionV relativeFrom="paragraph">
-                    <wp:posOffset>33020</wp:posOffset>
-                  </wp:positionV>
-                  <wp:extent cx="100330" cy="99695"/>
-                  <wp:effectExtent l="0" t="0" r="1270" b="1905"/>
-                  <wp:wrapNone/>
-                  <wp:docPr id="489249417" name="Image 10"/>
-                  <wp:cNvGraphicFramePr/>
-                  <a:graphic xmlns:a="http://schemas.openxmlformats.org/drawingml/2006/main">
-                    <a:graphicData uri="http://schemas.openxmlformats.org/drawingml/2006/picture">
-                      <pic:pic xmlns:pic="http://schemas.openxmlformats.org/drawingml/2006/picture">
-                        <pic:nvPicPr>
-                          <pic:cNvPr id="489249417" name="Image 10"/>
-                          <pic:cNvPicPr/>
-                        </pic:nvPicPr>
-                        <pic:blipFill>
-                          <a:blip r:embed="rId10" cstate="print"/>
-                          <a:stretch>
-                            <a:fillRect/>
-                          </a:stretch>
-                        </pic:blipFill>
-                        <pic:spPr>
-                          <a:xfrm>
-                            <a:off x="0" y="0"/>
-                            <a:ext cx="100330" cy="99695"/>
-                          </a:xfrm>
-                          <a:prstGeom prst="rect">
-                            <a:avLst/>
-                          </a:prstGeom>
-                        </pic:spPr>
-                      </pic:pic>
-                    </a:graphicData>
-                  </a:graphic>
-                </wp:anchor>
-              </w:drawing>
-            </w:r>
-            <w:r>
-              <w:rPr>
-                <w:rFonts w:ascii="Arial" w:hAnsi="Arial" w:cs="Arial"/>
-                <w:sz w:val="23"/>
-                <w:szCs w:val="23"/>
-              </w:rPr>
-              <w:t>10/2019 – 10/2021</w:t>
-            </w:r>
-          </w:p>
-        </w:tc>
-        <w:tc>
-          <w:tcPr>
-            <w:tcW w:w="8280" w:type="dxa"/>
-          </w:tcPr>
-          <w:p>
-            <w:pPr>
-              <w:spacing w:line="240" w:lineRule="auto"/>
-              <w:ind w:left="0" w:firstLine="0"/>
-              <w:rPr>
-                <w:sz w:val="23"/>
-                <w:szCs w:val="23"/>
-              </w:rPr>
-            </w:pPr>
-            <w:r>
-              <w:rPr>
-                <w:b/>
-                <w:bCs/>
-                <w:color w:val="000000" w:themeColor="text1"/>
-                <w:sz w:val="23"/>
-                <w:szCs w:val="23"/>
-              </w:rPr>
-              <w:t>Upright Citizen’s Brigade Diversity Scholarship</w:t>
-            </w:r>
-            <w:r>
-              <w:rPr>
-                <w:i/>
-                <w:iCs/>
-                <w:color w:val="000000" w:themeColor="text1"/>
-                <w:sz w:val="23"/>
-                <w:szCs w:val="23"/>
-              </w:rPr>
-              <w:t xml:space="preserve"> </w:t>
-            </w:r>
-            <w:r>
-              <w:rPr>
-                <w:i/>
-                <w:iCs/>
-                <w:color w:val="000000" w:themeColor="text1"/>
-                <w:sz w:val="23"/>
-                <w:szCs w:val="23"/>
-              </w:rPr>
-              <w:br/>
-            </w:r>
-            <w:r>
-              <w:rPr>
-                <w:i/>
-                <w:iCs/>
-                <w:color w:val="000000" w:themeColor="text1"/>
-                <w:sz w:val="23"/>
-                <w:szCs w:val="23"/>
-              </w:rPr>
-              <w:t xml:space="preserve">Upright Citizen’s </w:t>
-            </w:r>
-            <w:r>
-              <w:rPr>
-                <w:i/>
-                <w:iCs/>
-                <w:sz w:val="23"/>
-                <w:szCs w:val="23"/>
-              </w:rPr>
-              <w:t>Brigade, New York, USA</w:t>
-            </w:r>
-          </w:p>
-        </w:tc>
-      </w:tr>
-      <w:tr>
-        <w:trPr>
-          <w:trHeight w:hRule="exact" w:val="99"/>
-        </w:trPr>
-        <w:tc>
-          <w:tcPr>
-            <w:tcW w:w="2790" w:type="dxa"/>
-          </w:tcPr>
-          <w:p>
-            <w:pPr>
-              <w:spacing w:line="240" w:lineRule="auto"/>
-              <w:ind w:left="0" w:firstLine="0"/>
-              <w:jc w:val="center"/>
-              <w:rPr>
-                <w:b/>
-                <w:bCs/>
-                <w:sz w:val="22"/>
-                <w:szCs w:val="22"/>
-              </w:rPr>
-            </w:pPr>
-          </w:p>
-        </w:tc>
-        <w:tc>
-          <w:tcPr>
-            <w:tcW w:w="8280" w:type="dxa"/>
-          </w:tcPr>
-          <w:p>
-            <w:pPr>
-              <w:spacing w:line="240" w:lineRule="auto"/>
-              <w:ind w:left="0" w:firstLine="0"/>
-              <w:rPr>
-                <w:sz w:val="22"/>
-                <w:szCs w:val="22"/>
-              </w:rPr>
-            </w:pPr>
-          </w:p>
-          <w:p>
-            <w:pPr>
-              <w:rPr>
-                <w:sz w:val="22"/>
-                <w:szCs w:val="22"/>
-              </w:rPr>
-            </w:pPr>
-          </w:p>
-          <w:p>
-            <w:pPr>
-              <w:tabs>
-                <w:tab w:val="left" w:pos="2238"/>
-                <w:tab w:val="right" w:pos="7254"/>
-              </w:tabs>
-              <w:rPr>
-                <w:sz w:val="22"/>
-                <w:szCs w:val="22"/>
-              </w:rPr>
-            </w:pPr>
-            <w:r>
-              <w:rPr>
-                <w:sz w:val="22"/>
-                <w:szCs w:val="22"/>
-              </w:rPr>
-              <w:tab/>
-            </w:r>
-            <w:r>
-              <w:rPr>
-                <w:sz w:val="22"/>
-                <w:szCs w:val="22"/>
-              </w:rPr>
-              <w:tab/>
-            </w:r>
-            <w:r>
-              <w:rPr>
-                <w:sz w:val="22"/>
-                <w:szCs w:val="22"/>
-              </w:rPr>
-              <w:tab/>
-            </w:r>
-          </w:p>
-        </w:tc>
-      </w:tr>
-      <w:tr>
-        <w:tc>
-          <w:tcPr>
-            <w:tcW w:w="2790" w:type="dxa"/>
-          </w:tcPr>
-          <w:p>
-            <w:pPr>
               <w:spacing w:line="240" w:lineRule="auto"/>
               <w:ind w:left="0" w:firstLine="0"/>
               <w:jc w:val="center"/>
@@ -17734,14 +18177,39 @@
                 <w:szCs w:val="30"/>
               </w:rPr>
             </w:pPr>
-            <w:r>
+          </w:p>
+        </w:tc>
+        <w:tc>
+          <w:tcPr>
+            <w:tcW w:w="8280" w:type="dxa"/>
+          </w:tcPr>
+          <w:p>
+            <w:pPr>
+              <w:spacing w:line="240" w:lineRule="auto"/>
+              <w:ind w:left="0" w:firstLine="0"/>
+              <w:rPr>
+                <w:sz w:val="23"/>
+                <w:szCs w:val="23"/>
+              </w:rPr>
+            </w:pPr>
+          </w:p>
+        </w:tc>
+      </w:tr>
+      <w:tr>
+        <w:tc>
+          <w:tcPr>
+            <w:tcW w:w="2790" w:type="dxa"/>
+          </w:tcPr>
+          <w:p>
+            <w:pPr>
+              <w:pStyle w:val="NormalWeb"/>
+              <w:jc w:val="center"/>
               <w:rPr>
                 <w:rFonts w:ascii="Arial" w:hAnsi="Arial" w:cs="Arial"/>
                 <w:sz w:val="30"/>
                 <w:szCs w:val="30"/>
               </w:rPr>
-              <w:t>REFERENCES</w:t>
-            </w:r>
+            </w:pPr>
           </w:p>
         </w:tc>
         <w:tc>
@@ -17771,16 +18239,111 @@
               <w:jc w:val="center"/>
               <w:rPr>
                 <w:rFonts w:ascii="Arial" w:hAnsi="Arial" w:cs="Arial"/>
-                <w:sz w:val="30"/>
-                <w:szCs w:val="30"/>
-              </w:rPr>
-            </w:pPr>
+                <w:sz w:val="28"/>
+                <w:szCs w:val="28"/>
+              </w:rPr>
+            </w:pPr>
+            <w:r>
+              <w:rPr>
+                <w:noProof/>
+                <w:sz w:val="28"/>
+                <w:szCs w:val="28"/>
+              </w:rPr>
+              <w:lastRenderedPageBreak/>
+              <mc:AlternateContent>
+                <mc:Choice Requires="wps">
+                  <w:drawing>
+                    <wp:anchor distT="0" distB="0" distL="114300" distR="114300" simplePos="0" relativeHeight="251518968" behindDoc="0" locked="0" layoutInCell="1" allowOverlap="1" wp14:anchorId="5E0241E7" wp14:editId="080DCC49">
+                      <wp:simplePos x="0" y="0"/>
+                      <wp:positionH relativeFrom="column">
+                        <wp:posOffset>1647190</wp:posOffset>
+                      </wp:positionH>
+                      <wp:positionV relativeFrom="paragraph">
+                        <wp:posOffset>-90318</wp:posOffset>
+                      </wp:positionV>
+                      <wp:extent cx="0" cy="8572500"/>
+                      <wp:effectExtent l="12700" t="0" r="25400" b="25400"/>
+                      <wp:wrapNone/>
+                      <wp:docPr id="279936653" name="Straight Connector 6"/>
+                      <wp:cNvGraphicFramePr/>
+                      <a:graphic xmlns:a="http://schemas.openxmlformats.org/drawingml/2006/main">
+                        <a:graphicData uri="http://schemas.microsoft.com/office/word/2010/wordprocessingShape">
+                          <wps:wsp>
+                            <wps:cNvCnPr/>
+                            <wps:spPr>
+                              <a:xfrm flipH="1">
+                                <a:off x="0" y="0"/>
+                                <a:ext cx="0" cy="8572500"/>
+                              </a:xfrm>
+                              <a:prstGeom prst="line">
+                                <a:avLst/>
+                              </a:prstGeom>
+                              <a:ln w="38100">
+                                <a:solidFill>
+                                  <a:srgbClr val="727272"/>
+                                </a:solidFill>
+                              </a:ln>
+                            </wps:spPr>
+                            <wps:style>
+                              <a:lnRef idx="1">
+                                <a:schemeClr val="accent2"/>
+                              </a:lnRef>
+                              <a:fillRef idx="0">
+                                <a:schemeClr val="accent2"/>
+                              </a:fillRef>
+                              <a:effectRef idx="0">
+                                <a:schemeClr val="accent2"/>
+                              </a:effectRef>
+                              <a:fontRef idx="minor">
+                                <a:schemeClr val="tx1"/>
+                              </a:fontRef>
+                            </wps:style>
+                            <wps:bodyPr/>
+                          </wps:wsp>
+                        </a:graphicData>
+                      </a:graphic>
+                      <wp14:sizeRelH relativeFrom="margin">
+                        <wp14:pctWidth>0</wp14:pctWidth>
+                      </wp14:sizeRelH>
+                      <wp14:sizeRelV relativeFrom="margin">
+                        <wp14:pctHeight>0</wp14:pctHeight>
+                      </wp14:sizeRelV>
+                    </wp:anchor>
+                  </w:drawing>
+                </mc:Choice>
+                <mc:Fallback>
+                  <w:pict>
+                    <v:line w14:anchorId="42298C50" id="Straight Connector 6" o:spid="_x0000_s1026" style="position:absolute;flip:x;z-index:251518968;visibility:visible;mso-wrap-style:square;mso-width-percent:0;mso-height-percent:0;mso-wrap-distance-left:9pt;mso-wrap-distance-top:0;mso-wrap-distance-right:9pt;mso-wrap-distance-bottom:0;mso-position-horizontal:absolute;mso-position-horizontal-relative:text;mso-position-vertical:absolute;mso-position-vertical-relative:text;mso-width-percent:0;mso-height-percent:0;mso-width-relative:margin;mso-height-relative:margin" from="129.7pt,-7.1pt" to="129.7pt,667.9pt" o:gfxdata="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" strokecolor="#727272" strokeweight="3pt">
+                      <v:stroke joinstyle="miter"/>
+                    </v:line>
+                  </w:pict>
+                </mc:Fallback>
+              </mc:AlternateContent>
+            </w:r>
+            <w:r>
+              <w:rPr>
+                <w:rFonts w:ascii="Arial" w:hAnsi="Arial" w:cs="Arial"/>
+                <w:sz w:val="28"/>
+                <w:szCs w:val="28"/>
+              </w:rPr>
+              <w:t>REFERENCES</w:t>
+            </w:r>
             <w:r>
               <w:rPr>
                 <w:rFonts w:ascii="Arial" w:hAnsi="Arial" w:cs="Arial"/>
                 <w:noProof/>
-                <w:sz w:val="30"/>
-                <w:szCs w:val="30"/>
+                <w:sz w:val="28"/>
+                <w:szCs w:val="28"/>
+                <w14:ligatures w14:val="standardContextual"/>
+              </w:rPr>
+              <w:t xml:space="preserve"> </w:t>
+            </w:r>
+            <w:r>
+              <w:rPr>
+                <w:rFonts w:ascii="Arial" w:hAnsi="Arial" w:cs="Arial"/>
+                <w:noProof/>
+                <w:sz w:val="28"/>
+                <w:szCs w:val="28"/>
                 <w14:ligatures w14:val="standardContextual"/>
               </w:rPr>
               <w:drawing>
@@ -17913,7 +18476,7 @@
                 <w:szCs w:val="23"/>
               </w:rPr>
               <w:br/>
-              <w:t>Co-director &amp; Investigator</w:t>
+              <w:t>Investigator</w:t>
             </w:r>
           </w:p>
           <w:p>
@@ -17983,6 +18546,85 @@
                 <w:szCs w:val="23"/>
               </w:rPr>
               <w:t>Phone: +1 212-853-1010</w:t>
+            </w:r>
+          </w:p>
+        </w:tc>
+      </w:tr>
+      <w:tr>
+        <w:trPr>
+          <w:trHeight w:hRule="exact" w:val="99"/>
+        </w:trPr>
+        <w:tc>
+          <w:tcPr>
+            <w:tcW w:w="2790" w:type="dxa"/>
+          </w:tcPr>
+          <w:p>
+            <w:pPr>
+              <w:spacing w:line="240" w:lineRule="auto"/>
+              <w:ind w:left="0" w:firstLine="0"/>
+              <w:jc w:val="center"/>
+              <w:rPr>
+                <w:b/>
+                <w:bCs/>
+                <w:sz w:val="22"/>
+                <w:szCs w:val="22"/>
+              </w:rPr>
+            </w:pPr>
+          </w:p>
+        </w:tc>
+        <w:tc>
+          <w:tcPr>
+            <w:tcW w:w="8280" w:type="dxa"/>
+          </w:tcPr>
+          <w:p>
+            <w:pPr>
+              <w:spacing w:line="240" w:lineRule="auto"/>
+              <w:ind w:left="0" w:firstLine="0"/>
+              <w:rPr>
+                <w:sz w:val="22"/>
+                <w:szCs w:val="22"/>
+              </w:rPr>
+            </w:pPr>
+          </w:p>
+          <w:p>
+            <w:pPr>
+              <w:rPr>
+                <w:sz w:val="22"/>
+                <w:szCs w:val="22"/>
+              </w:rPr>
+            </w:pPr>
+          </w:p>
+          <w:p>
+            <w:pPr>
+              <w:tabs>
+                <w:tab w:val="left" w:pos="2238"/>
+                <w:tab w:val="right" w:pos="7254"/>
+              </w:tabs>
+              <w:rPr>
+                <w:sz w:val="22"/>
+                <w:szCs w:val="22"/>
+              </w:rPr>
+            </w:pPr>
+            <w:r>
+              <w:rPr>
+                <w:sz w:val="22"/>
+                <w:szCs w:val="22"/>
+              </w:rPr>
+              <w:tab/>
+            </w:r>
+            <w:r>
+              <w:rPr>
+                <w:sz w:val="22"/>
+                <w:szCs w:val="22"/>
+              </w:rPr>
+              <w:tab/>
+            </w:r>
+            <w:r>
+              <w:rPr>
+                <w:sz w:val="22"/>
+                <w:szCs w:val="22"/>
+              </w:rPr>
+              <w:tab/>
             </w:r>
           </w:p>
         </w:tc>
@@ -18340,6 +18982,164 @@
         </w:tc>
       </w:tr>
       <w:tr>
+        <w:trPr>
+          <w:trHeight w:hRule="exact" w:val="99"/>
+        </w:trPr>
+        <w:tc>
+          <w:tcPr>
+            <w:tcW w:w="2790" w:type="dxa"/>
+          </w:tcPr>
+          <w:p>
+            <w:pPr>
+              <w:spacing w:line="240" w:lineRule="auto"/>
+              <w:ind w:left="0" w:firstLine="0"/>
+              <w:jc w:val="center"/>
+              <w:rPr>
+                <w:b/>
+                <w:bCs/>
+                <w:sz w:val="22"/>
+                <w:szCs w:val="22"/>
+              </w:rPr>
+            </w:pPr>
+          </w:p>
+        </w:tc>
+        <w:tc>
+          <w:tcPr>
+            <w:tcW w:w="8280" w:type="dxa"/>
+          </w:tcPr>
+          <w:p>
+            <w:pPr>
+              <w:spacing w:line="240" w:lineRule="auto"/>
+              <w:ind w:left="0" w:firstLine="0"/>
+              <w:rPr>
+                <w:sz w:val="22"/>
+                <w:szCs w:val="22"/>
+              </w:rPr>
+            </w:pPr>
+          </w:p>
+          <w:p>
+            <w:pPr>
+              <w:rPr>
+                <w:sz w:val="22"/>
+                <w:szCs w:val="22"/>
+              </w:rPr>
+            </w:pPr>
+          </w:p>
+          <w:p>
+            <w:pPr>
+              <w:tabs>
+                <w:tab w:val="left" w:pos="2238"/>
+                <w:tab w:val="right" w:pos="7254"/>
+              </w:tabs>
+              <w:rPr>
+                <w:sz w:val="22"/>
+                <w:szCs w:val="22"/>
+              </w:rPr>
+            </w:pPr>
+            <w:r>
+              <w:rPr>
+                <w:sz w:val="22"/>
+                <w:szCs w:val="22"/>
+              </w:rPr>
+              <w:tab/>
+            </w:r>
+            <w:r>
+              <w:rPr>
+                <w:sz w:val="22"/>
+                <w:szCs w:val="22"/>
+              </w:rPr>
+              <w:tab/>
+            </w:r>
+            <w:r>
+              <w:rPr>
+                <w:sz w:val="22"/>
+                <w:szCs w:val="22"/>
+              </w:rPr>
+              <w:tab/>
+            </w:r>
+          </w:p>
+        </w:tc>
+      </w:tr>
+      <w:tr>
+        <w:trPr>
+          <w:trHeight w:hRule="exact" w:val="99"/>
+        </w:trPr>
+        <w:tc>
+          <w:tcPr>
+            <w:tcW w:w="2790" w:type="dxa"/>
+          </w:tcPr>
+          <w:p>
+            <w:pPr>
+              <w:spacing w:line="240" w:lineRule="auto"/>
+              <w:ind w:left="0" w:firstLine="0"/>
+              <w:jc w:val="center"/>
+              <w:rPr>
+                <w:b/>
+                <w:bCs/>
+                <w:sz w:val="22"/>
+                <w:szCs w:val="22"/>
+              </w:rPr>
+            </w:pPr>
+          </w:p>
+        </w:tc>
+        <w:tc>
+          <w:tcPr>
+            <w:tcW w:w="8280" w:type="dxa"/>
+          </w:tcPr>
+          <w:p>
+            <w:pPr>
+              <w:spacing w:line="240" w:lineRule="auto"/>
+              <w:ind w:left="0" w:firstLine="0"/>
+              <w:rPr>
+                <w:sz w:val="22"/>
+                <w:szCs w:val="22"/>
+              </w:rPr>
+            </w:pPr>
+          </w:p>
+          <w:p>
+            <w:pPr>
+              <w:rPr>
+                <w:sz w:val="22"/>
+                <w:szCs w:val="22"/>
+              </w:rPr>
+            </w:pPr>
+          </w:p>
+          <w:p>
+            <w:pPr>
+              <w:tabs>
+                <w:tab w:val="left" w:pos="2238"/>
+                <w:tab w:val="right" w:pos="7254"/>
+              </w:tabs>
+              <w:rPr>
+                <w:sz w:val="22"/>
+                <w:szCs w:val="22"/>
+              </w:rPr>
+            </w:pPr>
+            <w:r>
+              <w:rPr>
+                <w:sz w:val="22"/>
+                <w:szCs w:val="22"/>
+              </w:rPr>
+              <w:tab/>
+            </w:r>
+            <w:r>
+              <w:rPr>
+                <w:sz w:val="22"/>
+                <w:szCs w:val="22"/>
+              </w:rPr>
+              <w:tab/>
+            </w:r>
+            <w:r>
+              <w:rPr>
+                <w:sz w:val="22"/>
+                <w:szCs w:val="22"/>
+              </w:rPr>
+              <w:tab/>
+            </w:r>
+          </w:p>
+        </w:tc>
+      </w:tr>
+      <w:tr>
         <w:tc>
           <w:tcPr>
             <w:tcW w:w="2790" w:type="dxa"/>
@@ -18363,9 +19163,8 @@
                 <w:szCs w:val="30"/>
                 <w14:ligatures w14:val="standardContextual"/>
               </w:rPr>
-              <w:lastRenderedPageBreak/>
               <w:drawing>
-                <wp:anchor distT="0" distB="0" distL="114300" distR="114300" simplePos="0" relativeHeight="251819008" behindDoc="0" locked="0" layoutInCell="1" allowOverlap="1" wp14:anchorId="39C79E98" wp14:editId="79A4C10E">
+                <wp:anchor distT="0" distB="0" distL="114300" distR="114300" simplePos="0" relativeHeight="251819008" behindDoc="0" locked="0" layoutInCell="1" allowOverlap="1" wp14:anchorId="39C79E98" wp14:editId="32ABCC72">
                   <wp:simplePos x="0" y="0"/>
                   <wp:positionH relativeFrom="column">
                     <wp:posOffset>1602943</wp:posOffset>
@@ -18565,6 +19364,85 @@
                 <w:szCs w:val="23"/>
               </w:rPr>
               <w:t>Phone: +1 212-853-1065</w:t>
+            </w:r>
+          </w:p>
+        </w:tc>
+      </w:tr>
+      <w:tr>
+        <w:trPr>
+          <w:trHeight w:hRule="exact" w:val="99"/>
+        </w:trPr>
+        <w:tc>
+          <w:tcPr>
+            <w:tcW w:w="2790" w:type="dxa"/>
+          </w:tcPr>
+          <w:p>
+            <w:pPr>
+              <w:spacing w:line="240" w:lineRule="auto"/>
+              <w:ind w:left="0" w:firstLine="0"/>
+              <w:jc w:val="center"/>
+              <w:rPr>
+                <w:b/>
+                <w:bCs/>
+                <w:sz w:val="22"/>
+                <w:szCs w:val="22"/>
+              </w:rPr>
+            </w:pPr>
+          </w:p>
+        </w:tc>
+        <w:tc>
+          <w:tcPr>
+            <w:tcW w:w="8280" w:type="dxa"/>
+          </w:tcPr>
+          <w:p>
+            <w:pPr>
+              <w:spacing w:line="240" w:lineRule="auto"/>
+              <w:ind w:left="0" w:firstLine="0"/>
+              <w:rPr>
+                <w:sz w:val="22"/>
+                <w:szCs w:val="22"/>
+              </w:rPr>
+            </w:pPr>
+          </w:p>
+          <w:p>
+            <w:pPr>
+              <w:rPr>
+                <w:sz w:val="22"/>
+                <w:szCs w:val="22"/>
+              </w:rPr>
+            </w:pPr>
+          </w:p>
+          <w:p>
+            <w:pPr>
+              <w:tabs>
+                <w:tab w:val="left" w:pos="2238"/>
+                <w:tab w:val="right" w:pos="7254"/>
+              </w:tabs>
+              <w:rPr>
+                <w:sz w:val="22"/>
+                <w:szCs w:val="22"/>
+              </w:rPr>
+            </w:pPr>
+            <w:r>
+              <w:rPr>
+                <w:sz w:val="22"/>
+                <w:szCs w:val="22"/>
+              </w:rPr>
+              <w:tab/>
+            </w:r>
+            <w:r>
+              <w:rPr>
+                <w:sz w:val="22"/>
+                <w:szCs w:val="22"/>
+              </w:rPr>
+              <w:tab/>
+            </w:r>
+            <w:r>
+              <w:rPr>
+                <w:sz w:val="22"/>
+                <w:szCs w:val="22"/>
+              </w:rPr>
+              <w:tab/>
             </w:r>
           </w:p>
         </w:tc>
@@ -18857,82 +19735,6 @@
           <w:szCs w:val="22"/>
         </w:rPr>
       </w:pPr>
-      <w:r>
-        <w:rPr>
-          <w:noProof/>
-          <w:sz w:val="23"/>
-          <w:szCs w:val="23"/>
-        </w:rPr>
-        <mc:AlternateContent>
-          <mc:Choice Requires="wps">
-            <w:drawing>
-              <wp:anchor distT="0" distB="0" distL="114300" distR="114300" simplePos="0" relativeHeight="251518968" behindDoc="0" locked="0" layoutInCell="1" allowOverlap="1" wp14:anchorId="5E0241E7" wp14:editId="60935228">
-                <wp:simplePos x="0" y="0"/>
-                <wp:positionH relativeFrom="column">
-                  <wp:posOffset>1258570</wp:posOffset>
-                </wp:positionH>
-                <wp:positionV relativeFrom="paragraph">
-                  <wp:posOffset>-1834312</wp:posOffset>
-                </wp:positionV>
-                <wp:extent cx="0" cy="8572500"/>
-                <wp:effectExtent l="12700" t="0" r="25400" b="25400"/>
-                <wp:wrapNone/>
-                <wp:docPr id="279936653" name="Straight Connector 6"/>
-                <wp:cNvGraphicFramePr/>
-                <a:graphic xmlns:a="http://schemas.openxmlformats.org/drawingml/2006/main">
-                  <a:graphicData uri="http://schemas.microsoft.com/office/word/2010/wordprocessingShape">
-                    <wps:wsp>
-                      <wps:cNvCnPr/>
-                      <wps:spPr>
-                        <a:xfrm flipH="1">
-                          <a:off x="0" y="0"/>
-                          <a:ext cx="0" cy="8572500"/>
-                        </a:xfrm>
-                        <a:prstGeom prst="line">
-                          <a:avLst/>
-                        </a:prstGeom>
-                        <a:ln w="38100">
-                          <a:solidFill>
-                            <a:srgbClr val="727272"/>
-                          </a:solidFill>
-                        </a:ln>
-                      </wps:spPr>
-                      <wps:style>
-                        <a:lnRef idx="1">
-                          <a:schemeClr val="accent2"/>
-                        </a:lnRef>
-                        <a:fillRef idx="0">
-                          <a:schemeClr val="accent2"/>
-                        </a:fillRef>
-                        <a:effectRef idx="0">
-                          <a:schemeClr val="accent2"/>
-                        </a:effectRef>
-                        <a:fontRef idx="minor">
-                          <a:schemeClr val="tx1"/>
-                        </a:fontRef>
-                      </wps:style>
-                      <wps:bodyPr/>
-                    </wps:wsp>
-                  </a:graphicData>
-                </a:graphic>
-                <wp14:sizeRelH relativeFrom="margin">
-                  <wp14:pctWidth>0</wp14:pctWidth>
-                </wp14:sizeRelH>
-                <wp14:sizeRelV relativeFrom="margin">
-                  <wp14:pctHeight>0</wp14:pctHeight>
-                </wp14:sizeRelV>
-              </wp:anchor>
-            </w:drawing>
-          </mc:Choice>
-          <mc:Fallback>
-            <w:pict>
-              <v:line w14:anchorId="5B125CEA" id="Straight Connector 6" o:spid="_x0000_s1026" style="position:absolute;flip:x;z-index:251518968;visibility:visible;mso-wrap-style:square;mso-width-percent:0;mso-height-percent:0;mso-wrap-distance-left:9pt;mso-wrap-distance-top:0;mso-wrap-distance-right:9pt;mso-wrap-distance-bottom:0;mso-position-horizontal:absolute;mso-position-horizontal-relative:text;mso-position-vertical:absolute;mso-position-vertical-relative:text;mso-width-percent:0;mso-height-percent:0;mso-width-relative:margin;mso-height-relative:margin" from="99.1pt,-144.45pt" to="99.1pt,530.55pt" o:gfxdata="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" strokecolor="#727272" strokeweight="3pt">
-                <v:stroke joinstyle="miter"/>
-              </v:line>
-            </w:pict>
-          </mc:Fallback>
-        </mc:AlternateContent>
-      </w:r>
     </w:p>
     <w:sectPr>
       <w:headerReference w:type="default" r:id="rId24"/>
@@ -20429,6 +21231,119 @@
     </w:lvl>
   </w:abstractNum>
   <w:abstractNum w:abstractNumId="7" w15:restartNumberingAfterBreak="0">
+    <w:nsid w:val="68C52BB7"/>
+    <w:multiLevelType w:val="multilevel"/>
+    <w:tmpl w:val="9AECEE20"/>
+    <w:lvl w:ilvl="0">
+      <w:start w:val="1"/>
+      <w:numFmt w:val="decimal"/>
+      <w:lvlText w:val="%1."/>
+      <w:lvlJc w:val="left"/>
+      <w:pPr>
+        <w:tabs>
+          <w:tab w:val="num" w:pos="720"/>
+        </w:tabs>
+        <w:ind w:left="720" w:hanging="360"/>
+      </w:pPr>
+    </w:lvl>
+    <w:lvl w:ilvl="1" w:tentative="1">
+      <w:start w:val="1"/>
+      <w:numFmt w:val="decimal"/>
+      <w:lvlText w:val="%2."/>
+      <w:lvlJc w:val="left"/>
+      <w:pPr>
+        <w:tabs>
+          <w:tab w:val="num" w:pos="1440"/>
+        </w:tabs>
+        <w:ind w:left="1440" w:hanging="360"/>
+      </w:pPr>
+    </w:lvl>
+    <w:lvl w:ilvl="2" w:tentative="1">
+      <w:start w:val="1"/>
+      <w:numFmt w:val="decimal"/>
+      <w:lvlText w:val="%3."/>
+      <w:lvlJc w:val="left"/>
+      <w:pPr>
+        <w:tabs>
+          <w:tab w:val="num" w:pos="2160"/>
+        </w:tabs>
+        <w:ind w:left="2160" w:hanging="360"/>
+      </w:pPr>
+    </w:lvl>
+    <w:lvl w:ilvl="3" w:tentative="1">
+      <w:start w:val="1"/>
+      <w:numFmt w:val="decimal"/>
+      <w:lvlText w:val="%4."/>
+      <w:lvlJc w:val="left"/>
+      <w:pPr>
+        <w:tabs>
+          <w:tab w:val="num" w:pos="2880"/>
+        </w:tabs>
+        <w:ind w:left="2880" w:hanging="360"/>
+      </w:pPr>
+    </w:lvl>
+    <w:lvl w:ilvl="4" w:tentative="1">
+      <w:start w:val="1"/>
+      <w:numFmt w:val="decimal"/>
+      <w:lvlText w:val="%5."/>
+      <w:lvlJc w:val="left"/>
+      <w:pPr>
+        <w:tabs>
+          <w:tab w:val="num" w:pos="3600"/>
+        </w:tabs>
+        <w:ind w:left="3600" w:hanging="360"/>
+      </w:pPr>
+    </w:lvl>
+    <w:lvl w:ilvl="5" w:tentative="1">
+      <w:start w:val="1"/>
+      <w:numFmt w:val="decimal"/>
+      <w:lvlText w:val="%6."/>
+      <w:lvlJc w:val="left"/>
+      <w:pPr>
+        <w:tabs>
+          <w:tab w:val="num" w:pos="4320"/>
+        </w:tabs>
+        <w:ind w:left="4320" w:hanging="360"/>
+      </w:pPr>
+    </w:lvl>
+    <w:lvl w:ilvl="6" w:tentative="1">
+      <w:start w:val="1"/>
+      <w:numFmt w:val="decimal"/>
+      <w:lvlText w:val="%7."/>
+      <w:lvlJc w:val="left"/>
+      <w:pPr>
+        <w:tabs>
+          <w:tab w:val="num" w:pos="5040"/>
+        </w:tabs>
+        <w:ind w:left="5040" w:hanging="360"/>
+      </w:pPr>
+    </w:lvl>
+    <w:lvl w:ilvl="7" w:tentative="1">
+      <w:start w:val="1"/>
+      <w:numFmt w:val="decimal"/>
+      <w:lvlText w:val="%8."/>
+      <w:lvlJc w:val="left"/>
+      <w:pPr>
+        <w:tabs>
+          <w:tab w:val="num" w:pos="5760"/>
+        </w:tabs>
+        <w:ind w:left="5760" w:hanging="360"/>
+      </w:pPr>
+    </w:lvl>
+    <w:lvl w:ilvl="8" w:tentative="1">
+      <w:start w:val="1"/>
+      <w:numFmt w:val="decimal"/>
+      <w:lvlText w:val="%9."/>
+      <w:lvlJc w:val="left"/>
+      <w:pPr>
+        <w:tabs>
+          <w:tab w:val="num" w:pos="6480"/>
+        </w:tabs>
+        <w:ind w:left="6480" w:hanging="360"/>
+      </w:pPr>
+    </w:lvl>
+  </w:abstractNum>
+  <w:abstractNum w:abstractNumId="8" w15:restartNumberingAfterBreak="0">
     <w:nsid w:val="6E725CFA"/>
     <w:multiLevelType w:val="multilevel"/>
     <w:tmpl w:val="4A9A61BA"/>
@@ -20542,7 +21457,7 @@
     </w:lvl>
   </w:abstractNum>
   <w:num w:numId="1" w16cid:durableId="1117219006">
-    <w:abstractNumId w:val="7"/>
+    <w:abstractNumId w:val="8"/>
   </w:num>
   <w:num w:numId="2" w16cid:durableId="1984311468">
     <w:abstractNumId w:val="4"/>
@@ -20564,6 +21479,9 @@
   </w:num>
   <w:num w:numId="8" w16cid:durableId="119885610">
     <w:abstractNumId w:val="0"/>
+  </w:num>
+  <w:num w:numId="9" w16cid:durableId="61871276">
+    <w:abstractNumId w:val="7"/>
   </w:num>
 </w:numbering>
 </file>
@@ -21322,6 +22240,28 @@
       <w:szCs w:val="32"/>
     </w:rPr>
   </w:style>
+  <w:style w:type="character" w:styleId="Strong">
+    <w:name w:val="Strong"/>
+    <w:basedOn w:val="DefaultParagraphFont"/>
+    <w:uiPriority w:val="22"/>
+    <w:qFormat/>
+    <w:rsid w:val="00B71C64"/>
+    <w:rPr>
+      <w:b/>
+      <w:bCs/>
+    </w:rPr>
+  </w:style>
+  <w:style w:type="character" w:styleId="Emphasis">
+    <w:name w:val="Emphasis"/>
+    <w:basedOn w:val="DefaultParagraphFont"/>
+    <w:uiPriority w:val="20"/>
+    <w:qFormat/>
+    <w:rsid w:val="00B71C64"/>
+    <w:rPr>
+      <w:i/>
+      <w:iCs/>
+    </w:rPr>
+  </w:style>
 </w:styles>
 </file>
 

--- a/docs/CV_RSen_mostRecent.docx
+++ b/docs/CV_RSen_mostRecent.docx
@@ -1582,7 +1582,35 @@
                 <w:sz w:val="23"/>
                 <w:szCs w:val="23"/>
               </w:rPr>
-              <w:t>The medial frontal cortex abstracts space onto a low-dimensional manifold</w:t>
+              <w:t xml:space="preserve">A new code for position: </w:t>
+            </w:r>
+            <w:r>
+              <w:rPr>
+                <w:sz w:val="23"/>
+                <w:szCs w:val="23"/>
+              </w:rPr>
+              <w:t>flat</w:t>
+            </w:r>
+            <w:r>
+              <w:rPr>
+                <w:sz w:val="23"/>
+                <w:szCs w:val="23"/>
+              </w:rPr>
+              <w:t xml:space="preserve"> neural maps in the</w:t>
+            </w:r>
+            <w:r>
+              <w:rPr>
+                <w:sz w:val="23"/>
+                <w:szCs w:val="23"/>
+              </w:rPr>
+              <w:t xml:space="preserve"> mouse </w:t>
+            </w:r>
+            <w:r>
+              <w:rPr>
+                <w:sz w:val="23"/>
+                <w:szCs w:val="23"/>
+              </w:rPr>
+              <w:t>medial frontal cortex</w:t>
             </w:r>
           </w:p>
         </w:tc>
@@ -2752,17 +2780,8 @@
                 <w:sz w:val="23"/>
                 <w:szCs w:val="23"/>
               </w:rPr>
-              <w:t xml:space="preserve">Advisor: Dr. Rajan </w:t>
-            </w:r>
-            <w:proofErr w:type="spellStart"/>
-            <w:r>
-              <w:rPr>
-                <w:sz w:val="23"/>
-                <w:szCs w:val="23"/>
-              </w:rPr>
-              <w:t>Sankarnarayanan</w:t>
-            </w:r>
-            <w:proofErr w:type="spellEnd"/>
+              <w:t>Advisor: Dr. Rajan Sankarnarayanan</w:t>
+            </w:r>
           </w:p>
         </w:tc>
       </w:tr>
@@ -3321,7 +3340,17 @@
                 <w:sz w:val="23"/>
                 <w:szCs w:val="23"/>
               </w:rPr>
-              <w:t>NARSAD Young Investigator Grant</w:t>
+              <w:t>BBRF</w:t>
+            </w:r>
+            <w:r>
+              <w:rPr>
+                <w:b/>
+                <w:bCs/>
+                <w:color w:val="00786B"/>
+                <w:sz w:val="23"/>
+                <w:szCs w:val="23"/>
+              </w:rPr>
+              <w:t xml:space="preserve"> Young Investigator Grant</w:t>
             </w:r>
             <w:r>
               <w:rPr>
@@ -4280,6 +4309,13 @@
             </w:pPr>
             <w:r>
               <w:rPr>
+                <w:sz w:val="23"/>
+                <w:szCs w:val="23"/>
+              </w:rPr>
+              <w:t>03/2025</w:t>
+            </w:r>
+            <w:r>
+              <w:rPr>
                 <w:noProof/>
                 <w:sz w:val="23"/>
                 <w:szCs w:val="23"/>
@@ -4331,6 +4367,13 @@
                 <w:sz w:val="23"/>
                 <w:szCs w:val="23"/>
               </w:rPr>
+              <w:t xml:space="preserve">, </w:t>
+            </w:r>
+            <w:r>
+              <w:rPr>
+                <w:sz w:val="23"/>
+                <w:szCs w:val="23"/>
+              </w:rPr>
               <w:t>07/2025</w:t>
             </w:r>
           </w:p>
@@ -4379,293 +4422,6 @@
                 <w:szCs w:val="23"/>
               </w:rPr>
               <w:t>Institute of Writing and Thinking, Bard College</w:t>
-            </w:r>
-          </w:p>
-          <w:p>
-            <w:pPr>
-              <w:spacing w:line="240" w:lineRule="auto"/>
-              <w:ind w:left="0" w:firstLine="0"/>
-              <w:rPr>
-                <w:sz w:val="23"/>
-                <w:szCs w:val="23"/>
-              </w:rPr>
-            </w:pPr>
-            <w:r>
-              <w:rPr>
-                <w:sz w:val="23"/>
-                <w:szCs w:val="23"/>
-              </w:rPr>
-              <w:t>To attend the July Weeklong teaching workshop: “Introduction to Writing to Learn in STEM Disciplines”</w:t>
-            </w:r>
-          </w:p>
-        </w:tc>
-      </w:tr>
-      <w:tr>
-        <w:trPr>
-          <w:trHeight w:hRule="exact" w:val="99"/>
-        </w:trPr>
-        <w:tc>
-          <w:tcPr>
-            <w:tcW w:w="2790" w:type="dxa"/>
-          </w:tcPr>
-          <w:p>
-            <w:pPr>
-              <w:spacing w:line="240" w:lineRule="auto"/>
-              <w:ind w:left="0" w:firstLine="0"/>
-              <w:jc w:val="center"/>
-              <w:rPr>
-                <w:b/>
-                <w:bCs/>
-                <w:sz w:val="22"/>
-                <w:szCs w:val="22"/>
-              </w:rPr>
-            </w:pPr>
-          </w:p>
-          <w:p>
-            <w:pPr>
-              <w:rPr>
-                <w:sz w:val="22"/>
-                <w:szCs w:val="22"/>
-              </w:rPr>
-            </w:pPr>
-          </w:p>
-          <w:p>
-            <w:pPr>
-              <w:jc w:val="right"/>
-              <w:rPr>
-                <w:sz w:val="22"/>
-                <w:szCs w:val="22"/>
-              </w:rPr>
-            </w:pPr>
-          </w:p>
-        </w:tc>
-        <w:tc>
-          <w:tcPr>
-            <w:tcW w:w="8280" w:type="dxa"/>
-          </w:tcPr>
-          <w:p>
-            <w:pPr>
-              <w:spacing w:line="240" w:lineRule="auto"/>
-              <w:ind w:left="0" w:firstLine="0"/>
-              <w:rPr>
-                <w:sz w:val="22"/>
-                <w:szCs w:val="22"/>
-              </w:rPr>
-            </w:pPr>
-          </w:p>
-          <w:p>
-            <w:pPr>
-              <w:rPr>
-                <w:sz w:val="22"/>
-                <w:szCs w:val="22"/>
-              </w:rPr>
-            </w:pPr>
-          </w:p>
-          <w:p>
-            <w:pPr>
-              <w:tabs>
-                <w:tab w:val="left" w:pos="2238"/>
-                <w:tab w:val="right" w:pos="7254"/>
-              </w:tabs>
-              <w:rPr>
-                <w:sz w:val="22"/>
-                <w:szCs w:val="22"/>
-              </w:rPr>
-            </w:pPr>
-            <w:r>
-              <w:rPr>
-                <w:sz w:val="22"/>
-                <w:szCs w:val="22"/>
-              </w:rPr>
-              <w:tab/>
-            </w:r>
-            <w:r>
-              <w:rPr>
-                <w:sz w:val="22"/>
-                <w:szCs w:val="22"/>
-              </w:rPr>
-              <w:tab/>
-            </w:r>
-            <w:r>
-              <w:rPr>
-                <w:sz w:val="22"/>
-                <w:szCs w:val="22"/>
-              </w:rPr>
-              <w:tab/>
-            </w:r>
-          </w:p>
-        </w:tc>
-      </w:tr>
-      <w:tr>
-        <w:tc>
-          <w:tcPr>
-            <w:tcW w:w="2790" w:type="dxa"/>
-          </w:tcPr>
-          <w:p>
-            <w:pPr>
-              <w:spacing w:line="240" w:lineRule="auto"/>
-              <w:ind w:left="0" w:firstLine="0"/>
-              <w:jc w:val="center"/>
-              <w:rPr>
-                <w:b/>
-                <w:bCs/>
-                <w:sz w:val="23"/>
-                <w:szCs w:val="23"/>
-              </w:rPr>
-            </w:pPr>
-            <w:r>
-              <w:rPr>
-                <w:noProof/>
-                <w:sz w:val="23"/>
-                <w:szCs w:val="23"/>
-              </w:rPr>
-              <w:drawing>
-                <wp:anchor distT="0" distB="0" distL="114300" distR="114300" simplePos="0" relativeHeight="251835392" behindDoc="0" locked="0" layoutInCell="1" allowOverlap="1" wp14:anchorId="59628E01" wp14:editId="03768442">
-                  <wp:simplePos x="0" y="0"/>
-                  <wp:positionH relativeFrom="column">
-                    <wp:posOffset>1588135</wp:posOffset>
-                  </wp:positionH>
-                  <wp:positionV relativeFrom="paragraph">
-                    <wp:posOffset>38735</wp:posOffset>
-                  </wp:positionV>
-                  <wp:extent cx="100330" cy="99695"/>
-                  <wp:effectExtent l="0" t="0" r="1270" b="1905"/>
-                  <wp:wrapNone/>
-                  <wp:docPr id="58369624" name="Image 10"/>
-                  <wp:cNvGraphicFramePr/>
-                  <a:graphic xmlns:a="http://schemas.openxmlformats.org/drawingml/2006/main">
-                    <a:graphicData uri="http://schemas.openxmlformats.org/drawingml/2006/picture">
-                      <pic:pic xmlns:pic="http://schemas.openxmlformats.org/drawingml/2006/picture">
-                        <pic:nvPicPr>
-                          <pic:cNvPr id="891868191" name="Image 10"/>
-                          <pic:cNvPicPr/>
-                        </pic:nvPicPr>
-                        <pic:blipFill>
-                          <a:blip r:embed="rId10" cstate="print"/>
-                          <a:stretch>
-                            <a:fillRect/>
-                          </a:stretch>
-                        </pic:blipFill>
-                        <pic:spPr>
-                          <a:xfrm>
-                            <a:off x="0" y="0"/>
-                            <a:ext cx="100330" cy="99695"/>
-                          </a:xfrm>
-                          <a:prstGeom prst="rect">
-                            <a:avLst/>
-                          </a:prstGeom>
-                        </pic:spPr>
-                      </pic:pic>
-                    </a:graphicData>
-                  </a:graphic>
-                </wp:anchor>
-              </w:drawing>
-            </w:r>
-            <w:r>
-              <w:rPr>
-                <w:sz w:val="23"/>
-                <w:szCs w:val="23"/>
-              </w:rPr>
-              <w:t>03/2025</w:t>
-            </w:r>
-          </w:p>
-        </w:tc>
-        <w:tc>
-          <w:tcPr>
-            <w:tcW w:w="8280" w:type="dxa"/>
-          </w:tcPr>
-          <w:p>
-            <w:pPr>
-              <w:spacing w:line="240" w:lineRule="auto"/>
-              <w:ind w:left="0" w:firstLine="0"/>
-              <w:rPr>
-                <w:color w:val="00786B"/>
-                <w:sz w:val="23"/>
-                <w:szCs w:val="23"/>
-              </w:rPr>
-            </w:pPr>
-            <w:r>
-              <w:rPr>
-                <w:b/>
-                <w:bCs/>
-                <w:color w:val="00786B"/>
-                <w:sz w:val="23"/>
-                <w:szCs w:val="23"/>
-              </w:rPr>
-              <w:t>Teresa Vilardi Scholarship</w:t>
-            </w:r>
-          </w:p>
-          <w:p>
-            <w:pPr>
-              <w:spacing w:line="240" w:lineRule="auto"/>
-              <w:ind w:left="0" w:firstLine="0"/>
-              <w:rPr>
-                <w:i/>
-                <w:iCs/>
-                <w:sz w:val="23"/>
-                <w:szCs w:val="23"/>
-              </w:rPr>
-            </w:pPr>
-            <w:r>
-              <w:rPr>
-                <w:i/>
-                <w:iCs/>
-                <w:sz w:val="23"/>
-                <w:szCs w:val="23"/>
-              </w:rPr>
-              <w:t>Institute of Writing and Thinking, Bard College</w:t>
-            </w:r>
-          </w:p>
-          <w:p>
-            <w:pPr>
-              <w:spacing w:line="240" w:lineRule="auto"/>
-              <w:ind w:left="0" w:firstLine="0"/>
-              <w:rPr>
-                <w:sz w:val="23"/>
-                <w:szCs w:val="23"/>
-              </w:rPr>
-            </w:pPr>
-            <w:r>
-              <w:rPr>
-                <w:sz w:val="23"/>
-                <w:szCs w:val="23"/>
-              </w:rPr>
-              <w:t xml:space="preserve">To attend the </w:t>
-            </w:r>
-            <w:r>
-              <w:rPr>
-                <w:sz w:val="23"/>
-                <w:szCs w:val="23"/>
-              </w:rPr>
-              <w:t xml:space="preserve">1-day </w:t>
-            </w:r>
-            <w:r>
-              <w:rPr>
-                <w:sz w:val="23"/>
-                <w:szCs w:val="23"/>
-              </w:rPr>
-              <w:t xml:space="preserve">workshop: </w:t>
-            </w:r>
-            <w:r>
-              <w:rPr>
-                <w:sz w:val="23"/>
-                <w:szCs w:val="23"/>
-              </w:rPr>
-              <w:t>“</w:t>
-            </w:r>
-            <w:r>
-              <w:rPr>
-                <w:sz w:val="23"/>
-                <w:szCs w:val="23"/>
-              </w:rPr>
-              <w:t>Teaching for Transfer: Helping Students Remember What They Already Know</w:t>
-            </w:r>
-            <w:r>
-              <w:rPr>
-                <w:sz w:val="23"/>
-                <w:szCs w:val="23"/>
-              </w:rPr>
-              <w:t>”</w:t>
             </w:r>
           </w:p>
         </w:tc>
@@ -5755,7 +5511,21 @@
                 <w:sz w:val="23"/>
                 <w:szCs w:val="23"/>
               </w:rPr>
-              <w:t xml:space="preserve">and produce improv comedy shows inspired by live interviews with scientists. The goal of this project is to engage </w:t>
+              <w:t xml:space="preserve">and produce improv comedy shows inspired by live interviews with </w:t>
+            </w:r>
+            <w:r>
+              <w:rPr>
+                <w:sz w:val="23"/>
+                <w:szCs w:val="23"/>
+              </w:rPr>
+              <w:t>neuro</w:t>
+            </w:r>
+            <w:r>
+              <w:rPr>
+                <w:sz w:val="23"/>
+                <w:szCs w:val="23"/>
+              </w:rPr>
+              <w:t xml:space="preserve">scientists. The goal of this project is to engage </w:t>
             </w:r>
             <w:r>
               <w:rPr>
@@ -6049,30 +5819,42 @@
                 <w:sz w:val="23"/>
                 <w:szCs w:val="23"/>
               </w:rPr>
-              <w:t>, </w:t>
-            </w:r>
-            <w:r>
-              <w:rPr>
-                <w:sz w:val="23"/>
-                <w:szCs w:val="23"/>
-              </w:rPr>
-              <w:t xml:space="preserve">Alexander Medoff, Lorenzo </w:t>
-            </w:r>
-            <w:proofErr w:type="spellStart"/>
-            <w:r>
-              <w:rPr>
-                <w:sz w:val="23"/>
-                <w:szCs w:val="23"/>
-              </w:rPr>
-              <w:t>Posani</w:t>
-            </w:r>
-            <w:proofErr w:type="spellEnd"/>
-            <w:r>
-              <w:rPr>
-                <w:sz w:val="23"/>
-                <w:szCs w:val="23"/>
-              </w:rPr>
-              <w:t>, Larry Abbott, Richard Axel, Stefano Fusi (2026). “The medial frontal cortex abstracts space onto a flat manifold”</w:t>
+              <w:t>,</w:t>
+            </w:r>
+            <w:r>
+              <w:rPr>
+                <w:sz w:val="23"/>
+                <w:szCs w:val="23"/>
+              </w:rPr>
+              <w:t xml:space="preserve"> Lorenzo Posani, </w:t>
+            </w:r>
+            <w:r>
+              <w:rPr>
+                <w:sz w:val="23"/>
+                <w:szCs w:val="23"/>
+              </w:rPr>
+              <w:t xml:space="preserve">Alexander Medoff, </w:t>
+            </w:r>
+            <w:r>
+              <w:rPr>
+                <w:sz w:val="23"/>
+                <w:szCs w:val="23"/>
+              </w:rPr>
+              <w:t>Larry Abbott, Richard Axel, Stefano Fusi (2026). “</w:t>
+            </w:r>
+            <w:r>
+              <w:rPr>
+                <w:sz w:val="23"/>
+                <w:szCs w:val="23"/>
+              </w:rPr>
+              <w:t>A new code for position: Euclidean neural maps in the mouse medial frontal cortex</w:t>
+            </w:r>
+            <w:r>
+              <w:rPr>
+                <w:sz w:val="23"/>
+                <w:szCs w:val="23"/>
+              </w:rPr>
+              <w:t>”</w:t>
             </w:r>
             <w:r>
               <w:rPr>
@@ -6082,253 +5864,6 @@
                 <w:szCs w:val="23"/>
               </w:rPr>
               <w:t xml:space="preserve">. </w:t>
-            </w:r>
-            <w:r>
-              <w:rPr>
-                <w:b/>
-                <w:bCs/>
-                <w:i/>
-                <w:iCs/>
-                <w:color w:val="00786B"/>
-                <w:sz w:val="23"/>
-                <w:szCs w:val="23"/>
-              </w:rPr>
-              <w:t>In Preparation.</w:t>
-            </w:r>
-            <w:r>
-              <w:rPr>
-                <w:i/>
-                <w:iCs/>
-                <w:sz w:val="23"/>
-                <w:szCs w:val="23"/>
-              </w:rPr>
-              <w:t xml:space="preserve"> </w:t>
-            </w:r>
-          </w:p>
-        </w:tc>
-      </w:tr>
-      <w:tr>
-        <w:trPr>
-          <w:trHeight w:hRule="exact" w:val="99"/>
-        </w:trPr>
-        <w:tc>
-          <w:tcPr>
-            <w:tcW w:w="2790" w:type="dxa"/>
-          </w:tcPr>
-          <w:p>
-            <w:pPr>
-              <w:spacing w:line="240" w:lineRule="auto"/>
-              <w:ind w:left="0" w:firstLine="0"/>
-              <w:jc w:val="center"/>
-              <w:rPr>
-                <w:b/>
-                <w:bCs/>
-                <w:sz w:val="22"/>
-                <w:szCs w:val="22"/>
-              </w:rPr>
-            </w:pPr>
-          </w:p>
-        </w:tc>
-        <w:tc>
-          <w:tcPr>
-            <w:tcW w:w="8280" w:type="dxa"/>
-          </w:tcPr>
-          <w:p>
-            <w:pPr>
-              <w:spacing w:line="240" w:lineRule="auto"/>
-              <w:ind w:left="0" w:firstLine="0"/>
-              <w:rPr>
-                <w:sz w:val="22"/>
-                <w:szCs w:val="22"/>
-              </w:rPr>
-            </w:pPr>
-          </w:p>
-          <w:p>
-            <w:pPr>
-              <w:rPr>
-                <w:sz w:val="22"/>
-                <w:szCs w:val="22"/>
-              </w:rPr>
-            </w:pPr>
-          </w:p>
-          <w:p>
-            <w:pPr>
-              <w:tabs>
-                <w:tab w:val="left" w:pos="2238"/>
-                <w:tab w:val="right" w:pos="7254"/>
-              </w:tabs>
-              <w:rPr>
-                <w:sz w:val="22"/>
-                <w:szCs w:val="22"/>
-              </w:rPr>
-            </w:pPr>
-            <w:r>
-              <w:rPr>
-                <w:sz w:val="22"/>
-                <w:szCs w:val="22"/>
-              </w:rPr>
-              <w:tab/>
-            </w:r>
-            <w:r>
-              <w:rPr>
-                <w:sz w:val="22"/>
-                <w:szCs w:val="22"/>
-              </w:rPr>
-              <w:tab/>
-            </w:r>
-            <w:r>
-              <w:rPr>
-                <w:sz w:val="22"/>
-                <w:szCs w:val="22"/>
-              </w:rPr>
-              <w:tab/>
-            </w:r>
-          </w:p>
-        </w:tc>
-      </w:tr>
-      <w:tr>
-        <w:tc>
-          <w:tcPr>
-            <w:tcW w:w="2790" w:type="dxa"/>
-          </w:tcPr>
-          <w:p>
-            <w:pPr>
-              <w:spacing w:line="240" w:lineRule="auto"/>
-              <w:ind w:left="0" w:firstLine="0"/>
-              <w:jc w:val="center"/>
-              <w:rPr>
-                <w:sz w:val="23"/>
-                <w:szCs w:val="23"/>
-              </w:rPr>
-            </w:pPr>
-            <w:r>
-              <w:rPr>
-                <w:noProof/>
-                <w:sz w:val="23"/>
-                <w:szCs w:val="23"/>
-              </w:rPr>
-              <w:drawing>
-                <wp:anchor distT="0" distB="0" distL="114300" distR="114300" simplePos="0" relativeHeight="251856896" behindDoc="0" locked="0" layoutInCell="1" allowOverlap="1" wp14:anchorId="4D954EDC" wp14:editId="4346E09A">
-                  <wp:simplePos x="0" y="0"/>
-                  <wp:positionH relativeFrom="column">
-                    <wp:posOffset>1589659</wp:posOffset>
-                  </wp:positionH>
-                  <wp:positionV relativeFrom="paragraph">
-                    <wp:posOffset>31750</wp:posOffset>
-                  </wp:positionV>
-                  <wp:extent cx="100330" cy="99695"/>
-                  <wp:effectExtent l="0" t="0" r="1270" b="1905"/>
-                  <wp:wrapNone/>
-                  <wp:docPr id="1455172778" name="Image 10"/>
-                  <wp:cNvGraphicFramePr/>
-                  <a:graphic xmlns:a="http://schemas.openxmlformats.org/drawingml/2006/main">
-                    <a:graphicData uri="http://schemas.openxmlformats.org/drawingml/2006/picture">
-                      <pic:pic xmlns:pic="http://schemas.openxmlformats.org/drawingml/2006/picture">
-                        <pic:nvPicPr>
-                          <pic:cNvPr id="1113362078" name="Image 10"/>
-                          <pic:cNvPicPr/>
-                        </pic:nvPicPr>
-                        <pic:blipFill>
-                          <a:blip r:embed="rId10" cstate="print"/>
-                          <a:stretch>
-                            <a:fillRect/>
-                          </a:stretch>
-                        </pic:blipFill>
-                        <pic:spPr>
-                          <a:xfrm>
-                            <a:off x="0" y="0"/>
-                            <a:ext cx="100330" cy="99695"/>
-                          </a:xfrm>
-                          <a:prstGeom prst="rect">
-                            <a:avLst/>
-                          </a:prstGeom>
-                        </pic:spPr>
-                      </pic:pic>
-                    </a:graphicData>
-                  </a:graphic>
-                </wp:anchor>
-              </w:drawing>
-            </w:r>
-          </w:p>
-        </w:tc>
-        <w:tc>
-          <w:tcPr>
-            <w:tcW w:w="8280" w:type="dxa"/>
-          </w:tcPr>
-          <w:p>
-            <w:pPr>
-              <w:spacing w:line="240" w:lineRule="auto"/>
-              <w:ind w:left="0" w:firstLine="0"/>
-              <w:rPr>
-                <w:i/>
-                <w:iCs/>
-                <w:sz w:val="23"/>
-                <w:szCs w:val="23"/>
-              </w:rPr>
-            </w:pPr>
-            <w:r>
-              <w:rPr>
-                <w:b/>
-                <w:bCs/>
-                <w:sz w:val="23"/>
-                <w:szCs w:val="23"/>
-              </w:rPr>
-              <w:t xml:space="preserve">Rajyashree Sen, </w:t>
-            </w:r>
-            <w:r>
-              <w:rPr>
-                <w:sz w:val="23"/>
-                <w:szCs w:val="23"/>
-              </w:rPr>
-              <w:t xml:space="preserve">Alexander Medoff, Baihe Zhang, Molly Rose Graff, Mira </w:t>
-            </w:r>
-            <w:proofErr w:type="spellStart"/>
-            <w:r>
-              <w:rPr>
-                <w:sz w:val="23"/>
-                <w:szCs w:val="23"/>
-              </w:rPr>
-              <w:t>Vanchiswar</w:t>
-            </w:r>
-            <w:proofErr w:type="spellEnd"/>
-            <w:r>
-              <w:rPr>
-                <w:sz w:val="23"/>
-                <w:szCs w:val="23"/>
-              </w:rPr>
-              <w:t xml:space="preserve">, Larry Abbott, Richard Axel (2026). “Combined coding of social and spatial information in the mouse </w:t>
-            </w:r>
-            <w:proofErr w:type="spellStart"/>
-            <w:r>
-              <w:rPr>
-                <w:sz w:val="23"/>
-                <w:szCs w:val="23"/>
-              </w:rPr>
-              <w:t>dorso</w:t>
-            </w:r>
-            <w:proofErr w:type="spellEnd"/>
-            <w:r>
-              <w:rPr>
-                <w:sz w:val="23"/>
-                <w:szCs w:val="23"/>
-              </w:rPr>
-              <w:t>-medial prefrontal cortex”</w:t>
-            </w:r>
-            <w:r>
-              <w:rPr>
-                <w:sz w:val="23"/>
-                <w:szCs w:val="23"/>
-              </w:rPr>
-              <w:t>”.</w:t>
-            </w:r>
-            <w:r>
-              <w:rPr>
-                <w:b/>
-                <w:bCs/>
-                <w:sz w:val="23"/>
-                <w:szCs w:val="23"/>
-              </w:rPr>
-              <w:t xml:space="preserve"> </w:t>
             </w:r>
             <w:r>
               <w:rPr>
@@ -6911,39 +6446,7 @@
                 <w:sz w:val="23"/>
                 <w:szCs w:val="23"/>
               </w:rPr>
-              <w:t xml:space="preserve">, Ryo Minegishi, Michael </w:t>
-            </w:r>
-            <w:proofErr w:type="spellStart"/>
-            <w:r>
-              <w:rPr>
-                <w:sz w:val="23"/>
-                <w:szCs w:val="23"/>
-              </w:rPr>
-              <w:t>Dübbert</w:t>
-            </w:r>
-            <w:proofErr w:type="spellEnd"/>
-            <w:r>
-              <w:rPr>
-                <w:sz w:val="23"/>
-                <w:szCs w:val="23"/>
-              </w:rPr>
-              <w:t xml:space="preserve">, Till </w:t>
-            </w:r>
-            <w:proofErr w:type="spellStart"/>
-            <w:r>
-              <w:rPr>
-                <w:sz w:val="23"/>
-                <w:szCs w:val="23"/>
-              </w:rPr>
-              <w:t>Bockemühl</w:t>
-            </w:r>
-            <w:proofErr w:type="spellEnd"/>
-            <w:r>
-              <w:rPr>
-                <w:sz w:val="23"/>
-                <w:szCs w:val="23"/>
-              </w:rPr>
-              <w:t xml:space="preserve">, Ansgar </w:t>
+              <w:t xml:space="preserve">, Ryo Minegishi, Michael Dübbert, Till Bockemühl, Ansgar </w:t>
             </w:r>
             <w:proofErr w:type="spellStart"/>
             <w:r>
@@ -7451,6 +6954,742 @@
             </w:pPr>
             <w:r>
               <w:rPr>
+                <w:b/>
+                <w:bCs/>
+                <w:noProof/>
+                <w:sz w:val="23"/>
+                <w:szCs w:val="23"/>
+              </w:rPr>
+              <w:drawing>
+                <wp:anchor distT="0" distB="0" distL="114300" distR="114300" simplePos="0" relativeHeight="251667456" behindDoc="0" locked="0" layoutInCell="1" allowOverlap="1" wp14:anchorId="6C5FF93D" wp14:editId="19D0D568">
+                  <wp:simplePos x="0" y="0"/>
+                  <wp:positionH relativeFrom="column">
+                    <wp:posOffset>1595501</wp:posOffset>
+                  </wp:positionH>
+                  <wp:positionV relativeFrom="paragraph">
+                    <wp:posOffset>32385</wp:posOffset>
+                  </wp:positionV>
+                  <wp:extent cx="100330" cy="99695"/>
+                  <wp:effectExtent l="0" t="0" r="1270" b="1905"/>
+                  <wp:wrapNone/>
+                  <wp:docPr id="91604200" name="Image 10"/>
+                  <wp:cNvGraphicFramePr/>
+                  <a:graphic xmlns:a="http://schemas.openxmlformats.org/drawingml/2006/main">
+                    <a:graphicData uri="http://schemas.openxmlformats.org/drawingml/2006/picture">
+                      <pic:pic xmlns:pic="http://schemas.openxmlformats.org/drawingml/2006/picture">
+                        <pic:nvPicPr>
+                          <pic:cNvPr id="91604200" name="Image 10"/>
+                          <pic:cNvPicPr/>
+                        </pic:nvPicPr>
+                        <pic:blipFill>
+                          <a:blip r:embed="rId10" cstate="print"/>
+                          <a:stretch>
+                            <a:fillRect/>
+                          </a:stretch>
+                        </pic:blipFill>
+                        <pic:spPr>
+                          <a:xfrm>
+                            <a:off x="0" y="0"/>
+                            <a:ext cx="100330" cy="99695"/>
+                          </a:xfrm>
+                          <a:prstGeom prst="rect">
+                            <a:avLst/>
+                          </a:prstGeom>
+                        </pic:spPr>
+                      </pic:pic>
+                    </a:graphicData>
+                  </a:graphic>
+                </wp:anchor>
+              </w:drawing>
+            </w:r>
+          </w:p>
+        </w:tc>
+        <w:tc>
+          <w:tcPr>
+            <w:tcW w:w="8280" w:type="dxa"/>
+          </w:tcPr>
+          <w:p>
+            <w:pPr>
+              <w:spacing w:line="240" w:lineRule="auto"/>
+              <w:ind w:left="0" w:firstLine="0"/>
+              <w:rPr>
+                <w:sz w:val="23"/>
+                <w:szCs w:val="23"/>
+              </w:rPr>
+            </w:pPr>
+            <w:r>
+              <w:rPr>
+                <w:b/>
+                <w:bCs/>
+                <w:sz w:val="23"/>
+                <w:szCs w:val="23"/>
+              </w:rPr>
+              <w:t>Rajyashree Sen</w:t>
+            </w:r>
+            <w:r>
+              <w:rPr>
+                <w:sz w:val="23"/>
+                <w:szCs w:val="23"/>
+              </w:rPr>
+              <w:t xml:space="preserve">, Ming Wu, Kristin Branson, Alice Robie, Gerald M. Rubin and Barry J. Dickson (2017). “Moonwalker descending neurons mediate visually evoked retreat in </w:t>
+            </w:r>
+            <w:r>
+              <w:rPr>
+                <w:i/>
+                <w:iCs/>
+                <w:sz w:val="23"/>
+                <w:szCs w:val="23"/>
+              </w:rPr>
+              <w:t>Drosophila</w:t>
+            </w:r>
+            <w:r>
+              <w:rPr>
+                <w:sz w:val="23"/>
+                <w:szCs w:val="23"/>
+              </w:rPr>
+              <w:t xml:space="preserve">” </w:t>
+            </w:r>
+            <w:r>
+              <w:rPr>
+                <w:b/>
+                <w:bCs/>
+                <w:i/>
+                <w:iCs/>
+                <w:color w:val="00786B"/>
+                <w:sz w:val="23"/>
+                <w:szCs w:val="23"/>
+              </w:rPr>
+              <w:t>Current Biology</w:t>
+            </w:r>
+            <w:r>
+              <w:rPr>
+                <w:sz w:val="23"/>
+                <w:szCs w:val="23"/>
+              </w:rPr>
+              <w:t>.</w:t>
+            </w:r>
+            <w:r>
+              <w:rPr>
+                <w:color w:val="00786B"/>
+                <w:sz w:val="23"/>
+                <w:szCs w:val="23"/>
+              </w:rPr>
+              <w:t xml:space="preserve"> </w:t>
+            </w:r>
+            <w:r>
+              <w:rPr>
+                <w:sz w:val="23"/>
+                <w:szCs w:val="23"/>
+              </w:rPr>
+              <w:t>27(5): 766-771.</w:t>
+            </w:r>
+            <w:r>
+              <w:rPr>
+                <w:sz w:val="23"/>
+                <w:szCs w:val="23"/>
+              </w:rPr>
+              <w:t xml:space="preserve"> </w:t>
+            </w:r>
+          </w:p>
+          <w:p>
+            <w:pPr>
+              <w:spacing w:line="240" w:lineRule="auto"/>
+              <w:ind w:left="0" w:firstLine="0"/>
+              <w:rPr>
+                <w:i/>
+                <w:iCs/>
+                <w:sz w:val="23"/>
+                <w:szCs w:val="23"/>
+              </w:rPr>
+            </w:pPr>
+            <w:r>
+              <w:rPr>
+                <w:i/>
+                <w:iCs/>
+                <w:sz w:val="23"/>
+                <w:szCs w:val="23"/>
+              </w:rPr>
+              <w:t>DOI:</w:t>
+            </w:r>
+            <w:r>
+              <w:t xml:space="preserve"> </w:t>
+            </w:r>
+            <w:hyperlink r:id="rId15" w:tgtFrame="_blank" w:tooltip="Persistent link using digital object identifier" w:history="1">
+              <w:r>
+                <w:rPr>
+                  <w:rStyle w:val="Hyperlink"/>
+                  <w:i/>
+                  <w:iCs/>
+                  <w:sz w:val="23"/>
+                  <w:szCs w:val="23"/>
+                </w:rPr>
+                <w:t>https://doi.org/10.1016/j.cub.2017.02.008</w:t>
+              </w:r>
+            </w:hyperlink>
+          </w:p>
+        </w:tc>
+      </w:tr>
+      <w:tr>
+        <w:trPr>
+          <w:trHeight w:hRule="exact" w:val="99"/>
+        </w:trPr>
+        <w:tc>
+          <w:tcPr>
+            <w:tcW w:w="2790" w:type="dxa"/>
+          </w:tcPr>
+          <w:p>
+            <w:pPr>
+              <w:spacing w:line="240" w:lineRule="auto"/>
+              <w:ind w:left="0" w:firstLine="0"/>
+              <w:jc w:val="center"/>
+              <w:rPr>
+                <w:b/>
+                <w:bCs/>
+                <w:sz w:val="22"/>
+                <w:szCs w:val="22"/>
+              </w:rPr>
+            </w:pPr>
+          </w:p>
+        </w:tc>
+        <w:tc>
+          <w:tcPr>
+            <w:tcW w:w="8280" w:type="dxa"/>
+          </w:tcPr>
+          <w:p>
+            <w:pPr>
+              <w:spacing w:line="240" w:lineRule="auto"/>
+              <w:ind w:left="0" w:firstLine="0"/>
+              <w:rPr>
+                <w:sz w:val="22"/>
+                <w:szCs w:val="22"/>
+              </w:rPr>
+            </w:pPr>
+          </w:p>
+          <w:p>
+            <w:pPr>
+              <w:rPr>
+                <w:sz w:val="22"/>
+                <w:szCs w:val="22"/>
+              </w:rPr>
+            </w:pPr>
+          </w:p>
+          <w:p>
+            <w:pPr>
+              <w:tabs>
+                <w:tab w:val="left" w:pos="2238"/>
+                <w:tab w:val="right" w:pos="7254"/>
+              </w:tabs>
+              <w:rPr>
+                <w:sz w:val="22"/>
+                <w:szCs w:val="22"/>
+              </w:rPr>
+            </w:pPr>
+            <w:r>
+              <w:rPr>
+                <w:sz w:val="22"/>
+                <w:szCs w:val="22"/>
+              </w:rPr>
+              <w:tab/>
+            </w:r>
+            <w:r>
+              <w:rPr>
+                <w:sz w:val="22"/>
+                <w:szCs w:val="22"/>
+              </w:rPr>
+              <w:tab/>
+            </w:r>
+            <w:r>
+              <w:rPr>
+                <w:sz w:val="22"/>
+                <w:szCs w:val="22"/>
+              </w:rPr>
+              <w:tab/>
+            </w:r>
+          </w:p>
+        </w:tc>
+      </w:tr>
+      <w:tr>
+        <w:tc>
+          <w:tcPr>
+            <w:tcW w:w="2790" w:type="dxa"/>
+          </w:tcPr>
+          <w:p>
+            <w:pPr>
+              <w:spacing w:line="240" w:lineRule="auto"/>
+              <w:ind w:left="0" w:firstLine="0"/>
+              <w:jc w:val="center"/>
+              <w:rPr>
+                <w:b/>
+                <w:bCs/>
+                <w:sz w:val="28"/>
+                <w:szCs w:val="28"/>
+              </w:rPr>
+            </w:pPr>
+            <w:r>
+              <w:rPr>
+                <w:sz w:val="28"/>
+                <w:szCs w:val="28"/>
+              </w:rPr>
+              <w:t>PRESENTATIONS</w:t>
+            </w:r>
+          </w:p>
+        </w:tc>
+        <w:tc>
+          <w:tcPr>
+            <w:tcW w:w="8280" w:type="dxa"/>
+          </w:tcPr>
+          <w:p>
+            <w:pPr>
+              <w:spacing w:line="240" w:lineRule="auto"/>
+              <w:ind w:left="0" w:firstLine="0"/>
+              <w:rPr>
+                <w:sz w:val="22"/>
+                <w:szCs w:val="22"/>
+              </w:rPr>
+            </w:pPr>
+          </w:p>
+        </w:tc>
+      </w:tr>
+      <w:tr>
+        <w:tc>
+          <w:tcPr>
+            <w:tcW w:w="2790" w:type="dxa"/>
+          </w:tcPr>
+          <w:p>
+            <w:pPr>
+              <w:spacing w:line="240" w:lineRule="auto"/>
+              <w:ind w:left="0" w:firstLine="0"/>
+              <w:jc w:val="center"/>
+              <w:rPr>
+                <w:sz w:val="23"/>
+                <w:szCs w:val="23"/>
+              </w:rPr>
+            </w:pPr>
+            <w:r>
+              <w:rPr>
+                <w:noProof/>
+                <w:sz w:val="23"/>
+                <w:szCs w:val="23"/>
+              </w:rPr>
+              <w:drawing>
+                <wp:anchor distT="0" distB="0" distL="114300" distR="114300" simplePos="0" relativeHeight="251869184" behindDoc="0" locked="0" layoutInCell="1" allowOverlap="1" wp14:anchorId="425A6486" wp14:editId="20CF3E7A">
+                  <wp:simplePos x="0" y="0"/>
+                  <wp:positionH relativeFrom="column">
+                    <wp:posOffset>1595755</wp:posOffset>
+                  </wp:positionH>
+                  <wp:positionV relativeFrom="paragraph">
+                    <wp:posOffset>31115</wp:posOffset>
+                  </wp:positionV>
+                  <wp:extent cx="100330" cy="99695"/>
+                  <wp:effectExtent l="0" t="0" r="1270" b="1905"/>
+                  <wp:wrapNone/>
+                  <wp:docPr id="941754751" name="Image 10"/>
+                  <wp:cNvGraphicFramePr/>
+                  <a:graphic xmlns:a="http://schemas.openxmlformats.org/drawingml/2006/main">
+                    <a:graphicData uri="http://schemas.openxmlformats.org/drawingml/2006/picture">
+                      <pic:pic xmlns:pic="http://schemas.openxmlformats.org/drawingml/2006/picture">
+                        <pic:nvPicPr>
+                          <pic:cNvPr id="1956461737" name="Image 10"/>
+                          <pic:cNvPicPr/>
+                        </pic:nvPicPr>
+                        <pic:blipFill>
+                          <a:blip r:embed="rId10" cstate="print"/>
+                          <a:stretch>
+                            <a:fillRect/>
+                          </a:stretch>
+                        </pic:blipFill>
+                        <pic:spPr>
+                          <a:xfrm>
+                            <a:off x="0" y="0"/>
+                            <a:ext cx="100330" cy="99695"/>
+                          </a:xfrm>
+                          <a:prstGeom prst="rect">
+                            <a:avLst/>
+                          </a:prstGeom>
+                        </pic:spPr>
+                      </pic:pic>
+                    </a:graphicData>
+                  </a:graphic>
+                </wp:anchor>
+              </w:drawing>
+            </w:r>
+            <w:r>
+              <w:rPr>
+                <w:sz w:val="23"/>
+                <w:szCs w:val="23"/>
+              </w:rPr>
+              <w:t>0</w:t>
+            </w:r>
+            <w:r>
+              <w:rPr>
+                <w:sz w:val="23"/>
+                <w:szCs w:val="23"/>
+              </w:rPr>
+              <w:t>8</w:t>
+            </w:r>
+            <w:r>
+              <w:rPr>
+                <w:sz w:val="23"/>
+                <w:szCs w:val="23"/>
+              </w:rPr>
+              <w:t>/</w:t>
+            </w:r>
+            <w:r>
+              <w:rPr>
+                <w:sz w:val="23"/>
+                <w:szCs w:val="23"/>
+              </w:rPr>
+              <w:t>202</w:t>
+            </w:r>
+            <w:r>
+              <w:rPr>
+                <w:sz w:val="23"/>
+                <w:szCs w:val="23"/>
+              </w:rPr>
+              <w:t xml:space="preserve">6              </w:t>
+            </w:r>
+          </w:p>
+        </w:tc>
+        <w:tc>
+          <w:tcPr>
+            <w:tcW w:w="8280" w:type="dxa"/>
+          </w:tcPr>
+          <w:p>
+            <w:pPr>
+              <w:ind w:left="0" w:firstLine="0"/>
+              <w:rPr>
+                <w:sz w:val="23"/>
+                <w:szCs w:val="23"/>
+              </w:rPr>
+            </w:pPr>
+            <w:r>
+              <w:rPr>
+                <w:b/>
+                <w:bCs/>
+                <w:sz w:val="23"/>
+                <w:szCs w:val="23"/>
+              </w:rPr>
+              <w:t>Poster</w:t>
+            </w:r>
+            <w:r>
+              <w:rPr>
+                <w:b/>
+                <w:bCs/>
+                <w:sz w:val="23"/>
+                <w:szCs w:val="23"/>
+              </w:rPr>
+              <w:t xml:space="preserve"> |</w:t>
+            </w:r>
+            <w:r>
+              <w:rPr>
+                <w:sz w:val="23"/>
+                <w:szCs w:val="23"/>
+              </w:rPr>
+              <w:t xml:space="preserve"> </w:t>
+            </w:r>
+            <w:r>
+              <w:rPr>
+                <w:sz w:val="23"/>
+                <w:szCs w:val="23"/>
+              </w:rPr>
+              <w:t xml:space="preserve">A new code for position: flat neural maps in mouse medial </w:t>
+            </w:r>
+          </w:p>
+          <w:p>
+            <w:pPr>
+              <w:spacing w:line="240" w:lineRule="auto"/>
+              <w:ind w:left="0" w:firstLine="0"/>
+              <w:rPr>
+                <w:sz w:val="23"/>
+                <w:szCs w:val="23"/>
+              </w:rPr>
+            </w:pPr>
+            <w:r>
+              <w:rPr>
+                <w:sz w:val="23"/>
+                <w:szCs w:val="23"/>
+              </w:rPr>
+              <w:t>frontal cortex</w:t>
+            </w:r>
+            <w:r>
+              <w:rPr>
+                <w:sz w:val="23"/>
+                <w:szCs w:val="23"/>
+              </w:rPr>
+              <w:t xml:space="preserve"> </w:t>
+            </w:r>
+            <w:r>
+              <w:rPr>
+                <w:b/>
+                <w:bCs/>
+                <w:sz w:val="23"/>
+                <w:szCs w:val="23"/>
+              </w:rPr>
+              <w:t>(</w:t>
+            </w:r>
+            <w:r>
+              <w:rPr>
+                <w:b/>
+                <w:bCs/>
+                <w:sz w:val="23"/>
+                <w:szCs w:val="23"/>
+              </w:rPr>
+              <w:t>selected</w:t>
+            </w:r>
+            <w:r>
+              <w:rPr>
+                <w:b/>
+                <w:bCs/>
+                <w:sz w:val="23"/>
+                <w:szCs w:val="23"/>
+              </w:rPr>
+              <w:t>, forthcoming</w:t>
+            </w:r>
+            <w:r>
+              <w:rPr>
+                <w:b/>
+                <w:bCs/>
+                <w:sz w:val="23"/>
+                <w:szCs w:val="23"/>
+              </w:rPr>
+              <w:t>)</w:t>
+            </w:r>
+          </w:p>
+          <w:p>
+            <w:pPr>
+              <w:spacing w:line="240" w:lineRule="auto"/>
+              <w:ind w:left="0" w:firstLine="0"/>
+              <w:rPr>
+                <w:sz w:val="23"/>
+                <w:szCs w:val="23"/>
+              </w:rPr>
+            </w:pPr>
+            <w:r>
+              <w:rPr>
+                <w:sz w:val="23"/>
+                <w:szCs w:val="23"/>
+              </w:rPr>
+              <w:t xml:space="preserve">Rajyashree Sen, </w:t>
+            </w:r>
+            <w:r>
+              <w:rPr>
+                <w:sz w:val="23"/>
+                <w:szCs w:val="23"/>
+              </w:rPr>
+              <w:t>Alexander Medoff</w:t>
+            </w:r>
+            <w:r>
+              <w:rPr>
+                <w:sz w:val="23"/>
+                <w:szCs w:val="23"/>
+              </w:rPr>
+              <w:t xml:space="preserve">, </w:t>
+            </w:r>
+            <w:r>
+              <w:rPr>
+                <w:sz w:val="23"/>
+                <w:szCs w:val="23"/>
+              </w:rPr>
+              <w:t>Lorenzo Posani</w:t>
+            </w:r>
+            <w:r>
+              <w:rPr>
+                <w:sz w:val="23"/>
+                <w:szCs w:val="23"/>
+              </w:rPr>
+              <w:t xml:space="preserve">, </w:t>
+            </w:r>
+            <w:r>
+              <w:rPr>
+                <w:sz w:val="23"/>
+                <w:szCs w:val="23"/>
+              </w:rPr>
+              <w:t>Larry Abbott</w:t>
+            </w:r>
+            <w:r>
+              <w:rPr>
+                <w:sz w:val="23"/>
+                <w:szCs w:val="23"/>
+              </w:rPr>
+              <w:t xml:space="preserve">, </w:t>
+            </w:r>
+            <w:r>
+              <w:rPr>
+                <w:sz w:val="23"/>
+                <w:szCs w:val="23"/>
+              </w:rPr>
+              <w:t>Richard Axel</w:t>
+            </w:r>
+            <w:r>
+              <w:rPr>
+                <w:sz w:val="23"/>
+                <w:szCs w:val="23"/>
+              </w:rPr>
+              <w:t xml:space="preserve">, and </w:t>
+            </w:r>
+            <w:r>
+              <w:rPr>
+                <w:sz w:val="23"/>
+                <w:szCs w:val="23"/>
+              </w:rPr>
+              <w:t>Stefano Fusi</w:t>
+            </w:r>
+            <w:r>
+              <w:rPr>
+                <w:sz w:val="23"/>
+                <w:szCs w:val="23"/>
+              </w:rPr>
+              <w:t>.</w:t>
+            </w:r>
+          </w:p>
+          <w:p>
+            <w:pPr>
+              <w:spacing w:line="240" w:lineRule="auto"/>
+              <w:ind w:left="0" w:firstLine="0"/>
+              <w:rPr>
+                <w:sz w:val="23"/>
+                <w:szCs w:val="23"/>
+              </w:rPr>
+            </w:pPr>
+            <w:r>
+              <w:rPr>
+                <w:i/>
+                <w:iCs/>
+                <w:color w:val="000000" w:themeColor="text1"/>
+                <w:sz w:val="23"/>
+                <w:szCs w:val="23"/>
+              </w:rPr>
+              <w:t>Cognitive Computational Neuroscience Conference</w:t>
+            </w:r>
+            <w:r>
+              <w:rPr>
+                <w:i/>
+                <w:iCs/>
+                <w:color w:val="000000" w:themeColor="text1"/>
+                <w:sz w:val="23"/>
+                <w:szCs w:val="23"/>
+              </w:rPr>
+              <w:t xml:space="preserve">, </w:t>
+            </w:r>
+            <w:r>
+              <w:rPr>
+                <w:i/>
+                <w:iCs/>
+                <w:color w:val="000000" w:themeColor="text1"/>
+                <w:sz w:val="23"/>
+                <w:szCs w:val="23"/>
+              </w:rPr>
+              <w:t>New York University, USA</w:t>
+            </w:r>
+            <w:r>
+              <w:rPr>
+                <w:i/>
+                <w:iCs/>
+                <w:color w:val="000000" w:themeColor="text1"/>
+                <w:sz w:val="23"/>
+                <w:szCs w:val="23"/>
+              </w:rPr>
+              <w:t xml:space="preserve"> </w:t>
+            </w:r>
+          </w:p>
+        </w:tc>
+      </w:tr>
+      <w:tr>
+        <w:trPr>
+          <w:trHeight w:hRule="exact" w:val="99"/>
+        </w:trPr>
+        <w:tc>
+          <w:tcPr>
+            <w:tcW w:w="2790" w:type="dxa"/>
+          </w:tcPr>
+          <w:p>
+            <w:pPr>
+              <w:spacing w:line="240" w:lineRule="auto"/>
+              <w:ind w:left="0" w:firstLine="0"/>
+              <w:jc w:val="center"/>
+              <w:rPr>
+                <w:b/>
+                <w:bCs/>
+                <w:sz w:val="22"/>
+                <w:szCs w:val="22"/>
+              </w:rPr>
+            </w:pPr>
+          </w:p>
+        </w:tc>
+        <w:tc>
+          <w:tcPr>
+            <w:tcW w:w="8280" w:type="dxa"/>
+          </w:tcPr>
+          <w:p>
+            <w:pPr>
+              <w:spacing w:line="240" w:lineRule="auto"/>
+              <w:ind w:left="0" w:firstLine="0"/>
+              <w:rPr>
+                <w:sz w:val="22"/>
+                <w:szCs w:val="22"/>
+              </w:rPr>
+            </w:pPr>
+          </w:p>
+          <w:p>
+            <w:pPr>
+              <w:rPr>
+                <w:sz w:val="22"/>
+                <w:szCs w:val="22"/>
+              </w:rPr>
+            </w:pPr>
+          </w:p>
+          <w:p>
+            <w:pPr>
+              <w:tabs>
+                <w:tab w:val="left" w:pos="2238"/>
+                <w:tab w:val="right" w:pos="7254"/>
+              </w:tabs>
+              <w:rPr>
+                <w:sz w:val="22"/>
+                <w:szCs w:val="22"/>
+              </w:rPr>
+            </w:pPr>
+            <w:r>
+              <w:rPr>
+                <w:sz w:val="22"/>
+                <w:szCs w:val="22"/>
+              </w:rPr>
+              <w:tab/>
+            </w:r>
+            <w:r>
+              <w:rPr>
+                <w:sz w:val="22"/>
+                <w:szCs w:val="22"/>
+              </w:rPr>
+              <w:tab/>
+            </w:r>
+            <w:r>
+              <w:rPr>
+                <w:sz w:val="22"/>
+                <w:szCs w:val="22"/>
+              </w:rPr>
+              <w:tab/>
+            </w:r>
+          </w:p>
+        </w:tc>
+      </w:tr>
+      <w:tr>
+        <w:tc>
+          <w:tcPr>
+            <w:tcW w:w="2790" w:type="dxa"/>
+          </w:tcPr>
+          <w:p>
+            <w:pPr>
+              <w:spacing w:line="240" w:lineRule="auto"/>
+              <w:ind w:left="0" w:firstLine="0"/>
+              <w:jc w:val="center"/>
+              <w:rPr>
+                <w:sz w:val="23"/>
+                <w:szCs w:val="23"/>
+              </w:rPr>
+            </w:pPr>
+            <w:r>
+              <w:rPr>
                 <w:noProof/>
                 <w:sz w:val="23"/>
                 <w:szCs w:val="23"/>
@@ -7459,13 +7698,13 @@
               <mc:AlternateContent>
                 <mc:Choice Requires="wps">
                   <w:drawing>
-                    <wp:anchor distT="0" distB="0" distL="114300" distR="114300" simplePos="0" relativeHeight="251521018" behindDoc="0" locked="0" layoutInCell="1" allowOverlap="1" wp14:anchorId="5153E853" wp14:editId="667A14C7">
+                    <wp:anchor distT="0" distB="0" distL="114300" distR="114300" simplePos="0" relativeHeight="251521018" behindDoc="0" locked="0" layoutInCell="1" allowOverlap="1" wp14:anchorId="5153E853" wp14:editId="6913244C">
                       <wp:simplePos x="0" y="0"/>
                       <wp:positionH relativeFrom="column">
                         <wp:posOffset>1651635</wp:posOffset>
                       </wp:positionH>
                       <wp:positionV relativeFrom="paragraph">
-                        <wp:posOffset>-84455</wp:posOffset>
+                        <wp:posOffset>-88207</wp:posOffset>
                       </wp:positionV>
                       <wp:extent cx="1270" cy="8562975"/>
                       <wp:effectExtent l="12700" t="0" r="36830" b="34925"/>
@@ -7519,7 +7758,7 @@
                 </mc:Choice>
                 <mc:Fallback>
                   <w:pict>
-                    <v:line w14:anchorId="36E42DF8" id="Straight Connector 6" o:spid="_x0000_s1026" style="position:absolute;z-index:251521018;visibility:visible;mso-wrap-style:square;mso-width-percent:0;mso-height-percent:0;mso-wrap-distance-left:9pt;mso-wrap-distance-top:0;mso-wrap-distance-right:9pt;mso-wrap-distance-bottom:0;mso-position-horizontal:absolute;mso-position-horizontal-relative:text;mso-position-vertical:absolute;mso-position-vertical-relative:text;mso-width-percent:0;mso-height-percent:0;mso-width-relative:margin;mso-height-relative:margin" from="130.05pt,-6.65pt" to="130.15pt,667.6pt" o:gfxdata="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" strokecolor="#727272" strokeweight="3pt">
+                    <v:line w14:anchorId="3F91A002" id="Straight Connector 6" o:spid="_x0000_s1026" style="position:absolute;z-index:251521018;visibility:visible;mso-wrap-style:square;mso-width-percent:0;mso-height-percent:0;mso-wrap-distance-left:9pt;mso-wrap-distance-top:0;mso-wrap-distance-right:9pt;mso-wrap-distance-bottom:0;mso-position-horizontal:absolute;mso-position-horizontal-relative:text;mso-position-vertical:absolute;mso-position-vertical-relative:text;mso-width-percent:0;mso-height-percent:0;mso-width-relative:margin;mso-height-relative:margin" from="130.05pt,-6.95pt" to="130.15pt,667.3pt" o:gfxdata="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" strokecolor="#727272" strokeweight="3pt">
                       <v:stroke joinstyle="miter"/>
                     </v:line>
                   </w:pict>
@@ -7528,483 +7767,12 @@
             </w:r>
             <w:r>
               <w:rPr>
-                <w:b/>
-                <w:bCs/>
                 <w:noProof/>
                 <w:sz w:val="23"/>
                 <w:szCs w:val="23"/>
               </w:rPr>
               <w:drawing>
-                <wp:anchor distT="0" distB="0" distL="114300" distR="114300" simplePos="0" relativeHeight="251667456" behindDoc="0" locked="0" layoutInCell="1" allowOverlap="1" wp14:anchorId="6C5FF93D" wp14:editId="19D0D568">
-                  <wp:simplePos x="0" y="0"/>
-                  <wp:positionH relativeFrom="column">
-                    <wp:posOffset>1595501</wp:posOffset>
-                  </wp:positionH>
-                  <wp:positionV relativeFrom="paragraph">
-                    <wp:posOffset>32385</wp:posOffset>
-                  </wp:positionV>
-                  <wp:extent cx="100330" cy="99695"/>
-                  <wp:effectExtent l="0" t="0" r="1270" b="1905"/>
-                  <wp:wrapNone/>
-                  <wp:docPr id="91604200" name="Image 10"/>
-                  <wp:cNvGraphicFramePr/>
-                  <a:graphic xmlns:a="http://schemas.openxmlformats.org/drawingml/2006/main">
-                    <a:graphicData uri="http://schemas.openxmlformats.org/drawingml/2006/picture">
-                      <pic:pic xmlns:pic="http://schemas.openxmlformats.org/drawingml/2006/picture">
-                        <pic:nvPicPr>
-                          <pic:cNvPr id="91604200" name="Image 10"/>
-                          <pic:cNvPicPr/>
-                        </pic:nvPicPr>
-                        <pic:blipFill>
-                          <a:blip r:embed="rId10" cstate="print"/>
-                          <a:stretch>
-                            <a:fillRect/>
-                          </a:stretch>
-                        </pic:blipFill>
-                        <pic:spPr>
-                          <a:xfrm>
-                            <a:off x="0" y="0"/>
-                            <a:ext cx="100330" cy="99695"/>
-                          </a:xfrm>
-                          <a:prstGeom prst="rect">
-                            <a:avLst/>
-                          </a:prstGeom>
-                        </pic:spPr>
-                      </pic:pic>
-                    </a:graphicData>
-                  </a:graphic>
-                </wp:anchor>
-              </w:drawing>
-            </w:r>
-          </w:p>
-        </w:tc>
-        <w:tc>
-          <w:tcPr>
-            <w:tcW w:w="8280" w:type="dxa"/>
-          </w:tcPr>
-          <w:p>
-            <w:pPr>
-              <w:spacing w:line="240" w:lineRule="auto"/>
-              <w:ind w:left="0" w:firstLine="0"/>
-              <w:rPr>
-                <w:sz w:val="23"/>
-                <w:szCs w:val="23"/>
-              </w:rPr>
-            </w:pPr>
-            <w:r>
-              <w:rPr>
-                <w:b/>
-                <w:bCs/>
-                <w:sz w:val="23"/>
-                <w:szCs w:val="23"/>
-              </w:rPr>
-              <w:t>Rajyashree Sen</w:t>
-            </w:r>
-            <w:r>
-              <w:rPr>
-                <w:sz w:val="23"/>
-                <w:szCs w:val="23"/>
-              </w:rPr>
-              <w:t xml:space="preserve">, Ming Wu, Kristin Branson, Alice Robie, Gerald M. Rubin and Barry J. Dickson (2017). “Moonwalker descending neurons mediate visually evoked retreat in </w:t>
-            </w:r>
-            <w:r>
-              <w:rPr>
-                <w:i/>
-                <w:iCs/>
-                <w:sz w:val="23"/>
-                <w:szCs w:val="23"/>
-              </w:rPr>
-              <w:t>Drosophila</w:t>
-            </w:r>
-            <w:r>
-              <w:rPr>
-                <w:sz w:val="23"/>
-                <w:szCs w:val="23"/>
-              </w:rPr>
-              <w:t xml:space="preserve">” </w:t>
-            </w:r>
-            <w:r>
-              <w:rPr>
-                <w:b/>
-                <w:bCs/>
-                <w:i/>
-                <w:iCs/>
-                <w:color w:val="00786B"/>
-                <w:sz w:val="23"/>
-                <w:szCs w:val="23"/>
-              </w:rPr>
-              <w:t>Current Biology</w:t>
-            </w:r>
-            <w:r>
-              <w:rPr>
-                <w:sz w:val="23"/>
-                <w:szCs w:val="23"/>
-              </w:rPr>
-              <w:t>.</w:t>
-            </w:r>
-            <w:r>
-              <w:rPr>
-                <w:color w:val="00786B"/>
-                <w:sz w:val="23"/>
-                <w:szCs w:val="23"/>
-              </w:rPr>
-              <w:t xml:space="preserve"> </w:t>
-            </w:r>
-            <w:r>
-              <w:rPr>
-                <w:sz w:val="23"/>
-                <w:szCs w:val="23"/>
-              </w:rPr>
-              <w:t>27(5): 766-771.</w:t>
-            </w:r>
-            <w:r>
-              <w:rPr>
-                <w:sz w:val="23"/>
-                <w:szCs w:val="23"/>
-              </w:rPr>
-              <w:t xml:space="preserve"> </w:t>
-            </w:r>
-          </w:p>
-          <w:p>
-            <w:pPr>
-              <w:spacing w:line="240" w:lineRule="auto"/>
-              <w:ind w:left="0" w:firstLine="0"/>
-              <w:rPr>
-                <w:i/>
-                <w:iCs/>
-                <w:sz w:val="23"/>
-                <w:szCs w:val="23"/>
-              </w:rPr>
-            </w:pPr>
-            <w:r>
-              <w:rPr>
-                <w:i/>
-                <w:iCs/>
-                <w:sz w:val="23"/>
-                <w:szCs w:val="23"/>
-              </w:rPr>
-              <w:t>DOI:</w:t>
-            </w:r>
-            <w:r>
-              <w:t xml:space="preserve"> </w:t>
-            </w:r>
-            <w:hyperlink r:id="rId15" w:tgtFrame="_blank" w:tooltip="Persistent link using digital object identifier" w:history="1">
-              <w:r>
-                <w:rPr>
-                  <w:rStyle w:val="Hyperlink"/>
-                  <w:i/>
-                  <w:iCs/>
-                  <w:sz w:val="23"/>
-                  <w:szCs w:val="23"/>
-                </w:rPr>
-                <w:t>https://doi.org/10.1016/j.cub.2017.02.008</w:t>
-              </w:r>
-            </w:hyperlink>
-          </w:p>
-        </w:tc>
-      </w:tr>
-      <w:tr>
-        <w:trPr>
-          <w:trHeight w:hRule="exact" w:val="99"/>
-        </w:trPr>
-        <w:tc>
-          <w:tcPr>
-            <w:tcW w:w="2790" w:type="dxa"/>
-          </w:tcPr>
-          <w:p>
-            <w:pPr>
-              <w:spacing w:line="240" w:lineRule="auto"/>
-              <w:ind w:left="0" w:firstLine="0"/>
-              <w:jc w:val="center"/>
-              <w:rPr>
-                <w:b/>
-                <w:bCs/>
-                <w:sz w:val="22"/>
-                <w:szCs w:val="22"/>
-              </w:rPr>
-            </w:pPr>
-          </w:p>
-        </w:tc>
-        <w:tc>
-          <w:tcPr>
-            <w:tcW w:w="8280" w:type="dxa"/>
-          </w:tcPr>
-          <w:p>
-            <w:pPr>
-              <w:spacing w:line="240" w:lineRule="auto"/>
-              <w:ind w:left="0" w:firstLine="0"/>
-              <w:rPr>
-                <w:sz w:val="22"/>
-                <w:szCs w:val="22"/>
-              </w:rPr>
-            </w:pPr>
-          </w:p>
-          <w:p>
-            <w:pPr>
-              <w:rPr>
-                <w:sz w:val="22"/>
-                <w:szCs w:val="22"/>
-              </w:rPr>
-            </w:pPr>
-          </w:p>
-          <w:p>
-            <w:pPr>
-              <w:tabs>
-                <w:tab w:val="left" w:pos="2238"/>
-                <w:tab w:val="right" w:pos="7254"/>
-              </w:tabs>
-              <w:rPr>
-                <w:sz w:val="22"/>
-                <w:szCs w:val="22"/>
-              </w:rPr>
-            </w:pPr>
-            <w:r>
-              <w:rPr>
-                <w:sz w:val="22"/>
-                <w:szCs w:val="22"/>
-              </w:rPr>
-              <w:tab/>
-            </w:r>
-            <w:r>
-              <w:rPr>
-                <w:sz w:val="22"/>
-                <w:szCs w:val="22"/>
-              </w:rPr>
-              <w:tab/>
-            </w:r>
-            <w:r>
-              <w:rPr>
-                <w:sz w:val="22"/>
-                <w:szCs w:val="22"/>
-              </w:rPr>
-              <w:tab/>
-            </w:r>
-          </w:p>
-        </w:tc>
-      </w:tr>
-      <w:tr>
-        <w:trPr>
-          <w:trHeight w:hRule="exact" w:val="99"/>
-        </w:trPr>
-        <w:tc>
-          <w:tcPr>
-            <w:tcW w:w="2790" w:type="dxa"/>
-          </w:tcPr>
-          <w:p>
-            <w:pPr>
-              <w:spacing w:line="240" w:lineRule="auto"/>
-              <w:ind w:left="0" w:firstLine="0"/>
-              <w:jc w:val="center"/>
-              <w:rPr>
-                <w:b/>
-                <w:bCs/>
-                <w:sz w:val="22"/>
-                <w:szCs w:val="22"/>
-              </w:rPr>
-            </w:pPr>
-          </w:p>
-        </w:tc>
-        <w:tc>
-          <w:tcPr>
-            <w:tcW w:w="8280" w:type="dxa"/>
-          </w:tcPr>
-          <w:p>
-            <w:pPr>
-              <w:spacing w:line="240" w:lineRule="auto"/>
-              <w:ind w:left="0" w:firstLine="0"/>
-              <w:rPr>
-                <w:sz w:val="22"/>
-                <w:szCs w:val="22"/>
-              </w:rPr>
-            </w:pPr>
-          </w:p>
-          <w:p>
-            <w:pPr>
-              <w:rPr>
-                <w:sz w:val="22"/>
-                <w:szCs w:val="22"/>
-              </w:rPr>
-            </w:pPr>
-          </w:p>
-          <w:p>
-            <w:pPr>
-              <w:tabs>
-                <w:tab w:val="left" w:pos="2238"/>
-                <w:tab w:val="right" w:pos="7254"/>
-              </w:tabs>
-              <w:rPr>
-                <w:sz w:val="22"/>
-                <w:szCs w:val="22"/>
-              </w:rPr>
-            </w:pPr>
-            <w:r>
-              <w:rPr>
-                <w:sz w:val="22"/>
-                <w:szCs w:val="22"/>
-              </w:rPr>
-              <w:tab/>
-            </w:r>
-            <w:r>
-              <w:rPr>
-                <w:sz w:val="22"/>
-                <w:szCs w:val="22"/>
-              </w:rPr>
-              <w:tab/>
-            </w:r>
-            <w:r>
-              <w:rPr>
-                <w:sz w:val="22"/>
-                <w:szCs w:val="22"/>
-              </w:rPr>
-              <w:tab/>
-            </w:r>
-          </w:p>
-        </w:tc>
-      </w:tr>
-      <w:tr>
-        <w:trPr>
-          <w:trHeight w:hRule="exact" w:val="99"/>
-        </w:trPr>
-        <w:tc>
-          <w:tcPr>
-            <w:tcW w:w="2790" w:type="dxa"/>
-          </w:tcPr>
-          <w:p>
-            <w:pPr>
-              <w:spacing w:line="240" w:lineRule="auto"/>
-              <w:ind w:left="0" w:firstLine="0"/>
-              <w:jc w:val="center"/>
-              <w:rPr>
-                <w:b/>
-                <w:bCs/>
-                <w:sz w:val="22"/>
-                <w:szCs w:val="22"/>
-              </w:rPr>
-            </w:pPr>
-          </w:p>
-        </w:tc>
-        <w:tc>
-          <w:tcPr>
-            <w:tcW w:w="8280" w:type="dxa"/>
-          </w:tcPr>
-          <w:p>
-            <w:pPr>
-              <w:spacing w:line="240" w:lineRule="auto"/>
-              <w:ind w:left="0" w:firstLine="0"/>
-              <w:rPr>
-                <w:sz w:val="22"/>
-                <w:szCs w:val="22"/>
-              </w:rPr>
-            </w:pPr>
-          </w:p>
-          <w:p>
-            <w:pPr>
-              <w:rPr>
-                <w:sz w:val="22"/>
-                <w:szCs w:val="22"/>
-              </w:rPr>
-            </w:pPr>
-          </w:p>
-          <w:p>
-            <w:pPr>
-              <w:tabs>
-                <w:tab w:val="left" w:pos="2238"/>
-                <w:tab w:val="right" w:pos="7254"/>
-              </w:tabs>
-              <w:rPr>
-                <w:sz w:val="22"/>
-                <w:szCs w:val="22"/>
-              </w:rPr>
-            </w:pPr>
-            <w:r>
-              <w:rPr>
-                <w:sz w:val="22"/>
-                <w:szCs w:val="22"/>
-              </w:rPr>
-              <w:tab/>
-            </w:r>
-            <w:r>
-              <w:rPr>
-                <w:sz w:val="22"/>
-                <w:szCs w:val="22"/>
-              </w:rPr>
-              <w:tab/>
-            </w:r>
-            <w:r>
-              <w:rPr>
-                <w:sz w:val="22"/>
-                <w:szCs w:val="22"/>
-              </w:rPr>
-              <w:tab/>
-            </w:r>
-          </w:p>
-        </w:tc>
-      </w:tr>
-      <w:tr>
-        <w:tc>
-          <w:tcPr>
-            <w:tcW w:w="2790" w:type="dxa"/>
-          </w:tcPr>
-          <w:p>
-            <w:pPr>
-              <w:spacing w:line="240" w:lineRule="auto"/>
-              <w:ind w:left="0" w:firstLine="0"/>
-              <w:jc w:val="center"/>
-              <w:rPr>
-                <w:b/>
-                <w:bCs/>
-                <w:sz w:val="28"/>
-                <w:szCs w:val="28"/>
-              </w:rPr>
-            </w:pPr>
-            <w:r>
-              <w:rPr>
-                <w:sz w:val="28"/>
-                <w:szCs w:val="28"/>
-              </w:rPr>
-              <w:t>PRESENTATIONS</w:t>
-            </w:r>
-          </w:p>
-        </w:tc>
-        <w:tc>
-          <w:tcPr>
-            <w:tcW w:w="8280" w:type="dxa"/>
-          </w:tcPr>
-          <w:p>
-            <w:pPr>
-              <w:spacing w:line="240" w:lineRule="auto"/>
-              <w:ind w:left="0" w:firstLine="0"/>
-              <w:rPr>
-                <w:sz w:val="22"/>
-                <w:szCs w:val="22"/>
-              </w:rPr>
-            </w:pPr>
-          </w:p>
-        </w:tc>
-      </w:tr>
-      <w:tr>
-        <w:tc>
-          <w:tcPr>
-            <w:tcW w:w="2790" w:type="dxa"/>
-          </w:tcPr>
-          <w:p>
-            <w:pPr>
-              <w:spacing w:line="240" w:lineRule="auto"/>
-              <w:ind w:left="0" w:firstLine="0"/>
-              <w:jc w:val="center"/>
-              <w:rPr>
-                <w:sz w:val="23"/>
-                <w:szCs w:val="23"/>
-              </w:rPr>
-            </w:pPr>
-            <w:r>
-              <w:rPr>
-                <w:noProof/>
-                <w:sz w:val="23"/>
-                <w:szCs w:val="23"/>
-              </w:rPr>
-              <w:drawing>
-                <wp:anchor distT="0" distB="0" distL="114300" distR="114300" simplePos="0" relativeHeight="251854848" behindDoc="0" locked="0" layoutInCell="1" allowOverlap="1" wp14:anchorId="0B0E37C8" wp14:editId="20CD80F3">
+                <wp:anchor distT="0" distB="0" distL="114300" distR="114300" simplePos="0" relativeHeight="251854848" behindDoc="0" locked="0" layoutInCell="1" allowOverlap="1" wp14:anchorId="0B0E37C8" wp14:editId="37C4B4A5">
                   <wp:simplePos x="0" y="0"/>
                   <wp:positionH relativeFrom="column">
                     <wp:posOffset>1595755</wp:posOffset>
@@ -8201,17 +7969,8 @@
                 <w:sz w:val="23"/>
                 <w:szCs w:val="23"/>
               </w:rPr>
-              <w:t xml:space="preserve">Lorenzo </w:t>
-            </w:r>
-            <w:proofErr w:type="spellStart"/>
-            <w:r>
-              <w:rPr>
-                <w:sz w:val="23"/>
-                <w:szCs w:val="23"/>
-              </w:rPr>
-              <w:t>Posani</w:t>
-            </w:r>
-            <w:proofErr w:type="spellEnd"/>
+              <w:t>Lorenzo Posani</w:t>
+            </w:r>
             <w:r>
               <w:rPr>
                 <w:sz w:val="23"/>
@@ -8385,7 +8144,7 @@
                 <w:szCs w:val="23"/>
               </w:rPr>
               <w:drawing>
-                <wp:anchor distT="0" distB="0" distL="114300" distR="114300" simplePos="0" relativeHeight="251675648" behindDoc="0" locked="0" layoutInCell="1" allowOverlap="1" wp14:anchorId="72183446" wp14:editId="6392CB4C">
+                <wp:anchor distT="0" distB="0" distL="114300" distR="114300" simplePos="0" relativeHeight="251675648" behindDoc="0" locked="0" layoutInCell="1" allowOverlap="1" wp14:anchorId="72183446" wp14:editId="2A4BA4B1">
                   <wp:simplePos x="0" y="0"/>
                   <wp:positionH relativeFrom="column">
                     <wp:posOffset>1595755</wp:posOffset>
@@ -8650,7 +8409,7 @@
                 <w:szCs w:val="23"/>
               </w:rPr>
               <w:drawing>
-                <wp:anchor distT="0" distB="0" distL="114300" distR="114300" simplePos="0" relativeHeight="251863040" behindDoc="0" locked="0" layoutInCell="1" allowOverlap="1" wp14:anchorId="75E2E973" wp14:editId="1D22D285">
+                <wp:anchor distT="0" distB="0" distL="114300" distR="114300" simplePos="0" relativeHeight="251863040" behindDoc="0" locked="0" layoutInCell="1" allowOverlap="1" wp14:anchorId="75E2E973" wp14:editId="085AE76B">
                   <wp:simplePos x="0" y="0"/>
                   <wp:positionH relativeFrom="column">
                     <wp:posOffset>1595755</wp:posOffset>
@@ -8743,23 +8502,7 @@
                 <w:sz w:val="23"/>
                 <w:szCs w:val="23"/>
               </w:rPr>
-              <w:t xml:space="preserve">. Rajyashree Sen, Alexander Medoff, Mira </w:t>
-            </w:r>
-            <w:proofErr w:type="spellStart"/>
-            <w:r>
-              <w:rPr>
-                <w:sz w:val="23"/>
-                <w:szCs w:val="23"/>
-              </w:rPr>
-              <w:t>Vanchiswar</w:t>
-            </w:r>
-            <w:proofErr w:type="spellEnd"/>
-            <w:r>
-              <w:rPr>
-                <w:sz w:val="23"/>
-                <w:szCs w:val="23"/>
-              </w:rPr>
-              <w:t xml:space="preserve">, Larry Abbott, and Richard Axel </w:t>
+              <w:t xml:space="preserve">. Rajyashree Sen, Alexander Medoff, Mira Vanchiswar, Larry Abbott, and Richard Axel </w:t>
             </w:r>
             <w:r>
               <w:rPr>
@@ -8929,7 +8672,7 @@
                 <w:szCs w:val="23"/>
               </w:rPr>
               <w:drawing>
-                <wp:anchor distT="0" distB="0" distL="114300" distR="114300" simplePos="0" relativeHeight="251669504" behindDoc="0" locked="0" layoutInCell="1" allowOverlap="1" wp14:anchorId="6F35F6FD" wp14:editId="414E55A4">
+                <wp:anchor distT="0" distB="0" distL="114300" distR="114300" simplePos="0" relativeHeight="251669504" behindDoc="0" locked="0" layoutInCell="1" allowOverlap="1" wp14:anchorId="6F35F6FD" wp14:editId="07A0CB72">
                   <wp:simplePos x="0" y="0"/>
                   <wp:positionH relativeFrom="column">
                     <wp:posOffset>1595755</wp:posOffset>
@@ -9934,55 +9677,7 @@
                 <w:sz w:val="23"/>
                 <w:szCs w:val="23"/>
               </w:rPr>
-              <w:t xml:space="preserve">Rajyashree Sen, Till </w:t>
-            </w:r>
-            <w:proofErr w:type="spellStart"/>
-            <w:r>
-              <w:rPr>
-                <w:sz w:val="23"/>
-                <w:szCs w:val="23"/>
-              </w:rPr>
-              <w:t>Bockemühl</w:t>
-            </w:r>
-            <w:proofErr w:type="spellEnd"/>
-            <w:r>
-              <w:rPr>
-                <w:sz w:val="23"/>
-                <w:szCs w:val="23"/>
-              </w:rPr>
-              <w:t xml:space="preserve">, Kaiyu Wang, Michael </w:t>
-            </w:r>
-            <w:proofErr w:type="spellStart"/>
-            <w:r>
-              <w:rPr>
-                <w:sz w:val="23"/>
-                <w:szCs w:val="23"/>
-              </w:rPr>
-              <w:t>Dübbert</w:t>
-            </w:r>
-            <w:proofErr w:type="spellEnd"/>
-            <w:r>
-              <w:rPr>
-                <w:sz w:val="23"/>
-                <w:szCs w:val="23"/>
-              </w:rPr>
-              <w:t xml:space="preserve">, Salil </w:t>
-            </w:r>
-            <w:proofErr w:type="spellStart"/>
-            <w:r>
-              <w:rPr>
-                <w:sz w:val="23"/>
-                <w:szCs w:val="23"/>
-              </w:rPr>
-              <w:t>Bidaye</w:t>
-            </w:r>
-            <w:proofErr w:type="spellEnd"/>
-            <w:r>
-              <w:rPr>
-                <w:sz w:val="23"/>
-                <w:szCs w:val="23"/>
-              </w:rPr>
-              <w:t xml:space="preserve">, Ansgar </w:t>
+              <w:t xml:space="preserve">Rajyashree Sen, Till Bockemühl, Kaiyu Wang, Michael Dübbert, Salil Bidaye, Ansgar </w:t>
             </w:r>
             <w:proofErr w:type="spellStart"/>
             <w:r>
@@ -10019,10 +9714,8 @@
                 <w:sz w:val="23"/>
                 <w:szCs w:val="23"/>
               </w:rPr>
-              <w:t xml:space="preserve">Neural Circuits of the Insect Ventral Nerve </w:t>
-            </w:r>
-            <w:proofErr w:type="spellStart"/>
-            <w:proofErr w:type="gramStart"/>
+              <w:t>Neural Circuits of the Insect Ventral Nerve Cord,</w:t>
+            </w:r>
             <w:r>
               <w:rPr>
                 <w:i/>
@@ -10030,10 +9723,19 @@
                 <w:sz w:val="23"/>
                 <w:szCs w:val="23"/>
               </w:rPr>
-              <w:t>Cord,Janelia</w:t>
+              <w:t xml:space="preserve"> </w:t>
+            </w:r>
+            <w:proofErr w:type="spellStart"/>
+            <w:r>
+              <w:rPr>
+                <w:i/>
+                <w:iCs/>
+                <w:sz w:val="23"/>
+                <w:szCs w:val="23"/>
+              </w:rPr>
+              <w:t>Janelia</w:t>
             </w:r>
             <w:proofErr w:type="spellEnd"/>
-            <w:proofErr w:type="gramEnd"/>
             <w:r>
               <w:rPr>
                 <w:i/>
@@ -10286,23 +9988,7 @@
                 <w:sz w:val="23"/>
                 <w:szCs w:val="23"/>
               </w:rPr>
-              <w:t xml:space="preserve">Rajyashree Sen, Salil </w:t>
-            </w:r>
-            <w:proofErr w:type="spellStart"/>
-            <w:r>
-              <w:rPr>
-                <w:sz w:val="23"/>
-                <w:szCs w:val="23"/>
-              </w:rPr>
-              <w:t>Bidaye</w:t>
-            </w:r>
-            <w:proofErr w:type="spellEnd"/>
-            <w:r>
-              <w:rPr>
-                <w:sz w:val="23"/>
-                <w:szCs w:val="23"/>
-              </w:rPr>
-              <w:t xml:space="preserve"> and Barry J. Dickson.</w:t>
+              <w:t>Rajyashree Sen, Salil Bidaye and Barry J. Dickson.</w:t>
             </w:r>
           </w:p>
           <w:p>
@@ -10583,23 +10269,7 @@
                 <w:sz w:val="23"/>
                 <w:szCs w:val="23"/>
               </w:rPr>
-              <w:t xml:space="preserve">Rajyashree Sen, Salil </w:t>
-            </w:r>
-            <w:proofErr w:type="spellStart"/>
-            <w:r>
-              <w:rPr>
-                <w:sz w:val="23"/>
-                <w:szCs w:val="23"/>
-              </w:rPr>
-              <w:t>Bidaye</w:t>
-            </w:r>
-            <w:proofErr w:type="spellEnd"/>
-            <w:r>
-              <w:rPr>
-                <w:sz w:val="23"/>
-                <w:szCs w:val="23"/>
-              </w:rPr>
-              <w:t xml:space="preserve"> and Barry J. Dickson. </w:t>
+              <w:t xml:space="preserve">Rajyashree Sen, Salil Bidaye and Barry J. Dickson. </w:t>
             </w:r>
           </w:p>
           <w:p>
@@ -11003,7 +10673,6 @@
                 <w:spacing w:val="-2"/>
                 <w:sz w:val="24"/>
               </w:rPr>
-              <w:lastRenderedPageBreak/>
               <w:t>Guest Lecturer</w:t>
             </w:r>
           </w:p>
@@ -11187,6 +10856,398 @@
                 <w:szCs w:val="23"/>
               </w:rPr>
             </w:pPr>
+          </w:p>
+        </w:tc>
+        <w:tc>
+          <w:tcPr>
+            <w:tcW w:w="8280" w:type="dxa"/>
+          </w:tcPr>
+          <w:p>
+            <w:pPr>
+              <w:spacing w:line="240" w:lineRule="auto"/>
+              <w:ind w:left="0" w:firstLine="0"/>
+              <w:rPr>
+                <w:sz w:val="23"/>
+                <w:szCs w:val="23"/>
+              </w:rPr>
+            </w:pPr>
+            <w:r>
+              <w:rPr>
+                <w:sz w:val="23"/>
+                <w:szCs w:val="23"/>
+              </w:rPr>
+              <w:t>Developed a module for the course syllabus and led discussions of scientific</w:t>
+            </w:r>
+          </w:p>
+          <w:p>
+            <w:pPr>
+              <w:spacing w:line="240" w:lineRule="auto"/>
+              <w:ind w:left="0" w:firstLine="0"/>
+              <w:rPr>
+                <w:b/>
+                <w:bCs/>
+                <w:sz w:val="23"/>
+                <w:szCs w:val="23"/>
+              </w:rPr>
+            </w:pPr>
+            <w:r>
+              <w:rPr>
+                <w:sz w:val="23"/>
+                <w:szCs w:val="23"/>
+              </w:rPr>
+              <w:t>papers using active learning techniques.</w:t>
+            </w:r>
+          </w:p>
+        </w:tc>
+      </w:tr>
+      <w:tr>
+        <w:trPr>
+          <w:trHeight w:hRule="exact" w:val="99"/>
+        </w:trPr>
+        <w:tc>
+          <w:tcPr>
+            <w:tcW w:w="2790" w:type="dxa"/>
+          </w:tcPr>
+          <w:p>
+            <w:pPr>
+              <w:spacing w:line="240" w:lineRule="auto"/>
+              <w:ind w:left="0" w:firstLine="0"/>
+              <w:jc w:val="center"/>
+              <w:rPr>
+                <w:b/>
+                <w:bCs/>
+                <w:sz w:val="22"/>
+                <w:szCs w:val="22"/>
+              </w:rPr>
+            </w:pPr>
+          </w:p>
+        </w:tc>
+        <w:tc>
+          <w:tcPr>
+            <w:tcW w:w="8280" w:type="dxa"/>
+          </w:tcPr>
+          <w:p>
+            <w:pPr>
+              <w:spacing w:line="240" w:lineRule="auto"/>
+              <w:ind w:left="0" w:firstLine="0"/>
+              <w:rPr>
+                <w:sz w:val="22"/>
+                <w:szCs w:val="22"/>
+              </w:rPr>
+            </w:pPr>
+          </w:p>
+          <w:p>
+            <w:pPr>
+              <w:rPr>
+                <w:sz w:val="22"/>
+                <w:szCs w:val="22"/>
+              </w:rPr>
+            </w:pPr>
+          </w:p>
+          <w:p>
+            <w:pPr>
+              <w:tabs>
+                <w:tab w:val="left" w:pos="2238"/>
+                <w:tab w:val="right" w:pos="7254"/>
+              </w:tabs>
+              <w:rPr>
+                <w:sz w:val="22"/>
+                <w:szCs w:val="22"/>
+              </w:rPr>
+            </w:pPr>
+            <w:r>
+              <w:rPr>
+                <w:sz w:val="22"/>
+                <w:szCs w:val="22"/>
+              </w:rPr>
+              <w:tab/>
+            </w:r>
+            <w:r>
+              <w:rPr>
+                <w:sz w:val="22"/>
+                <w:szCs w:val="22"/>
+              </w:rPr>
+              <w:tab/>
+            </w:r>
+            <w:r>
+              <w:rPr>
+                <w:sz w:val="22"/>
+                <w:szCs w:val="22"/>
+              </w:rPr>
+              <w:tab/>
+            </w:r>
+          </w:p>
+        </w:tc>
+      </w:tr>
+      <w:tr>
+        <w:trPr>
+          <w:trHeight w:hRule="exact" w:val="99"/>
+        </w:trPr>
+        <w:tc>
+          <w:tcPr>
+            <w:tcW w:w="2790" w:type="dxa"/>
+          </w:tcPr>
+          <w:p>
+            <w:pPr>
+              <w:spacing w:line="240" w:lineRule="auto"/>
+              <w:ind w:left="0" w:firstLine="0"/>
+              <w:jc w:val="center"/>
+              <w:rPr>
+                <w:b/>
+                <w:bCs/>
+                <w:sz w:val="22"/>
+                <w:szCs w:val="22"/>
+              </w:rPr>
+            </w:pPr>
+          </w:p>
+        </w:tc>
+        <w:tc>
+          <w:tcPr>
+            <w:tcW w:w="8280" w:type="dxa"/>
+          </w:tcPr>
+          <w:p>
+            <w:pPr>
+              <w:spacing w:line="240" w:lineRule="auto"/>
+              <w:ind w:left="0" w:firstLine="0"/>
+              <w:rPr>
+                <w:sz w:val="22"/>
+                <w:szCs w:val="22"/>
+              </w:rPr>
+            </w:pPr>
+          </w:p>
+          <w:p>
+            <w:pPr>
+              <w:rPr>
+                <w:sz w:val="22"/>
+                <w:szCs w:val="22"/>
+              </w:rPr>
+            </w:pPr>
+          </w:p>
+          <w:p>
+            <w:pPr>
+              <w:tabs>
+                <w:tab w:val="left" w:pos="2238"/>
+                <w:tab w:val="right" w:pos="7254"/>
+              </w:tabs>
+              <w:rPr>
+                <w:sz w:val="22"/>
+                <w:szCs w:val="22"/>
+              </w:rPr>
+            </w:pPr>
+            <w:r>
+              <w:rPr>
+                <w:sz w:val="22"/>
+                <w:szCs w:val="22"/>
+              </w:rPr>
+              <w:tab/>
+            </w:r>
+            <w:r>
+              <w:rPr>
+                <w:sz w:val="22"/>
+                <w:szCs w:val="22"/>
+              </w:rPr>
+              <w:tab/>
+            </w:r>
+            <w:r>
+              <w:rPr>
+                <w:sz w:val="22"/>
+                <w:szCs w:val="22"/>
+              </w:rPr>
+              <w:tab/>
+            </w:r>
+          </w:p>
+        </w:tc>
+      </w:tr>
+      <w:tr>
+        <w:trPr>
+          <w:trHeight w:hRule="exact" w:val="99"/>
+        </w:trPr>
+        <w:tc>
+          <w:tcPr>
+            <w:tcW w:w="2790" w:type="dxa"/>
+          </w:tcPr>
+          <w:p>
+            <w:pPr>
+              <w:spacing w:line="240" w:lineRule="auto"/>
+              <w:ind w:left="0" w:firstLine="0"/>
+              <w:jc w:val="center"/>
+              <w:rPr>
+                <w:b/>
+                <w:bCs/>
+                <w:sz w:val="22"/>
+                <w:szCs w:val="22"/>
+              </w:rPr>
+            </w:pPr>
+          </w:p>
+        </w:tc>
+        <w:tc>
+          <w:tcPr>
+            <w:tcW w:w="8280" w:type="dxa"/>
+          </w:tcPr>
+          <w:p>
+            <w:pPr>
+              <w:spacing w:line="240" w:lineRule="auto"/>
+              <w:ind w:left="0" w:firstLine="0"/>
+              <w:rPr>
+                <w:sz w:val="22"/>
+                <w:szCs w:val="22"/>
+              </w:rPr>
+            </w:pPr>
+          </w:p>
+          <w:p>
+            <w:pPr>
+              <w:rPr>
+                <w:sz w:val="22"/>
+                <w:szCs w:val="22"/>
+              </w:rPr>
+            </w:pPr>
+          </w:p>
+          <w:p>
+            <w:pPr>
+              <w:tabs>
+                <w:tab w:val="left" w:pos="2238"/>
+                <w:tab w:val="right" w:pos="7254"/>
+              </w:tabs>
+              <w:rPr>
+                <w:sz w:val="22"/>
+                <w:szCs w:val="22"/>
+              </w:rPr>
+            </w:pPr>
+            <w:r>
+              <w:rPr>
+                <w:sz w:val="22"/>
+                <w:szCs w:val="22"/>
+              </w:rPr>
+              <w:tab/>
+            </w:r>
+            <w:r>
+              <w:rPr>
+                <w:sz w:val="22"/>
+                <w:szCs w:val="22"/>
+              </w:rPr>
+              <w:tab/>
+            </w:r>
+            <w:r>
+              <w:rPr>
+                <w:sz w:val="22"/>
+                <w:szCs w:val="22"/>
+              </w:rPr>
+              <w:tab/>
+            </w:r>
+          </w:p>
+        </w:tc>
+      </w:tr>
+      <w:tr>
+        <w:tc>
+          <w:tcPr>
+            <w:tcW w:w="2790" w:type="dxa"/>
+          </w:tcPr>
+          <w:p>
+            <w:pPr>
+              <w:spacing w:line="240" w:lineRule="auto"/>
+              <w:ind w:left="0" w:firstLine="0"/>
+              <w:jc w:val="center"/>
+              <w:rPr>
+                <w:color w:val="000000" w:themeColor="text1"/>
+                <w:sz w:val="23"/>
+                <w:szCs w:val="23"/>
+              </w:rPr>
+            </w:pPr>
+            <w:r>
+              <w:rPr>
+                <w:i/>
+                <w:smallCaps/>
+                <w:color w:val="00796B"/>
+                <w:spacing w:val="-2"/>
+                <w:sz w:val="24"/>
+              </w:rPr>
+              <w:lastRenderedPageBreak/>
+              <w:t>Training</w:t>
+            </w:r>
+          </w:p>
+        </w:tc>
+        <w:tc>
+          <w:tcPr>
+            <w:tcW w:w="8280" w:type="dxa"/>
+          </w:tcPr>
+          <w:p>
+            <w:pPr>
+              <w:spacing w:line="240" w:lineRule="auto"/>
+              <w:ind w:left="0" w:firstLine="0"/>
+              <w:rPr>
+                <w:sz w:val="23"/>
+                <w:szCs w:val="23"/>
+              </w:rPr>
+            </w:pPr>
+          </w:p>
+        </w:tc>
+      </w:tr>
+      <w:tr>
+        <w:trPr>
+          <w:trHeight w:val="261"/>
+        </w:trPr>
+        <w:tc>
+          <w:tcPr>
+            <w:tcW w:w="2790" w:type="dxa"/>
+          </w:tcPr>
+          <w:p>
+            <w:pPr>
+              <w:spacing w:line="240" w:lineRule="auto"/>
+              <w:ind w:left="0" w:firstLine="0"/>
+              <w:jc w:val="center"/>
+              <w:rPr>
+                <w:sz w:val="23"/>
+                <w:szCs w:val="23"/>
+              </w:rPr>
+            </w:pPr>
+            <w:r>
+              <w:rPr>
+                <w:noProof/>
+                <w:sz w:val="23"/>
+                <w:szCs w:val="23"/>
+              </w:rPr>
+              <w:drawing>
+                <wp:anchor distT="0" distB="0" distL="114300" distR="114300" simplePos="0" relativeHeight="251871232" behindDoc="0" locked="0" layoutInCell="1" allowOverlap="1" wp14:anchorId="77F21BD9" wp14:editId="6EDFD5B9">
+                  <wp:simplePos x="0" y="0"/>
+                  <wp:positionH relativeFrom="column">
+                    <wp:posOffset>1591310</wp:posOffset>
+                  </wp:positionH>
+                  <wp:positionV relativeFrom="paragraph">
+                    <wp:posOffset>28090</wp:posOffset>
+                  </wp:positionV>
+                  <wp:extent cx="100330" cy="99695"/>
+                  <wp:effectExtent l="0" t="0" r="1270" b="1905"/>
+                  <wp:wrapNone/>
+                  <wp:docPr id="982473494" name="Image 10"/>
+                  <wp:cNvGraphicFramePr/>
+                  <a:graphic xmlns:a="http://schemas.openxmlformats.org/drawingml/2006/main">
+                    <a:graphicData uri="http://schemas.openxmlformats.org/drawingml/2006/picture">
+                      <pic:pic xmlns:pic="http://schemas.openxmlformats.org/drawingml/2006/picture">
+                        <pic:nvPicPr>
+                          <pic:cNvPr id="486623298" name="Image 10"/>
+                          <pic:cNvPicPr/>
+                        </pic:nvPicPr>
+                        <pic:blipFill>
+                          <a:blip r:embed="rId10" cstate="print"/>
+                          <a:stretch>
+                            <a:fillRect/>
+                          </a:stretch>
+                        </pic:blipFill>
+                        <pic:spPr>
+                          <a:xfrm>
+                            <a:off x="0" y="0"/>
+                            <a:ext cx="100330" cy="99695"/>
+                          </a:xfrm>
+                          <a:prstGeom prst="rect">
+                            <a:avLst/>
+                          </a:prstGeom>
+                        </pic:spPr>
+                      </pic:pic>
+                    </a:graphicData>
+                  </a:graphic>
+                </wp:anchor>
+              </w:drawing>
+            </w:r>
             <w:r>
               <w:rPr>
                 <w:noProof/>
@@ -11196,13 +11257,13 @@
               <mc:AlternateContent>
                 <mc:Choice Requires="wps">
                   <w:drawing>
-                    <wp:anchor distT="0" distB="0" distL="114300" distR="114300" simplePos="0" relativeHeight="251517943" behindDoc="0" locked="0" layoutInCell="1" allowOverlap="1" wp14:anchorId="60208538" wp14:editId="5CF1A377">
+                    <wp:anchor distT="0" distB="0" distL="114300" distR="114300" simplePos="0" relativeHeight="251517943" behindDoc="0" locked="0" layoutInCell="1" allowOverlap="1" wp14:anchorId="60208538" wp14:editId="43D491DC">
                       <wp:simplePos x="0" y="0"/>
                       <wp:positionH relativeFrom="column">
                         <wp:posOffset>1642110</wp:posOffset>
                       </wp:positionH>
                       <wp:positionV relativeFrom="paragraph">
-                        <wp:posOffset>-607215</wp:posOffset>
+                        <wp:posOffset>-261216</wp:posOffset>
                       </wp:positionV>
                       <wp:extent cx="0" cy="8564245"/>
                       <wp:effectExtent l="12700" t="0" r="25400" b="33655"/>
@@ -11253,13 +11314,21 @@
                 </mc:Choice>
                 <mc:Fallback>
                   <w:pict>
-                    <v:line w14:anchorId="33364E46" id="Straight Connector 6" o:spid="_x0000_s1026" style="position:absolute;z-index:251517943;visibility:visible;mso-wrap-style:square;mso-height-percent:0;mso-wrap-distance-left:9pt;mso-wrap-distance-top:0;mso-wrap-distance-right:9pt;mso-wrap-distance-bottom:0;mso-position-horizontal:absolute;mso-position-horizontal-relative:text;mso-position-vertical:absolute;mso-position-vertical-relative:text;mso-height-percent:0;mso-height-relative:margin" from="129.3pt,-47.8pt" to="129.3pt,626.55pt" o:gfxdata="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" strokecolor="#727272" strokeweight="3pt">
+                    <v:line w14:anchorId="6744AB5F" id="Straight Connector 6" o:spid="_x0000_s1026" style="position:absolute;z-index:251517943;visibility:visible;mso-wrap-style:square;mso-height-percent:0;mso-wrap-distance-left:9pt;mso-wrap-distance-top:0;mso-wrap-distance-right:9pt;mso-wrap-distance-bottom:0;mso-position-horizontal:absolute;mso-position-horizontal-relative:text;mso-position-vertical:absolute;mso-position-vertical-relative:text;mso-height-percent:0;mso-height-relative:margin" from="129.3pt,-20.55pt" to="129.3pt,653.8pt" o:gfxdata="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" strokecolor="#727272" strokeweight="3pt">
                       <v:stroke joinstyle="miter"/>
                     </v:line>
                   </w:pict>
                 </mc:Fallback>
               </mc:AlternateContent>
             </w:r>
+            <w:r>
+              <w:rPr>
+                <w:noProof/>
+                <w:sz w:val="23"/>
+                <w:szCs w:val="23"/>
+              </w:rPr>
+              <w:t>07/2025</w:t>
+            </w:r>
           </w:p>
         </w:tc>
         <w:tc>
@@ -11271,35 +11340,146 @@
               <w:spacing w:line="240" w:lineRule="auto"/>
               <w:ind w:left="0" w:firstLine="0"/>
               <w:rPr>
-                <w:sz w:val="23"/>
-                <w:szCs w:val="23"/>
-              </w:rPr>
-            </w:pPr>
-            <w:r>
-              <w:rPr>
-                <w:sz w:val="23"/>
-                <w:szCs w:val="23"/>
-              </w:rPr>
-              <w:t>Developed a module for the course syllabus and led discussions of scientific</w:t>
-            </w:r>
-          </w:p>
-          <w:p>
-            <w:pPr>
-              <w:spacing w:line="240" w:lineRule="auto"/>
-              <w:ind w:left="0" w:firstLine="0"/>
-              <w:rPr>
-                <w:b/>
-                <w:bCs/>
-                <w:sz w:val="23"/>
-                <w:szCs w:val="23"/>
-              </w:rPr>
-            </w:pPr>
-            <w:r>
-              <w:rPr>
-                <w:sz w:val="23"/>
-                <w:szCs w:val="23"/>
-              </w:rPr>
-              <w:t>papers using active learning techniques.</w:t>
+                <w:b/>
+                <w:bCs/>
+                <w:sz w:val="23"/>
+                <w:szCs w:val="23"/>
+              </w:rPr>
+            </w:pPr>
+            <w:r>
+              <w:rPr>
+                <w:b/>
+                <w:bCs/>
+                <w:sz w:val="23"/>
+                <w:szCs w:val="23"/>
+              </w:rPr>
+              <w:t>I</w:t>
+            </w:r>
+            <w:r>
+              <w:rPr>
+                <w:b/>
+                <w:bCs/>
+                <w:sz w:val="23"/>
+                <w:szCs w:val="23"/>
+              </w:rPr>
+              <w:t>ntroduction to Writing to Learn in STEM Disciplines</w:t>
+            </w:r>
+          </w:p>
+        </w:tc>
+      </w:tr>
+      <w:tr>
+        <w:tc>
+          <w:tcPr>
+            <w:tcW w:w="2790" w:type="dxa"/>
+          </w:tcPr>
+          <w:p>
+            <w:pPr>
+              <w:spacing w:line="240" w:lineRule="auto"/>
+              <w:ind w:left="0" w:firstLine="0"/>
+              <w:jc w:val="center"/>
+              <w:rPr>
+                <w:sz w:val="23"/>
+                <w:szCs w:val="23"/>
+              </w:rPr>
+            </w:pPr>
+          </w:p>
+        </w:tc>
+        <w:tc>
+          <w:tcPr>
+            <w:tcW w:w="8280" w:type="dxa"/>
+          </w:tcPr>
+          <w:p>
+            <w:pPr>
+              <w:spacing w:line="240" w:lineRule="auto"/>
+              <w:ind w:left="0" w:firstLine="0"/>
+              <w:rPr>
+                <w:i/>
+                <w:iCs/>
+                <w:sz w:val="23"/>
+                <w:szCs w:val="23"/>
+              </w:rPr>
+            </w:pPr>
+            <w:r>
+              <w:rPr>
+                <w:i/>
+                <w:iCs/>
+                <w:sz w:val="23"/>
+                <w:szCs w:val="23"/>
+              </w:rPr>
+              <w:t>I</w:t>
+            </w:r>
+            <w:r>
+              <w:rPr>
+                <w:i/>
+                <w:iCs/>
+                <w:sz w:val="23"/>
+                <w:szCs w:val="23"/>
+              </w:rPr>
+              <w:t>nstitute of Writing and Thinking, Bard College</w:t>
+            </w:r>
+          </w:p>
+        </w:tc>
+      </w:tr>
+      <w:tr>
+        <w:trPr>
+          <w:trHeight w:val="126"/>
+        </w:trPr>
+        <w:tc>
+          <w:tcPr>
+            <w:tcW w:w="2790" w:type="dxa"/>
+          </w:tcPr>
+          <w:p>
+            <w:pPr>
+              <w:spacing w:line="240" w:lineRule="auto"/>
+              <w:ind w:left="0" w:firstLine="0"/>
+              <w:jc w:val="center"/>
+              <w:rPr>
+                <w:sz w:val="23"/>
+                <w:szCs w:val="23"/>
+              </w:rPr>
+            </w:pPr>
+          </w:p>
+        </w:tc>
+        <w:tc>
+          <w:tcPr>
+            <w:tcW w:w="8280" w:type="dxa"/>
+          </w:tcPr>
+          <w:p>
+            <w:pPr>
+              <w:spacing w:line="240" w:lineRule="auto"/>
+              <w:ind w:left="0" w:firstLine="0"/>
+              <w:rPr>
+                <w:sz w:val="23"/>
+                <w:szCs w:val="23"/>
+              </w:rPr>
+            </w:pPr>
+            <w:r>
+              <w:rPr>
+                <w:sz w:val="23"/>
+                <w:szCs w:val="23"/>
+              </w:rPr>
+              <w:t>Completed a w</w:t>
+            </w:r>
+            <w:r>
+              <w:rPr>
+                <w:sz w:val="23"/>
+                <w:szCs w:val="23"/>
+              </w:rPr>
+              <w:t xml:space="preserve">eeklong </w:t>
+            </w:r>
+            <w:r>
+              <w:rPr>
+                <w:sz w:val="23"/>
+                <w:szCs w:val="23"/>
+              </w:rPr>
+              <w:t>pedagogical training</w:t>
+            </w:r>
+            <w:r>
+              <w:rPr>
+                <w:sz w:val="23"/>
+                <w:szCs w:val="23"/>
+              </w:rPr>
+              <w:t xml:space="preserve"> workshop on using writing as a tool for learning in STEM courses.</w:t>
             </w:r>
           </w:p>
         </w:tc>
@@ -11384,6 +11564,9 @@
         </w:tc>
       </w:tr>
       <w:tr>
+        <w:trPr>
+          <w:trHeight w:val="261"/>
+        </w:trPr>
         <w:tc>
           <w:tcPr>
             <w:tcW w:w="2790" w:type="dxa"/>
@@ -11394,21 +11577,188 @@
               <w:ind w:left="0" w:firstLine="0"/>
               <w:jc w:val="center"/>
               <w:rPr>
-                <w:color w:val="000000" w:themeColor="text1"/>
-                <w:sz w:val="23"/>
-                <w:szCs w:val="23"/>
-              </w:rPr>
-            </w:pPr>
-            <w:r>
+                <w:sz w:val="23"/>
+                <w:szCs w:val="23"/>
+              </w:rPr>
+            </w:pPr>
+            <w:r>
+              <w:rPr>
+                <w:noProof/>
+                <w:sz w:val="23"/>
+                <w:szCs w:val="23"/>
+              </w:rPr>
+              <w:drawing>
+                <wp:anchor distT="0" distB="0" distL="114300" distR="114300" simplePos="0" relativeHeight="251873280" behindDoc="0" locked="0" layoutInCell="1" allowOverlap="1" wp14:anchorId="7F6703BD" wp14:editId="20D3BAC4">
+                  <wp:simplePos x="0" y="0"/>
+                  <wp:positionH relativeFrom="column">
+                    <wp:posOffset>1588561</wp:posOffset>
+                  </wp:positionH>
+                  <wp:positionV relativeFrom="paragraph">
+                    <wp:posOffset>32756</wp:posOffset>
+                  </wp:positionV>
+                  <wp:extent cx="100330" cy="99695"/>
+                  <wp:effectExtent l="0" t="0" r="1270" b="1905"/>
+                  <wp:wrapNone/>
+                  <wp:docPr id="769710751" name="Image 10"/>
+                  <wp:cNvGraphicFramePr/>
+                  <a:graphic xmlns:a="http://schemas.openxmlformats.org/drawingml/2006/main">
+                    <a:graphicData uri="http://schemas.openxmlformats.org/drawingml/2006/picture">
+                      <pic:pic xmlns:pic="http://schemas.openxmlformats.org/drawingml/2006/picture">
+                        <pic:nvPicPr>
+                          <pic:cNvPr id="486623298" name="Image 10"/>
+                          <pic:cNvPicPr/>
+                        </pic:nvPicPr>
+                        <pic:blipFill>
+                          <a:blip r:embed="rId10" cstate="print"/>
+                          <a:stretch>
+                            <a:fillRect/>
+                          </a:stretch>
+                        </pic:blipFill>
+                        <pic:spPr>
+                          <a:xfrm>
+                            <a:off x="0" y="0"/>
+                            <a:ext cx="100330" cy="99695"/>
+                          </a:xfrm>
+                          <a:prstGeom prst="rect">
+                            <a:avLst/>
+                          </a:prstGeom>
+                        </pic:spPr>
+                      </pic:pic>
+                    </a:graphicData>
+                  </a:graphic>
+                  <wp14:sizeRelH relativeFrom="margin">
+                    <wp14:pctWidth>0</wp14:pctWidth>
+                  </wp14:sizeRelH>
+                  <wp14:sizeRelV relativeFrom="margin">
+                    <wp14:pctHeight>0</wp14:pctHeight>
+                  </wp14:sizeRelV>
+                </wp:anchor>
+              </w:drawing>
+            </w:r>
+            <w:r>
+              <w:rPr>
+                <w:noProof/>
+                <w:sz w:val="23"/>
+                <w:szCs w:val="23"/>
+              </w:rPr>
+              <w:t>0</w:t>
+            </w:r>
+            <w:r>
+              <w:rPr>
+                <w:noProof/>
+                <w:sz w:val="23"/>
+                <w:szCs w:val="23"/>
+              </w:rPr>
+              <w:t>3</w:t>
+            </w:r>
+            <w:r>
+              <w:rPr>
+                <w:noProof/>
+                <w:sz w:val="23"/>
+                <w:szCs w:val="23"/>
+              </w:rPr>
+              <w:t>/2025</w:t>
+            </w:r>
+          </w:p>
+        </w:tc>
+        <w:tc>
+          <w:tcPr>
+            <w:tcW w:w="8280" w:type="dxa"/>
+          </w:tcPr>
+          <w:p>
+            <w:pPr>
+              <w:spacing w:line="240" w:lineRule="auto"/>
+              <w:ind w:left="0" w:firstLine="0"/>
+              <w:rPr>
+                <w:b/>
+                <w:bCs/>
+                <w:sz w:val="23"/>
+                <w:szCs w:val="23"/>
+              </w:rPr>
+            </w:pPr>
+            <w:r>
+              <w:rPr>
+                <w:b/>
+                <w:bCs/>
+                <w:sz w:val="23"/>
+                <w:szCs w:val="23"/>
+              </w:rPr>
+              <w:t>Teaching for Transfer: Helping Students Remember What They Already Know</w:t>
+            </w:r>
+          </w:p>
+        </w:tc>
+      </w:tr>
+      <w:tr>
+        <w:tc>
+          <w:tcPr>
+            <w:tcW w:w="2790" w:type="dxa"/>
+          </w:tcPr>
+          <w:p>
+            <w:pPr>
+              <w:spacing w:line="240" w:lineRule="auto"/>
+              <w:ind w:left="0" w:firstLine="0"/>
+              <w:jc w:val="center"/>
+              <w:rPr>
+                <w:sz w:val="23"/>
+                <w:szCs w:val="23"/>
+              </w:rPr>
+            </w:pPr>
+          </w:p>
+        </w:tc>
+        <w:tc>
+          <w:tcPr>
+            <w:tcW w:w="8280" w:type="dxa"/>
+          </w:tcPr>
+          <w:p>
+            <w:pPr>
+              <w:spacing w:line="240" w:lineRule="auto"/>
+              <w:ind w:left="0" w:firstLine="0"/>
               <w:rPr>
                 <w:i/>
-                <w:smallCaps/>
-                <w:color w:val="00796B"/>
-                <w:spacing w:val="-2"/>
-                <w:sz w:val="24"/>
-              </w:rPr>
-              <w:t>Training</w:t>
-            </w:r>
+                <w:iCs/>
+                <w:sz w:val="23"/>
+                <w:szCs w:val="23"/>
+              </w:rPr>
+            </w:pPr>
+            <w:r>
+              <w:rPr>
+                <w:i/>
+                <w:iCs/>
+                <w:sz w:val="23"/>
+                <w:szCs w:val="23"/>
+              </w:rPr>
+              <w:t>I</w:t>
+            </w:r>
+            <w:r>
+              <w:rPr>
+                <w:i/>
+                <w:iCs/>
+                <w:sz w:val="23"/>
+                <w:szCs w:val="23"/>
+              </w:rPr>
+              <w:t>nstitute of Writing and Thinking, Bard College</w:t>
+            </w:r>
+          </w:p>
+        </w:tc>
+      </w:tr>
+      <w:tr>
+        <w:trPr>
+          <w:trHeight w:val="126"/>
+        </w:trPr>
+        <w:tc>
+          <w:tcPr>
+            <w:tcW w:w="2790" w:type="dxa"/>
+          </w:tcPr>
+          <w:p>
+            <w:pPr>
+              <w:spacing w:line="240" w:lineRule="auto"/>
+              <w:ind w:left="0" w:firstLine="0"/>
+              <w:jc w:val="center"/>
+              <w:rPr>
+                <w:sz w:val="23"/>
+                <w:szCs w:val="23"/>
+              </w:rPr>
+            </w:pPr>
           </w:p>
         </w:tc>
         <w:tc>
@@ -11424,6 +11774,113 @@
                 <w:szCs w:val="23"/>
               </w:rPr>
             </w:pPr>
+            <w:r>
+              <w:rPr>
+                <w:sz w:val="23"/>
+                <w:szCs w:val="23"/>
+              </w:rPr>
+              <w:t>Completed a o</w:t>
+            </w:r>
+            <w:r>
+              <w:rPr>
+                <w:sz w:val="23"/>
+                <w:szCs w:val="23"/>
+              </w:rPr>
+              <w:t xml:space="preserve">ne-day </w:t>
+            </w:r>
+            <w:r>
+              <w:rPr>
+                <w:sz w:val="23"/>
+                <w:szCs w:val="23"/>
+              </w:rPr>
+              <w:t>pedagogical training</w:t>
+            </w:r>
+            <w:r>
+              <w:rPr>
+                <w:sz w:val="23"/>
+                <w:szCs w:val="23"/>
+              </w:rPr>
+              <w:t xml:space="preserve"> workshop on helping students transfer prior knowledge to new contexts.</w:t>
+            </w:r>
+          </w:p>
+        </w:tc>
+      </w:tr>
+      <w:tr>
+        <w:trPr>
+          <w:trHeight w:hRule="exact" w:val="99"/>
+        </w:trPr>
+        <w:tc>
+          <w:tcPr>
+            <w:tcW w:w="2790" w:type="dxa"/>
+          </w:tcPr>
+          <w:p>
+            <w:pPr>
+              <w:spacing w:line="240" w:lineRule="auto"/>
+              <w:ind w:left="0" w:firstLine="0"/>
+              <w:jc w:val="center"/>
+              <w:rPr>
+                <w:b/>
+                <w:bCs/>
+                <w:sz w:val="22"/>
+                <w:szCs w:val="22"/>
+              </w:rPr>
+            </w:pPr>
+          </w:p>
+        </w:tc>
+        <w:tc>
+          <w:tcPr>
+            <w:tcW w:w="8280" w:type="dxa"/>
+          </w:tcPr>
+          <w:p>
+            <w:pPr>
+              <w:spacing w:line="240" w:lineRule="auto"/>
+              <w:ind w:left="0" w:firstLine="0"/>
+              <w:rPr>
+                <w:sz w:val="22"/>
+                <w:szCs w:val="22"/>
+              </w:rPr>
+            </w:pPr>
+          </w:p>
+          <w:p>
+            <w:pPr>
+              <w:rPr>
+                <w:sz w:val="22"/>
+                <w:szCs w:val="22"/>
+              </w:rPr>
+            </w:pPr>
+          </w:p>
+          <w:p>
+            <w:pPr>
+              <w:tabs>
+                <w:tab w:val="left" w:pos="2238"/>
+                <w:tab w:val="right" w:pos="7254"/>
+              </w:tabs>
+              <w:rPr>
+                <w:sz w:val="22"/>
+                <w:szCs w:val="22"/>
+              </w:rPr>
+            </w:pPr>
+            <w:r>
+              <w:rPr>
+                <w:sz w:val="22"/>
+                <w:szCs w:val="22"/>
+              </w:rPr>
+              <w:tab/>
+            </w:r>
+            <w:r>
+              <w:rPr>
+                <w:sz w:val="22"/>
+                <w:szCs w:val="22"/>
+              </w:rPr>
+              <w:tab/>
+            </w:r>
+            <w:r>
+              <w:rPr>
+                <w:sz w:val="22"/>
+                <w:szCs w:val="22"/>
+              </w:rPr>
+              <w:tab/>
+            </w:r>
           </w:p>
         </w:tc>
       </w:tr>
@@ -11620,21 +12077,7 @@
                 <w:sz w:val="23"/>
                 <w:szCs w:val="23"/>
               </w:rPr>
-              <w:t>Participated as a student in this comprehensive pedagogical course</w:t>
-            </w:r>
-            <w:r>
-              <w:rPr>
-                <w:sz w:val="23"/>
-                <w:szCs w:val="23"/>
-              </w:rPr>
-              <w:t xml:space="preserve"> </w:t>
-            </w:r>
-            <w:r>
-              <w:rPr>
-                <w:sz w:val="23"/>
-                <w:szCs w:val="23"/>
-              </w:rPr>
-              <w:t>designed to enhance the teaching skills of scientists</w:t>
+              <w:t>Completed a comprehensive pedagogical training course designed to strengthen scientists’ teaching skills</w:t>
             </w:r>
             <w:r>
               <w:rPr>
@@ -11949,7 +12392,7 @@
                 <w:szCs w:val="23"/>
               </w:rPr>
               <w:drawing>
-                <wp:anchor distT="0" distB="0" distL="114300" distR="114300" simplePos="0" relativeHeight="251837440" behindDoc="0" locked="0" layoutInCell="1" allowOverlap="1" wp14:anchorId="7F50B83E" wp14:editId="6F007C1D">
+                <wp:anchor distT="0" distB="0" distL="114300" distR="114300" simplePos="0" relativeHeight="251837440" behindDoc="0" locked="0" layoutInCell="1" allowOverlap="1" wp14:anchorId="7F50B83E" wp14:editId="5C29D65C">
                   <wp:simplePos x="0" y="0"/>
                   <wp:positionH relativeFrom="column">
                     <wp:posOffset>1587119</wp:posOffset>
@@ -12149,7 +12592,7 @@
                 <w:szCs w:val="23"/>
               </w:rPr>
               <w:drawing>
-                <wp:anchor distT="0" distB="0" distL="114300" distR="114300" simplePos="0" relativeHeight="251838464" behindDoc="0" locked="0" layoutInCell="1" allowOverlap="1" wp14:anchorId="146DEE3D" wp14:editId="385A91F6">
+                <wp:anchor distT="0" distB="0" distL="114300" distR="114300" simplePos="0" relativeHeight="251838464" behindDoc="0" locked="0" layoutInCell="1" allowOverlap="1" wp14:anchorId="146DEE3D" wp14:editId="69783F39">
                   <wp:simplePos x="0" y="0"/>
                   <wp:positionH relativeFrom="column">
                     <wp:posOffset>1593647</wp:posOffset>
@@ -12797,18 +13240,8 @@
                 <w:sz w:val="23"/>
                 <w:szCs w:val="23"/>
               </w:rPr>
-              <w:t xml:space="preserve"> Mira </w:t>
-            </w:r>
-            <w:proofErr w:type="spellStart"/>
-            <w:r>
-              <w:rPr>
-                <w:color w:val="000000" w:themeColor="text1"/>
-                <w:sz w:val="23"/>
-                <w:szCs w:val="23"/>
-              </w:rPr>
-              <w:t>Vanchiswar</w:t>
-            </w:r>
-            <w:proofErr w:type="spellEnd"/>
+              <w:t xml:space="preserve"> Mira Vanchiswar</w:t>
+            </w:r>
             <w:r>
               <w:rPr>
                 <w:color w:val="000000" w:themeColor="text1"/>
@@ -12825,7 +13258,17 @@
                 <w:sz w:val="23"/>
                 <w:szCs w:val="23"/>
               </w:rPr>
-              <w:t>Current: Graduate student at Cornell University, Ithaca</w:t>
+              <w:t>Current: Graduate student at Cornell Universit</w:t>
+            </w:r>
+            <w:r>
+              <w:rPr>
+                <w:i/>
+                <w:iCs/>
+                <w:color w:val="000000" w:themeColor="text1"/>
+                <w:sz w:val="23"/>
+                <w:szCs w:val="23"/>
+              </w:rPr>
+              <w:t>y</w:t>
             </w:r>
             <w:r>
               <w:rPr>
@@ -13240,7 +13683,17 @@
                 <w:sz w:val="23"/>
                 <w:szCs w:val="23"/>
               </w:rPr>
-              <w:t>Current: Research Assistant at MSK Cancer Center</w:t>
+              <w:t xml:space="preserve">Current: </w:t>
+            </w:r>
+            <w:r>
+              <w:rPr>
+                <w:i/>
+                <w:iCs/>
+                <w:color w:val="000000" w:themeColor="text1"/>
+                <w:sz w:val="23"/>
+                <w:szCs w:val="23"/>
+              </w:rPr>
+              <w:t>MS Genetic Counseling Student at Long Island University</w:t>
             </w:r>
           </w:p>
         </w:tc>
@@ -13403,7 +13856,7 @@
                 <w:sz w:val="23"/>
                 <w:szCs w:val="23"/>
               </w:rPr>
-              <w:t>Current: M.D. candidate, Sidney Kimmel Medical College, Philadelphia</w:t>
+              <w:t>Current: M.D. candidate, Sidney Kimmel Medical College</w:t>
             </w:r>
           </w:p>
         </w:tc>
@@ -13855,61 +14308,45 @@
               <w:rPr>
                 <w:i/>
                 <w:iCs/>
-                <w:sz w:val="22"/>
-                <w:szCs w:val="22"/>
+                <w:sz w:val="23"/>
+                <w:szCs w:val="23"/>
               </w:rPr>
             </w:pPr>
             <w:r>
               <w:rPr>
                 <w:i/>
                 <w:iCs/>
-                <w:sz w:val="22"/>
-                <w:szCs w:val="22"/>
-              </w:rPr>
-              <w:t>Center for the Improvement of Mentored Experiences in Research (CIMER)</w:t>
-            </w:r>
-            <w:r>
+                <w:sz w:val="23"/>
+                <w:szCs w:val="23"/>
+              </w:rPr>
+              <w:t xml:space="preserve">Center for the Improvement of Mentored Experiences in Research (CIMER) </w:t>
+            </w:r>
+          </w:p>
+          <w:p>
+            <w:pPr>
+              <w:spacing w:line="240" w:lineRule="auto"/>
+              <w:ind w:left="0" w:firstLine="0"/>
               <w:rPr>
                 <w:i/>
                 <w:iCs/>
                 <w:sz w:val="22"/>
                 <w:szCs w:val="22"/>
               </w:rPr>
+            </w:pPr>
+            <w:r>
+              <w:rPr>
+                <w:sz w:val="23"/>
+                <w:szCs w:val="23"/>
+              </w:rPr>
+              <w:t>Completed a</w:t>
+            </w:r>
+            <w:r>
+              <w:rPr>
+                <w:sz w:val="23"/>
+                <w:szCs w:val="23"/>
+              </w:rPr>
               <w:t xml:space="preserve"> </w:t>
             </w:r>
-          </w:p>
-          <w:p>
-            <w:pPr>
-              <w:spacing w:line="240" w:lineRule="auto"/>
-              <w:ind w:left="0" w:firstLine="0"/>
-              <w:rPr>
-                <w:i/>
-                <w:iCs/>
-                <w:sz w:val="22"/>
-                <w:szCs w:val="22"/>
-              </w:rPr>
-            </w:pPr>
-            <w:r>
-              <w:rPr>
-                <w:sz w:val="23"/>
-                <w:szCs w:val="23"/>
-              </w:rPr>
-              <w:t xml:space="preserve">Participated </w:t>
-            </w:r>
-            <w:r>
-              <w:rPr>
-                <w:sz w:val="23"/>
-                <w:szCs w:val="23"/>
-              </w:rPr>
-              <w:t xml:space="preserve">as a student </w:t>
-            </w:r>
-            <w:r>
-              <w:rPr>
-                <w:sz w:val="23"/>
-                <w:szCs w:val="23"/>
-              </w:rPr>
-              <w:t xml:space="preserve">in this </w:t>
-            </w:r>
             <w:r>
               <w:rPr>
                 <w:sz w:val="23"/>
@@ -13922,49 +14359,7 @@
                 <w:sz w:val="23"/>
                 <w:szCs w:val="23"/>
               </w:rPr>
-              <w:t>mentorship</w:t>
-            </w:r>
-            <w:r>
-              <w:rPr>
-                <w:sz w:val="23"/>
-                <w:szCs w:val="23"/>
-              </w:rPr>
-              <w:t xml:space="preserve"> </w:t>
-            </w:r>
-            <w:r>
-              <w:rPr>
-                <w:sz w:val="23"/>
-                <w:szCs w:val="23"/>
-              </w:rPr>
-              <w:t xml:space="preserve">workshop </w:t>
-            </w:r>
-            <w:r>
-              <w:rPr>
-                <w:sz w:val="23"/>
-                <w:szCs w:val="23"/>
-              </w:rPr>
-              <w:t xml:space="preserve">designed to enhance the </w:t>
-            </w:r>
-            <w:r>
-              <w:rPr>
-                <w:sz w:val="23"/>
-                <w:szCs w:val="23"/>
-              </w:rPr>
-              <w:t>mentoring</w:t>
-            </w:r>
-            <w:r>
-              <w:rPr>
-                <w:sz w:val="23"/>
-                <w:szCs w:val="23"/>
-              </w:rPr>
-              <w:t xml:space="preserve"> skills of scientists</w:t>
-            </w:r>
-            <w:r>
-              <w:rPr>
-                <w:sz w:val="23"/>
-                <w:szCs w:val="23"/>
-              </w:rPr>
-              <w:t>.</w:t>
+              <w:t>mentorship workshop designed to enhance the mentoring skills of scientists.</w:t>
             </w:r>
           </w:p>
         </w:tc>
@@ -14543,10 +14938,10 @@
                 <w:szCs w:val="23"/>
               </w:rPr>
               <w:drawing>
-                <wp:anchor distT="0" distB="0" distL="114300" distR="114300" simplePos="0" relativeHeight="251787264" behindDoc="0" locked="0" layoutInCell="1" allowOverlap="1" wp14:anchorId="72EFDE23" wp14:editId="021B4736">
+                <wp:anchor distT="0" distB="0" distL="114300" distR="114300" simplePos="0" relativeHeight="251787264" behindDoc="0" locked="0" layoutInCell="1" allowOverlap="1" wp14:anchorId="72EFDE23" wp14:editId="3296B64C">
                   <wp:simplePos x="0" y="0"/>
                   <wp:positionH relativeFrom="column">
-                    <wp:posOffset>1587754</wp:posOffset>
+                    <wp:posOffset>1596315</wp:posOffset>
                   </wp:positionH>
                   <wp:positionV relativeFrom="paragraph">
                     <wp:posOffset>53975</wp:posOffset>
@@ -14823,6 +15218,164 @@
         </w:tc>
       </w:tr>
       <w:tr>
+        <w:trPr>
+          <w:trHeight w:hRule="exact" w:val="99"/>
+        </w:trPr>
+        <w:tc>
+          <w:tcPr>
+            <w:tcW w:w="2790" w:type="dxa"/>
+          </w:tcPr>
+          <w:p>
+            <w:pPr>
+              <w:spacing w:line="240" w:lineRule="auto"/>
+              <w:ind w:left="0" w:firstLine="0"/>
+              <w:jc w:val="center"/>
+              <w:rPr>
+                <w:b/>
+                <w:bCs/>
+                <w:sz w:val="22"/>
+                <w:szCs w:val="22"/>
+              </w:rPr>
+            </w:pPr>
+          </w:p>
+        </w:tc>
+        <w:tc>
+          <w:tcPr>
+            <w:tcW w:w="8280" w:type="dxa"/>
+          </w:tcPr>
+          <w:p>
+            <w:pPr>
+              <w:spacing w:line="240" w:lineRule="auto"/>
+              <w:ind w:left="0" w:firstLine="0"/>
+              <w:rPr>
+                <w:sz w:val="22"/>
+                <w:szCs w:val="22"/>
+              </w:rPr>
+            </w:pPr>
+          </w:p>
+          <w:p>
+            <w:pPr>
+              <w:rPr>
+                <w:sz w:val="22"/>
+                <w:szCs w:val="22"/>
+              </w:rPr>
+            </w:pPr>
+          </w:p>
+          <w:p>
+            <w:pPr>
+              <w:tabs>
+                <w:tab w:val="left" w:pos="2238"/>
+                <w:tab w:val="right" w:pos="7254"/>
+              </w:tabs>
+              <w:rPr>
+                <w:sz w:val="22"/>
+                <w:szCs w:val="22"/>
+              </w:rPr>
+            </w:pPr>
+            <w:r>
+              <w:rPr>
+                <w:sz w:val="22"/>
+                <w:szCs w:val="22"/>
+              </w:rPr>
+              <w:tab/>
+            </w:r>
+            <w:r>
+              <w:rPr>
+                <w:sz w:val="22"/>
+                <w:szCs w:val="22"/>
+              </w:rPr>
+              <w:tab/>
+            </w:r>
+            <w:r>
+              <w:rPr>
+                <w:sz w:val="22"/>
+                <w:szCs w:val="22"/>
+              </w:rPr>
+              <w:tab/>
+            </w:r>
+          </w:p>
+        </w:tc>
+      </w:tr>
+      <w:tr>
+        <w:trPr>
+          <w:trHeight w:hRule="exact" w:val="99"/>
+        </w:trPr>
+        <w:tc>
+          <w:tcPr>
+            <w:tcW w:w="2790" w:type="dxa"/>
+          </w:tcPr>
+          <w:p>
+            <w:pPr>
+              <w:spacing w:line="240" w:lineRule="auto"/>
+              <w:ind w:left="0" w:firstLine="0"/>
+              <w:jc w:val="center"/>
+              <w:rPr>
+                <w:b/>
+                <w:bCs/>
+                <w:sz w:val="22"/>
+                <w:szCs w:val="22"/>
+              </w:rPr>
+            </w:pPr>
+          </w:p>
+        </w:tc>
+        <w:tc>
+          <w:tcPr>
+            <w:tcW w:w="8280" w:type="dxa"/>
+          </w:tcPr>
+          <w:p>
+            <w:pPr>
+              <w:spacing w:line="240" w:lineRule="auto"/>
+              <w:ind w:left="0" w:firstLine="0"/>
+              <w:rPr>
+                <w:sz w:val="22"/>
+                <w:szCs w:val="22"/>
+              </w:rPr>
+            </w:pPr>
+          </w:p>
+          <w:p>
+            <w:pPr>
+              <w:rPr>
+                <w:sz w:val="22"/>
+                <w:szCs w:val="22"/>
+              </w:rPr>
+            </w:pPr>
+          </w:p>
+          <w:p>
+            <w:pPr>
+              <w:tabs>
+                <w:tab w:val="left" w:pos="2238"/>
+                <w:tab w:val="right" w:pos="7254"/>
+              </w:tabs>
+              <w:rPr>
+                <w:sz w:val="22"/>
+                <w:szCs w:val="22"/>
+              </w:rPr>
+            </w:pPr>
+            <w:r>
+              <w:rPr>
+                <w:sz w:val="22"/>
+                <w:szCs w:val="22"/>
+              </w:rPr>
+              <w:tab/>
+            </w:r>
+            <w:r>
+              <w:rPr>
+                <w:sz w:val="22"/>
+                <w:szCs w:val="22"/>
+              </w:rPr>
+              <w:tab/>
+            </w:r>
+            <w:r>
+              <w:rPr>
+                <w:sz w:val="22"/>
+                <w:szCs w:val="22"/>
+              </w:rPr>
+              <w:tab/>
+            </w:r>
+          </w:p>
+        </w:tc>
+      </w:tr>
+      <w:tr>
         <w:tblPrEx>
           <w:tblBorders>
             <w:top w:val="single" w:sz="4" w:space="0" w:color="auto"/>
@@ -14863,85 +15416,8 @@
                 <w:sz w:val="23"/>
                 <w:szCs w:val="23"/>
               </w:rPr>
-              <w:lastRenderedPageBreak/>
-              <mc:AlternateContent>
-                <mc:Choice Requires="wps">
-                  <w:drawing>
-                    <wp:anchor distT="0" distB="0" distL="114300" distR="114300" simplePos="0" relativeHeight="251519993" behindDoc="0" locked="0" layoutInCell="1" allowOverlap="1" wp14:anchorId="57141DC7" wp14:editId="7D48C5E3">
-                      <wp:simplePos x="0" y="0"/>
-                      <wp:positionH relativeFrom="column">
-                        <wp:posOffset>1645920</wp:posOffset>
-                      </wp:positionH>
-                      <wp:positionV relativeFrom="paragraph">
-                        <wp:posOffset>-87630</wp:posOffset>
-                      </wp:positionV>
-                      <wp:extent cx="0" cy="6578600"/>
-                      <wp:effectExtent l="12700" t="0" r="25400" b="25400"/>
-                      <wp:wrapNone/>
-                      <wp:docPr id="2006778525" name="Straight Connector 6"/>
-                      <wp:cNvGraphicFramePr/>
-                      <a:graphic xmlns:a="http://schemas.openxmlformats.org/drawingml/2006/main">
-                        <a:graphicData uri="http://schemas.microsoft.com/office/word/2010/wordprocessingShape">
-                          <wps:wsp>
-                            <wps:cNvCnPr/>
-                            <wps:spPr>
-                              <a:xfrm flipH="1">
-                                <a:off x="0" y="0"/>
-                                <a:ext cx="0" cy="6578600"/>
-                              </a:xfrm>
-                              <a:prstGeom prst="line">
-                                <a:avLst/>
-                              </a:prstGeom>
-                              <a:ln w="38100">
-                                <a:solidFill>
-                                  <a:srgbClr val="727272"/>
-                                </a:solidFill>
-                              </a:ln>
-                            </wps:spPr>
-                            <wps:style>
-                              <a:lnRef idx="1">
-                                <a:schemeClr val="accent2"/>
-                              </a:lnRef>
-                              <a:fillRef idx="0">
-                                <a:schemeClr val="accent2"/>
-                              </a:fillRef>
-                              <a:effectRef idx="0">
-                                <a:schemeClr val="accent2"/>
-                              </a:effectRef>
-                              <a:fontRef idx="minor">
-                                <a:schemeClr val="tx1"/>
-                              </a:fontRef>
-                            </wps:style>
-                            <wps:bodyPr/>
-                          </wps:wsp>
-                        </a:graphicData>
-                      </a:graphic>
-                      <wp14:sizeRelH relativeFrom="margin">
-                        <wp14:pctWidth>0</wp14:pctWidth>
-                      </wp14:sizeRelH>
-                      <wp14:sizeRelV relativeFrom="margin">
-                        <wp14:pctHeight>0</wp14:pctHeight>
-                      </wp14:sizeRelV>
-                    </wp:anchor>
-                  </w:drawing>
-                </mc:Choice>
-                <mc:Fallback>
-                  <w:pict>
-                    <v:line w14:anchorId="7609E7B8" id="Straight Connector 6" o:spid="_x0000_s1026" style="position:absolute;flip:x;z-index:251519993;visibility:visible;mso-wrap-style:square;mso-width-percent:0;mso-height-percent:0;mso-wrap-distance-left:9pt;mso-wrap-distance-top:0;mso-wrap-distance-right:9pt;mso-wrap-distance-bottom:0;mso-position-horizontal:absolute;mso-position-horizontal-relative:text;mso-position-vertical:absolute;mso-position-vertical-relative:text;mso-width-percent:0;mso-height-percent:0;mso-width-relative:margin;mso-height-relative:margin" from="129.6pt,-6.9pt" to="129.6pt,511.1pt" o:gfxdata="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" strokecolor="#727272" strokeweight="3pt">
-                      <v:stroke joinstyle="miter"/>
-                    </v:line>
-                  </w:pict>
-                </mc:Fallback>
-              </mc:AlternateContent>
-            </w:r>
-            <w:r>
-              <w:rPr>
-                <w:noProof/>
-                <w:sz w:val="23"/>
-                <w:szCs w:val="23"/>
-              </w:rPr>
               <w:drawing>
-                <wp:anchor distT="0" distB="0" distL="114300" distR="114300" simplePos="0" relativeHeight="251795456" behindDoc="0" locked="0" layoutInCell="1" allowOverlap="1" wp14:anchorId="1B2EF4EB" wp14:editId="426C5F45">
+                <wp:anchor distT="0" distB="0" distL="114300" distR="114300" simplePos="0" relativeHeight="251795456" behindDoc="0" locked="0" layoutInCell="1" allowOverlap="1" wp14:anchorId="1B2EF4EB" wp14:editId="02DB641E">
                   <wp:simplePos x="0" y="0"/>
                   <wp:positionH relativeFrom="column">
                     <wp:posOffset>1598498</wp:posOffset>
@@ -15639,7 +16115,7 @@
                 <w:szCs w:val="23"/>
               </w:rPr>
               <w:drawing>
-                <wp:anchor distT="0" distB="0" distL="114300" distR="114300" simplePos="0" relativeHeight="251831296" behindDoc="0" locked="0" layoutInCell="1" allowOverlap="1" wp14:anchorId="5BA13622" wp14:editId="26552864">
+                <wp:anchor distT="0" distB="0" distL="114300" distR="114300" simplePos="0" relativeHeight="251831296" behindDoc="0" locked="0" layoutInCell="1" allowOverlap="1" wp14:anchorId="5BA13622" wp14:editId="1BC843E5">
                   <wp:simplePos x="0" y="0"/>
                   <wp:positionH relativeFrom="column">
                     <wp:posOffset>1597914</wp:posOffset>
@@ -16051,7 +16527,7 @@
                 <w:sz w:val="23"/>
                 <w:szCs w:val="23"/>
               </w:rPr>
-              <w:t xml:space="preserve">Founder, producer &amp; performer in </w:t>
+              <w:t>P</w:t>
             </w:r>
             <w:r>
               <w:rPr>
@@ -16061,7 +16537,47 @@
                 <w:sz w:val="23"/>
                 <w:szCs w:val="23"/>
               </w:rPr>
-              <w:t>‘</w:t>
+              <w:t>roduce</w:t>
+            </w:r>
+            <w:r>
+              <w:rPr>
+                <w:b/>
+                <w:bCs/>
+                <w:color w:val="00786B"/>
+                <w:sz w:val="23"/>
+                <w:szCs w:val="23"/>
+              </w:rPr>
+              <w:t>r and</w:t>
+            </w:r>
+            <w:r>
+              <w:rPr>
+                <w:b/>
+                <w:bCs/>
+                <w:color w:val="00786B"/>
+                <w:sz w:val="23"/>
+                <w:szCs w:val="23"/>
+              </w:rPr>
+              <w:t xml:space="preserve"> performer</w:t>
+            </w:r>
+            <w:r>
+              <w:rPr>
+                <w:b/>
+                <w:bCs/>
+                <w:color w:val="00786B"/>
+                <w:sz w:val="23"/>
+                <w:szCs w:val="23"/>
+              </w:rPr>
+              <w:t>,</w:t>
+            </w:r>
+            <w:r>
+              <w:rPr>
+                <w:b/>
+                <w:bCs/>
+                <w:color w:val="00786B"/>
+                <w:sz w:val="23"/>
+                <w:szCs w:val="23"/>
+              </w:rPr>
+              <w:t xml:space="preserve"> </w:t>
             </w:r>
             <w:hyperlink r:id="rId16" w:history="1">
               <w:r>
@@ -16069,6 +16585,8 @@
                   <w:rStyle w:val="Hyperlink"/>
                   <w:b/>
                   <w:bCs/>
+                  <w:i/>
+                  <w:iCs/>
                   <w:color w:val="00786B"/>
                   <w:sz w:val="23"/>
                   <w:szCs w:val="23"/>
@@ -16080,16 +16598,6 @@
               <w:rPr>
                 <w:b/>
                 <w:bCs/>
-                <w:color w:val="00786B"/>
-                <w:sz w:val="23"/>
-                <w:szCs w:val="23"/>
-              </w:rPr>
-              <w:t>’</w:t>
-            </w:r>
-            <w:r>
-              <w:rPr>
-                <w:b/>
-                <w:bCs/>
                 <w:sz w:val="23"/>
                 <w:szCs w:val="23"/>
               </w:rPr>
@@ -16109,47 +16617,17 @@
                 <w:sz w:val="23"/>
                 <w:szCs w:val="23"/>
               </w:rPr>
-              <w:t>a science-inspired improv group and show</w:t>
-            </w:r>
-            <w:r>
-              <w:rPr>
-                <w:sz w:val="23"/>
-                <w:szCs w:val="23"/>
-              </w:rPr>
-              <w:t xml:space="preserve">. </w:t>
-            </w:r>
-            <w:r>
-              <w:rPr>
-                <w:sz w:val="23"/>
-                <w:szCs w:val="23"/>
-              </w:rPr>
-              <w:t>T</w:t>
-            </w:r>
-            <w:r>
-              <w:rPr>
-                <w:sz w:val="23"/>
-                <w:szCs w:val="23"/>
-              </w:rPr>
-              <w:t>his project’s mission is to make neuroscience accessible and engaging through improv comedy. We interview scientists whose lives and work inspire our shows. Our shows aim to demystify</w:t>
-            </w:r>
-            <w:r>
-              <w:rPr>
-                <w:sz w:val="23"/>
-                <w:szCs w:val="23"/>
-              </w:rPr>
-              <w:t xml:space="preserve"> </w:t>
-            </w:r>
-            <w:r>
-              <w:rPr>
-                <w:sz w:val="23"/>
-                <w:szCs w:val="23"/>
-              </w:rPr>
-              <w:t>neuroscience, humanize scientists, and provide practical advice to young people interested in research</w:t>
-            </w:r>
-            <w:r>
-              <w:rPr>
-                <w:b/>
-                <w:bCs/>
+              <w:t xml:space="preserve">a science-inspired improv </w:t>
+            </w:r>
+            <w:r>
+              <w:rPr>
+                <w:sz w:val="23"/>
+                <w:szCs w:val="23"/>
+              </w:rPr>
+              <w:t>comedy show</w:t>
+            </w:r>
+            <w:r>
+              <w:rPr>
                 <w:sz w:val="23"/>
                 <w:szCs w:val="23"/>
               </w:rPr>
@@ -16339,7 +16817,21 @@
                 <w:sz w:val="23"/>
                 <w:szCs w:val="23"/>
               </w:rPr>
-              <w:t xml:space="preserve"> for over 10 years as a performer with various improv teams, including house teams at </w:t>
+              <w:t xml:space="preserve"> for over 10 years as a performer with various improv</w:t>
+            </w:r>
+            <w:r>
+              <w:rPr>
+                <w:sz w:val="23"/>
+                <w:szCs w:val="23"/>
+              </w:rPr>
+              <w:t xml:space="preserve"> comedy</w:t>
+            </w:r>
+            <w:r>
+              <w:rPr>
+                <w:sz w:val="23"/>
+                <w:szCs w:val="23"/>
+              </w:rPr>
+              <w:t xml:space="preserve"> teams, including house teams at </w:t>
             </w:r>
             <w:hyperlink r:id="rId17" w:history="1">
               <w:r>
@@ -16373,7 +16865,14 @@
                 <w:sz w:val="23"/>
                 <w:szCs w:val="23"/>
               </w:rPr>
-              <w:t xml:space="preserve"> (DC), and Laugh Index Theater (DC).</w:t>
+              <w:t xml:space="preserve"> (DC), and Laugh Index Theater (DC)</w:t>
+            </w:r>
+            <w:r>
+              <w:rPr>
+                <w:sz w:val="23"/>
+                <w:szCs w:val="23"/>
+              </w:rPr>
+              <w:t>.</w:t>
             </w:r>
           </w:p>
         </w:tc>
@@ -16841,6 +17340,14 @@
               </w:rPr>
               <w:t>Nominated by Zuckerman Institute’s 2022 writer-in-residence Claire Messud</w:t>
             </w:r>
+            <w:r>
+              <w:rPr>
+                <w:color w:val="000000" w:themeColor="text1"/>
+                <w:sz w:val="23"/>
+                <w:szCs w:val="23"/>
+              </w:rPr>
+              <w:t>.</w:t>
+            </w:r>
           </w:p>
         </w:tc>
       </w:tr>
@@ -17053,22 +17560,27 @@
           <w:p>
             <w:pPr>
               <w:pStyle w:val="NormalWeb"/>
-            </w:pPr>
-            <w:r>
               <w:rPr>
                 <w:rFonts w:ascii="Arial" w:hAnsi="Arial" w:cs="Arial"/>
-                <w:b/>
-                <w:bCs/>
-                <w:sz w:val="22"/>
-                <w:szCs w:val="22"/>
+                <w:sz w:val="23"/>
+                <w:szCs w:val="23"/>
+              </w:rPr>
+            </w:pPr>
+            <w:r>
+              <w:rPr>
+                <w:rFonts w:ascii="Arial" w:hAnsi="Arial" w:cs="Arial"/>
+                <w:b/>
+                <w:bCs/>
+                <w:sz w:val="23"/>
+                <w:szCs w:val="23"/>
               </w:rPr>
               <w:t xml:space="preserve">Invited Guest Scientist (Science &amp; Public Engagement, New York, NY) </w:t>
             </w:r>
             <w:r>
               <w:rPr>
-                <w:rFonts w:ascii="ArialMT" w:hAnsi="ArialMT"/>
-                <w:sz w:val="22"/>
-                <w:szCs w:val="22"/>
+                <w:rFonts w:ascii="Arial" w:hAnsi="Arial" w:cs="Arial"/>
+                <w:sz w:val="23"/>
+                <w:szCs w:val="23"/>
               </w:rPr>
               <w:t xml:space="preserve">Featured in a range of NYC science communication events, including </w:t>
             </w:r>
@@ -17077,24 +17589,24 @@
                 <w:rFonts w:ascii="Arial" w:hAnsi="Arial" w:cs="Arial"/>
                 <w:i/>
                 <w:iCs/>
-                <w:sz w:val="22"/>
-                <w:szCs w:val="22"/>
+                <w:sz w:val="23"/>
+                <w:szCs w:val="23"/>
               </w:rPr>
               <w:t>Story Collider</w:t>
             </w:r>
             <w:r>
               <w:rPr>
                 <w:rFonts w:ascii="Arial" w:hAnsi="Arial" w:cs="Arial"/>
-                <w:sz w:val="22"/>
-                <w:szCs w:val="22"/>
+                <w:sz w:val="23"/>
+                <w:szCs w:val="23"/>
               </w:rPr>
               <w:t xml:space="preserve"> podcast</w:t>
             </w:r>
             <w:r>
               <w:rPr>
-                <w:rFonts w:ascii="ArialMT" w:hAnsi="ArialMT"/>
-                <w:sz w:val="22"/>
-                <w:szCs w:val="22"/>
+                <w:rFonts w:ascii="Arial" w:hAnsi="Arial" w:cs="Arial"/>
+                <w:sz w:val="23"/>
+                <w:szCs w:val="23"/>
               </w:rPr>
               <w:t xml:space="preserve">, the National Jazz Museum’s </w:t>
             </w:r>
@@ -17103,16 +17615,16 @@
                 <w:rFonts w:ascii="Arial" w:hAnsi="Arial" w:cs="Arial"/>
                 <w:i/>
                 <w:iCs/>
-                <w:sz w:val="22"/>
-                <w:szCs w:val="22"/>
+                <w:sz w:val="23"/>
+                <w:szCs w:val="23"/>
               </w:rPr>
               <w:t>Science and Jazz Talk Show</w:t>
             </w:r>
             <w:r>
               <w:rPr>
-                <w:rFonts w:ascii="ArialMT" w:hAnsi="ArialMT"/>
-                <w:sz w:val="22"/>
-                <w:szCs w:val="22"/>
+                <w:rFonts w:ascii="Arial" w:hAnsi="Arial" w:cs="Arial"/>
+                <w:sz w:val="23"/>
+                <w:szCs w:val="23"/>
               </w:rPr>
               <w:t xml:space="preserve">, and miscellaneous science-comedy variety shows. </w:t>
             </w:r>
@@ -17379,17 +17891,23 @@
         </w:tc>
       </w:tr>
       <w:tr>
+        <w:trPr>
+          <w:trHeight w:hRule="exact" w:val="99"/>
+        </w:trPr>
         <w:tc>
           <w:tcPr>
             <w:tcW w:w="2790" w:type="dxa"/>
           </w:tcPr>
           <w:p>
             <w:pPr>
-              <w:pStyle w:val="NormalWeb"/>
-              <w:rPr>
-                <w:rFonts w:ascii="Arial" w:hAnsi="Arial" w:cs="Arial"/>
-                <w:sz w:val="23"/>
-                <w:szCs w:val="23"/>
+              <w:spacing w:line="240" w:lineRule="auto"/>
+              <w:ind w:left="0" w:firstLine="0"/>
+              <w:jc w:val="center"/>
+              <w:rPr>
+                <w:b/>
+                <w:bCs/>
+                <w:sz w:val="22"/>
+                <w:szCs w:val="22"/>
               </w:rPr>
             </w:pPr>
           </w:p>
@@ -17403,87 +17921,50 @@
               <w:spacing w:line="240" w:lineRule="auto"/>
               <w:ind w:left="0" w:firstLine="0"/>
               <w:rPr>
-                <w:i/>
-                <w:iCs/>
-                <w:sz w:val="23"/>
-                <w:szCs w:val="23"/>
-              </w:rPr>
-            </w:pPr>
-            <w:r>
-              <w:rPr>
-                <w:noProof/>
-                <w:sz w:val="23"/>
-                <w:szCs w:val="23"/>
-              </w:rPr>
-              <mc:AlternateContent>
-                <mc:Choice Requires="wps">
-                  <w:drawing>
-                    <wp:anchor distT="0" distB="0" distL="114300" distR="114300" simplePos="0" relativeHeight="251865088" behindDoc="0" locked="0" layoutInCell="1" allowOverlap="1" wp14:anchorId="2ABCD059" wp14:editId="45B239A7">
-                      <wp:simplePos x="0" y="0"/>
-                      <wp:positionH relativeFrom="column">
-                        <wp:posOffset>-2106931</wp:posOffset>
-                      </wp:positionH>
-                      <wp:positionV relativeFrom="paragraph">
-                        <wp:posOffset>172720</wp:posOffset>
-                      </wp:positionV>
-                      <wp:extent cx="7826375" cy="0"/>
-                      <wp:effectExtent l="12700" t="12700" r="9525" b="25400"/>
-                      <wp:wrapNone/>
-                      <wp:docPr id="956516451" name="Straight Connector 6"/>
-                      <wp:cNvGraphicFramePr/>
-                      <a:graphic xmlns:a="http://schemas.openxmlformats.org/drawingml/2006/main">
-                        <a:graphicData uri="http://schemas.microsoft.com/office/word/2010/wordprocessingShape">
-                          <wps:wsp>
-                            <wps:cNvCnPr/>
-                            <wps:spPr>
-                              <a:xfrm flipH="1">
-                                <a:off x="0" y="0"/>
-                                <a:ext cx="7826375" cy="0"/>
-                              </a:xfrm>
-                              <a:prstGeom prst="line">
-                                <a:avLst/>
-                              </a:prstGeom>
-                              <a:ln w="38100">
-                                <a:solidFill>
-                                  <a:srgbClr val="727272"/>
-                                </a:solidFill>
-                              </a:ln>
-                            </wps:spPr>
-                            <wps:style>
-                              <a:lnRef idx="1">
-                                <a:schemeClr val="accent2"/>
-                              </a:lnRef>
-                              <a:fillRef idx="0">
-                                <a:schemeClr val="accent2"/>
-                              </a:fillRef>
-                              <a:effectRef idx="0">
-                                <a:schemeClr val="accent2"/>
-                              </a:effectRef>
-                              <a:fontRef idx="minor">
-                                <a:schemeClr val="tx1"/>
-                              </a:fontRef>
-                            </wps:style>
-                            <wps:bodyPr/>
-                          </wps:wsp>
-                        </a:graphicData>
-                      </a:graphic>
-                      <wp14:sizeRelH relativeFrom="margin">
-                        <wp14:pctWidth>0</wp14:pctWidth>
-                      </wp14:sizeRelH>
-                      <wp14:sizeRelV relativeFrom="margin">
-                        <wp14:pctHeight>0</wp14:pctHeight>
-                      </wp14:sizeRelV>
-                    </wp:anchor>
-                  </w:drawing>
-                </mc:Choice>
-                <mc:Fallback>
-                  <w:pict>
-                    <v:line w14:anchorId="13E73A3B" id="Straight Connector 6" o:spid="_x0000_s1026" style="position:absolute;flip:x;z-index:251865088;visibility:visible;mso-wrap-style:square;mso-width-percent:0;mso-height-percent:0;mso-wrap-distance-left:9pt;mso-wrap-distance-top:0;mso-wrap-distance-right:9pt;mso-wrap-distance-bottom:0;mso-position-horizontal:absolute;mso-position-horizontal-relative:text;mso-position-vertical:absolute;mso-position-vertical-relative:text;mso-width-percent:0;mso-height-percent:0;mso-width-relative:margin;mso-height-relative:margin" from="-165.9pt,13.6pt" to="450.35pt,13.6pt" o:gfxdata="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" strokecolor="#727272" strokeweight="3pt">
-                      <v:stroke joinstyle="miter"/>
-                    </v:line>
-                  </w:pict>
-                </mc:Fallback>
-              </mc:AlternateContent>
+                <w:sz w:val="22"/>
+                <w:szCs w:val="22"/>
+              </w:rPr>
+            </w:pPr>
+          </w:p>
+          <w:p>
+            <w:pPr>
+              <w:rPr>
+                <w:sz w:val="22"/>
+                <w:szCs w:val="22"/>
+              </w:rPr>
+            </w:pPr>
+          </w:p>
+          <w:p>
+            <w:pPr>
+              <w:tabs>
+                <w:tab w:val="left" w:pos="2238"/>
+                <w:tab w:val="right" w:pos="7254"/>
+              </w:tabs>
+              <w:rPr>
+                <w:sz w:val="22"/>
+                <w:szCs w:val="22"/>
+              </w:rPr>
+            </w:pPr>
+            <w:r>
+              <w:rPr>
+                <w:sz w:val="22"/>
+                <w:szCs w:val="22"/>
+              </w:rPr>
+              <w:tab/>
+            </w:r>
+            <w:r>
+              <w:rPr>
+                <w:sz w:val="22"/>
+                <w:szCs w:val="22"/>
+              </w:rPr>
+              <w:tab/>
+            </w:r>
+            <w:r>
+              <w:rPr>
+                <w:sz w:val="22"/>
+                <w:szCs w:val="22"/>
+              </w:rPr>
+              <w:tab/>
             </w:r>
           </w:p>
         </w:tc>
@@ -17555,6 +18036,9 @@
         </w:tc>
       </w:tr>
       <w:tr>
+        <w:trPr>
+          <w:trHeight w:val="1975"/>
+        </w:trPr>
         <w:tc>
           <w:tcPr>
             <w:tcW w:w="2880" w:type="dxa"/>
@@ -18184,6 +18668,158 @@
           <w:szCs w:val="22"/>
         </w:rPr>
       </w:pPr>
+      <w:r>
+        <w:rPr>
+          <w:noProof/>
+          <w:sz w:val="23"/>
+          <w:szCs w:val="23"/>
+        </w:rPr>
+        <mc:AlternateContent>
+          <mc:Choice Requires="wps">
+            <w:drawing>
+              <wp:anchor distT="0" distB="0" distL="114300" distR="114300" simplePos="0" relativeHeight="251519993" behindDoc="0" locked="0" layoutInCell="1" allowOverlap="1" wp14:anchorId="57141DC7" wp14:editId="5ED3C39E">
+                <wp:simplePos x="0" y="0"/>
+                <wp:positionH relativeFrom="column">
+                  <wp:posOffset>1257300</wp:posOffset>
+                </wp:positionH>
+                <wp:positionV relativeFrom="paragraph">
+                  <wp:posOffset>-6623544</wp:posOffset>
+                </wp:positionV>
+                <wp:extent cx="0" cy="6627989"/>
+                <wp:effectExtent l="12700" t="0" r="25400" b="27305"/>
+                <wp:wrapNone/>
+                <wp:docPr id="2006778525" name="Straight Connector 6"/>
+                <wp:cNvGraphicFramePr/>
+                <a:graphic xmlns:a="http://schemas.openxmlformats.org/drawingml/2006/main">
+                  <a:graphicData uri="http://schemas.microsoft.com/office/word/2010/wordprocessingShape">
+                    <wps:wsp>
+                      <wps:cNvCnPr/>
+                      <wps:spPr>
+                        <a:xfrm flipH="1">
+                          <a:off x="0" y="0"/>
+                          <a:ext cx="0" cy="6627989"/>
+                        </a:xfrm>
+                        <a:prstGeom prst="line">
+                          <a:avLst/>
+                        </a:prstGeom>
+                        <a:ln w="38100">
+                          <a:solidFill>
+                            <a:srgbClr val="727272"/>
+                          </a:solidFill>
+                        </a:ln>
+                      </wps:spPr>
+                      <wps:style>
+                        <a:lnRef idx="1">
+                          <a:schemeClr val="accent2"/>
+                        </a:lnRef>
+                        <a:fillRef idx="0">
+                          <a:schemeClr val="accent2"/>
+                        </a:fillRef>
+                        <a:effectRef idx="0">
+                          <a:schemeClr val="accent2"/>
+                        </a:effectRef>
+                        <a:fontRef idx="minor">
+                          <a:schemeClr val="tx1"/>
+                        </a:fontRef>
+                      </wps:style>
+                      <wps:bodyPr/>
+                    </wps:wsp>
+                  </a:graphicData>
+                </a:graphic>
+                <wp14:sizeRelH relativeFrom="margin">
+                  <wp14:pctWidth>0</wp14:pctWidth>
+                </wp14:sizeRelH>
+                <wp14:sizeRelV relativeFrom="margin">
+                  <wp14:pctHeight>0</wp14:pctHeight>
+                </wp14:sizeRelV>
+              </wp:anchor>
+            </w:drawing>
+          </mc:Choice>
+          <mc:Fallback>
+            <w:pict>
+              <v:line w14:anchorId="31D7E2C6" id="Straight Connector 6" o:spid="_x0000_s1026" style="position:absolute;flip:x;z-index:251519993;visibility:visible;mso-wrap-style:square;mso-width-percent:0;mso-height-percent:0;mso-wrap-distance-left:9pt;mso-wrap-distance-top:0;mso-wrap-distance-right:9pt;mso-wrap-distance-bottom:0;mso-position-horizontal:absolute;mso-position-horizontal-relative:text;mso-position-vertical:absolute;mso-position-vertical-relative:text;mso-width-percent:0;mso-height-percent:0;mso-width-relative:margin;mso-height-relative:margin" from="99pt,-521.55pt" to="99pt,.35pt" o:gfxdata="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" strokecolor="#727272" strokeweight="3pt">
+                <v:stroke joinstyle="miter"/>
+              </v:line>
+            </w:pict>
+          </mc:Fallback>
+        </mc:AlternateContent>
+      </w:r>
+      <w:r>
+        <w:rPr>
+          <w:noProof/>
+          <w:sz w:val="23"/>
+          <w:szCs w:val="23"/>
+        </w:rPr>
+        <mc:AlternateContent>
+          <mc:Choice Requires="wps">
+            <w:drawing>
+              <wp:anchor distT="0" distB="0" distL="114300" distR="114300" simplePos="0" relativeHeight="251865088" behindDoc="0" locked="0" layoutInCell="1" allowOverlap="1" wp14:anchorId="2ABCD059" wp14:editId="0168E789">
+                <wp:simplePos x="0" y="0"/>
+                <wp:positionH relativeFrom="column">
+                  <wp:posOffset>-683895</wp:posOffset>
+                </wp:positionH>
+                <wp:positionV relativeFrom="paragraph">
+                  <wp:posOffset>20059</wp:posOffset>
+                </wp:positionV>
+                <wp:extent cx="7826375" cy="0"/>
+                <wp:effectExtent l="12700" t="12700" r="9525" b="25400"/>
+                <wp:wrapNone/>
+                <wp:docPr id="956516451" name="Straight Connector 6"/>
+                <wp:cNvGraphicFramePr/>
+                <a:graphic xmlns:a="http://schemas.openxmlformats.org/drawingml/2006/main">
+                  <a:graphicData uri="http://schemas.microsoft.com/office/word/2010/wordprocessingShape">
+                    <wps:wsp>
+                      <wps:cNvCnPr/>
+                      <wps:spPr>
+                        <a:xfrm flipH="1">
+                          <a:off x="0" y="0"/>
+                          <a:ext cx="7826375" cy="0"/>
+                        </a:xfrm>
+                        <a:prstGeom prst="line">
+                          <a:avLst/>
+                        </a:prstGeom>
+                        <a:ln w="38100">
+                          <a:solidFill>
+                            <a:srgbClr val="727272"/>
+                          </a:solidFill>
+                        </a:ln>
+                      </wps:spPr>
+                      <wps:style>
+                        <a:lnRef idx="1">
+                          <a:schemeClr val="accent2"/>
+                        </a:lnRef>
+                        <a:fillRef idx="0">
+                          <a:schemeClr val="accent2"/>
+                        </a:fillRef>
+                        <a:effectRef idx="0">
+                          <a:schemeClr val="accent2"/>
+                        </a:effectRef>
+                        <a:fontRef idx="minor">
+                          <a:schemeClr val="tx1"/>
+                        </a:fontRef>
+                      </wps:style>
+                      <wps:bodyPr/>
+                    </wps:wsp>
+                  </a:graphicData>
+                </a:graphic>
+                <wp14:sizeRelH relativeFrom="margin">
+                  <wp14:pctWidth>0</wp14:pctWidth>
+                </wp14:sizeRelH>
+                <wp14:sizeRelV relativeFrom="margin">
+                  <wp14:pctHeight>0</wp14:pctHeight>
+                </wp14:sizeRelV>
+              </wp:anchor>
+            </w:drawing>
+          </mc:Choice>
+          <mc:Fallback>
+            <w:pict>
+              <v:line w14:anchorId="47873EB3" id="Straight Connector 6" o:spid="_x0000_s1026" style="position:absolute;flip:x;z-index:251865088;visibility:visible;mso-wrap-style:square;mso-width-percent:0;mso-height-percent:0;mso-wrap-distance-left:9pt;mso-wrap-distance-top:0;mso-wrap-distance-right:9pt;mso-wrap-distance-bottom:0;mso-position-horizontal:absolute;mso-position-horizontal-relative:text;mso-position-vertical:absolute;mso-position-vertical-relative:text;mso-width-percent:0;mso-height-percent:0;mso-width-relative:margin;mso-height-relative:margin" from="-53.85pt,1.6pt" to="562.4pt,1.6pt" o:gfxdata="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" strokecolor="#727272" strokeweight="3pt">
+                <v:stroke joinstyle="miter"/>
+              </v:line>
+            </w:pict>
+          </mc:Fallback>
+        </mc:AlternateContent>
+      </w:r>
     </w:p>
     <w:sectPr>
       <w:headerReference w:type="default" r:id="rId23"/>
@@ -18400,7 +19036,7 @@
         <w:iCs/>
         <w:color w:val="000000" w:themeColor="text1"/>
       </w:rPr>
-      <w:t>April</w:t>
+      <w:t>July</w:t>
     </w:r>
     <w:r>
       <w:rPr>
@@ -18648,7 +19284,7 @@
         <w:i/>
         <w:iCs/>
       </w:rPr>
-      <w:t>A</w:t>
+      <w:t>July</w:t>
     </w:r>
     <w:r>
       <w:rPr>
@@ -20330,7 +20966,7 @@
   <w:style w:type="paragraph" w:default="1" w:styleId="Normal">
     <w:name w:val="Normal"/>
     <w:qFormat/>
-    <w:rsid w:val="0058581B"/>
+    <w:rsid w:val="0059231C"/>
     <w:pPr>
       <w:spacing w:after="5" w:line="248" w:lineRule="auto"/>
       <w:ind w:left="190" w:hanging="10"/>
@@ -20390,7 +21026,6 @@
   <w:style w:type="character" w:default="1" w:styleId="DefaultParagraphFont">
     <w:name w:val="Default Paragraph Font"/>
     <w:uiPriority w:val="1"/>
-    <w:semiHidden/>
     <w:unhideWhenUsed/>
   </w:style>
   <w:style w:type="table" w:default="1" w:styleId="TableNormal">
